--- a/report/WattWise_Report.docx
+++ b/report/WattWise_Report.docx
@@ -1,6 +1,6 @@
 
 <file path=word/document.xml><?xml version="1.0" encoding="utf-8"?>
-<w:document xmlns:wpc="http://schemas.microsoft.com/office/word/2010/wordprocessingCanvas" xmlns:cx="http://schemas.microsoft.com/office/drawing/2014/chartex" xmlns:cx1="http://schemas.microsoft.com/office/drawing/2015/9/8/chartex" xmlns:cx2="http://schemas.microsoft.com/office/drawing/2015/10/21/chartex" xmlns:cx3="http://schemas.microsoft.com/office/drawing/2016/5/9/chartex" xmlns:cx4="http://schemas.microsoft.com/office/drawing/2016/5/10/chartex" xmlns:cx5="http://schemas.microsoft.com/office/drawing/2016/5/11/chartex" xmlns:cx6="http://schemas.microsoft.com/office/drawing/2016/5/12/chartex" xmlns:cx7="http://schemas.microsoft.com/office/drawing/2016/5/13/chartex" xmlns:cx8="http://schemas.microsoft.com/office/drawing/2016/5/14/chartex" xmlns:mc="http://schemas.openxmlformats.org/markup-compatibility/2006" xmlns:aink="http://schemas.microsoft.com/office/drawing/2016/ink" xmlns:am3d="http://schemas.microsoft.com/office/drawing/2017/model3d" xmlns:o="urn:schemas-microsoft-com:office:office" xmlns:oel="http://schemas.microsoft.com/office/2019/extlst" xmlns:r="http://schemas.openxmlformats.org/officeDocument/2006/relationships" xmlns:m="http://schemas.openxmlformats.org/officeDocument/2006/math" xmlns:v="urn:schemas-microsoft-com:vml" xmlns:wp14="http://schemas.microsoft.com/office/word/2010/wordprocessingDrawing" xmlns:wp="http://schemas.openxmlformats.org/drawingml/2006/wordprocessingDrawing" xmlns:w10="urn:schemas-microsoft-com:office:word" xmlns:w="http://schemas.openxmlformats.org/wordprocessingml/2006/main" xmlns:w14="http://schemas.microsoft.com/office/word/2010/wordml" xmlns:w15="http://schemas.microsoft.com/office/word/2012/wordml" xmlns:w16cex="http://schemas.microsoft.com/office/word/2018/wordml/cex" xmlns:w16cid="http://schemas.microsoft.com/office/word/2016/wordml/cid" xmlns:w16="http://schemas.microsoft.com/office/word/2018/wordml" xmlns:w16du="http://schemas.microsoft.com/office/word/2023/wordml/word16du" xmlns:w16sdtdh="http://schemas.microsoft.com/office/word/2020/wordml/sdtdatahash" xmlns:w16sdtfl="http://schemas.microsoft.com/office/word/2024/wordml/sdtformatlock" xmlns:w16se="http://schemas.microsoft.com/office/word/2015/wordml/symex" xmlns:wpg="http://schemas.microsoft.com/office/word/2010/wordprocessingGroup" xmlns:wpi="http://schemas.microsoft.com/office/word/2010/wordprocessingInk" xmlns:wne="http://schemas.microsoft.com/office/word/2006/wordml" xmlns:wps="http://schemas.microsoft.com/office/word/2010/wordprocessingShape" mc:Ignorable="w14 w15 w16se w16cid w16 w16cex w16sdtdh w16sdtfl w16du wp14">
+<w:document xmlns:wpc="http://schemas.microsoft.com/office/word/2010/wordprocessingCanvas" xmlns:cx="http://schemas.microsoft.com/office/drawing/2014/chartex" xmlns:cx1="http://schemas.microsoft.com/office/drawing/2015/9/8/chartex" xmlns:cx2="http://schemas.microsoft.com/office/drawing/2015/10/21/chartex" xmlns:cx3="http://schemas.microsoft.com/office/drawing/2016/5/9/chartex" xmlns:cx4="http://schemas.microsoft.com/office/drawing/2016/5/10/chartex" xmlns:cx5="http://schemas.microsoft.com/office/drawing/2016/5/11/chartex" xmlns:cx6="http://schemas.microsoft.com/office/drawing/2016/5/12/chartex" xmlns:cx7="http://schemas.microsoft.com/office/drawing/2016/5/13/chartex" xmlns:cx8="http://schemas.microsoft.com/office/drawing/2016/5/14/chartex" xmlns:mc="http://schemas.openxmlformats.org/markup-compatibility/2006" xmlns:aink="http://schemas.microsoft.com/office/drawing/2016/ink" xmlns:am3d="http://schemas.microsoft.com/office/drawing/2017/model3d" xmlns:o="urn:schemas-microsoft-com:office:office" xmlns:r="http://schemas.openxmlformats.org/officeDocument/2006/relationships" xmlns:m="http://schemas.openxmlformats.org/officeDocument/2006/math" xmlns:v="urn:schemas-microsoft-com:vml" xmlns:wp14="http://schemas.microsoft.com/office/word/2010/wordprocessingDrawing" xmlns:wp="http://schemas.openxmlformats.org/drawingml/2006/wordprocessingDrawing" xmlns:w10="urn:schemas-microsoft-com:office:word" xmlns:w="http://schemas.openxmlformats.org/wordprocessingml/2006/main" xmlns:w14="http://schemas.microsoft.com/office/word/2010/wordml" xmlns:w15="http://schemas.microsoft.com/office/word/2012/wordml" xmlns:w16cex="http://schemas.microsoft.com/office/word/2018/wordml/cex" xmlns:w16cid="http://schemas.microsoft.com/office/word/2016/wordml/cid" xmlns:w16="http://schemas.microsoft.com/office/word/2018/wordml" xmlns:w16sdtdh="http://schemas.microsoft.com/office/word/2020/wordml/sdtdatahash" xmlns:w16se="http://schemas.microsoft.com/office/word/2015/wordml/symex" xmlns:wpg="http://schemas.microsoft.com/office/word/2010/wordprocessingGroup" xmlns:wpi="http://schemas.microsoft.com/office/word/2010/wordprocessingInk" xmlns:wne="http://schemas.microsoft.com/office/word/2006/wordml" xmlns:wps="http://schemas.microsoft.com/office/word/2010/wordprocessingShape" mc:Ignorable="w14 w15 w16se w16cid w16 w16cex w16sdtdh wp14">
   <w:body>
     <w:p>
       <w:pPr>
@@ -33,24 +33,14 @@
       <w:pPr>
         <w:pStyle w:val="Author"/>
       </w:pPr>
-      <w:proofErr w:type="spellStart"/>
-      <w:r>
-        <w:t>Bimsara</w:t>
-      </w:r>
-      <w:proofErr w:type="spellEnd"/>
-      <w:r>
-        <w:t xml:space="preserve"> </w:t>
-      </w:r>
-      <w:proofErr w:type="gramStart"/>
+      <w:r>
+        <w:t xml:space="preserve">Bimsara </w:t>
+      </w:r>
       <w:r>
         <w:t>Sandaruwan</w:t>
       </w:r>
       <w:r>
-        <w:t xml:space="preserve"> — [</w:t>
-      </w:r>
-      <w:proofErr w:type="gramEnd"/>
-      <w:r>
-        <w:t>Student ID]</w:t>
+        <w:t xml:space="preserve"> — [Student ID]</w:t>
       </w:r>
     </w:p>
     <w:p>
@@ -80,6 +70,7 @@
           <w:docPartUnique/>
         </w:docPartObj>
       </w:sdtPr>
+      <w:sdtEndPr/>
       <w:sdtContent>
         <w:p>
           <w:pPr>
@@ -2218,24 +2209,24 @@
       <w:pPr>
         <w:pStyle w:val="Heading1"/>
       </w:pPr>
-      <w:bookmarkStart w:id="0" w:name="abstract"/>
-      <w:bookmarkStart w:id="1" w:name="_Toc242651617"/>
+      <w:bookmarkStart w:id="0" w:name="_Toc242651617"/>
+      <w:bookmarkStart w:id="1" w:name="abstract"/>
       <w:r>
         <w:t>Abstract</w:t>
       </w:r>
+      <w:bookmarkEnd w:id="0"/>
+    </w:p>
+    <w:p>
+      <w:pPr>
+        <w:pStyle w:val="FirstParagraph"/>
+      </w:pPr>
+      <w:r>
+        <w:t>A home with rooftop solar and a battery has to decide, every half hour, whether to charge the battery, discharge it into the house, or leave it alone. Under the Ceylon Electricity Board (CEB) optional domestic Time-of-Use (ToU) tariff, energy bought between 18:30 and 22:30 costs Rs 106/kWh, more than three times the Rs 33/kWh charged overnight, so the timing of those decisions directly changes the bill. We model this as a 48-stage sequential decision problem and instantiate it with five days of real 5-minute logs from a working solar + battery system in Horana, Sri Lanka. We solve it with an exact Dynamic Programming (DP) method and a Genetic Algorithm (GA) heuristic that share a single model and cost function, and compare them over battery sizes of 0, 2, 4 and 7 kWh. The DP finds the optimal schedule for the discretised model in about 1–2 s per day and cuts the mean daily energy bill from Rs 196.7 (no battery) to Rs 54.8 at 7 kWh, a 72 % saving. The GA always returns feasible schedules but stays 15–24 % above the DP optimum on average, and its gap grows to 486 % when the horizon is stretched to five days with the same budget. A further finding is that letting charge carry over between days cuts the five-day bill from Rs 274 to Rs 79, which is the largest saving still left on the table.</w:t>
+      </w:r>
+    </w:p>
+    <w:p>
+      <w:bookmarkStart w:id="2" w:name="introduction-and-problem-selection"/>
       <w:bookmarkEnd w:id="1"/>
-    </w:p>
-    <w:p>
-      <w:pPr>
-        <w:pStyle w:val="FirstParagraph"/>
-      </w:pPr>
-      <w:r>
-        <w:t>A home with rooftop solar and a battery has to decide, every half hour, whether to charge the battery, discharge it into the house, or leave it alone. Under the Ceylon Electricity Board (CEB) optional domestic Time-of-Use (ToU) tariff, energy bought between 18:30 and 22:30 costs Rs 106/kWh, more than three times the Rs 33/kWh charged overnight, so the timing of those decisions directly changes the bill. We model this as a 48-stage sequential decision problem and instantiate it with five days of real 5-minute logs from a working solar + battery system in Horana, Sri Lanka. We solve it with an exact Dynamic Programming (DP) method and a Genetic Algorithm (GA) heuristic that share a single model and cost function, and compare them over battery sizes of 0, 2, 4 and 7 kWh. The DP finds the optimal schedule for the discretised model in about 1–2 s per day and cuts the mean daily energy bill from Rs 196.7 (no battery) to Rs 54.8 at 7 kWh, a 72 % saving. The GA always returns feasible schedules but stays 15–24 % above the DP optimum on average, and its gap grows to 486 % when the horizon is stretched to five days with the same budget. A further finding is that letting charge carry over between days cuts the five-day bill from Rs 274 to Rs 79, which is the largest saving still left on the table.</w:t>
-      </w:r>
-    </w:p>
-    <w:p>
-      <w:bookmarkStart w:id="2" w:name="introduction-and-problem-selection"/>
-      <w:bookmarkEnd w:id="0"/>
       <w:r>
         <w:br w:type="page"/>
       </w:r>
@@ -2255,12 +2246,12 @@
       <w:pPr>
         <w:pStyle w:val="Heading2"/>
       </w:pPr>
-      <w:bookmarkStart w:id="4" w:name="context"/>
-      <w:bookmarkStart w:id="5" w:name="_Toc242651619"/>
+      <w:bookmarkStart w:id="4" w:name="_Toc242651619"/>
+      <w:bookmarkStart w:id="5" w:name="context"/>
       <w:r>
         <w:t>1.1 Context</w:t>
       </w:r>
-      <w:bookmarkEnd w:id="5"/>
+      <w:bookmarkEnd w:id="4"/>
     </w:p>
     <w:p>
       <w:pPr>
@@ -2678,13 +2669,13 @@
       <w:pPr>
         <w:pStyle w:val="Heading2"/>
       </w:pPr>
-      <w:bookmarkStart w:id="6" w:name="X7dfc426270acdd12a9c09cfb577a3fcf32bb848"/>
-      <w:bookmarkStart w:id="7" w:name="_Toc242651620"/>
-      <w:bookmarkEnd w:id="4"/>
+      <w:bookmarkStart w:id="6" w:name="_Toc242651620"/>
+      <w:bookmarkStart w:id="7" w:name="X7dfc426270acdd12a9c09cfb577a3fcf32bb848"/>
+      <w:bookmarkEnd w:id="5"/>
       <w:r>
         <w:t>1.2 Why this problem is realistic and non-trivial</w:t>
       </w:r>
-      <w:bookmarkEnd w:id="7"/>
+      <w:bookmarkEnd w:id="6"/>
     </w:p>
     <w:p>
       <w:pPr>
@@ -2964,13 +2955,13 @@
       <w:pPr>
         <w:pStyle w:val="Heading2"/>
       </w:pPr>
-      <w:bookmarkStart w:id="8" w:name="problem-class-and-complexity"/>
-      <w:bookmarkStart w:id="9" w:name="_Toc242651621"/>
-      <w:bookmarkEnd w:id="6"/>
+      <w:bookmarkStart w:id="8" w:name="_Toc242651621"/>
+      <w:bookmarkStart w:id="9" w:name="problem-class-and-complexity"/>
+      <w:bookmarkEnd w:id="7"/>
       <w:r>
         <w:t>1.3 Problem class and complexity</w:t>
       </w:r>
-      <w:bookmarkEnd w:id="9"/>
+      <w:bookmarkEnd w:id="8"/>
     </w:p>
     <w:p>
       <w:pPr>
@@ -3149,13 +3140,13 @@
       <w:pPr>
         <w:pStyle w:val="Heading2"/>
       </w:pPr>
-      <w:bookmarkStart w:id="10" w:name="objectives"/>
-      <w:bookmarkStart w:id="11" w:name="_Toc242651622"/>
-      <w:bookmarkEnd w:id="8"/>
+      <w:bookmarkStart w:id="10" w:name="_Toc242651622"/>
+      <w:bookmarkStart w:id="11" w:name="objectives"/>
+      <w:bookmarkEnd w:id="9"/>
       <w:r>
         <w:t>1.4 Objectives</w:t>
       </w:r>
-      <w:bookmarkEnd w:id="11"/>
+      <w:bookmarkEnd w:id="10"/>
     </w:p>
     <w:p>
       <w:pPr>
@@ -3209,25 +3200,25 @@
       <w:pPr>
         <w:pStyle w:val="Heading1"/>
       </w:pPr>
-      <w:bookmarkStart w:id="12" w:name="problem-and-data-description"/>
-      <w:bookmarkStart w:id="13" w:name="_Toc242651623"/>
+      <w:bookmarkStart w:id="12" w:name="_Toc242651623"/>
+      <w:bookmarkStart w:id="13" w:name="problem-and-data-description"/>
       <w:bookmarkEnd w:id="2"/>
-      <w:bookmarkEnd w:id="10"/>
+      <w:bookmarkEnd w:id="11"/>
       <w:r>
         <w:t>2. Problem and Data Description</w:t>
       </w:r>
-      <w:bookmarkEnd w:id="13"/>
+      <w:bookmarkEnd w:id="12"/>
     </w:p>
     <w:p>
       <w:pPr>
         <w:pStyle w:val="Heading2"/>
       </w:pPr>
-      <w:bookmarkStart w:id="14" w:name="data-source"/>
-      <w:bookmarkStart w:id="15" w:name="_Toc242651624"/>
+      <w:bookmarkStart w:id="14" w:name="_Toc242651624"/>
+      <w:bookmarkStart w:id="15" w:name="data-source"/>
       <w:r>
         <w:t>2.1 Data source</w:t>
       </w:r>
-      <w:bookmarkEnd w:id="15"/>
+      <w:bookmarkEnd w:id="14"/>
     </w:p>
     <w:p>
       <w:pPr>
@@ -3260,13 +3251,13 @@
       <w:pPr>
         <w:pStyle w:val="Heading2"/>
       </w:pPr>
-      <w:bookmarkStart w:id="16" w:name="cleaning-and-resampling"/>
-      <w:bookmarkStart w:id="17" w:name="_Toc242651625"/>
-      <w:bookmarkEnd w:id="14"/>
+      <w:bookmarkStart w:id="16" w:name="_Toc242651625"/>
+      <w:bookmarkStart w:id="17" w:name="cleaning-and-resampling"/>
+      <w:bookmarkEnd w:id="15"/>
       <w:r>
         <w:t>2.2 Cleaning and resampling</w:t>
       </w:r>
-      <w:bookmarkEnd w:id="17"/>
+      <w:bookmarkEnd w:id="16"/>
     </w:p>
     <w:p>
       <w:pPr>
@@ -4487,13 +4478,13 @@
       <w:pPr>
         <w:pStyle w:val="Heading2"/>
       </w:pPr>
-      <w:bookmarkStart w:id="18" w:name="battery-parameters-and-calibration"/>
-      <w:bookmarkStart w:id="19" w:name="_Toc242651626"/>
-      <w:bookmarkEnd w:id="16"/>
+      <w:bookmarkStart w:id="18" w:name="_Toc242651626"/>
+      <w:bookmarkStart w:id="19" w:name="battery-parameters-and-calibration"/>
+      <w:bookmarkEnd w:id="17"/>
       <w:r>
         <w:t>2.3 Battery parameters and calibration</w:t>
       </w:r>
-      <w:bookmarkEnd w:id="19"/>
+      <w:bookmarkEnd w:id="18"/>
     </w:p>
     <w:p>
       <w:pPr>
@@ -4593,14 +4584,14 @@
       <w:pPr>
         <w:pStyle w:val="Heading2"/>
       </w:pPr>
-      <w:bookmarkStart w:id="20" w:name="scope-and-the-capacity-sweep"/>
-      <w:bookmarkStart w:id="21" w:name="_Toc242651627"/>
-      <w:bookmarkEnd w:id="18"/>
+      <w:bookmarkStart w:id="20" w:name="_Toc242651627"/>
+      <w:bookmarkStart w:id="21" w:name="scope-and-the-capacity-sweep"/>
+      <w:bookmarkEnd w:id="19"/>
       <w:r>
         <w:lastRenderedPageBreak/>
         <w:t>2.4 Scope and the capacity sweep</w:t>
       </w:r>
-      <w:bookmarkEnd w:id="21"/>
+      <w:bookmarkEnd w:id="20"/>
     </w:p>
     <w:p>
       <w:pPr>
@@ -4734,117 +4725,4481 @@
       <w:pPr>
         <w:pStyle w:val="Heading1"/>
       </w:pPr>
-      <w:bookmarkStart w:id="22" w:name="mathematical-formulation"/>
-      <w:bookmarkStart w:id="23" w:name="_Toc242651628"/>
-      <w:bookmarkEnd w:id="12"/>
-      <w:bookmarkEnd w:id="20"/>
+      <w:bookmarkStart w:id="22" w:name="_Toc242651628"/>
+      <w:bookmarkStart w:id="23" w:name="mathematical-formulation"/>
+      <w:bookmarkEnd w:id="13"/>
+      <w:bookmarkEnd w:id="21"/>
       <w:r>
         <w:t>3. Mathematical Formulation</w:t>
       </w:r>
+      <w:bookmarkEnd w:id="22"/>
+    </w:p>
+    <w:p>
+      <w:pPr>
+        <w:pStyle w:val="BodyText"/>
+      </w:pPr>
+      <w:bookmarkStart w:id="24" w:name="_Toc242651629"/>
+      <w:bookmarkStart w:id="25" w:name="optimization-methods"/>
       <w:bookmarkEnd w:id="23"/>
-    </w:p>
-    <w:p>
-      <w:pPr>
-        <w:pStyle w:val="Placeholder"/>
-      </w:pPr>
-      <w:r>
-        <w:t>[BIMSARA — write this section, about 1.5–2 pages. Delete this box when done.]</w:t>
-      </w:r>
-    </w:p>
-    <w:p>
-      <w:pPr>
-        <w:pStyle w:val="Placeholder"/>
-      </w:pPr>
-      <w:r>
-        <w:t>Must cover (source of truth: src/model.py and the README “Model assumptions” table — reword, don’t paste):</w:t>
-      </w:r>
-    </w:p>
-    <w:p>
-      <w:pPr>
-        <w:pStyle w:val="Placeholder"/>
-      </w:pPr>
-      <w:r>
-        <w:t>(a) Sets and indices: slots t = 0…T−1, T = 48, Δt = 0.5 h; the capacity sweep C ∈ {0, 2, 4, 7}.</w:t>
-      </w:r>
-    </w:p>
-    <w:p>
-      <w:pPr>
-        <w:pStyle w:val="Placeholder"/>
-      </w:pPr>
-      <w:r>
-        <w:t>(b) Parameter table: d_t, g_t, p_t (Table 1), C, SoC_min = 0.2C, R_c = 2.2 kW, R_d = 2.5 kW, η_c = η_d = 0.91 (cite Section 2.3).</w:t>
-      </w:r>
-    </w:p>
-    <w:p>
-      <w:pPr>
-        <w:pStyle w:val="Placeholder"/>
-      </w:pPr>
-      <w:r>
-        <w:t>(c) Decision variable a_t (house-side kWh; + discharge, − charge) and state variable SoC_t.</w:t>
-      </w:r>
-    </w:p>
-    <w:p>
-      <w:pPr>
-        <w:pStyle w:val="Placeholder"/>
-      </w:pPr>
-      <w:r>
-        <w:t>(d) Objective: minimise Σ_t p_t · max(0, d_t − g_t − a_t). Explain that grid import is a definition, not a constraint.</w:t>
-      </w:r>
-    </w:p>
-    <w:p>
-      <w:pPr>
-        <w:pStyle w:val="Placeholder"/>
-      </w:pPr>
-      <w:r>
-        <w:t>(e) Constraints, each numbered so Section 4 can refer to them: rate limits −R_cΔt ≤ a_t ≤ R_dΔt; no export a_t ≤ max(0, d_t − g_t); SoC dynamics (discharge SoC_{t+1} = SoC_t − a_t/η_d, charge SoC_{t+1} = SoC_t + η_c|a_t|); SoC bounds 0.2C ≤ SoC_t ≤ C; initial SoC_0 = 0.2C; no value for energy left at the end.</w:t>
-      </w:r>
-    </w:p>
-    <w:p>
-      <w:pPr>
-        <w:pStyle w:val="Placeholder"/>
-      </w:pPr>
-      <w:r>
-        <w:t>(f) Assumptions table: curtailment of unused surplus, grid charging allowed, each day independent, perfect forecast of d_t and g_t (deterministic).</w:t>
-      </w:r>
-    </w:p>
-    <w:p>
-      <w:pPr>
-        <w:pStyle w:val="Placeholder"/>
-      </w:pPr>
-      <w:r>
-        <w:t>(g) One short paragraph on problem class: max() and the two-sided SoC rule are non-linear but can be linearised into an LP/MILP; link to Section 1.3.</w:t>
-      </w:r>
-    </w:p>
-    <w:p>
-      <w:pPr>
-        <w:pStyle w:val="Placeholder"/>
-      </w:pPr>
-      <w:r>
-        <w:t>Tip: use Word’s equation editor (Alt + =) so the equations match the DP equations in Section 4.1.</w:t>
+      <w:r>
+        <w:t>First, we model a single data battery operation</w:t>
+      </w:r>
+      <w:r>
+        <w:t xml:space="preserve"> (charge &amp; discharge)</w:t>
+      </w:r>
+      <w:r>
+        <w:t xml:space="preserve"> a</w:t>
+      </w:r>
+      <w:r>
+        <w:t>s a deterministic</w:t>
+      </w:r>
+      <w:r>
+        <w:t xml:space="preserve"> optimization problem with 48 half-hour time steps.</w:t>
+      </w:r>
+      <w:r>
+        <w:t xml:space="preserve"> </w:t>
+      </w:r>
+      <w:r>
+        <w:t>This formulation is shared by both methods: the DP (Section 4.1) and the GA (Section 4.2) optimize the same objective subjective to the same constraints.</w:t>
+      </w:r>
+    </w:p>
+    <w:p>
+      <w:pPr>
+        <w:pStyle w:val="BodyText"/>
+        <w:rPr>
+          <w:sz w:val="8"/>
+          <w:szCs w:val="8"/>
+        </w:rPr>
+      </w:pPr>
+    </w:p>
+    <w:p>
+      <w:pPr>
+        <w:pStyle w:val="Heading2"/>
+      </w:pPr>
+      <w:r>
+        <w:t>3.1 Sets and indices</w:t>
+      </w:r>
+    </w:p>
+    <w:p>
+      <w:pPr>
+        <w:pStyle w:val="BodyText"/>
+      </w:pPr>
+      <w:r>
+        <w:t>The day is divided into equal time slots.</w:t>
+      </w:r>
+    </w:p>
+    <w:tbl>
+      <w:tblPr>
+        <w:tblStyle w:val="PlainTable2"/>
+        <w:tblW w:w="9599" w:type="dxa"/>
+        <w:tblLook w:val="04A0" w:firstRow="1" w:lastRow="0" w:firstColumn="1" w:lastColumn="0" w:noHBand="0" w:noVBand="1"/>
+      </w:tblPr>
+      <w:tblGrid>
+        <w:gridCol w:w="2628"/>
+        <w:gridCol w:w="6971"/>
+      </w:tblGrid>
+      <w:tr>
+        <w:trPr>
+          <w:cnfStyle w:val="100000000000" w:firstRow="1" w:lastRow="0" w:firstColumn="0" w:lastColumn="0" w:oddVBand="0" w:evenVBand="0" w:oddHBand="0" w:evenHBand="0" w:firstRowFirstColumn="0" w:firstRowLastColumn="0" w:lastRowFirstColumn="0" w:lastRowLastColumn="0"/>
+          <w:trHeight w:val="746"/>
+        </w:trPr>
+        <w:tc>
+          <w:tcPr>
+            <w:cnfStyle w:val="001000000000" w:firstRow="0" w:lastRow="0" w:firstColumn="1" w:lastColumn="0" w:oddVBand="0" w:evenVBand="0" w:oddHBand="0" w:evenHBand="0" w:firstRowFirstColumn="0" w:firstRowLastColumn="0" w:lastRowFirstColumn="0" w:lastRowLastColumn="0"/>
+            <w:tcW w:w="2628" w:type="dxa"/>
+          </w:tcPr>
+          <w:p>
+            <w:pPr>
+              <w:pStyle w:val="BodyText"/>
+              <w:rPr>
+                <w:b w:val="0"/>
+                <w:bCs w:val="0"/>
+              </w:rPr>
+            </w:pPr>
+          </w:p>
+          <w:p>
+            <w:pPr>
+              <w:pStyle w:val="BodyText"/>
+              <w:rPr>
+                <w:b w:val="0"/>
+                <w:bCs w:val="0"/>
+              </w:rPr>
+            </w:pPr>
+            <m:oMathPara>
+              <m:oMath>
+                <m:r>
+                  <m:rPr>
+                    <m:sty m:val="bi"/>
+                  </m:rPr>
+                  <w:rPr>
+                    <w:rFonts w:ascii="Cambria Math" w:hAnsi="Cambria Math"/>
+                  </w:rPr>
+                  <m:t>t ∈ {0, 1, …, T-1}</m:t>
+                </m:r>
+              </m:oMath>
+            </m:oMathPara>
+          </w:p>
+        </w:tc>
+        <w:tc>
+          <w:tcPr>
+            <w:tcW w:w="6971" w:type="dxa"/>
+          </w:tcPr>
+          <w:p>
+            <w:pPr>
+              <w:pStyle w:val="BodyText"/>
+              <w:cnfStyle w:val="100000000000" w:firstRow="1" w:lastRow="0" w:firstColumn="0" w:lastColumn="0" w:oddVBand="0" w:evenVBand="0" w:oddHBand="0" w:evenHBand="0" w:firstRowFirstColumn="0" w:firstRowLastColumn="0" w:lastRowFirstColumn="0" w:lastRowLastColumn="0"/>
+            </w:pPr>
+          </w:p>
+          <w:p>
+            <w:pPr>
+              <w:pStyle w:val="BodyText"/>
+              <w:cnfStyle w:val="100000000000" w:firstRow="1" w:lastRow="0" w:firstColumn="0" w:lastColumn="0" w:oddVBand="0" w:evenVBand="0" w:oddHBand="0" w:evenHBand="0" w:firstRowFirstColumn="0" w:firstRowLastColumn="0" w:lastRowFirstColumn="0" w:lastRowLastColumn="0"/>
+              <w:rPr>
+                <w:b w:val="0"/>
+                <w:bCs w:val="0"/>
+              </w:rPr>
+            </w:pPr>
+            <w:r>
+              <w:rPr>
+                <w:b w:val="0"/>
+                <w:bCs w:val="0"/>
+              </w:rPr>
+              <w:t>T</w:t>
+            </w:r>
+            <w:r>
+              <w:rPr>
+                <w:b w:val="0"/>
+                <w:bCs w:val="0"/>
+              </w:rPr>
+              <w:t xml:space="preserve">he slot index, with </w:t>
+            </w:r>
+            <m:oMath>
+              <m:r>
+                <m:rPr>
+                  <m:sty m:val="bi"/>
+                </m:rPr>
+                <w:rPr>
+                  <w:rFonts w:ascii="Cambria Math" w:hAnsi="Cambria Math"/>
+                </w:rPr>
+                <m:t>T = 48</m:t>
+              </m:r>
+            </m:oMath>
+            <w:r>
+              <w:rPr>
+                <w:b w:val="0"/>
+                <w:bCs w:val="0"/>
+              </w:rPr>
+              <w:t xml:space="preserve"> and slot length </w:t>
+            </w:r>
+            <m:oMath>
+              <m:r>
+                <m:rPr>
+                  <m:sty m:val="bi"/>
+                </m:rPr>
+                <w:rPr>
+                  <w:rFonts w:ascii="Cambria Math" w:hAnsi="Cambria Math"/>
+                </w:rPr>
+                <m:t>Δt = 0.5 h</m:t>
+              </m:r>
+            </m:oMath>
+            <w:r>
+              <w:rPr>
+                <w:b w:val="0"/>
+                <w:bCs w:val="0"/>
+              </w:rPr>
+              <w:t>.</w:t>
+            </w:r>
+          </w:p>
+        </w:tc>
+      </w:tr>
+      <w:tr>
+        <w:trPr>
+          <w:cnfStyle w:val="000000100000" w:firstRow="0" w:lastRow="0" w:firstColumn="0" w:lastColumn="0" w:oddVBand="0" w:evenVBand="0" w:oddHBand="1" w:evenHBand="0" w:firstRowFirstColumn="0" w:firstRowLastColumn="0" w:lastRowFirstColumn="0" w:lastRowLastColumn="0"/>
+          <w:trHeight w:val="791"/>
+        </w:trPr>
+        <w:tc>
+          <w:tcPr>
+            <w:cnfStyle w:val="001000000000" w:firstRow="0" w:lastRow="0" w:firstColumn="1" w:lastColumn="0" w:oddVBand="0" w:evenVBand="0" w:oddHBand="0" w:evenHBand="0" w:firstRowFirstColumn="0" w:firstRowLastColumn="0" w:lastRowFirstColumn="0" w:lastRowLastColumn="0"/>
+            <w:tcW w:w="2628" w:type="dxa"/>
+          </w:tcPr>
+          <w:p>
+            <w:pPr>
+              <w:pStyle w:val="BodyText"/>
+              <w:rPr>
+                <w:b w:val="0"/>
+                <w:bCs w:val="0"/>
+              </w:rPr>
+            </w:pPr>
+          </w:p>
+          <w:p>
+            <w:pPr>
+              <w:pStyle w:val="BodyText"/>
+              <w:rPr>
+                <w:b w:val="0"/>
+                <w:bCs w:val="0"/>
+              </w:rPr>
+            </w:pPr>
+            <m:oMathPara>
+              <m:oMath>
+                <m:r>
+                  <m:rPr>
+                    <m:sty m:val="bi"/>
+                  </m:rPr>
+                  <w:rPr>
+                    <w:rFonts w:ascii="Cambria Math" w:hAnsi="Cambria Math"/>
+                  </w:rPr>
+                  <m:t xml:space="preserve">C </m:t>
+                </m:r>
+                <m:r>
+                  <m:rPr>
+                    <m:sty m:val="bi"/>
+                  </m:rPr>
+                  <w:rPr>
+                    <w:rFonts w:ascii="Cambria Math" w:hAnsi="Cambria Math" w:cs="Cambria Math"/>
+                  </w:rPr>
+                  <m:t>∈</m:t>
+                </m:r>
+                <m:r>
+                  <m:rPr>
+                    <m:sty m:val="bi"/>
+                  </m:rPr>
+                  <w:rPr>
+                    <w:rFonts w:ascii="Cambria Math" w:hAnsi="Cambria Math"/>
+                  </w:rPr>
+                  <m:t xml:space="preserve"> </m:t>
+                </m:r>
+                <m:d>
+                  <m:dPr>
+                    <m:begChr m:val="{"/>
+                    <m:endChr m:val="}"/>
+                    <m:ctrlPr>
+                      <w:rPr>
+                        <w:rFonts w:ascii="Cambria Math" w:hAnsi="Cambria Math"/>
+                        <w:b w:val="0"/>
+                        <w:bCs w:val="0"/>
+                        <w:i/>
+                      </w:rPr>
+                    </m:ctrlPr>
+                  </m:dPr>
+                  <m:e>
+                    <m:r>
+                      <m:rPr>
+                        <m:sty m:val="bi"/>
+                      </m:rPr>
+                      <w:rPr>
+                        <w:rFonts w:ascii="Cambria Math" w:hAnsi="Cambria Math"/>
+                      </w:rPr>
+                      <m:t>0, 2, 4, 7</m:t>
+                    </m:r>
+                  </m:e>
+                </m:d>
+                <m:r>
+                  <m:rPr>
+                    <m:sty m:val="bi"/>
+                  </m:rPr>
+                  <w:rPr>
+                    <w:rFonts w:ascii="Cambria Math" w:hAnsi="Cambria Math"/>
+                  </w:rPr>
+                  <m:t xml:space="preserve"> kWh</m:t>
+                </m:r>
+              </m:oMath>
+            </m:oMathPara>
+          </w:p>
+        </w:tc>
+        <w:tc>
+          <w:tcPr>
+            <w:tcW w:w="6971" w:type="dxa"/>
+          </w:tcPr>
+          <w:p>
+            <w:pPr>
+              <w:pStyle w:val="BodyText"/>
+              <w:cnfStyle w:val="000000100000" w:firstRow="0" w:lastRow="0" w:firstColumn="0" w:lastColumn="0" w:oddVBand="0" w:evenVBand="0" w:oddHBand="1" w:evenHBand="0" w:firstRowFirstColumn="0" w:firstRowLastColumn="0" w:lastRowFirstColumn="0" w:lastRowLastColumn="0"/>
+              <w:rPr>
+                <w:sz w:val="10"/>
+                <w:szCs w:val="10"/>
+              </w:rPr>
+            </w:pPr>
+          </w:p>
+          <w:p>
+            <w:pPr>
+              <w:pStyle w:val="BodyText"/>
+              <w:cnfStyle w:val="000000100000" w:firstRow="0" w:lastRow="0" w:firstColumn="0" w:lastColumn="0" w:oddVBand="0" w:evenVBand="0" w:oddHBand="1" w:evenHBand="0" w:firstRowFirstColumn="0" w:firstRowLastColumn="0" w:lastRowFirstColumn="0" w:lastRowLastColumn="0"/>
+            </w:pPr>
+            <w:r>
+              <w:t>T</w:t>
+            </w:r>
+            <w:r>
+              <w:t>he battery capacity, treated as a swept parameter rather than a fixed constant (Section 2.4). C = 0 is the no-battery baseline.</w:t>
+            </w:r>
+          </w:p>
+        </w:tc>
+      </w:tr>
+    </w:tbl>
+    <w:p>
+      <w:pPr>
+        <w:pStyle w:val="BodyText"/>
+      </w:pPr>
+    </w:p>
+    <w:p>
+      <w:pPr>
+        <w:pStyle w:val="Heading2"/>
+      </w:pPr>
+      <w:r>
+        <w:t xml:space="preserve">3.2 </w:t>
+      </w:r>
+      <w:r>
+        <w:t>Parameters</w:t>
+      </w:r>
+    </w:p>
+    <w:p>
+      <w:pPr>
+        <w:pStyle w:val="BodyText"/>
+      </w:pPr>
+      <w:r>
+        <w:t>All parameters are fixed inputs, taken from the data (Section 2) or calibrated from the logs (Section 2.3).</w:t>
+      </w:r>
+      <w:r>
+        <w:t xml:space="preserve"> </w:t>
+      </w:r>
+    </w:p>
+    <w:tbl>
+      <w:tblPr>
+        <w:tblStyle w:val="PlainTable2"/>
+        <w:tblW w:w="9524" w:type="dxa"/>
+        <w:tblLook w:val="04A0" w:firstRow="1" w:lastRow="0" w:firstColumn="1" w:lastColumn="0" w:noHBand="0" w:noVBand="1"/>
+      </w:tblPr>
+      <w:tblGrid>
+        <w:gridCol w:w="2017"/>
+        <w:gridCol w:w="4616"/>
+        <w:gridCol w:w="2891"/>
+      </w:tblGrid>
+      <w:tr>
+        <w:trPr>
+          <w:cnfStyle w:val="100000000000" w:firstRow="1" w:lastRow="0" w:firstColumn="0" w:lastColumn="0" w:oddVBand="0" w:evenVBand="0" w:oddHBand="0" w:evenHBand="0" w:firstRowFirstColumn="0" w:firstRowLastColumn="0" w:lastRowFirstColumn="0" w:lastRowLastColumn="0"/>
+          <w:trHeight w:val="377"/>
+        </w:trPr>
+        <w:tc>
+          <w:tcPr>
+            <w:cnfStyle w:val="001000000000" w:firstRow="0" w:lastRow="0" w:firstColumn="1" w:lastColumn="0" w:oddVBand="0" w:evenVBand="0" w:oddHBand="0" w:evenHBand="0" w:firstRowFirstColumn="0" w:firstRowLastColumn="0" w:lastRowFirstColumn="0" w:lastRowLastColumn="0"/>
+            <w:tcW w:w="2017" w:type="dxa"/>
+          </w:tcPr>
+          <w:p>
+            <w:pPr>
+              <w:pStyle w:val="BodyText"/>
+              <w:jc w:val="center"/>
+              <w:rPr>
+                <w:i/>
+                <w:iCs/>
+              </w:rPr>
+            </w:pPr>
+            <w:r>
+              <w:rPr>
+                <w:i/>
+                <w:iCs/>
+              </w:rPr>
+              <w:t>Symbol</w:t>
+            </w:r>
+          </w:p>
+        </w:tc>
+        <w:tc>
+          <w:tcPr>
+            <w:tcW w:w="4616" w:type="dxa"/>
+          </w:tcPr>
+          <w:p>
+            <w:pPr>
+              <w:pStyle w:val="BodyText"/>
+              <w:jc w:val="center"/>
+              <w:cnfStyle w:val="100000000000" w:firstRow="1" w:lastRow="0" w:firstColumn="0" w:lastColumn="0" w:oddVBand="0" w:evenVBand="0" w:oddHBand="0" w:evenHBand="0" w:firstRowFirstColumn="0" w:firstRowLastColumn="0" w:lastRowFirstColumn="0" w:lastRowLastColumn="0"/>
+              <w:rPr>
+                <w:i/>
+                <w:iCs/>
+              </w:rPr>
+            </w:pPr>
+            <w:r>
+              <w:rPr>
+                <w:i/>
+                <w:iCs/>
+              </w:rPr>
+              <w:t>Meaning</w:t>
+            </w:r>
+          </w:p>
+        </w:tc>
+        <w:tc>
+          <w:tcPr>
+            <w:tcW w:w="2891" w:type="dxa"/>
+          </w:tcPr>
+          <w:p>
+            <w:pPr>
+              <w:pStyle w:val="BodyText"/>
+              <w:jc w:val="center"/>
+              <w:cnfStyle w:val="100000000000" w:firstRow="1" w:lastRow="0" w:firstColumn="0" w:lastColumn="0" w:oddVBand="0" w:evenVBand="0" w:oddHBand="0" w:evenHBand="0" w:firstRowFirstColumn="0" w:firstRowLastColumn="0" w:lastRowFirstColumn="0" w:lastRowLastColumn="0"/>
+              <w:rPr>
+                <w:i/>
+                <w:iCs/>
+              </w:rPr>
+            </w:pPr>
+            <w:r>
+              <w:rPr>
+                <w:i/>
+                <w:iCs/>
+              </w:rPr>
+              <w:t>Value / source</w:t>
+            </w:r>
+          </w:p>
+        </w:tc>
+      </w:tr>
+      <w:tr>
+        <w:trPr>
+          <w:cnfStyle w:val="000000100000" w:firstRow="0" w:lastRow="0" w:firstColumn="0" w:lastColumn="0" w:oddVBand="0" w:evenVBand="0" w:oddHBand="1" w:evenHBand="0" w:firstRowFirstColumn="0" w:firstRowLastColumn="0" w:lastRowFirstColumn="0" w:lastRowLastColumn="0"/>
+          <w:trHeight w:val="480"/>
+        </w:trPr>
+        <w:tc>
+          <w:tcPr>
+            <w:cnfStyle w:val="001000000000" w:firstRow="0" w:lastRow="0" w:firstColumn="1" w:lastColumn="0" w:oddVBand="0" w:evenVBand="0" w:oddHBand="0" w:evenHBand="0" w:firstRowFirstColumn="0" w:firstRowLastColumn="0" w:lastRowFirstColumn="0" w:lastRowLastColumn="0"/>
+            <w:tcW w:w="2017" w:type="dxa"/>
+          </w:tcPr>
+          <w:p>
+            <w:pPr>
+              <w:pStyle w:val="BodyText"/>
+            </w:pPr>
+            <m:oMathPara>
+              <m:oMath>
+                <m:sSub>
+                  <m:sSubPr>
+                    <m:ctrlPr>
+                      <w:rPr>
+                        <w:rFonts w:ascii="Cambria Math" w:hAnsi="Cambria Math"/>
+                        <w:i/>
+                      </w:rPr>
+                    </m:ctrlPr>
+                  </m:sSubPr>
+                  <m:e>
+                    <m:r>
+                      <m:rPr>
+                        <m:sty m:val="bi"/>
+                      </m:rPr>
+                      <w:rPr>
+                        <w:rFonts w:ascii="Cambria Math" w:hAnsi="Cambria Math"/>
+                      </w:rPr>
+                      <m:t>d</m:t>
+                    </m:r>
+                  </m:e>
+                  <m:sub>
+                    <m:r>
+                      <m:rPr>
+                        <m:sty m:val="bi"/>
+                      </m:rPr>
+                      <w:rPr>
+                        <w:rFonts w:ascii="Cambria Math" w:hAnsi="Cambria Math"/>
+                      </w:rPr>
+                      <m:t>t</m:t>
+                    </m:r>
+                  </m:sub>
+                </m:sSub>
+              </m:oMath>
+            </m:oMathPara>
+          </w:p>
+        </w:tc>
+        <w:tc>
+          <w:tcPr>
+            <w:tcW w:w="4616" w:type="dxa"/>
+          </w:tcPr>
+          <w:p>
+            <w:pPr>
+              <w:pStyle w:val="BodyText"/>
+              <w:cnfStyle w:val="000000100000" w:firstRow="0" w:lastRow="0" w:firstColumn="0" w:lastColumn="0" w:oddVBand="0" w:evenVBand="0" w:oddHBand="1" w:evenHBand="0" w:firstRowFirstColumn="0" w:firstRowLastColumn="0" w:lastRowFirstColumn="0" w:lastRowLastColumn="0"/>
+            </w:pPr>
+            <w:r>
+              <w:t>household load in slot t (kWh)</w:t>
+            </w:r>
+          </w:p>
+        </w:tc>
+        <w:tc>
+          <w:tcPr>
+            <w:tcW w:w="2891" w:type="dxa"/>
+          </w:tcPr>
+          <w:p>
+            <w:pPr>
+              <w:pStyle w:val="BodyText"/>
+              <w:cnfStyle w:val="000000100000" w:firstRow="0" w:lastRow="0" w:firstColumn="0" w:lastColumn="0" w:oddVBand="0" w:evenVBand="0" w:oddHBand="1" w:evenHBand="0" w:firstRowFirstColumn="0" w:firstRowLastColumn="0" w:lastRowFirstColumn="0" w:lastRowLastColumn="0"/>
+            </w:pPr>
+            <w:r>
+              <w:t>data</w:t>
+            </w:r>
+          </w:p>
+        </w:tc>
+      </w:tr>
+      <w:tr>
+        <w:trPr>
+          <w:trHeight w:val="465"/>
+        </w:trPr>
+        <w:tc>
+          <w:tcPr>
+            <w:cnfStyle w:val="001000000000" w:firstRow="0" w:lastRow="0" w:firstColumn="1" w:lastColumn="0" w:oddVBand="0" w:evenVBand="0" w:oddHBand="0" w:evenHBand="0" w:firstRowFirstColumn="0" w:firstRowLastColumn="0" w:lastRowFirstColumn="0" w:lastRowLastColumn="0"/>
+            <w:tcW w:w="2017" w:type="dxa"/>
+          </w:tcPr>
+          <w:p>
+            <w:pPr>
+              <w:pStyle w:val="BodyText"/>
+            </w:pPr>
+            <m:oMathPara>
+              <m:oMath>
+                <m:sSub>
+                  <m:sSubPr>
+                    <m:ctrlPr>
+                      <w:rPr>
+                        <w:rFonts w:ascii="Cambria Math" w:hAnsi="Cambria Math"/>
+                        <w:i/>
+                      </w:rPr>
+                    </m:ctrlPr>
+                  </m:sSubPr>
+                  <m:e>
+                    <m:r>
+                      <m:rPr>
+                        <m:sty m:val="bi"/>
+                      </m:rPr>
+                      <w:rPr>
+                        <w:rFonts w:ascii="Cambria Math" w:hAnsi="Cambria Math"/>
+                      </w:rPr>
+                      <m:t>g</m:t>
+                    </m:r>
+                  </m:e>
+                  <m:sub>
+                    <m:r>
+                      <m:rPr>
+                        <m:sty m:val="bi"/>
+                      </m:rPr>
+                      <w:rPr>
+                        <w:rFonts w:ascii="Cambria Math" w:hAnsi="Cambria Math"/>
+                      </w:rPr>
+                      <m:t>t</m:t>
+                    </m:r>
+                  </m:sub>
+                </m:sSub>
+              </m:oMath>
+            </m:oMathPara>
+          </w:p>
+        </w:tc>
+        <w:tc>
+          <w:tcPr>
+            <w:tcW w:w="4616" w:type="dxa"/>
+          </w:tcPr>
+          <w:p>
+            <w:pPr>
+              <w:pStyle w:val="BodyText"/>
+              <w:cnfStyle w:val="000000000000" w:firstRow="0" w:lastRow="0" w:firstColumn="0" w:lastColumn="0" w:oddVBand="0" w:evenVBand="0" w:oddHBand="0" w:evenHBand="0" w:firstRowFirstColumn="0" w:firstRowLastColumn="0" w:lastRowFirstColumn="0" w:lastRowLastColumn="0"/>
+            </w:pPr>
+            <w:r>
+              <w:t>solar production in slot t (kWh)</w:t>
+            </w:r>
+          </w:p>
+        </w:tc>
+        <w:tc>
+          <w:tcPr>
+            <w:tcW w:w="2891" w:type="dxa"/>
+          </w:tcPr>
+          <w:p>
+            <w:pPr>
+              <w:pStyle w:val="BodyText"/>
+              <w:cnfStyle w:val="000000000000" w:firstRow="0" w:lastRow="0" w:firstColumn="0" w:lastColumn="0" w:oddVBand="0" w:evenVBand="0" w:oddHBand="0" w:evenHBand="0" w:firstRowFirstColumn="0" w:firstRowLastColumn="0" w:lastRowFirstColumn="0" w:lastRowLastColumn="0"/>
+            </w:pPr>
+            <w:r>
+              <w:t>data</w:t>
+            </w:r>
+          </w:p>
+        </w:tc>
+      </w:tr>
+      <w:tr>
+        <w:trPr>
+          <w:cnfStyle w:val="000000100000" w:firstRow="0" w:lastRow="0" w:firstColumn="0" w:lastColumn="0" w:oddVBand="0" w:evenVBand="0" w:oddHBand="1" w:evenHBand="0" w:firstRowFirstColumn="0" w:firstRowLastColumn="0" w:lastRowFirstColumn="0" w:lastRowLastColumn="0"/>
+          <w:trHeight w:val="480"/>
+        </w:trPr>
+        <w:tc>
+          <w:tcPr>
+            <w:cnfStyle w:val="001000000000" w:firstRow="0" w:lastRow="0" w:firstColumn="1" w:lastColumn="0" w:oddVBand="0" w:evenVBand="0" w:oddHBand="0" w:evenHBand="0" w:firstRowFirstColumn="0" w:firstRowLastColumn="0" w:lastRowFirstColumn="0" w:lastRowLastColumn="0"/>
+            <w:tcW w:w="2017" w:type="dxa"/>
+          </w:tcPr>
+          <w:p>
+            <w:pPr>
+              <w:pStyle w:val="BodyText"/>
+            </w:pPr>
+            <m:oMathPara>
+              <m:oMath>
+                <m:sSub>
+                  <m:sSubPr>
+                    <m:ctrlPr>
+                      <w:rPr>
+                        <w:rFonts w:ascii="Cambria Math" w:hAnsi="Cambria Math"/>
+                        <w:i/>
+                      </w:rPr>
+                    </m:ctrlPr>
+                  </m:sSubPr>
+                  <m:e>
+                    <m:r>
+                      <m:rPr>
+                        <m:sty m:val="bi"/>
+                      </m:rPr>
+                      <w:rPr>
+                        <w:rFonts w:ascii="Cambria Math" w:hAnsi="Cambria Math"/>
+                      </w:rPr>
+                      <m:t>p</m:t>
+                    </m:r>
+                  </m:e>
+                  <m:sub>
+                    <m:r>
+                      <m:rPr>
+                        <m:sty m:val="bi"/>
+                      </m:rPr>
+                      <w:rPr>
+                        <w:rFonts w:ascii="Cambria Math" w:hAnsi="Cambria Math"/>
+                      </w:rPr>
+                      <m:t>t</m:t>
+                    </m:r>
+                  </m:sub>
+                </m:sSub>
+              </m:oMath>
+            </m:oMathPara>
+          </w:p>
+        </w:tc>
+        <w:tc>
+          <w:tcPr>
+            <w:tcW w:w="4616" w:type="dxa"/>
+          </w:tcPr>
+          <w:p>
+            <w:pPr>
+              <w:pStyle w:val="BodyText"/>
+              <w:cnfStyle w:val="000000100000" w:firstRow="0" w:lastRow="0" w:firstColumn="0" w:lastColumn="0" w:oddVBand="0" w:evenVBand="0" w:oddHBand="1" w:evenHBand="0" w:firstRowFirstColumn="0" w:firstRowLastColumn="0" w:lastRowFirstColumn="0" w:lastRowLastColumn="0"/>
+            </w:pPr>
+            <w:r>
+              <w:t>grid price in slot t (Rs/kWh)</w:t>
+            </w:r>
+          </w:p>
+        </w:tc>
+        <w:tc>
+          <w:tcPr>
+            <w:tcW w:w="2891" w:type="dxa"/>
+          </w:tcPr>
+          <w:p>
+            <w:pPr>
+              <w:pStyle w:val="BodyText"/>
+              <w:cnfStyle w:val="000000100000" w:firstRow="0" w:lastRow="0" w:firstColumn="0" w:lastColumn="0" w:oddVBand="0" w:evenVBand="0" w:oddHBand="1" w:evenHBand="0" w:firstRowFirstColumn="0" w:firstRowLastColumn="0" w:lastRowFirstColumn="0" w:lastRowLastColumn="0"/>
+            </w:pPr>
+            <w:r>
+              <w:t>Table 1 (33 / 47 / 106)</w:t>
+            </w:r>
+          </w:p>
+        </w:tc>
+      </w:tr>
+      <w:tr>
+        <w:trPr>
+          <w:trHeight w:val="480"/>
+        </w:trPr>
+        <w:tc>
+          <w:tcPr>
+            <w:cnfStyle w:val="001000000000" w:firstRow="0" w:lastRow="0" w:firstColumn="1" w:lastColumn="0" w:oddVBand="0" w:evenVBand="0" w:oddHBand="0" w:evenHBand="0" w:firstRowFirstColumn="0" w:firstRowLastColumn="0" w:lastRowFirstColumn="0" w:lastRowLastColumn="0"/>
+            <w:tcW w:w="2017" w:type="dxa"/>
+          </w:tcPr>
+          <w:p>
+            <w:pPr>
+              <w:pStyle w:val="BodyText"/>
+            </w:pPr>
+            <m:oMathPara>
+              <m:oMath>
+                <m:r>
+                  <m:rPr>
+                    <m:sty m:val="bi"/>
+                  </m:rPr>
+                  <w:rPr>
+                    <w:rFonts w:ascii="Cambria Math" w:hAnsi="Cambria Math"/>
+                  </w:rPr>
+                  <m:t>C</m:t>
+                </m:r>
+              </m:oMath>
+            </m:oMathPara>
+          </w:p>
+        </w:tc>
+        <w:tc>
+          <w:tcPr>
+            <w:tcW w:w="4616" w:type="dxa"/>
+          </w:tcPr>
+          <w:p>
+            <w:pPr>
+              <w:pStyle w:val="BodyText"/>
+              <w:cnfStyle w:val="000000000000" w:firstRow="0" w:lastRow="0" w:firstColumn="0" w:lastColumn="0" w:oddVBand="0" w:evenVBand="0" w:oddHBand="0" w:evenHBand="0" w:firstRowFirstColumn="0" w:firstRowLastColumn="0" w:lastRowFirstColumn="0" w:lastRowLastColumn="0"/>
+            </w:pPr>
+            <w:r>
+              <w:t>battery capacity (kWh)</w:t>
+            </w:r>
+          </w:p>
+        </w:tc>
+        <w:tc>
+          <w:tcPr>
+            <w:tcW w:w="2891" w:type="dxa"/>
+          </w:tcPr>
+          <w:p>
+            <w:pPr>
+              <w:pStyle w:val="BodyText"/>
+              <w:cnfStyle w:val="000000000000" w:firstRow="0" w:lastRow="0" w:firstColumn="0" w:lastColumn="0" w:oddVBand="0" w:evenVBand="0" w:oddHBand="0" w:evenHBand="0" w:firstRowFirstColumn="0" w:firstRowLastColumn="0" w:lastRowFirstColumn="0" w:lastRowLastColumn="0"/>
+            </w:pPr>
+            <w:r>
+              <w:t>swept {0, 2, 4, 7}</w:t>
+            </w:r>
+          </w:p>
+        </w:tc>
+      </w:tr>
+      <w:tr>
+        <w:trPr>
+          <w:cnfStyle w:val="000000100000" w:firstRow="0" w:lastRow="0" w:firstColumn="0" w:lastColumn="0" w:oddVBand="0" w:evenVBand="0" w:oddHBand="1" w:evenHBand="0" w:firstRowFirstColumn="0" w:firstRowLastColumn="0" w:lastRowFirstColumn="0" w:lastRowLastColumn="0"/>
+          <w:trHeight w:val="480"/>
+        </w:trPr>
+        <w:tc>
+          <w:tcPr>
+            <w:cnfStyle w:val="001000000000" w:firstRow="0" w:lastRow="0" w:firstColumn="1" w:lastColumn="0" w:oddVBand="0" w:evenVBand="0" w:oddHBand="0" w:evenHBand="0" w:firstRowFirstColumn="0" w:firstRowLastColumn="0" w:lastRowFirstColumn="0" w:lastRowLastColumn="0"/>
+            <w:tcW w:w="2017" w:type="dxa"/>
+          </w:tcPr>
+          <w:p>
+            <w:pPr>
+              <w:pStyle w:val="BodyText"/>
+            </w:pPr>
+            <m:oMathPara>
+              <m:oMath>
+                <m:sSub>
+                  <m:sSubPr>
+                    <m:ctrlPr>
+                      <w:rPr>
+                        <w:rFonts w:ascii="Cambria Math" w:hAnsi="Cambria Math"/>
+                        <w:i/>
+                      </w:rPr>
+                    </m:ctrlPr>
+                  </m:sSubPr>
+                  <m:e>
+                    <m:r>
+                      <m:rPr>
+                        <m:sty m:val="bi"/>
+                      </m:rPr>
+                      <w:rPr>
+                        <w:rFonts w:ascii="Cambria Math" w:hAnsi="Cambria Math"/>
+                      </w:rPr>
+                      <m:t>SoC</m:t>
+                    </m:r>
+                  </m:e>
+                  <m:sub>
+                    <m:r>
+                      <m:rPr>
+                        <m:sty m:val="bi"/>
+                      </m:rPr>
+                      <w:rPr>
+                        <w:rFonts w:ascii="Cambria Math" w:hAnsi="Cambria Math"/>
+                      </w:rPr>
+                      <m:t>min</m:t>
+                    </m:r>
+                  </m:sub>
+                </m:sSub>
+              </m:oMath>
+            </m:oMathPara>
+          </w:p>
+        </w:tc>
+        <w:tc>
+          <w:tcPr>
+            <w:tcW w:w="4616" w:type="dxa"/>
+          </w:tcPr>
+          <w:p>
+            <w:pPr>
+              <w:pStyle w:val="BodyText"/>
+              <w:cnfStyle w:val="000000100000" w:firstRow="0" w:lastRow="0" w:firstColumn="0" w:lastColumn="0" w:oddVBand="0" w:evenVBand="0" w:oddHBand="1" w:evenHBand="0" w:firstRowFirstColumn="0" w:firstRowLastColumn="0" w:lastRowFirstColumn="0" w:lastRowLastColumn="0"/>
+            </w:pPr>
+            <w:r>
+              <w:t>reserve floor (kWh)</w:t>
+            </w:r>
+          </w:p>
+        </w:tc>
+        <w:tc>
+          <w:tcPr>
+            <w:tcW w:w="2891" w:type="dxa"/>
+          </w:tcPr>
+          <w:p>
+            <w:pPr>
+              <w:pStyle w:val="BodyText"/>
+              <w:cnfStyle w:val="000000100000" w:firstRow="0" w:lastRow="0" w:firstColumn="0" w:lastColumn="0" w:oddVBand="0" w:evenVBand="0" w:oddHBand="1" w:evenHBand="0" w:firstRowFirstColumn="0" w:firstRowLastColumn="0" w:lastRowFirstColumn="0" w:lastRowLastColumn="0"/>
+            </w:pPr>
+            <w:r>
+              <w:t>0.2 C</w:t>
+            </w:r>
+          </w:p>
+        </w:tc>
+      </w:tr>
+      <w:tr>
+        <w:trPr>
+          <w:trHeight w:val="480"/>
+        </w:trPr>
+        <w:tc>
+          <w:tcPr>
+            <w:cnfStyle w:val="001000000000" w:firstRow="0" w:lastRow="0" w:firstColumn="1" w:lastColumn="0" w:oddVBand="0" w:evenVBand="0" w:oddHBand="0" w:evenHBand="0" w:firstRowFirstColumn="0" w:firstRowLastColumn="0" w:lastRowFirstColumn="0" w:lastRowLastColumn="0"/>
+            <w:tcW w:w="2017" w:type="dxa"/>
+          </w:tcPr>
+          <w:p>
+            <w:pPr>
+              <w:pStyle w:val="BodyText"/>
+            </w:pPr>
+            <m:oMathPara>
+              <m:oMath>
+                <m:sSub>
+                  <m:sSubPr>
+                    <m:ctrlPr>
+                      <w:rPr>
+                        <w:rFonts w:ascii="Cambria Math" w:hAnsi="Cambria Math"/>
+                        <w:i/>
+                      </w:rPr>
+                    </m:ctrlPr>
+                  </m:sSubPr>
+                  <m:e>
+                    <m:r>
+                      <m:rPr>
+                        <m:sty m:val="bi"/>
+                      </m:rPr>
+                      <w:rPr>
+                        <w:rFonts w:ascii="Cambria Math" w:hAnsi="Cambria Math"/>
+                      </w:rPr>
+                      <m:t>R</m:t>
+                    </m:r>
+                  </m:e>
+                  <m:sub>
+                    <m:r>
+                      <m:rPr>
+                        <m:sty m:val="bi"/>
+                      </m:rPr>
+                      <w:rPr>
+                        <w:rFonts w:ascii="Cambria Math" w:hAnsi="Cambria Math"/>
+                      </w:rPr>
+                      <m:t>c</m:t>
+                    </m:r>
+                  </m:sub>
+                </m:sSub>
+              </m:oMath>
+            </m:oMathPara>
+          </w:p>
+        </w:tc>
+        <w:tc>
+          <w:tcPr>
+            <w:tcW w:w="4616" w:type="dxa"/>
+          </w:tcPr>
+          <w:p>
+            <w:pPr>
+              <w:pStyle w:val="BodyText"/>
+              <w:cnfStyle w:val="000000000000" w:firstRow="0" w:lastRow="0" w:firstColumn="0" w:lastColumn="0" w:oddVBand="0" w:evenVBand="0" w:oddHBand="0" w:evenHBand="0" w:firstRowFirstColumn="0" w:firstRowLastColumn="0" w:lastRowFirstColumn="0" w:lastRowLastColumn="0"/>
+            </w:pPr>
+            <w:r>
+              <w:t>max charge power (kW)</w:t>
+            </w:r>
+          </w:p>
+        </w:tc>
+        <w:tc>
+          <w:tcPr>
+            <w:tcW w:w="2891" w:type="dxa"/>
+          </w:tcPr>
+          <w:p>
+            <w:pPr>
+              <w:pStyle w:val="BodyText"/>
+              <w:cnfStyle w:val="000000000000" w:firstRow="0" w:lastRow="0" w:firstColumn="0" w:lastColumn="0" w:oddVBand="0" w:evenVBand="0" w:oddHBand="0" w:evenHBand="0" w:firstRowFirstColumn="0" w:firstRowLastColumn="0" w:lastRowFirstColumn="0" w:lastRowLastColumn="0"/>
+            </w:pPr>
+            <w:r>
+              <w:t>2.2</w:t>
+            </w:r>
+          </w:p>
+        </w:tc>
+      </w:tr>
+      <w:tr>
+        <w:trPr>
+          <w:cnfStyle w:val="000000100000" w:firstRow="0" w:lastRow="0" w:firstColumn="0" w:lastColumn="0" w:oddVBand="0" w:evenVBand="0" w:oddHBand="1" w:evenHBand="0" w:firstRowFirstColumn="0" w:firstRowLastColumn="0" w:lastRowFirstColumn="0" w:lastRowLastColumn="0"/>
+          <w:trHeight w:val="480"/>
+        </w:trPr>
+        <w:tc>
+          <w:tcPr>
+            <w:cnfStyle w:val="001000000000" w:firstRow="0" w:lastRow="0" w:firstColumn="1" w:lastColumn="0" w:oddVBand="0" w:evenVBand="0" w:oddHBand="0" w:evenHBand="0" w:firstRowFirstColumn="0" w:firstRowLastColumn="0" w:lastRowFirstColumn="0" w:lastRowLastColumn="0"/>
+            <w:tcW w:w="2017" w:type="dxa"/>
+          </w:tcPr>
+          <w:p>
+            <w:pPr>
+              <w:pStyle w:val="BodyText"/>
+            </w:pPr>
+            <m:oMathPara>
+              <m:oMath>
+                <m:sSub>
+                  <m:sSubPr>
+                    <m:ctrlPr>
+                      <w:rPr>
+                        <w:rFonts w:ascii="Cambria Math" w:hAnsi="Cambria Math"/>
+                        <w:i/>
+                      </w:rPr>
+                    </m:ctrlPr>
+                  </m:sSubPr>
+                  <m:e>
+                    <m:r>
+                      <m:rPr>
+                        <m:sty m:val="bi"/>
+                      </m:rPr>
+                      <w:rPr>
+                        <w:rFonts w:ascii="Cambria Math" w:hAnsi="Cambria Math"/>
+                      </w:rPr>
+                      <m:t>R</m:t>
+                    </m:r>
+                  </m:e>
+                  <m:sub>
+                    <m:r>
+                      <m:rPr>
+                        <m:sty m:val="bi"/>
+                      </m:rPr>
+                      <w:rPr>
+                        <w:rFonts w:ascii="Cambria Math" w:hAnsi="Cambria Math"/>
+                      </w:rPr>
+                      <m:t>d</m:t>
+                    </m:r>
+                  </m:sub>
+                </m:sSub>
+              </m:oMath>
+            </m:oMathPara>
+          </w:p>
+        </w:tc>
+        <w:tc>
+          <w:tcPr>
+            <w:tcW w:w="4616" w:type="dxa"/>
+          </w:tcPr>
+          <w:p>
+            <w:pPr>
+              <w:pStyle w:val="BodyText"/>
+              <w:cnfStyle w:val="000000100000" w:firstRow="0" w:lastRow="0" w:firstColumn="0" w:lastColumn="0" w:oddVBand="0" w:evenVBand="0" w:oddHBand="1" w:evenHBand="0" w:firstRowFirstColumn="0" w:firstRowLastColumn="0" w:lastRowFirstColumn="0" w:lastRowLastColumn="0"/>
+            </w:pPr>
+            <w:r>
+              <w:t>max discharge power (kW)</w:t>
+            </w:r>
+          </w:p>
+        </w:tc>
+        <w:tc>
+          <w:tcPr>
+            <w:tcW w:w="2891" w:type="dxa"/>
+          </w:tcPr>
+          <w:p>
+            <w:pPr>
+              <w:pStyle w:val="BodyText"/>
+              <w:cnfStyle w:val="000000100000" w:firstRow="0" w:lastRow="0" w:firstColumn="0" w:lastColumn="0" w:oddVBand="0" w:evenVBand="0" w:oddHBand="1" w:evenHBand="0" w:firstRowFirstColumn="0" w:firstRowLastColumn="0" w:lastRowFirstColumn="0" w:lastRowLastColumn="0"/>
+            </w:pPr>
+            <w:r>
+              <w:t>2.5</w:t>
+            </w:r>
+          </w:p>
+        </w:tc>
+      </w:tr>
+      <w:tr>
+        <w:trPr>
+          <w:trHeight w:val="480"/>
+        </w:trPr>
+        <w:tc>
+          <w:tcPr>
+            <w:cnfStyle w:val="001000000000" w:firstRow="0" w:lastRow="0" w:firstColumn="1" w:lastColumn="0" w:oddVBand="0" w:evenVBand="0" w:oddHBand="0" w:evenHBand="0" w:firstRowFirstColumn="0" w:firstRowLastColumn="0" w:lastRowFirstColumn="0" w:lastRowLastColumn="0"/>
+            <w:tcW w:w="2017" w:type="dxa"/>
+          </w:tcPr>
+          <w:p>
+            <w:pPr>
+              <w:pStyle w:val="BodyText"/>
+            </w:pPr>
+            <m:oMathPara>
+              <m:oMath>
+                <m:sSub>
+                  <m:sSubPr>
+                    <m:ctrlPr>
+                      <w:rPr>
+                        <w:rFonts w:ascii="Cambria Math" w:hAnsi="Cambria Math"/>
+                        <w:i/>
+                      </w:rPr>
+                    </m:ctrlPr>
+                  </m:sSubPr>
+                  <m:e>
+                    <m:r>
+                      <m:rPr>
+                        <m:sty m:val="bi"/>
+                      </m:rPr>
+                      <w:rPr>
+                        <w:rFonts w:ascii="Cambria Math" w:hAnsi="Cambria Math"/>
+                      </w:rPr>
+                      <m:t>η</m:t>
+                    </m:r>
+                  </m:e>
+                  <m:sub>
+                    <m:r>
+                      <m:rPr>
+                        <m:sty m:val="bi"/>
+                      </m:rPr>
+                      <w:rPr>
+                        <w:rFonts w:ascii="Cambria Math" w:hAnsi="Cambria Math"/>
+                      </w:rPr>
+                      <m:t>c</m:t>
+                    </m:r>
+                  </m:sub>
+                </m:sSub>
+                <m:r>
+                  <m:rPr>
+                    <m:sty m:val="bi"/>
+                  </m:rPr>
+                  <w:rPr>
+                    <w:rFonts w:ascii="Cambria Math" w:hAnsi="Cambria Math"/>
+                  </w:rPr>
+                  <m:t xml:space="preserve">, </m:t>
+                </m:r>
+                <m:sSub>
+                  <m:sSubPr>
+                    <m:ctrlPr>
+                      <w:rPr>
+                        <w:rFonts w:ascii="Cambria Math" w:hAnsi="Cambria Math"/>
+                        <w:i/>
+                      </w:rPr>
+                    </m:ctrlPr>
+                  </m:sSubPr>
+                  <m:e>
+                    <m:r>
+                      <m:rPr>
+                        <m:sty m:val="bi"/>
+                      </m:rPr>
+                      <w:rPr>
+                        <w:rFonts w:ascii="Cambria Math" w:hAnsi="Cambria Math"/>
+                      </w:rPr>
+                      <m:t>η</m:t>
+                    </m:r>
+                  </m:e>
+                  <m:sub>
+                    <m:r>
+                      <m:rPr>
+                        <m:sty m:val="bi"/>
+                      </m:rPr>
+                      <w:rPr>
+                        <w:rFonts w:ascii="Cambria Math" w:hAnsi="Cambria Math"/>
+                      </w:rPr>
+                      <m:t>d</m:t>
+                    </m:r>
+                  </m:sub>
+                </m:sSub>
+              </m:oMath>
+            </m:oMathPara>
+          </w:p>
+        </w:tc>
+        <w:tc>
+          <w:tcPr>
+            <w:tcW w:w="4616" w:type="dxa"/>
+          </w:tcPr>
+          <w:p>
+            <w:pPr>
+              <w:pStyle w:val="BodyText"/>
+              <w:cnfStyle w:val="000000000000" w:firstRow="0" w:lastRow="0" w:firstColumn="0" w:lastColumn="0" w:oddVBand="0" w:evenVBand="0" w:oddHBand="0" w:evenHBand="0" w:firstRowFirstColumn="0" w:firstRowLastColumn="0" w:lastRowFirstColumn="0" w:lastRowLastColumn="0"/>
+            </w:pPr>
+            <w:r>
+              <w:t>charge / discharge efficiency</w:t>
+            </w:r>
+          </w:p>
+        </w:tc>
+        <w:tc>
+          <w:tcPr>
+            <w:tcW w:w="2891" w:type="dxa"/>
+          </w:tcPr>
+          <w:p>
+            <w:pPr>
+              <w:pStyle w:val="BodyText"/>
+              <w:cnfStyle w:val="000000000000" w:firstRow="0" w:lastRow="0" w:firstColumn="0" w:lastColumn="0" w:oddVBand="0" w:evenVBand="0" w:oddHBand="0" w:evenHBand="0" w:firstRowFirstColumn="0" w:firstRowLastColumn="0" w:lastRowFirstColumn="0" w:lastRowLastColumn="0"/>
+            </w:pPr>
+            <w:r>
+              <w:t>0.91 each (Section 2.3)</w:t>
+            </w:r>
+          </w:p>
+        </w:tc>
+      </w:tr>
+      <w:tr>
+        <w:trPr>
+          <w:cnfStyle w:val="000000100000" w:firstRow="0" w:lastRow="0" w:firstColumn="0" w:lastColumn="0" w:oddVBand="0" w:evenVBand="0" w:oddHBand="1" w:evenHBand="0" w:firstRowFirstColumn="0" w:firstRowLastColumn="0" w:lastRowFirstColumn="0" w:lastRowLastColumn="0"/>
+          <w:trHeight w:val="480"/>
+        </w:trPr>
+        <w:tc>
+          <w:tcPr>
+            <w:cnfStyle w:val="001000000000" w:firstRow="0" w:lastRow="0" w:firstColumn="1" w:lastColumn="0" w:oddVBand="0" w:evenVBand="0" w:oddHBand="0" w:evenHBand="0" w:firstRowFirstColumn="0" w:firstRowLastColumn="0" w:lastRowFirstColumn="0" w:lastRowLastColumn="0"/>
+            <w:tcW w:w="2017" w:type="dxa"/>
+          </w:tcPr>
+          <w:p>
+            <w:pPr>
+              <w:pStyle w:val="NormalWeb"/>
+            </w:pPr>
+            <m:oMathPara>
+              <m:oMath>
+                <m:r>
+                  <m:rPr>
+                    <m:sty m:val="bi"/>
+                  </m:rPr>
+                  <w:rPr>
+                    <w:rFonts w:ascii="Cambria Math" w:hAnsi="Cambria Math"/>
+                  </w:rPr>
+                  <m:t>Δt</m:t>
+                </m:r>
+              </m:oMath>
+            </m:oMathPara>
+          </w:p>
+        </w:tc>
+        <w:tc>
+          <w:tcPr>
+            <w:tcW w:w="4616" w:type="dxa"/>
+          </w:tcPr>
+          <w:p>
+            <w:pPr>
+              <w:pStyle w:val="BodyText"/>
+              <w:cnfStyle w:val="000000100000" w:firstRow="0" w:lastRow="0" w:firstColumn="0" w:lastColumn="0" w:oddVBand="0" w:evenVBand="0" w:oddHBand="1" w:evenHBand="0" w:firstRowFirstColumn="0" w:firstRowLastColumn="0" w:lastRowFirstColumn="0" w:lastRowLastColumn="0"/>
+            </w:pPr>
+            <w:r>
+              <w:t>slot length (h)</w:t>
+            </w:r>
+          </w:p>
+        </w:tc>
+        <w:tc>
+          <w:tcPr>
+            <w:tcW w:w="2891" w:type="dxa"/>
+          </w:tcPr>
+          <w:p>
+            <w:pPr>
+              <w:pStyle w:val="BodyText"/>
+              <w:cnfStyle w:val="000000100000" w:firstRow="0" w:lastRow="0" w:firstColumn="0" w:lastColumn="0" w:oddVBand="0" w:evenVBand="0" w:oddHBand="1" w:evenHBand="0" w:firstRowFirstColumn="0" w:firstRowLastColumn="0" w:lastRowFirstColumn="0" w:lastRowLastColumn="0"/>
+            </w:pPr>
+            <w:r>
+              <w:t>0.5</w:t>
+            </w:r>
+          </w:p>
+        </w:tc>
+      </w:tr>
+    </w:tbl>
+    <w:p>
+      <w:pPr>
+        <w:pStyle w:val="BodyText"/>
+      </w:pPr>
+    </w:p>
+    <w:p>
+      <w:pPr>
+        <w:pStyle w:val="BodyText"/>
+      </w:pPr>
+      <w:r>
+        <w:lastRenderedPageBreak/>
+        <w:t xml:space="preserve">The per-slot energy limits follow from the power limits: </w:t>
+      </w:r>
+    </w:p>
+    <w:p>
+      <w:pPr>
+        <w:pStyle w:val="BodyText"/>
+      </w:pPr>
+      <w:r>
+        <w:t xml:space="preserve">at most </w:t>
+      </w:r>
+      <m:oMath>
+        <m:sSub>
+          <m:sSubPr>
+            <m:ctrlPr>
+              <w:rPr>
+                <w:rFonts w:ascii="Cambria Math" w:hAnsi="Cambria Math"/>
+                <w:b/>
+                <w:bCs/>
+                <w:i/>
+              </w:rPr>
+            </m:ctrlPr>
+          </m:sSubPr>
+          <m:e>
+            <m:r>
+              <m:rPr>
+                <m:sty m:val="bi"/>
+              </m:rPr>
+              <w:rPr>
+                <w:rFonts w:ascii="Cambria Math" w:hAnsi="Cambria Math"/>
+              </w:rPr>
+              <m:t>R</m:t>
+            </m:r>
+          </m:e>
+          <m:sub>
+            <m:r>
+              <m:rPr>
+                <m:sty m:val="bi"/>
+              </m:rPr>
+              <w:rPr>
+                <w:rFonts w:ascii="Cambria Math" w:hAnsi="Cambria Math"/>
+              </w:rPr>
+              <m:t>c</m:t>
+            </m:r>
+          </m:sub>
+        </m:sSub>
+        <m:r>
+          <m:rPr>
+            <m:sty m:val="bi"/>
+          </m:rPr>
+          <w:rPr>
+            <w:rFonts w:ascii="Cambria Math" w:hAnsi="Cambria Math"/>
+          </w:rPr>
+          <m:t xml:space="preserve"> . Δt = 1.10 kWh</m:t>
+        </m:r>
+      </m:oMath>
+      <w:r>
+        <w:t xml:space="preserve"> can be charged and </w:t>
+      </w:r>
+      <m:oMath>
+        <m:sSub>
+          <m:sSubPr>
+            <m:ctrlPr>
+              <w:rPr>
+                <w:rFonts w:ascii="Cambria Math" w:hAnsi="Cambria Math"/>
+                <w:b/>
+                <w:bCs/>
+                <w:i/>
+              </w:rPr>
+            </m:ctrlPr>
+          </m:sSubPr>
+          <m:e>
+            <m:r>
+              <m:rPr>
+                <m:sty m:val="bi"/>
+              </m:rPr>
+              <w:rPr>
+                <w:rFonts w:ascii="Cambria Math" w:hAnsi="Cambria Math"/>
+              </w:rPr>
+              <m:t>R</m:t>
+            </m:r>
+          </m:e>
+          <m:sub>
+            <m:r>
+              <m:rPr>
+                <m:sty m:val="bi"/>
+              </m:rPr>
+              <w:rPr>
+                <w:rFonts w:ascii="Cambria Math" w:hAnsi="Cambria Math"/>
+              </w:rPr>
+              <m:t>d</m:t>
+            </m:r>
+          </m:sub>
+        </m:sSub>
+        <m:r>
+          <m:rPr>
+            <m:sty m:val="bi"/>
+          </m:rPr>
+          <w:rPr>
+            <w:rFonts w:ascii="Cambria Math" w:hAnsi="Cambria Math"/>
+          </w:rPr>
+          <m:t xml:space="preserve"> . Δt = 1.25 kWh</m:t>
+        </m:r>
+      </m:oMath>
+      <w:r>
+        <w:t xml:space="preserve"> discharged in any slot.</w:t>
+      </w:r>
+    </w:p>
+    <w:p>
+      <w:pPr>
+        <w:pStyle w:val="BodyText"/>
+      </w:pPr>
+    </w:p>
+    <w:p>
+      <w:pPr>
+        <w:pStyle w:val="Heading2"/>
+      </w:pPr>
+      <w:r>
+        <w:t xml:space="preserve">3.3 </w:t>
+      </w:r>
+      <w:r>
+        <w:t>Decision and state variables</w:t>
+      </w:r>
+    </w:p>
+    <w:p>
+      <w:pPr>
+        <w:pStyle w:val="BodyText"/>
+      </w:pPr>
+      <w:r>
+        <w:t>The model has a single decision per slot (the battery action: charge/discharge) and a single state (the stored energy) that links one slot to the next.</w:t>
+      </w:r>
+    </w:p>
+    <w:p>
+      <w:pPr>
+        <w:pStyle w:val="BodyText"/>
+      </w:pPr>
+      <w:r>
+        <w:rPr>
+          <w:b/>
+          <w:bCs/>
+          <w:i/>
+          <w:iCs/>
+        </w:rPr>
+        <w:t>Decision variable:</w:t>
+      </w:r>
+      <w:r>
+        <w:t xml:space="preserve"> </w:t>
+      </w:r>
+      <m:oMath>
+        <m:sSub>
+          <m:sSubPr>
+            <m:ctrlPr>
+              <w:rPr>
+                <w:rFonts w:ascii="Cambria Math" w:hAnsi="Cambria Math"/>
+                <w:b/>
+                <w:bCs/>
+                <w:i/>
+              </w:rPr>
+            </m:ctrlPr>
+          </m:sSubPr>
+          <m:e>
+            <m:r>
+              <m:rPr>
+                <m:sty m:val="bi"/>
+              </m:rPr>
+              <w:rPr>
+                <w:rFonts w:ascii="Cambria Math" w:hAnsi="Cambria Math"/>
+              </w:rPr>
+              <m:t>a</m:t>
+            </m:r>
+          </m:e>
+          <m:sub>
+            <m:r>
+              <m:rPr>
+                <m:sty m:val="bi"/>
+              </m:rPr>
+              <w:rPr>
+                <w:rFonts w:ascii="Cambria Math" w:hAnsi="Cambria Math"/>
+              </w:rPr>
+              <m:t>t</m:t>
+            </m:r>
+          </m:sub>
+        </m:sSub>
+      </m:oMath>
+      <w:r>
+        <w:t xml:space="preserve"> (kWh, house side)</w:t>
+      </w:r>
+      <w:r>
+        <w:t xml:space="preserve"> -</w:t>
+      </w:r>
+      <w:r>
+        <w:t xml:space="preserve"> the battery action in slot </w:t>
+      </w:r>
+      <m:oMath>
+        <m:r>
+          <m:rPr>
+            <m:sty m:val="bi"/>
+          </m:rPr>
+          <w:rPr>
+            <w:rFonts w:ascii="Cambria Math" w:hAnsi="Cambria Math"/>
+          </w:rPr>
+          <m:t>t</m:t>
+        </m:r>
+      </m:oMath>
+      <w:r>
+        <w:t>.</w:t>
+      </w:r>
+    </w:p>
+    <w:p>
+      <w:pPr>
+        <w:pStyle w:val="BodyText"/>
+        <w:numPr>
+          <w:ilvl w:val="0"/>
+          <w:numId w:val="10"/>
+        </w:numPr>
+        <w:spacing w:after="0"/>
+      </w:pPr>
+      <m:oMath>
+        <m:sSub>
+          <m:sSubPr>
+            <m:ctrlPr>
+              <w:rPr>
+                <w:rFonts w:ascii="Cambria Math" w:hAnsi="Cambria Math"/>
+                <w:i/>
+              </w:rPr>
+            </m:ctrlPr>
+          </m:sSubPr>
+          <m:e>
+            <m:r>
+              <m:rPr>
+                <m:sty m:val="bi"/>
+              </m:rPr>
+              <w:rPr>
+                <w:rFonts w:ascii="Cambria Math" w:hAnsi="Cambria Math"/>
+              </w:rPr>
+              <m:t>a</m:t>
+            </m:r>
+          </m:e>
+          <m:sub>
+            <m:r>
+              <m:rPr>
+                <m:sty m:val="bi"/>
+              </m:rPr>
+              <w:rPr>
+                <w:rFonts w:ascii="Cambria Math" w:hAnsi="Cambria Math"/>
+              </w:rPr>
+              <m:t>t</m:t>
+            </m:r>
+          </m:sub>
+        </m:sSub>
+        <m:r>
+          <w:rPr>
+            <w:rFonts w:ascii="Cambria Math" w:hAnsi="Cambria Math"/>
+          </w:rPr>
+          <m:t>&gt;</m:t>
+        </m:r>
+        <m:r>
+          <m:rPr>
+            <m:sty m:val="bi"/>
+          </m:rPr>
+          <w:rPr>
+            <w:rFonts w:ascii="Cambria Math" w:hAnsi="Cambria Math"/>
+          </w:rPr>
+          <m:t>0</m:t>
+        </m:r>
+      </m:oMath>
+      <w:r>
+        <w:rPr>
+          <w:b/>
+          <w:bCs/>
+        </w:rPr>
+        <w:tab/>
+        <w:t xml:space="preserve">:   </w:t>
+      </w:r>
+      <w:r>
+        <w:t>Discharge into the house</w:t>
+      </w:r>
+    </w:p>
+    <w:p>
+      <w:pPr>
+        <w:pStyle w:val="BodyText"/>
+        <w:numPr>
+          <w:ilvl w:val="0"/>
+          <w:numId w:val="10"/>
+        </w:numPr>
+        <w:spacing w:after="0"/>
+      </w:pPr>
+      <m:oMath>
+        <m:sSub>
+          <m:sSubPr>
+            <m:ctrlPr>
+              <w:rPr>
+                <w:rFonts w:ascii="Cambria Math" w:hAnsi="Cambria Math"/>
+                <w:i/>
+              </w:rPr>
+            </m:ctrlPr>
+          </m:sSubPr>
+          <m:e>
+            <m:r>
+              <m:rPr>
+                <m:sty m:val="bi"/>
+              </m:rPr>
+              <w:rPr>
+                <w:rFonts w:ascii="Cambria Math" w:hAnsi="Cambria Math"/>
+              </w:rPr>
+              <m:t>a</m:t>
+            </m:r>
+          </m:e>
+          <m:sub>
+            <m:r>
+              <m:rPr>
+                <m:sty m:val="bi"/>
+              </m:rPr>
+              <w:rPr>
+                <w:rFonts w:ascii="Cambria Math" w:hAnsi="Cambria Math"/>
+              </w:rPr>
+              <m:t>t</m:t>
+            </m:r>
+          </m:sub>
+        </m:sSub>
+        <m:r>
+          <w:rPr>
+            <w:rFonts w:ascii="Cambria Math" w:hAnsi="Cambria Math"/>
+          </w:rPr>
+          <m:t>&gt;</m:t>
+        </m:r>
+        <m:r>
+          <m:rPr>
+            <m:sty m:val="bi"/>
+          </m:rPr>
+          <w:rPr>
+            <w:rFonts w:ascii="Cambria Math" w:hAnsi="Cambria Math"/>
+          </w:rPr>
+          <m:t>0</m:t>
+        </m:r>
+      </m:oMath>
+      <w:r>
+        <w:rPr>
+          <w:b/>
+          <w:bCs/>
+        </w:rPr>
+        <w:t xml:space="preserve">  :   </w:t>
+      </w:r>
+      <w:r>
+        <w:t>Charge the battery</w:t>
+      </w:r>
+    </w:p>
+    <w:p>
+      <w:pPr>
+        <w:pStyle w:val="BodyText"/>
+        <w:numPr>
+          <w:ilvl w:val="0"/>
+          <w:numId w:val="10"/>
+        </w:numPr>
+        <w:spacing w:after="0"/>
+      </w:pPr>
+      <m:oMath>
+        <m:sSub>
+          <m:sSubPr>
+            <m:ctrlPr>
+              <w:rPr>
+                <w:rFonts w:ascii="Cambria Math" w:hAnsi="Cambria Math"/>
+                <w:i/>
+              </w:rPr>
+            </m:ctrlPr>
+          </m:sSubPr>
+          <m:e>
+            <m:r>
+              <m:rPr>
+                <m:sty m:val="bi"/>
+              </m:rPr>
+              <w:rPr>
+                <w:rFonts w:ascii="Cambria Math" w:hAnsi="Cambria Math"/>
+              </w:rPr>
+              <m:t>a</m:t>
+            </m:r>
+          </m:e>
+          <m:sub>
+            <m:r>
+              <m:rPr>
+                <m:sty m:val="bi"/>
+              </m:rPr>
+              <w:rPr>
+                <w:rFonts w:ascii="Cambria Math" w:hAnsi="Cambria Math"/>
+              </w:rPr>
+              <m:t>t</m:t>
+            </m:r>
+          </m:sub>
+        </m:sSub>
+        <m:r>
+          <w:rPr>
+            <w:rFonts w:ascii="Cambria Math" w:hAnsi="Cambria Math"/>
+          </w:rPr>
+          <m:t>&gt;</m:t>
+        </m:r>
+        <m:r>
+          <m:rPr>
+            <m:sty m:val="bi"/>
+          </m:rPr>
+          <w:rPr>
+            <w:rFonts w:ascii="Cambria Math" w:hAnsi="Cambria Math"/>
+          </w:rPr>
+          <m:t>0</m:t>
+        </m:r>
+      </m:oMath>
+      <w:r>
+        <w:rPr>
+          <w:b/>
+          <w:bCs/>
+        </w:rPr>
+        <w:t xml:space="preserve">  :   </w:t>
+      </w:r>
+      <w:r>
+        <w:t>Idle</w:t>
+      </w:r>
+    </w:p>
+    <w:p>
+      <w:pPr>
+        <w:pStyle w:val="BodyText"/>
+        <w:rPr>
+          <w:sz w:val="6"/>
+          <w:szCs w:val="6"/>
+        </w:rPr>
+      </w:pPr>
+    </w:p>
+    <w:p>
+      <w:pPr>
+        <w:pStyle w:val="BodyText"/>
+      </w:pPr>
+      <w:r>
+        <w:t>The full-day schedule is the vector a = (</w:t>
+      </w:r>
+      <m:oMath>
+        <m:sSub>
+          <m:sSubPr>
+            <m:ctrlPr>
+              <w:rPr>
+                <w:rFonts w:ascii="Cambria Math" w:hAnsi="Cambria Math"/>
+                <w:i/>
+              </w:rPr>
+            </m:ctrlPr>
+          </m:sSubPr>
+          <m:e>
+            <m:r>
+              <w:rPr>
+                <w:rFonts w:ascii="Cambria Math" w:hAnsi="Cambria Math"/>
+              </w:rPr>
+              <m:t>a</m:t>
+            </m:r>
+          </m:e>
+          <m:sub>
+            <m:r>
+              <w:rPr>
+                <w:rFonts w:ascii="Cambria Math" w:hAnsi="Cambria Math"/>
+              </w:rPr>
+              <m:t>0</m:t>
+            </m:r>
+          </m:sub>
+        </m:sSub>
+        <m:r>
+          <w:rPr>
+            <w:rFonts w:ascii="Cambria Math" w:hAnsi="Cambria Math"/>
+          </w:rPr>
+          <m:t xml:space="preserve">, …, </m:t>
+        </m:r>
+        <m:sSub>
+          <m:sSubPr>
+            <m:ctrlPr>
+              <w:rPr>
+                <w:rFonts w:ascii="Cambria Math" w:hAnsi="Cambria Math"/>
+                <w:i/>
+              </w:rPr>
+            </m:ctrlPr>
+          </m:sSubPr>
+          <m:e>
+            <m:r>
+              <w:rPr>
+                <w:rFonts w:ascii="Cambria Math" w:hAnsi="Cambria Math"/>
+              </w:rPr>
+              <m:t>a</m:t>
+            </m:r>
+          </m:e>
+          <m:sub>
+            <m:r>
+              <w:rPr>
+                <w:rFonts w:ascii="Cambria Math" w:hAnsi="Cambria Math"/>
+              </w:rPr>
+              <m:t>47</m:t>
+            </m:r>
+          </m:sub>
+        </m:sSub>
+      </m:oMath>
+      <w:r>
+        <w:t>)</w:t>
+      </w:r>
+    </w:p>
+    <w:p>
+      <w:pPr>
+        <w:pStyle w:val="BodyText"/>
+        <w:rPr>
+          <w:sz w:val="8"/>
+          <w:szCs w:val="8"/>
+        </w:rPr>
+      </w:pPr>
+    </w:p>
+    <w:p>
+      <w:pPr>
+        <w:pStyle w:val="BodyText"/>
+        <w:rPr>
+          <w:b/>
+          <w:bCs/>
+          <w:i/>
+          <w:iCs/>
+        </w:rPr>
+      </w:pPr>
+      <w:r>
+        <w:rPr>
+          <w:b/>
+          <w:bCs/>
+          <w:i/>
+          <w:iCs/>
+        </w:rPr>
+        <w:t>State variable</w:t>
+      </w:r>
+      <w:r>
+        <w:rPr>
+          <w:b/>
+          <w:bCs/>
+          <w:i/>
+          <w:iCs/>
+        </w:rPr>
+        <w:t>:</w:t>
+      </w:r>
+      <w:r>
+        <w:rPr>
+          <w:b/>
+          <w:bCs/>
+          <w:i/>
+          <w:iCs/>
+        </w:rPr>
+        <w:t xml:space="preserve"> </w:t>
+      </w:r>
+      <m:oMath>
+        <m:sSub>
+          <m:sSubPr>
+            <m:ctrlPr>
+              <w:rPr>
+                <w:rFonts w:ascii="Cambria Math" w:hAnsi="Cambria Math"/>
+                <w:b/>
+                <w:bCs/>
+                <w:i/>
+                <w:iCs/>
+              </w:rPr>
+            </m:ctrlPr>
+          </m:sSubPr>
+          <m:e>
+            <m:r>
+              <m:rPr>
+                <m:sty m:val="bi"/>
+              </m:rPr>
+              <w:rPr>
+                <w:rFonts w:ascii="Cambria Math" w:hAnsi="Cambria Math"/>
+              </w:rPr>
+              <m:t>SoC</m:t>
+            </m:r>
+          </m:e>
+          <m:sub>
+            <m:r>
+              <m:rPr>
+                <m:sty m:val="bi"/>
+              </m:rPr>
+              <w:rPr>
+                <w:rFonts w:ascii="Cambria Math" w:hAnsi="Cambria Math"/>
+              </w:rPr>
+              <m:t>t</m:t>
+            </m:r>
+          </m:sub>
+        </m:sSub>
+      </m:oMath>
+      <w:r>
+        <w:rPr>
+          <w:b/>
+          <w:bCs/>
+          <w:i/>
+          <w:iCs/>
+        </w:rPr>
+        <w:t xml:space="preserve"> </w:t>
+      </w:r>
+      <w:r>
+        <w:t>(kWh)</w:t>
+      </w:r>
+    </w:p>
+    <w:p>
+      <w:pPr>
+        <w:pStyle w:val="BodyText"/>
+      </w:pPr>
+      <w:r>
+        <w:t xml:space="preserve">The battery’s state </w:t>
+      </w:r>
+      <w:r>
+        <w:t xml:space="preserve">of charge at the start of slot </w:t>
+      </w:r>
+      <m:oMath>
+        <m:r>
+          <w:rPr>
+            <w:rFonts w:ascii="Cambria Math" w:hAnsi="Cambria Math"/>
+          </w:rPr>
+          <m:t>t</m:t>
+        </m:r>
+      </m:oMath>
+      <w:r>
+        <w:t>. This is the only information carried from one slot to the next.</w:t>
+      </w:r>
+    </w:p>
+    <w:p>
+      <w:pPr>
+        <w:pStyle w:val="BodyText"/>
+      </w:pPr>
+    </w:p>
+    <w:p>
+      <w:pPr>
+        <w:pStyle w:val="Heading2"/>
+      </w:pPr>
+      <w:r>
+        <w:t>3.</w:t>
+      </w:r>
+      <w:r>
+        <w:t>4</w:t>
+      </w:r>
+      <w:r>
+        <w:t xml:space="preserve"> </w:t>
+      </w:r>
+      <w:r>
+        <w:t>Objective</w:t>
+      </w:r>
+    </w:p>
+    <w:p>
+      <w:pPr>
+        <w:pStyle w:val="BodyText"/>
+      </w:pPr>
+      <w:r>
+        <w:t>T</w:t>
+      </w:r>
+      <w:r>
+        <w:t>he objective is to minimize the total cost of energy bought from the grid over the day:</w:t>
+      </w:r>
+    </w:p>
+    <w:p>
+      <w:pPr>
+        <w:pStyle w:val="BodyText"/>
+        <w:rPr>
+          <w:b/>
+          <w:bCs/>
+          <w:sz w:val="24"/>
+          <w:szCs w:val="24"/>
+        </w:rPr>
+      </w:pPr>
+      <m:oMathPara>
+        <m:oMath>
+          <m:sSub>
+            <m:sSubPr>
+              <m:ctrlPr>
+                <w:rPr>
+                  <w:rFonts w:ascii="Cambria Math" w:hAnsi="Cambria Math"/>
+                  <w:b/>
+                  <w:bCs/>
+                  <w:i/>
+                  <w:sz w:val="24"/>
+                  <w:szCs w:val="24"/>
+                </w:rPr>
+              </m:ctrlPr>
+            </m:sSubPr>
+            <m:e>
+              <m:r>
+                <m:rPr>
+                  <m:sty m:val="bi"/>
+                </m:rPr>
+                <w:rPr>
+                  <w:rFonts w:ascii="Cambria Math" w:hAnsi="Cambria Math"/>
+                  <w:sz w:val="24"/>
+                  <w:szCs w:val="24"/>
+                </w:rPr>
+                <m:t>min</m:t>
+              </m:r>
+            </m:e>
+            <m:sub>
+              <m:r>
+                <m:rPr>
+                  <m:sty m:val="bi"/>
+                </m:rPr>
+                <w:rPr>
+                  <w:rFonts w:ascii="Cambria Math" w:hAnsi="Cambria Math"/>
+                  <w:sz w:val="24"/>
+                  <w:szCs w:val="24"/>
+                </w:rPr>
+                <m:t>a</m:t>
+              </m:r>
+            </m:sub>
+          </m:sSub>
+          <m:nary>
+            <m:naryPr>
+              <m:chr m:val="∑"/>
+              <m:limLoc m:val="undOvr"/>
+              <m:ctrlPr>
+                <w:rPr>
+                  <w:rFonts w:ascii="Cambria Math" w:hAnsi="Cambria Math"/>
+                  <w:b/>
+                  <w:bCs/>
+                  <w:i/>
+                  <w:sz w:val="24"/>
+                  <w:szCs w:val="24"/>
+                </w:rPr>
+              </m:ctrlPr>
+            </m:naryPr>
+            <m:sub>
+              <m:r>
+                <m:rPr>
+                  <m:sty m:val="bi"/>
+                </m:rPr>
+                <w:rPr>
+                  <w:rFonts w:ascii="Cambria Math" w:hAnsi="Cambria Math"/>
+                  <w:sz w:val="24"/>
+                  <w:szCs w:val="24"/>
+                </w:rPr>
+                <m:t>t=0</m:t>
+              </m:r>
+            </m:sub>
+            <m:sup>
+              <m:r>
+                <m:rPr>
+                  <m:sty m:val="bi"/>
+                </m:rPr>
+                <w:rPr>
+                  <w:rFonts w:ascii="Cambria Math" w:hAnsi="Cambria Math"/>
+                  <w:sz w:val="24"/>
+                  <w:szCs w:val="24"/>
+                </w:rPr>
+                <m:t>T-1</m:t>
+              </m:r>
+            </m:sup>
+            <m:e>
+              <m:sSub>
+                <m:sSubPr>
+                  <m:ctrlPr>
+                    <w:rPr>
+                      <w:rFonts w:ascii="Cambria Math" w:hAnsi="Cambria Math"/>
+                      <w:b/>
+                      <w:bCs/>
+                      <w:i/>
+                      <w:sz w:val="24"/>
+                      <w:szCs w:val="24"/>
+                    </w:rPr>
+                  </m:ctrlPr>
+                </m:sSubPr>
+                <m:e>
+                  <m:r>
+                    <m:rPr>
+                      <m:sty m:val="bi"/>
+                    </m:rPr>
+                    <w:rPr>
+                      <w:rFonts w:ascii="Cambria Math" w:hAnsi="Cambria Math"/>
+                      <w:sz w:val="24"/>
+                      <w:szCs w:val="24"/>
+                    </w:rPr>
+                    <m:t>P</m:t>
+                  </m:r>
+                </m:e>
+                <m:sub>
+                  <m:r>
+                    <m:rPr>
+                      <m:sty m:val="bi"/>
+                    </m:rPr>
+                    <w:rPr>
+                      <w:rFonts w:ascii="Cambria Math" w:hAnsi="Cambria Math"/>
+                      <w:sz w:val="24"/>
+                      <w:szCs w:val="24"/>
+                    </w:rPr>
+                    <m:t>t</m:t>
+                  </m:r>
+                </m:sub>
+              </m:sSub>
+              <m:r>
+                <m:rPr>
+                  <m:sty m:val="bi"/>
+                </m:rPr>
+                <w:rPr>
+                  <w:rFonts w:ascii="Cambria Math" w:hAnsi="Cambria Math"/>
+                  <w:sz w:val="24"/>
+                  <w:szCs w:val="24"/>
+                </w:rPr>
+                <m:t xml:space="preserve"> .  max (0, </m:t>
+              </m:r>
+              <m:sSub>
+                <m:sSubPr>
+                  <m:ctrlPr>
+                    <w:rPr>
+                      <w:rFonts w:ascii="Cambria Math" w:hAnsi="Cambria Math"/>
+                      <w:b/>
+                      <w:bCs/>
+                      <w:i/>
+                      <w:sz w:val="24"/>
+                      <w:szCs w:val="24"/>
+                    </w:rPr>
+                  </m:ctrlPr>
+                </m:sSubPr>
+                <m:e>
+                  <m:r>
+                    <m:rPr>
+                      <m:sty m:val="bi"/>
+                    </m:rPr>
+                    <w:rPr>
+                      <w:rFonts w:ascii="Cambria Math" w:hAnsi="Cambria Math"/>
+                      <w:sz w:val="24"/>
+                      <w:szCs w:val="24"/>
+                    </w:rPr>
+                    <m:t>d</m:t>
+                  </m:r>
+                </m:e>
+                <m:sub>
+                  <m:r>
+                    <m:rPr>
+                      <m:sty m:val="bi"/>
+                    </m:rPr>
+                    <w:rPr>
+                      <w:rFonts w:ascii="Cambria Math" w:hAnsi="Cambria Math"/>
+                      <w:sz w:val="24"/>
+                      <w:szCs w:val="24"/>
+                    </w:rPr>
+                    <m:t>t</m:t>
+                  </m:r>
+                </m:sub>
+              </m:sSub>
+              <m:r>
+                <m:rPr>
+                  <m:sty m:val="bi"/>
+                </m:rPr>
+                <w:rPr>
+                  <w:rFonts w:ascii="Cambria Math" w:hAnsi="Cambria Math"/>
+                  <w:sz w:val="24"/>
+                  <w:szCs w:val="24"/>
+                </w:rPr>
+                <m:t>-</m:t>
+              </m:r>
+              <m:sSub>
+                <m:sSubPr>
+                  <m:ctrlPr>
+                    <w:rPr>
+                      <w:rFonts w:ascii="Cambria Math" w:hAnsi="Cambria Math"/>
+                      <w:b/>
+                      <w:bCs/>
+                      <w:i/>
+                      <w:sz w:val="24"/>
+                      <w:szCs w:val="24"/>
+                    </w:rPr>
+                  </m:ctrlPr>
+                </m:sSubPr>
+                <m:e>
+                  <m:r>
+                    <m:rPr>
+                      <m:sty m:val="bi"/>
+                    </m:rPr>
+                    <w:rPr>
+                      <w:rFonts w:ascii="Cambria Math" w:hAnsi="Cambria Math"/>
+                      <w:sz w:val="24"/>
+                      <w:szCs w:val="24"/>
+                    </w:rPr>
+                    <m:t>g</m:t>
+                  </m:r>
+                </m:e>
+                <m:sub>
+                  <m:r>
+                    <m:rPr>
+                      <m:sty m:val="bi"/>
+                    </m:rPr>
+                    <w:rPr>
+                      <w:rFonts w:ascii="Cambria Math" w:hAnsi="Cambria Math"/>
+                      <w:sz w:val="24"/>
+                      <w:szCs w:val="24"/>
+                    </w:rPr>
+                    <m:t>t</m:t>
+                  </m:r>
+                </m:sub>
+              </m:sSub>
+              <m:r>
+                <m:rPr>
+                  <m:sty m:val="bi"/>
+                </m:rPr>
+                <w:rPr>
+                  <w:rFonts w:ascii="Cambria Math" w:hAnsi="Cambria Math"/>
+                  <w:sz w:val="24"/>
+                  <w:szCs w:val="24"/>
+                </w:rPr>
+                <m:t>-</m:t>
+              </m:r>
+              <m:sSub>
+                <m:sSubPr>
+                  <m:ctrlPr>
+                    <w:rPr>
+                      <w:rFonts w:ascii="Cambria Math" w:hAnsi="Cambria Math"/>
+                      <w:b/>
+                      <w:bCs/>
+                      <w:i/>
+                      <w:sz w:val="24"/>
+                      <w:szCs w:val="24"/>
+                    </w:rPr>
+                  </m:ctrlPr>
+                </m:sSubPr>
+                <m:e>
+                  <m:r>
+                    <m:rPr>
+                      <m:sty m:val="bi"/>
+                    </m:rPr>
+                    <w:rPr>
+                      <w:rFonts w:ascii="Cambria Math" w:hAnsi="Cambria Math"/>
+                      <w:sz w:val="24"/>
+                      <w:szCs w:val="24"/>
+                    </w:rPr>
+                    <m:t>a</m:t>
+                  </m:r>
+                </m:e>
+                <m:sub>
+                  <m:r>
+                    <m:rPr>
+                      <m:sty m:val="bi"/>
+                    </m:rPr>
+                    <w:rPr>
+                      <w:rFonts w:ascii="Cambria Math" w:hAnsi="Cambria Math"/>
+                      <w:sz w:val="24"/>
+                      <w:szCs w:val="24"/>
+                    </w:rPr>
+                    <m:t>t</m:t>
+                  </m:r>
+                </m:sub>
+              </m:sSub>
+              <m:r>
+                <m:rPr>
+                  <m:sty m:val="bi"/>
+                </m:rPr>
+                <w:rPr>
+                  <w:rFonts w:ascii="Cambria Math" w:hAnsi="Cambria Math"/>
+                  <w:sz w:val="24"/>
+                  <w:szCs w:val="24"/>
+                </w:rPr>
+                <m:t>)</m:t>
+              </m:r>
+            </m:e>
+          </m:nary>
+        </m:oMath>
+      </m:oMathPara>
+    </w:p>
+    <w:p>
+      <w:pPr>
+        <w:pStyle w:val="BodyText"/>
+      </w:pPr>
+    </w:p>
+    <w:p>
+      <w:pPr>
+        <w:pStyle w:val="BodyText"/>
+        <w:rPr>
+          <w:sz w:val="24"/>
+          <w:szCs w:val="24"/>
+        </w:rPr>
+      </w:pPr>
+      <w:r>
+        <w:t xml:space="preserve">The term </w:t>
+      </w:r>
+      <m:oMath>
+        <m:r>
+          <m:rPr>
+            <m:sty m:val="bi"/>
+          </m:rPr>
+          <w:rPr>
+            <w:rFonts w:ascii="Cambria Math" w:hAnsi="Cambria Math"/>
+            <w:sz w:val="24"/>
+            <w:szCs w:val="24"/>
+          </w:rPr>
+          <m:t xml:space="preserve">max (0, </m:t>
+        </m:r>
+        <m:sSub>
+          <m:sSubPr>
+            <m:ctrlPr>
+              <w:rPr>
+                <w:rFonts w:ascii="Cambria Math" w:hAnsi="Cambria Math"/>
+                <w:b/>
+                <w:bCs/>
+                <w:i/>
+                <w:sz w:val="24"/>
+                <w:szCs w:val="24"/>
+              </w:rPr>
+            </m:ctrlPr>
+          </m:sSubPr>
+          <m:e>
+            <m:r>
+              <m:rPr>
+                <m:sty m:val="bi"/>
+              </m:rPr>
+              <w:rPr>
+                <w:rFonts w:ascii="Cambria Math" w:hAnsi="Cambria Math"/>
+                <w:sz w:val="24"/>
+                <w:szCs w:val="24"/>
+              </w:rPr>
+              <m:t>d</m:t>
+            </m:r>
+          </m:e>
+          <m:sub>
+            <m:r>
+              <m:rPr>
+                <m:sty m:val="bi"/>
+              </m:rPr>
+              <w:rPr>
+                <w:rFonts w:ascii="Cambria Math" w:hAnsi="Cambria Math"/>
+                <w:sz w:val="24"/>
+                <w:szCs w:val="24"/>
+              </w:rPr>
+              <m:t>t</m:t>
+            </m:r>
+          </m:sub>
+        </m:sSub>
+        <m:r>
+          <m:rPr>
+            <m:sty m:val="bi"/>
+          </m:rPr>
+          <w:rPr>
+            <w:rFonts w:ascii="Cambria Math" w:hAnsi="Cambria Math"/>
+            <w:sz w:val="24"/>
+            <w:szCs w:val="24"/>
+          </w:rPr>
+          <m:t>-</m:t>
+        </m:r>
+        <m:sSub>
+          <m:sSubPr>
+            <m:ctrlPr>
+              <w:rPr>
+                <w:rFonts w:ascii="Cambria Math" w:hAnsi="Cambria Math"/>
+                <w:b/>
+                <w:bCs/>
+                <w:i/>
+                <w:sz w:val="24"/>
+                <w:szCs w:val="24"/>
+              </w:rPr>
+            </m:ctrlPr>
+          </m:sSubPr>
+          <m:e>
+            <m:r>
+              <m:rPr>
+                <m:sty m:val="bi"/>
+              </m:rPr>
+              <w:rPr>
+                <w:rFonts w:ascii="Cambria Math" w:hAnsi="Cambria Math"/>
+                <w:sz w:val="24"/>
+                <w:szCs w:val="24"/>
+              </w:rPr>
+              <m:t>g</m:t>
+            </m:r>
+          </m:e>
+          <m:sub>
+            <m:r>
+              <m:rPr>
+                <m:sty m:val="bi"/>
+              </m:rPr>
+              <w:rPr>
+                <w:rFonts w:ascii="Cambria Math" w:hAnsi="Cambria Math"/>
+                <w:sz w:val="24"/>
+                <w:szCs w:val="24"/>
+              </w:rPr>
+              <m:t>t</m:t>
+            </m:r>
+          </m:sub>
+        </m:sSub>
+        <m:r>
+          <m:rPr>
+            <m:sty m:val="bi"/>
+          </m:rPr>
+          <w:rPr>
+            <w:rFonts w:ascii="Cambria Math" w:hAnsi="Cambria Math"/>
+            <w:sz w:val="24"/>
+            <w:szCs w:val="24"/>
+          </w:rPr>
+          <m:t>-</m:t>
+        </m:r>
+        <m:sSub>
+          <m:sSubPr>
+            <m:ctrlPr>
+              <w:rPr>
+                <w:rFonts w:ascii="Cambria Math" w:hAnsi="Cambria Math"/>
+                <w:b/>
+                <w:bCs/>
+                <w:i/>
+                <w:sz w:val="24"/>
+                <w:szCs w:val="24"/>
+              </w:rPr>
+            </m:ctrlPr>
+          </m:sSubPr>
+          <m:e>
+            <m:r>
+              <m:rPr>
+                <m:sty m:val="bi"/>
+              </m:rPr>
+              <w:rPr>
+                <w:rFonts w:ascii="Cambria Math" w:hAnsi="Cambria Math"/>
+                <w:sz w:val="24"/>
+                <w:szCs w:val="24"/>
+              </w:rPr>
+              <m:t>a</m:t>
+            </m:r>
+          </m:e>
+          <m:sub>
+            <m:r>
+              <m:rPr>
+                <m:sty m:val="bi"/>
+              </m:rPr>
+              <w:rPr>
+                <w:rFonts w:ascii="Cambria Math" w:hAnsi="Cambria Math"/>
+                <w:sz w:val="24"/>
+                <w:szCs w:val="24"/>
+              </w:rPr>
+              <m:t>t</m:t>
+            </m:r>
+          </m:sub>
+        </m:sSub>
+        <m:r>
+          <m:rPr>
+            <m:sty m:val="bi"/>
+          </m:rPr>
+          <w:rPr>
+            <w:rFonts w:ascii="Cambria Math" w:hAnsi="Cambria Math"/>
+            <w:sz w:val="24"/>
+            <w:szCs w:val="24"/>
+          </w:rPr>
+          <m:t>)</m:t>
+        </m:r>
+      </m:oMath>
+      <w:r>
+        <w:rPr>
+          <w:b/>
+          <w:bCs/>
+          <w:sz w:val="24"/>
+          <w:szCs w:val="24"/>
+        </w:rPr>
+        <w:t xml:space="preserve"> </w:t>
+      </w:r>
+      <w:r>
+        <w:rPr>
+          <w:sz w:val="24"/>
+          <w:szCs w:val="24"/>
+        </w:rPr>
+        <w:t xml:space="preserve">is the </w:t>
+      </w:r>
+      <w:r>
+        <w:rPr>
+          <w:sz w:val="24"/>
+          <w:szCs w:val="24"/>
+        </w:rPr>
+        <w:t xml:space="preserve">grid energy imported in slot </w:t>
+      </w:r>
+      <m:oMath>
+        <m:r>
+          <m:rPr>
+            <m:sty m:val="bi"/>
+          </m:rPr>
+          <w:rPr>
+            <w:rFonts w:ascii="Cambria Math" w:hAnsi="Cambria Math"/>
+            <w:sz w:val="24"/>
+            <w:szCs w:val="24"/>
+          </w:rPr>
+          <m:t>t</m:t>
+        </m:r>
+      </m:oMath>
+      <w:r>
+        <w:rPr>
+          <w:sz w:val="24"/>
+          <w:szCs w:val="24"/>
+        </w:rPr>
+        <w:t xml:space="preserve">. </w:t>
+      </w:r>
+      <w:r>
+        <w:rPr>
+          <w:sz w:val="24"/>
+          <w:szCs w:val="24"/>
+        </w:rPr>
+        <w:t xml:space="preserve">In other words, the </w:t>
+      </w:r>
+      <w:r>
+        <w:rPr>
+          <w:sz w:val="24"/>
+          <w:szCs w:val="24"/>
+        </w:rPr>
+        <w:t xml:space="preserve">part of the </w:t>
+      </w:r>
+      <w:r>
+        <w:rPr>
+          <w:sz w:val="24"/>
+          <w:szCs w:val="24"/>
+        </w:rPr>
+        <w:t>household load which is not covered by solar or the battery.</w:t>
+      </w:r>
+      <w:r>
+        <w:rPr>
+          <w:sz w:val="24"/>
+          <w:szCs w:val="24"/>
+        </w:rPr>
+        <w:t xml:space="preserve"> </w:t>
+      </w:r>
+      <w:r>
+        <w:rPr>
+          <w:sz w:val="24"/>
+          <w:szCs w:val="24"/>
+        </w:rPr>
+        <w:t xml:space="preserve">This is a definition, not a constraint because the grid covers any </w:t>
+      </w:r>
+      <w:r>
+        <w:rPr>
+          <w:sz w:val="24"/>
+          <w:szCs w:val="24"/>
+        </w:rPr>
+        <w:t>remaining demand, while excess energy is not exported</w:t>
+      </w:r>
+      <w:r>
+        <w:rPr>
+          <w:sz w:val="24"/>
+          <w:szCs w:val="24"/>
+        </w:rPr>
+        <w:t xml:space="preserve"> (Constraint C2)</w:t>
+      </w:r>
+      <w:r>
+        <w:rPr>
+          <w:sz w:val="24"/>
+          <w:szCs w:val="24"/>
+        </w:rPr>
+        <w:t>.</w:t>
+      </w:r>
+      <w:r>
+        <w:rPr>
+          <w:sz w:val="24"/>
+          <w:szCs w:val="24"/>
+        </w:rPr>
+        <w:t xml:space="preserve"> Also, the price </w:t>
+      </w:r>
+      <m:oMath>
+        <m:sSub>
+          <m:sSubPr>
+            <m:ctrlPr>
+              <w:rPr>
+                <w:rFonts w:ascii="Cambria Math" w:hAnsi="Cambria Math"/>
+                <w:b/>
+                <w:bCs/>
+                <w:i/>
+                <w:sz w:val="24"/>
+                <w:szCs w:val="24"/>
+              </w:rPr>
+            </m:ctrlPr>
+          </m:sSubPr>
+          <m:e>
+            <m:r>
+              <m:rPr>
+                <m:sty m:val="bi"/>
+              </m:rPr>
+              <w:rPr>
+                <w:rFonts w:ascii="Cambria Math" w:hAnsi="Cambria Math"/>
+                <w:sz w:val="24"/>
+                <w:szCs w:val="24"/>
+              </w:rPr>
+              <m:t>p</m:t>
+            </m:r>
+          </m:e>
+          <m:sub>
+            <m:r>
+              <m:rPr>
+                <m:sty m:val="bi"/>
+              </m:rPr>
+              <w:rPr>
+                <w:rFonts w:ascii="Cambria Math" w:hAnsi="Cambria Math"/>
+                <w:sz w:val="24"/>
+                <w:szCs w:val="24"/>
+              </w:rPr>
+              <m:t>t</m:t>
+            </m:r>
+          </m:sub>
+        </m:sSub>
+      </m:oMath>
+      <w:r>
+        <w:rPr>
+          <w:sz w:val="24"/>
+          <w:szCs w:val="24"/>
+        </w:rPr>
+        <w:t xml:space="preserve"> varies across tariff bands, making the timing of </w:t>
+      </w:r>
+      <w:r>
+        <w:rPr>
+          <w:sz w:val="24"/>
+          <w:szCs w:val="24"/>
+        </w:rPr>
+        <w:t xml:space="preserve"> </w:t>
+      </w:r>
+      <m:oMath>
+        <m:sSub>
+          <m:sSubPr>
+            <m:ctrlPr>
+              <w:rPr>
+                <w:rFonts w:ascii="Cambria Math" w:hAnsi="Cambria Math"/>
+                <w:b/>
+                <w:bCs/>
+                <w:i/>
+                <w:sz w:val="24"/>
+                <w:szCs w:val="24"/>
+              </w:rPr>
+            </m:ctrlPr>
+          </m:sSubPr>
+          <m:e>
+            <m:r>
+              <m:rPr>
+                <m:sty m:val="bi"/>
+              </m:rPr>
+              <w:rPr>
+                <w:rFonts w:ascii="Cambria Math" w:hAnsi="Cambria Math"/>
+                <w:sz w:val="24"/>
+                <w:szCs w:val="24"/>
+              </w:rPr>
+              <m:t>a</m:t>
+            </m:r>
+          </m:e>
+          <m:sub>
+            <m:r>
+              <m:rPr>
+                <m:sty m:val="bi"/>
+              </m:rPr>
+              <w:rPr>
+                <w:rFonts w:ascii="Cambria Math" w:hAnsi="Cambria Math"/>
+                <w:sz w:val="24"/>
+                <w:szCs w:val="24"/>
+              </w:rPr>
+              <m:t>t</m:t>
+            </m:r>
+          </m:sub>
+        </m:sSub>
+      </m:oMath>
+      <w:r>
+        <w:rPr>
+          <w:b/>
+          <w:bCs/>
+          <w:sz w:val="24"/>
+          <w:szCs w:val="24"/>
+        </w:rPr>
+        <w:t xml:space="preserve"> </w:t>
+      </w:r>
+      <w:r>
+        <w:rPr>
+          <w:sz w:val="24"/>
+          <w:szCs w:val="24"/>
+        </w:rPr>
+        <w:t>important.</w:t>
+      </w:r>
+    </w:p>
+    <w:p>
+      <w:pPr>
+        <w:pStyle w:val="BodyText"/>
+        <w:rPr>
+          <w:sz w:val="24"/>
+          <w:szCs w:val="24"/>
+        </w:rPr>
+      </w:pPr>
+    </w:p>
+    <w:p>
+      <w:pPr>
+        <w:pStyle w:val="Heading2"/>
+      </w:pPr>
+      <w:r>
+        <w:t>3.</w:t>
+      </w:r>
+      <w:r>
+        <w:t>5</w:t>
+      </w:r>
+      <w:r>
+        <w:t xml:space="preserve"> </w:t>
+      </w:r>
+      <w:r>
+        <w:t>Constraints</w:t>
+      </w:r>
+    </w:p>
+    <w:p>
+      <w:pPr>
+        <w:pStyle w:val="BodyText"/>
+      </w:pPr>
+      <w:r>
+        <w:t xml:space="preserve">For a schedule to be physically feasible, the </w:t>
+      </w:r>
+      <w:r>
+        <w:t>battery must stay within its operating limits across all 48 slots. These limits are defined by the five constraints as below. They are labeled as C1 to C5 for easy reference in other sections.</w:t>
+      </w:r>
+    </w:p>
+    <w:p>
+      <w:pPr>
+        <w:pStyle w:val="BodyText"/>
+      </w:pPr>
+    </w:p>
+    <w:p>
+      <w:pPr>
+        <w:pStyle w:val="BodyText"/>
+      </w:pPr>
+    </w:p>
+    <w:p>
+      <w:pPr>
+        <w:pStyle w:val="BodyText"/>
+        <w:rPr>
+          <w:b/>
+          <w:bCs/>
+        </w:rPr>
+      </w:pPr>
+      <w:r>
+        <w:rPr>
+          <w:b/>
+          <w:bCs/>
+        </w:rPr>
+        <w:lastRenderedPageBreak/>
+        <w:t>(C</w:t>
+      </w:r>
+      <w:r>
+        <w:rPr>
+          <w:b/>
+          <w:bCs/>
+        </w:rPr>
+        <w:t>1</w:t>
+      </w:r>
+      <w:r>
+        <w:rPr>
+          <w:b/>
+          <w:bCs/>
+        </w:rPr>
+        <w:t xml:space="preserve">) </w:t>
+      </w:r>
+      <w:r>
+        <w:rPr>
+          <w:b/>
+          <w:bCs/>
+        </w:rPr>
+        <w:t>Charge/discharge rate limits</w:t>
+      </w:r>
+    </w:p>
+    <w:p>
+      <w:pPr>
+        <w:pStyle w:val="BodyText"/>
+      </w:pPr>
+      <w:r>
+        <w:t>The battery cannot charge or discharge faster than</w:t>
+      </w:r>
+      <w:r>
+        <w:t xml:space="preserve"> its power limits allows in one slot:</w:t>
+      </w:r>
+    </w:p>
+    <w:p>
+      <w:pPr>
+        <w:pStyle w:val="BodyText"/>
+        <w:rPr>
+          <w:b/>
+          <w:bCs/>
+        </w:rPr>
+      </w:pPr>
+      <m:oMathPara>
+        <m:oMath>
+          <m:r>
+            <m:rPr>
+              <m:sty m:val="bi"/>
+            </m:rPr>
+            <w:rPr>
+              <w:rFonts w:ascii="Cambria Math" w:hAnsi="Cambria Math"/>
+            </w:rPr>
+            <m:t>-</m:t>
+          </m:r>
+          <m:sSub>
+            <m:sSubPr>
+              <m:ctrlPr>
+                <w:rPr>
+                  <w:rFonts w:ascii="Cambria Math" w:hAnsi="Cambria Math"/>
+                  <w:b/>
+                  <w:bCs/>
+                  <w:i/>
+                </w:rPr>
+              </m:ctrlPr>
+            </m:sSubPr>
+            <m:e>
+              <m:r>
+                <m:rPr>
+                  <m:sty m:val="bi"/>
+                </m:rPr>
+                <w:rPr>
+                  <w:rFonts w:ascii="Cambria Math" w:hAnsi="Cambria Math"/>
+                </w:rPr>
+                <m:t>R</m:t>
+              </m:r>
+            </m:e>
+            <m:sub>
+              <m:r>
+                <m:rPr>
+                  <m:sty m:val="bi"/>
+                </m:rPr>
+                <w:rPr>
+                  <w:rFonts w:ascii="Cambria Math" w:hAnsi="Cambria Math"/>
+                </w:rPr>
+                <m:t>c</m:t>
+              </m:r>
+            </m:sub>
+          </m:sSub>
+          <m:r>
+            <m:rPr>
+              <m:sty m:val="bi"/>
+            </m:rPr>
+            <w:rPr>
+              <w:rFonts w:ascii="Cambria Math" w:hAnsi="Cambria Math"/>
+            </w:rPr>
+            <m:t> </m:t>
+          </m:r>
+          <m:r>
+            <m:rPr>
+              <m:sty m:val="b"/>
+            </m:rPr>
+            <w:rPr>
+              <w:rFonts w:ascii="Cambria Math" w:hAnsi="Cambria Math"/>
+            </w:rPr>
+            <m:t>Δ</m:t>
+          </m:r>
+          <m:r>
+            <m:rPr>
+              <m:sty m:val="bi"/>
+            </m:rPr>
+            <w:rPr>
+              <w:rFonts w:ascii="Cambria Math" w:hAnsi="Cambria Math"/>
+            </w:rPr>
+            <m:t>t </m:t>
+          </m:r>
+          <m:r>
+            <m:rPr>
+              <m:sty m:val="b"/>
+            </m:rPr>
+            <w:rPr>
+              <w:rFonts w:ascii="Cambria Math" w:hAnsi="Cambria Math"/>
+            </w:rPr>
+            <m:t>≤</m:t>
+          </m:r>
+          <m:r>
+            <m:rPr>
+              <m:sty m:val="bi"/>
+            </m:rPr>
+            <w:rPr>
+              <w:rFonts w:ascii="Cambria Math" w:hAnsi="Cambria Math"/>
+            </w:rPr>
+            <m:t> </m:t>
+          </m:r>
+          <m:sSub>
+            <m:sSubPr>
+              <m:ctrlPr>
+                <w:rPr>
+                  <w:rFonts w:ascii="Cambria Math" w:hAnsi="Cambria Math"/>
+                  <w:b/>
+                  <w:bCs/>
+                  <w:i/>
+                </w:rPr>
+              </m:ctrlPr>
+            </m:sSubPr>
+            <m:e>
+              <m:r>
+                <m:rPr>
+                  <m:sty m:val="bi"/>
+                </m:rPr>
+                <w:rPr>
+                  <w:rFonts w:ascii="Cambria Math" w:hAnsi="Cambria Math"/>
+                </w:rPr>
+                <m:t>a</m:t>
+              </m:r>
+            </m:e>
+            <m:sub>
+              <m:r>
+                <m:rPr>
+                  <m:sty m:val="bi"/>
+                </m:rPr>
+                <w:rPr>
+                  <w:rFonts w:ascii="Cambria Math" w:hAnsi="Cambria Math"/>
+                </w:rPr>
+                <m:t>t</m:t>
+              </m:r>
+            </m:sub>
+          </m:sSub>
+          <m:r>
+            <m:rPr>
+              <m:sty m:val="bi"/>
+            </m:rPr>
+            <w:rPr>
+              <w:rFonts w:ascii="Cambria Math" w:hAnsi="Cambria Math"/>
+            </w:rPr>
+            <m:t> </m:t>
+          </m:r>
+          <m:r>
+            <m:rPr>
+              <m:sty m:val="b"/>
+            </m:rPr>
+            <w:rPr>
+              <w:rFonts w:ascii="Cambria Math" w:hAnsi="Cambria Math"/>
+            </w:rPr>
+            <m:t>≤</m:t>
+          </m:r>
+          <m:r>
+            <m:rPr>
+              <m:sty m:val="bi"/>
+            </m:rPr>
+            <w:rPr>
+              <w:rFonts w:ascii="Cambria Math" w:hAnsi="Cambria Math"/>
+            </w:rPr>
+            <m:t> </m:t>
+          </m:r>
+          <m:sSub>
+            <m:sSubPr>
+              <m:ctrlPr>
+                <w:rPr>
+                  <w:rFonts w:ascii="Cambria Math" w:hAnsi="Cambria Math"/>
+                  <w:b/>
+                  <w:bCs/>
+                  <w:i/>
+                </w:rPr>
+              </m:ctrlPr>
+            </m:sSubPr>
+            <m:e>
+              <m:r>
+                <m:rPr>
+                  <m:sty m:val="bi"/>
+                </m:rPr>
+                <w:rPr>
+                  <w:rFonts w:ascii="Cambria Math" w:hAnsi="Cambria Math"/>
+                </w:rPr>
+                <m:t>R</m:t>
+              </m:r>
+            </m:e>
+            <m:sub>
+              <m:r>
+                <m:rPr>
+                  <m:sty m:val="bi"/>
+                </m:rPr>
+                <w:rPr>
+                  <w:rFonts w:ascii="Cambria Math" w:hAnsi="Cambria Math"/>
+                </w:rPr>
+                <m:t>d</m:t>
+              </m:r>
+            </m:sub>
+          </m:sSub>
+          <m:r>
+            <m:rPr>
+              <m:sty m:val="bi"/>
+            </m:rPr>
+            <w:rPr>
+              <w:rFonts w:ascii="Cambria Math" w:hAnsi="Cambria Math"/>
+            </w:rPr>
+            <m:t> </m:t>
+          </m:r>
+          <m:r>
+            <m:rPr>
+              <m:sty m:val="b"/>
+            </m:rPr>
+            <w:rPr>
+              <w:rFonts w:ascii="Cambria Math" w:hAnsi="Cambria Math"/>
+            </w:rPr>
+            <m:t>Δ</m:t>
+          </m:r>
+          <m:r>
+            <m:rPr>
+              <m:sty m:val="bi"/>
+            </m:rPr>
+            <w:rPr>
+              <w:rFonts w:ascii="Cambria Math" w:hAnsi="Cambria Math"/>
+            </w:rPr>
+            <m:t>t</m:t>
+          </m:r>
+          <m:r>
+            <m:rPr>
+              <m:sty m:val="b"/>
+            </m:rPr>
+            <w:rPr>
+              <w:rFonts w:ascii="Cambria Math" w:hAnsi="Cambria Math"/>
+            </w:rPr>
+            <m:t>  ∀</m:t>
+          </m:r>
+          <m:r>
+            <m:rPr>
+              <m:sty m:val="bi"/>
+            </m:rPr>
+            <w:rPr>
+              <w:rFonts w:ascii="Cambria Math" w:hAnsi="Cambria Math"/>
+            </w:rPr>
+            <m:t> t</m:t>
+          </m:r>
+        </m:oMath>
+      </m:oMathPara>
+    </w:p>
+    <w:p>
+      <w:pPr>
+        <w:pStyle w:val="BodyText"/>
+        <w:rPr>
+          <w:b/>
+          <w:bCs/>
+        </w:rPr>
+      </w:pPr>
+    </w:p>
+    <w:p>
+      <w:pPr>
+        <w:pStyle w:val="BodyText"/>
+        <w:rPr>
+          <w:b/>
+          <w:bCs/>
+        </w:rPr>
+      </w:pPr>
+      <w:r>
+        <w:rPr>
+          <w:b/>
+          <w:bCs/>
+        </w:rPr>
+        <w:t xml:space="preserve">(C2) </w:t>
+      </w:r>
+      <w:r>
+        <w:rPr>
+          <w:b/>
+          <w:bCs/>
+        </w:rPr>
+        <w:t>No grid export</w:t>
+      </w:r>
+    </w:p>
+    <w:p>
+      <w:pPr>
+        <w:pStyle w:val="BodyText"/>
+      </w:pPr>
+      <w:r>
+        <w:t>The battery may not discharge more than the household’s net load in any slot, so no energy is ever sent back to the grid:</w:t>
+      </w:r>
+    </w:p>
+    <w:p>
+      <w:pPr>
+        <w:pStyle w:val="BodyText"/>
+        <w:rPr>
+          <w:b/>
+          <w:bCs/>
+        </w:rPr>
+      </w:pPr>
+      <m:oMathPara>
+        <m:oMath>
+          <m:sSub>
+            <m:sSubPr>
+              <m:ctrlPr>
+                <w:rPr>
+                  <w:rFonts w:ascii="Cambria Math" w:hAnsi="Cambria Math"/>
+                  <w:b/>
+                  <w:bCs/>
+                  <w:i/>
+                </w:rPr>
+              </m:ctrlPr>
+            </m:sSubPr>
+            <m:e>
+              <m:r>
+                <m:rPr>
+                  <m:sty m:val="bi"/>
+                </m:rPr>
+                <w:rPr>
+                  <w:rFonts w:ascii="Cambria Math" w:hAnsi="Cambria Math"/>
+                </w:rPr>
+                <m:t>a</m:t>
+              </m:r>
+            </m:e>
+            <m:sub>
+              <m:r>
+                <m:rPr>
+                  <m:sty m:val="bi"/>
+                </m:rPr>
+                <w:rPr>
+                  <w:rFonts w:ascii="Cambria Math" w:hAnsi="Cambria Math"/>
+                </w:rPr>
+                <m:t>t</m:t>
+              </m:r>
+            </m:sub>
+          </m:sSub>
+          <m:r>
+            <m:rPr>
+              <m:sty m:val="bi"/>
+            </m:rPr>
+            <w:rPr>
+              <w:rFonts w:ascii="Cambria Math" w:hAnsi="Cambria Math"/>
+            </w:rPr>
+            <m:t> </m:t>
+          </m:r>
+          <m:r>
+            <m:rPr>
+              <m:sty m:val="b"/>
+            </m:rPr>
+            <w:rPr>
+              <w:rFonts w:ascii="Cambria Math" w:hAnsi="Cambria Math"/>
+            </w:rPr>
+            <m:t>≤</m:t>
+          </m:r>
+          <m:r>
+            <m:rPr>
+              <m:sty m:val="bi"/>
+            </m:rPr>
+            <w:rPr>
+              <w:rFonts w:ascii="Cambria Math" w:hAnsi="Cambria Math"/>
+            </w:rPr>
+            <m:t> </m:t>
+          </m:r>
+          <m:r>
+            <m:rPr>
+              <m:sty m:val="b"/>
+            </m:rPr>
+            <w:rPr>
+              <w:rFonts w:ascii="Cambria Math" w:hAnsi="Cambria Math"/>
+            </w:rPr>
+            <m:t>max</m:t>
+          </m:r>
+          <m:d>
+            <m:dPr>
+              <m:ctrlPr>
+                <w:rPr>
+                  <w:rFonts w:ascii="Cambria Math" w:hAnsi="Cambria Math"/>
+                  <w:b/>
+                  <w:bCs/>
+                </w:rPr>
+              </m:ctrlPr>
+            </m:dPr>
+            <m:e>
+              <m:r>
+                <m:rPr>
+                  <m:sty m:val="bi"/>
+                </m:rPr>
+                <w:rPr>
+                  <w:rFonts w:ascii="Cambria Math" w:hAnsi="Cambria Math"/>
+                </w:rPr>
+                <m:t>0, </m:t>
+              </m:r>
+              <m:sSub>
+                <m:sSubPr>
+                  <m:ctrlPr>
+                    <w:rPr>
+                      <w:rFonts w:ascii="Cambria Math" w:hAnsi="Cambria Math"/>
+                      <w:b/>
+                      <w:bCs/>
+                      <w:i/>
+                    </w:rPr>
+                  </m:ctrlPr>
+                </m:sSubPr>
+                <m:e>
+                  <m:r>
+                    <m:rPr>
+                      <m:sty m:val="bi"/>
+                    </m:rPr>
+                    <w:rPr>
+                      <w:rFonts w:ascii="Cambria Math" w:hAnsi="Cambria Math"/>
+                    </w:rPr>
+                    <m:t>d</m:t>
+                  </m:r>
+                </m:e>
+                <m:sub>
+                  <m:r>
+                    <m:rPr>
+                      <m:sty m:val="bi"/>
+                    </m:rPr>
+                    <w:rPr>
+                      <w:rFonts w:ascii="Cambria Math" w:hAnsi="Cambria Math"/>
+                    </w:rPr>
+                    <m:t>t</m:t>
+                  </m:r>
+                </m:sub>
+              </m:sSub>
+              <m:r>
+                <m:rPr>
+                  <m:sty m:val="bi"/>
+                </m:rPr>
+                <w:rPr>
+                  <w:rFonts w:ascii="Cambria Math" w:hAnsi="Cambria Math"/>
+                </w:rPr>
+                <m:t>-</m:t>
+              </m:r>
+              <m:sSub>
+                <m:sSubPr>
+                  <m:ctrlPr>
+                    <w:rPr>
+                      <w:rFonts w:ascii="Cambria Math" w:hAnsi="Cambria Math"/>
+                      <w:b/>
+                      <w:bCs/>
+                      <w:i/>
+                    </w:rPr>
+                  </m:ctrlPr>
+                </m:sSubPr>
+                <m:e>
+                  <m:r>
+                    <m:rPr>
+                      <m:sty m:val="bi"/>
+                    </m:rPr>
+                    <w:rPr>
+                      <w:rFonts w:ascii="Cambria Math" w:hAnsi="Cambria Math"/>
+                    </w:rPr>
+                    <m:t>g</m:t>
+                  </m:r>
+                </m:e>
+                <m:sub>
+                  <m:r>
+                    <m:rPr>
+                      <m:sty m:val="bi"/>
+                    </m:rPr>
+                    <w:rPr>
+                      <w:rFonts w:ascii="Cambria Math" w:hAnsi="Cambria Math"/>
+                    </w:rPr>
+                    <m:t>t</m:t>
+                  </m:r>
+                </m:sub>
+              </m:sSub>
+              <m:ctrlPr>
+                <w:rPr>
+                  <w:rFonts w:ascii="Cambria Math" w:hAnsi="Cambria Math"/>
+                  <w:b/>
+                  <w:bCs/>
+                  <w:i/>
+                </w:rPr>
+              </m:ctrlPr>
+            </m:e>
+          </m:d>
+          <m:r>
+            <m:rPr>
+              <m:sty m:val="b"/>
+            </m:rPr>
+            <w:rPr>
+              <w:rFonts w:ascii="Cambria Math" w:hAnsi="Cambria Math"/>
+            </w:rPr>
+            <m:t>  ∀</m:t>
+          </m:r>
+          <m:r>
+            <m:rPr>
+              <m:sty m:val="bi"/>
+            </m:rPr>
+            <w:rPr>
+              <w:rFonts w:ascii="Cambria Math" w:hAnsi="Cambria Math"/>
+            </w:rPr>
+            <m:t> t</m:t>
+          </m:r>
+        </m:oMath>
+      </m:oMathPara>
+    </w:p>
+    <w:p>
+      <w:pPr>
+        <w:pStyle w:val="BodyText"/>
+        <w:rPr>
+          <w:b/>
+          <w:bCs/>
+        </w:rPr>
+      </w:pPr>
+    </w:p>
+    <w:p>
+      <w:pPr>
+        <w:pStyle w:val="BodyText"/>
+        <w:rPr>
+          <w:b/>
+          <w:bCs/>
+        </w:rPr>
+      </w:pPr>
+      <w:r>
+        <w:rPr>
+          <w:b/>
+          <w:bCs/>
+        </w:rPr>
+        <w:t>(C</w:t>
+      </w:r>
+      <w:r>
+        <w:rPr>
+          <w:b/>
+          <w:bCs/>
+        </w:rPr>
+        <w:t xml:space="preserve">3) State-of-charge </w:t>
+      </w:r>
+      <w:r>
+        <w:rPr>
+          <w:b/>
+          <w:bCs/>
+        </w:rPr>
+        <w:t xml:space="preserve">(SoC) </w:t>
+      </w:r>
+      <w:r>
+        <w:rPr>
+          <w:b/>
+          <w:bCs/>
+        </w:rPr>
+        <w:t>transition</w:t>
+      </w:r>
+    </w:p>
+    <w:p>
+      <w:pPr>
+        <w:pStyle w:val="BodyText"/>
+      </w:pPr>
+      <w:r>
+        <w:t>The stored energy evolves with the action, applying the efficiency loss on each side</w:t>
+      </w:r>
+      <w:r>
+        <w:t>:</w:t>
+      </w:r>
+    </w:p>
+    <w:p>
+      <w:pPr>
+        <w:pStyle w:val="BodyText"/>
+        <w:rPr>
+          <w:b/>
+          <w:bCs/>
+        </w:rPr>
+      </w:pPr>
+      <m:oMathPara>
+        <m:oMath>
+          <m:sSub>
+            <m:sSubPr>
+              <m:ctrlPr>
+                <w:rPr>
+                  <w:rFonts w:ascii="Cambria Math" w:hAnsi="Cambria Math"/>
+                  <w:b/>
+                  <w:bCs/>
+                  <w:i/>
+                </w:rPr>
+              </m:ctrlPr>
+            </m:sSubPr>
+            <m:e>
+              <m:r>
+                <m:rPr>
+                  <m:sty m:val="bi"/>
+                </m:rPr>
+                <w:rPr>
+                  <w:rFonts w:ascii="Cambria Math" w:hAnsi="Cambria Math"/>
+                </w:rPr>
+                <m:t>SoC</m:t>
+              </m:r>
+            </m:e>
+            <m:sub>
+              <m:r>
+                <m:rPr>
+                  <m:sty m:val="bi"/>
+                </m:rPr>
+                <w:rPr>
+                  <w:rFonts w:ascii="Cambria Math" w:hAnsi="Cambria Math"/>
+                </w:rPr>
+                <m:t>t+1</m:t>
+              </m:r>
+            </m:sub>
+          </m:sSub>
+          <m:r>
+            <m:rPr>
+              <m:sty m:val="bi"/>
+            </m:rPr>
+            <w:rPr>
+              <w:rFonts w:ascii="Cambria Math" w:hAnsi="Cambria Math"/>
+            </w:rPr>
+            <m:t xml:space="preserve"> = </m:t>
+          </m:r>
+          <m:d>
+            <m:dPr>
+              <m:begChr m:val="{"/>
+              <m:endChr m:val=""/>
+              <m:ctrlPr>
+                <w:rPr>
+                  <w:rFonts w:ascii="Cambria Math" w:hAnsi="Cambria Math"/>
+                  <w:b/>
+                  <w:bCs/>
+                  <w:i/>
+                </w:rPr>
+              </m:ctrlPr>
+            </m:dPr>
+            <m:e>
+              <m:eqArr>
+                <m:eqArrPr>
+                  <m:ctrlPr>
+                    <w:rPr>
+                      <w:rFonts w:ascii="Cambria Math" w:hAnsi="Cambria Math"/>
+                      <w:b/>
+                      <w:bCs/>
+                      <w:i/>
+                    </w:rPr>
+                  </m:ctrlPr>
+                </m:eqArrPr>
+                <m:e>
+                  <m:sSub>
+                    <m:sSubPr>
+                      <m:ctrlPr>
+                        <w:rPr>
+                          <w:rFonts w:ascii="Cambria Math" w:hAnsi="Cambria Math"/>
+                          <w:b/>
+                          <w:bCs/>
+                          <w:i/>
+                        </w:rPr>
+                      </m:ctrlPr>
+                    </m:sSubPr>
+                    <m:e>
+                      <m:r>
+                        <m:rPr>
+                          <m:sty m:val="bi"/>
+                        </m:rPr>
+                        <w:rPr>
+                          <w:rFonts w:ascii="Cambria Math" w:hAnsi="Cambria Math"/>
+                        </w:rPr>
+                        <m:t>SoC</m:t>
+                      </m:r>
+                    </m:e>
+                    <m:sub>
+                      <m:r>
+                        <m:rPr>
+                          <m:sty m:val="bi"/>
+                        </m:rPr>
+                        <w:rPr>
+                          <w:rFonts w:ascii="Cambria Math" w:hAnsi="Cambria Math"/>
+                        </w:rPr>
+                        <m:t>t</m:t>
+                      </m:r>
+                    </m:sub>
+                  </m:sSub>
+                  <m:r>
+                    <m:rPr>
+                      <m:sty m:val="bi"/>
+                    </m:rPr>
+                    <w:rPr>
+                      <w:rFonts w:ascii="Cambria Math" w:hAnsi="Cambria Math"/>
+                    </w:rPr>
+                    <m:t>-</m:t>
+                  </m:r>
+                  <m:f>
+                    <m:fPr>
+                      <m:ctrlPr>
+                        <w:rPr>
+                          <w:rFonts w:ascii="Cambria Math" w:hAnsi="Cambria Math"/>
+                          <w:b/>
+                          <w:bCs/>
+                          <w:i/>
+                        </w:rPr>
+                      </m:ctrlPr>
+                    </m:fPr>
+                    <m:num>
+                      <m:sSub>
+                        <m:sSubPr>
+                          <m:ctrlPr>
+                            <w:rPr>
+                              <w:rFonts w:ascii="Cambria Math" w:hAnsi="Cambria Math"/>
+                              <w:b/>
+                              <w:bCs/>
+                              <w:i/>
+                            </w:rPr>
+                          </m:ctrlPr>
+                        </m:sSubPr>
+                        <m:e>
+                          <m:r>
+                            <m:rPr>
+                              <m:sty m:val="bi"/>
+                            </m:rPr>
+                            <w:rPr>
+                              <w:rFonts w:ascii="Cambria Math" w:hAnsi="Cambria Math"/>
+                            </w:rPr>
+                            <m:t>a</m:t>
+                          </m:r>
+                        </m:e>
+                        <m:sub>
+                          <m:r>
+                            <m:rPr>
+                              <m:sty m:val="bi"/>
+                            </m:rPr>
+                            <w:rPr>
+                              <w:rFonts w:ascii="Cambria Math" w:hAnsi="Cambria Math"/>
+                            </w:rPr>
+                            <m:t>t</m:t>
+                          </m:r>
+                        </m:sub>
+                      </m:sSub>
+                    </m:num>
+                    <m:den>
+                      <m:sSub>
+                        <m:sSubPr>
+                          <m:ctrlPr>
+                            <w:rPr>
+                              <w:rFonts w:ascii="Cambria Math" w:hAnsi="Cambria Math"/>
+                              <w:b/>
+                              <w:bCs/>
+                              <w:i/>
+                            </w:rPr>
+                          </m:ctrlPr>
+                        </m:sSubPr>
+                        <m:e>
+                          <m:r>
+                            <m:rPr>
+                              <m:sty m:val="bi"/>
+                            </m:rPr>
+                            <w:rPr>
+                              <w:rFonts w:ascii="Cambria Math" w:hAnsi="Cambria Math"/>
+                            </w:rPr>
+                            <m:t>η</m:t>
+                          </m:r>
+                        </m:e>
+                        <m:sub>
+                          <m:r>
+                            <m:rPr>
+                              <m:sty m:val="bi"/>
+                            </m:rPr>
+                            <w:rPr>
+                              <w:rFonts w:ascii="Cambria Math" w:hAnsi="Cambria Math"/>
+                            </w:rPr>
+                            <m:t>d</m:t>
+                          </m:r>
+                        </m:sub>
+                      </m:sSub>
+                    </m:den>
+                  </m:f>
+                  <m:r>
+                    <m:rPr>
+                      <m:sty m:val="bi"/>
+                    </m:rPr>
+                    <w:rPr>
+                      <w:rFonts w:ascii="Cambria Math" w:hAnsi="Cambria Math"/>
+                    </w:rPr>
+                    <m:t xml:space="preserve">          if </m:t>
+                  </m:r>
+                  <m:sSub>
+                    <m:sSubPr>
+                      <m:ctrlPr>
+                        <w:rPr>
+                          <w:rFonts w:ascii="Cambria Math" w:hAnsi="Cambria Math"/>
+                          <w:b/>
+                          <w:bCs/>
+                          <w:i/>
+                        </w:rPr>
+                      </m:ctrlPr>
+                    </m:sSubPr>
+                    <m:e>
+                      <m:r>
+                        <m:rPr>
+                          <m:sty m:val="bi"/>
+                        </m:rPr>
+                        <w:rPr>
+                          <w:rFonts w:ascii="Cambria Math" w:hAnsi="Cambria Math"/>
+                        </w:rPr>
+                        <m:t>a</m:t>
+                      </m:r>
+                    </m:e>
+                    <m:sub>
+                      <m:r>
+                        <m:rPr>
+                          <m:sty m:val="bi"/>
+                        </m:rPr>
+                        <w:rPr>
+                          <w:rFonts w:ascii="Cambria Math" w:hAnsi="Cambria Math"/>
+                        </w:rPr>
+                        <m:t>t</m:t>
+                      </m:r>
+                    </m:sub>
+                  </m:sSub>
+                  <m:r>
+                    <m:rPr>
+                      <m:sty m:val="bi"/>
+                    </m:rPr>
+                    <w:rPr>
+                      <w:rFonts w:ascii="Cambria Math" w:hAnsi="Cambria Math"/>
+                    </w:rPr>
+                    <m:t>≥ 0     (discharge)</m:t>
+                  </m:r>
+                </m:e>
+                <m:e>
+                  <m:sSub>
+                    <m:sSubPr>
+                      <m:ctrlPr>
+                        <w:rPr>
+                          <w:rFonts w:ascii="Cambria Math" w:hAnsi="Cambria Math"/>
+                          <w:b/>
+                          <w:bCs/>
+                          <w:i/>
+                        </w:rPr>
+                      </m:ctrlPr>
+                    </m:sSubPr>
+                    <m:e>
+                      <m:r>
+                        <m:rPr>
+                          <m:sty m:val="bi"/>
+                        </m:rPr>
+                        <w:rPr>
+                          <w:rFonts w:ascii="Cambria Math" w:hAnsi="Cambria Math"/>
+                        </w:rPr>
+                        <m:t>SoC</m:t>
+                      </m:r>
+                    </m:e>
+                    <m:sub>
+                      <m:r>
+                        <m:rPr>
+                          <m:sty m:val="bi"/>
+                        </m:rPr>
+                        <w:rPr>
+                          <w:rFonts w:ascii="Cambria Math" w:hAnsi="Cambria Math"/>
+                        </w:rPr>
+                        <m:t>t</m:t>
+                      </m:r>
+                    </m:sub>
+                  </m:sSub>
+                  <m:r>
+                    <m:rPr>
+                      <m:sty m:val="bi"/>
+                    </m:rPr>
+                    <w:rPr>
+                      <w:rFonts w:ascii="Cambria Math" w:hAnsi="Cambria Math"/>
+                    </w:rPr>
+                    <m:t xml:space="preserve"> + </m:t>
+                  </m:r>
+                  <m:sSub>
+                    <m:sSubPr>
+                      <m:ctrlPr>
+                        <w:rPr>
+                          <w:rFonts w:ascii="Cambria Math" w:hAnsi="Cambria Math"/>
+                          <w:b/>
+                          <w:bCs/>
+                          <w:i/>
+                        </w:rPr>
+                      </m:ctrlPr>
+                    </m:sSubPr>
+                    <m:e>
+                      <m:r>
+                        <m:rPr>
+                          <m:sty m:val="bi"/>
+                        </m:rPr>
+                        <w:rPr>
+                          <w:rFonts w:ascii="Cambria Math" w:hAnsi="Cambria Math"/>
+                        </w:rPr>
+                        <m:t>η</m:t>
+                      </m:r>
+                    </m:e>
+                    <m:sub>
+                      <m:r>
+                        <m:rPr>
+                          <m:sty m:val="bi"/>
+                        </m:rPr>
+                        <w:rPr>
+                          <w:rFonts w:ascii="Cambria Math" w:hAnsi="Cambria Math"/>
+                        </w:rPr>
+                        <m:t>d</m:t>
+                      </m:r>
+                    </m:sub>
+                  </m:sSub>
+                  <m:d>
+                    <m:dPr>
+                      <m:begChr m:val="|"/>
+                      <m:endChr m:val="|"/>
+                      <m:ctrlPr>
+                        <w:rPr>
+                          <w:rFonts w:ascii="Cambria Math" w:hAnsi="Cambria Math"/>
+                          <w:b/>
+                          <w:bCs/>
+                          <w:i/>
+                        </w:rPr>
+                      </m:ctrlPr>
+                    </m:dPr>
+                    <m:e>
+                      <m:sSub>
+                        <m:sSubPr>
+                          <m:ctrlPr>
+                            <w:rPr>
+                              <w:rFonts w:ascii="Cambria Math" w:hAnsi="Cambria Math"/>
+                              <w:b/>
+                              <w:bCs/>
+                              <w:i/>
+                            </w:rPr>
+                          </m:ctrlPr>
+                        </m:sSubPr>
+                        <m:e>
+                          <m:r>
+                            <m:rPr>
+                              <m:sty m:val="bi"/>
+                            </m:rPr>
+                            <w:rPr>
+                              <w:rFonts w:ascii="Cambria Math" w:hAnsi="Cambria Math"/>
+                            </w:rPr>
+                            <m:t>a</m:t>
+                          </m:r>
+                        </m:e>
+                        <m:sub>
+                          <m:r>
+                            <m:rPr>
+                              <m:sty m:val="bi"/>
+                            </m:rPr>
+                            <w:rPr>
+                              <w:rFonts w:ascii="Cambria Math" w:hAnsi="Cambria Math"/>
+                            </w:rPr>
+                            <m:t>t</m:t>
+                          </m:r>
+                        </m:sub>
+                      </m:sSub>
+                    </m:e>
+                  </m:d>
+                  <m:r>
+                    <m:rPr>
+                      <m:sty m:val="bi"/>
+                    </m:rPr>
+                    <w:rPr>
+                      <w:rFonts w:ascii="Cambria Math" w:hAnsi="Cambria Math"/>
+                    </w:rPr>
+                    <m:t xml:space="preserve">          if </m:t>
+                  </m:r>
+                  <m:sSub>
+                    <m:sSubPr>
+                      <m:ctrlPr>
+                        <w:rPr>
+                          <w:rFonts w:ascii="Cambria Math" w:hAnsi="Cambria Math"/>
+                          <w:b/>
+                          <w:bCs/>
+                          <w:i/>
+                        </w:rPr>
+                      </m:ctrlPr>
+                    </m:sSubPr>
+                    <m:e>
+                      <m:r>
+                        <m:rPr>
+                          <m:sty m:val="bi"/>
+                        </m:rPr>
+                        <w:rPr>
+                          <w:rFonts w:ascii="Cambria Math" w:hAnsi="Cambria Math"/>
+                        </w:rPr>
+                        <m:t>a</m:t>
+                      </m:r>
+                    </m:e>
+                    <m:sub>
+                      <m:r>
+                        <m:rPr>
+                          <m:sty m:val="bi"/>
+                        </m:rPr>
+                        <w:rPr>
+                          <w:rFonts w:ascii="Cambria Math" w:hAnsi="Cambria Math"/>
+                        </w:rPr>
+                        <m:t>t</m:t>
+                      </m:r>
+                    </m:sub>
+                  </m:sSub>
+                  <m:r>
+                    <m:rPr>
+                      <m:sty m:val="bi"/>
+                    </m:rPr>
+                    <w:rPr>
+                      <w:rFonts w:ascii="Cambria Math" w:hAnsi="Cambria Math"/>
+                    </w:rPr>
+                    <m:t>≥ 0     (charge)</m:t>
+                  </m:r>
+                </m:e>
+              </m:eqArr>
+            </m:e>
+          </m:d>
+        </m:oMath>
+      </m:oMathPara>
+    </w:p>
+    <w:p>
+      <w:pPr>
+        <w:pStyle w:val="BodyText"/>
+      </w:pPr>
+    </w:p>
+    <w:p>
+      <w:pPr>
+        <w:pStyle w:val="BodyText"/>
+        <w:rPr>
+          <w:b/>
+          <w:bCs/>
+        </w:rPr>
+      </w:pPr>
+      <w:r>
+        <w:rPr>
+          <w:b/>
+          <w:bCs/>
+        </w:rPr>
+        <w:t>(C</w:t>
+      </w:r>
+      <w:r>
+        <w:rPr>
+          <w:b/>
+          <w:bCs/>
+        </w:rPr>
+        <w:t xml:space="preserve">4) </w:t>
+      </w:r>
+      <w:r>
+        <w:rPr>
+          <w:b/>
+          <w:bCs/>
+        </w:rPr>
+        <w:t>Capacity bounds with re</w:t>
+      </w:r>
+      <w:r>
+        <w:rPr>
+          <w:b/>
+          <w:bCs/>
+        </w:rPr>
+        <w:t>serve</w:t>
+      </w:r>
+    </w:p>
+    <w:p>
+      <w:pPr>
+        <w:pStyle w:val="BodyText"/>
+      </w:pPr>
+      <w:r>
+        <w:t>T</w:t>
+      </w:r>
+      <w:r>
+        <w:t>he state of charge stays within usable range all times, keeping a 20% reserve:</w:t>
+      </w:r>
+    </w:p>
+    <w:p>
+      <w:pPr>
+        <w:pStyle w:val="BodyText"/>
+        <w:rPr>
+          <w:b/>
+          <w:bCs/>
+          <w:i/>
+        </w:rPr>
+      </w:pPr>
+      <m:oMathPara>
+        <m:oMath>
+          <m:r>
+            <m:rPr>
+              <m:sty m:val="bi"/>
+            </m:rPr>
+            <w:rPr>
+              <w:rFonts w:ascii="Cambria Math" w:hAnsi="Cambria Math"/>
+            </w:rPr>
+            <m:t>0.2 C ≤ </m:t>
+          </m:r>
+          <m:r>
+            <m:rPr>
+              <m:nor/>
+            </m:rPr>
+            <w:rPr>
+              <w:rFonts w:ascii="Cambria Math" w:hAnsi="Cambria Math"/>
+              <w:b/>
+              <w:bCs/>
+              <w:i/>
+            </w:rPr>
+            <m:t>So</m:t>
+          </m:r>
+          <m:sSub>
+            <m:sSubPr>
+              <m:ctrlPr>
+                <w:rPr>
+                  <w:rFonts w:ascii="Cambria Math" w:hAnsi="Cambria Math"/>
+                  <w:b/>
+                  <w:bCs/>
+                  <w:i/>
+                </w:rPr>
+              </m:ctrlPr>
+            </m:sSubPr>
+            <m:e>
+              <m:r>
+                <m:rPr>
+                  <m:nor/>
+                </m:rPr>
+                <w:rPr>
+                  <w:rFonts w:ascii="Cambria Math" w:hAnsi="Cambria Math"/>
+                  <w:b/>
+                  <w:bCs/>
+                  <w:i/>
+                </w:rPr>
+                <m:t>C</m:t>
+              </m:r>
+            </m:e>
+            <m:sub>
+              <m:r>
+                <m:rPr>
+                  <m:nor/>
+                </m:rPr>
+                <w:rPr>
+                  <w:rFonts w:ascii="Cambria Math" w:hAnsi="Cambria Math"/>
+                  <w:b/>
+                  <w:bCs/>
+                  <w:i/>
+                </w:rPr>
+                <m:t>t</m:t>
+              </m:r>
+            </m:sub>
+          </m:sSub>
+          <m:r>
+            <m:rPr>
+              <m:sty m:val="bi"/>
+            </m:rPr>
+            <w:rPr>
+              <w:rFonts w:ascii="Cambria Math" w:hAnsi="Cambria Math"/>
+            </w:rPr>
+            <m:t> ≤ C  ∀ t</m:t>
+          </m:r>
+        </m:oMath>
+      </m:oMathPara>
+    </w:p>
+    <w:p>
+      <w:pPr>
+        <w:pStyle w:val="BodyText"/>
+        <w:rPr>
+          <w:b/>
+          <w:bCs/>
+        </w:rPr>
+      </w:pPr>
+    </w:p>
+    <w:p>
+      <w:pPr>
+        <w:pStyle w:val="BodyText"/>
+        <w:rPr>
+          <w:b/>
+          <w:bCs/>
+        </w:rPr>
+      </w:pPr>
+      <w:r>
+        <w:rPr>
+          <w:b/>
+          <w:bCs/>
+        </w:rPr>
+        <w:t>(C</w:t>
+      </w:r>
+      <w:r>
+        <w:rPr>
+          <w:b/>
+          <w:bCs/>
+        </w:rPr>
+        <w:t xml:space="preserve">5) </w:t>
+      </w:r>
+      <w:r>
+        <w:rPr>
+          <w:b/>
+          <w:bCs/>
+        </w:rPr>
+        <w:t>Initial and terminal conditions</w:t>
+      </w:r>
+    </w:p>
+    <w:p>
+      <w:pPr>
+        <w:pStyle w:val="BodyText"/>
+      </w:pPr>
+      <w:r>
+        <w:t>T</w:t>
+      </w:r>
+      <w:r>
+        <w:t>he battery starts each day at the reserve floor, and energy left at the end of the day is given no value:</w:t>
+      </w:r>
+    </w:p>
+    <w:p>
+      <w:pPr>
+        <w:pStyle w:val="BodyText"/>
+        <w:rPr>
+          <w:b/>
+          <w:bCs/>
+          <w:i/>
+        </w:rPr>
+      </w:pPr>
+      <m:oMathPara>
+        <m:oMath>
+          <m:sSub>
+            <m:sSubPr>
+              <m:ctrlPr>
+                <w:rPr>
+                  <w:rFonts w:ascii="Cambria Math" w:hAnsi="Cambria Math"/>
+                  <w:b/>
+                  <w:bCs/>
+                  <w:i/>
+                </w:rPr>
+              </m:ctrlPr>
+            </m:sSubPr>
+            <m:e>
+              <m:r>
+                <m:rPr>
+                  <m:sty m:val="bi"/>
+                </m:rPr>
+                <w:rPr>
+                  <w:rFonts w:ascii="Cambria Math" w:hAnsi="Cambria Math"/>
+                </w:rPr>
+                <m:t>SoC</m:t>
+              </m:r>
+            </m:e>
+            <m:sub>
+              <m:r>
+                <m:rPr>
+                  <m:sty m:val="bi"/>
+                </m:rPr>
+                <w:rPr>
+                  <w:rFonts w:ascii="Cambria Math" w:hAnsi="Cambria Math"/>
+                </w:rPr>
+                <m:t>0</m:t>
+              </m:r>
+            </m:sub>
+          </m:sSub>
+          <m:r>
+            <m:rPr>
+              <m:sty m:val="bi"/>
+            </m:rPr>
+            <w:rPr>
+              <w:rFonts w:ascii="Cambria Math" w:hAnsi="Cambria Math"/>
+            </w:rPr>
+            <m:t xml:space="preserve"> = 0.2</m:t>
+          </m:r>
+          <m:r>
+            <m:rPr>
+              <m:sty m:val="bi"/>
+            </m:rPr>
+            <w:rPr>
+              <w:rFonts w:ascii="Cambria Math" w:hAnsi="Cambria Math"/>
+            </w:rPr>
+            <m:t>C</m:t>
+          </m:r>
+        </m:oMath>
+      </m:oMathPara>
+    </w:p>
+    <w:p>
+      <w:pPr>
+        <w:pStyle w:val="BodyText"/>
+      </w:pPr>
+    </w:p>
+    <w:p>
+      <w:pPr>
+        <w:pStyle w:val="Heading2"/>
+      </w:pPr>
+      <w:r>
+        <w:t>3.6</w:t>
+      </w:r>
+      <w:r>
+        <w:t xml:space="preserve"> Modelling assumptions</w:t>
+      </w:r>
+    </w:p>
+    <w:tbl>
+      <w:tblPr>
+        <w:tblStyle w:val="TableGrid"/>
+        <w:tblW w:w="9662" w:type="dxa"/>
+        <w:tblLook w:val="04A0" w:firstRow="1" w:lastRow="0" w:firstColumn="1" w:lastColumn="0" w:noHBand="0" w:noVBand="1"/>
+      </w:tblPr>
+      <w:tblGrid>
+        <w:gridCol w:w="1998"/>
+        <w:gridCol w:w="7664"/>
+      </w:tblGrid>
+      <w:tr>
+        <w:trPr>
+          <w:trHeight w:val="377"/>
+        </w:trPr>
+        <w:tc>
+          <w:tcPr>
+            <w:tcW w:w="1998" w:type="dxa"/>
+          </w:tcPr>
+          <w:p>
+            <w:pPr>
+              <w:pStyle w:val="BodyText"/>
+              <w:rPr>
+                <w:b/>
+                <w:bCs/>
+              </w:rPr>
+            </w:pPr>
+            <w:r>
+              <w:rPr>
+                <w:b/>
+                <w:bCs/>
+              </w:rPr>
+              <w:t>Assumption</w:t>
+            </w:r>
+          </w:p>
+        </w:tc>
+        <w:tc>
+          <w:tcPr>
+            <w:tcW w:w="7664" w:type="dxa"/>
+          </w:tcPr>
+          <w:p>
+            <w:pPr>
+              <w:pStyle w:val="BodyText"/>
+              <w:rPr>
+                <w:b/>
+                <w:bCs/>
+              </w:rPr>
+            </w:pPr>
+            <w:r>
+              <w:rPr>
+                <w:b/>
+                <w:bCs/>
+              </w:rPr>
+              <w:t>Rule in the model</w:t>
+            </w:r>
+          </w:p>
+        </w:tc>
+      </w:tr>
+      <w:tr>
+        <w:trPr>
+          <w:trHeight w:val="620"/>
+        </w:trPr>
+        <w:tc>
+          <w:tcPr>
+            <w:tcW w:w="1998" w:type="dxa"/>
+          </w:tcPr>
+          <w:p>
+            <w:pPr>
+              <w:pStyle w:val="BodyText"/>
+            </w:pPr>
+            <w:r>
+              <w:t>Curtailment</w:t>
+            </w:r>
+          </w:p>
+        </w:tc>
+        <w:tc>
+          <w:tcPr>
+            <w:tcW w:w="7664" w:type="dxa"/>
+          </w:tcPr>
+          <w:p>
+            <w:pPr>
+              <w:pStyle w:val="BodyText"/>
+            </w:pPr>
+            <w:r>
+              <w:t>Any solar energy left after meeting the load and battery charging demand is wasted. No income is received for exporting excess energy to grid (C2)</w:t>
+            </w:r>
+          </w:p>
+        </w:tc>
+      </w:tr>
+      <w:tr>
+        <w:trPr>
+          <w:trHeight w:val="890"/>
+        </w:trPr>
+        <w:tc>
+          <w:tcPr>
+            <w:tcW w:w="1998" w:type="dxa"/>
+          </w:tcPr>
+          <w:p>
+            <w:pPr>
+              <w:pStyle w:val="BodyText"/>
+            </w:pPr>
+            <w:r>
+              <w:t xml:space="preserve">Day </w:t>
+            </w:r>
+            <w:r>
+              <w:t>independence</w:t>
+            </w:r>
+          </w:p>
+        </w:tc>
+        <w:tc>
+          <w:tcPr>
+            <w:tcW w:w="7664" w:type="dxa"/>
+          </w:tcPr>
+          <w:p>
+            <w:pPr>
+              <w:pStyle w:val="BodyText"/>
+            </w:pPr>
+            <w:r>
+              <w:t xml:space="preserve">Each day is optimized separately. Which means each day starting from the minimum reserve SoC of the battery. The remaining charge of the battery is not carried over to the next day. </w:t>
+            </w:r>
+          </w:p>
+        </w:tc>
+      </w:tr>
+      <w:tr>
+        <w:trPr>
+          <w:trHeight w:val="674"/>
+        </w:trPr>
+        <w:tc>
+          <w:tcPr>
+            <w:tcW w:w="1998" w:type="dxa"/>
+          </w:tcPr>
+          <w:p>
+            <w:pPr>
+              <w:pStyle w:val="BodyText"/>
+            </w:pPr>
+            <w:r>
+              <w:t>Grid charging</w:t>
+            </w:r>
+          </w:p>
+        </w:tc>
+        <w:tc>
+          <w:tcPr>
+            <w:tcW w:w="7664" w:type="dxa"/>
+          </w:tcPr>
+          <w:p>
+            <w:pPr>
+              <w:pStyle w:val="BodyText"/>
+            </w:pPr>
+            <w:r>
+              <w:t>The battery can charge from the grid during off-peak hours. This is subjective to confirmation of the inverter configurations.</w:t>
+            </w:r>
+          </w:p>
+        </w:tc>
+      </w:tr>
+      <w:tr>
+        <w:trPr>
+          <w:trHeight w:val="890"/>
+        </w:trPr>
+        <w:tc>
+          <w:tcPr>
+            <w:tcW w:w="1998" w:type="dxa"/>
+          </w:tcPr>
+          <w:p>
+            <w:pPr>
+              <w:pStyle w:val="BodyText"/>
+            </w:pPr>
+            <w:r>
+              <w:lastRenderedPageBreak/>
+              <w:t>Deterministic</w:t>
+            </w:r>
+          </w:p>
+        </w:tc>
+        <w:tc>
+          <w:tcPr>
+            <w:tcW w:w="7664" w:type="dxa"/>
+          </w:tcPr>
+          <w:p>
+            <w:pPr>
+              <w:pStyle w:val="BodyText"/>
+            </w:pPr>
+            <w:r>
+              <w:t>Solar generation (</w:t>
+            </w:r>
+            <m:oMath>
+              <m:sSub>
+                <m:sSubPr>
+                  <m:ctrlPr>
+                    <w:rPr>
+                      <w:rFonts w:ascii="Cambria Math" w:hAnsi="Cambria Math"/>
+                      <w:b/>
+                      <w:bCs/>
+                      <w:i/>
+                    </w:rPr>
+                  </m:ctrlPr>
+                </m:sSubPr>
+                <m:e>
+                  <m:r>
+                    <m:rPr>
+                      <m:sty m:val="bi"/>
+                    </m:rPr>
+                    <w:rPr>
+                      <w:rFonts w:ascii="Cambria Math" w:hAnsi="Cambria Math"/>
+                    </w:rPr>
+                    <m:t>g</m:t>
+                  </m:r>
+                </m:e>
+                <m:sub>
+                  <m:r>
+                    <m:rPr>
+                      <m:sty m:val="bi"/>
+                    </m:rPr>
+                    <w:rPr>
+                      <w:rFonts w:ascii="Cambria Math" w:hAnsi="Cambria Math"/>
+                    </w:rPr>
+                    <m:t>t</m:t>
+                  </m:r>
+                </m:sub>
+              </m:sSub>
+            </m:oMath>
+            <w:r>
+              <w:t>) and demand (</w:t>
+            </w:r>
+            <m:oMath>
+              <m:sSub>
+                <m:sSubPr>
+                  <m:ctrlPr>
+                    <w:rPr>
+                      <w:rFonts w:ascii="Cambria Math" w:hAnsi="Cambria Math"/>
+                      <w:b/>
+                      <w:bCs/>
+                      <w:i/>
+                    </w:rPr>
+                  </m:ctrlPr>
+                </m:sSubPr>
+                <m:e>
+                  <m:r>
+                    <m:rPr>
+                      <m:sty m:val="bi"/>
+                    </m:rPr>
+                    <w:rPr>
+                      <w:rFonts w:ascii="Cambria Math" w:hAnsi="Cambria Math"/>
+                    </w:rPr>
+                    <m:t>d</m:t>
+                  </m:r>
+                </m:e>
+                <m:sub>
+                  <m:r>
+                    <m:rPr>
+                      <m:sty m:val="bi"/>
+                    </m:rPr>
+                    <w:rPr>
+                      <w:rFonts w:ascii="Cambria Math" w:hAnsi="Cambria Math"/>
+                    </w:rPr>
+                    <m:t>t</m:t>
+                  </m:r>
+                </m:sub>
+              </m:sSub>
+            </m:oMath>
+            <w:r>
+              <w:t>) are assumed to be known for every time slot. The model finds the optimal battery dispatch using correct information, without relying on forecasts.</w:t>
+            </w:r>
+          </w:p>
+        </w:tc>
+      </w:tr>
+    </w:tbl>
+    <w:p>
+      <w:pPr>
+        <w:pStyle w:val="Heading2"/>
+      </w:pPr>
+      <w:r>
+        <w:t>3.7 Nature of the optimization problem</w:t>
+      </w:r>
+    </w:p>
+    <w:p>
+      <w:pPr>
+        <w:pStyle w:val="BodyText"/>
+        <w:tabs>
+          <w:tab w:val="left" w:pos="2176"/>
+        </w:tabs>
+      </w:pPr>
+      <w:r>
+        <w:t xml:space="preserve">The model is non-linear as written, as the cost uses a </w:t>
+      </w:r>
+      <m:oMath>
+        <m:r>
+          <m:rPr>
+            <m:sty m:val="bi"/>
+          </m:rPr>
+          <w:rPr>
+            <w:rFonts w:ascii="Cambria Math" w:hAnsi="Cambria Math"/>
+          </w:rPr>
+          <m:t>max(0, .)</m:t>
+        </m:r>
+      </m:oMath>
+      <w:r>
+        <w:rPr>
+          <w:b/>
+          <w:bCs/>
+        </w:rPr>
+        <w:t xml:space="preserve"> </w:t>
+      </w:r>
+      <w:r>
+        <w:t>term, and state-of-charge update (C3) behaves different ways for discharging and charging operations</w:t>
+      </w:r>
+      <w:r>
+        <w:t xml:space="preserve">. But both of these can be converted into linear form. </w:t>
+      </w:r>
+      <w:r>
+        <w:t>For grid imports</w:t>
+      </w:r>
+      <w:r>
+        <w:t xml:space="preserve">, we use an auxiliary variable </w:t>
+      </w:r>
+      <m:oMath>
+        <m:sSub>
+          <m:sSubPr>
+            <m:ctrlPr>
+              <w:rPr>
+                <w:rFonts w:ascii="Cambria Math" w:hAnsi="Cambria Math"/>
+                <w:b/>
+                <w:bCs/>
+                <w:i/>
+              </w:rPr>
+            </m:ctrlPr>
+          </m:sSubPr>
+          <m:e>
+            <m:r>
+              <m:rPr>
+                <m:sty m:val="bi"/>
+              </m:rPr>
+              <w:rPr>
+                <w:rFonts w:ascii="Cambria Math" w:hAnsi="Cambria Math"/>
+              </w:rPr>
+              <m:t>u</m:t>
+            </m:r>
+          </m:e>
+          <m:sub>
+            <m:r>
+              <m:rPr>
+                <m:sty m:val="bi"/>
+              </m:rPr>
+              <w:rPr>
+                <w:rFonts w:ascii="Cambria Math" w:hAnsi="Cambria Math"/>
+              </w:rPr>
+              <m:t>t</m:t>
+            </m:r>
+          </m:sub>
+        </m:sSub>
+        <m:r>
+          <m:rPr>
+            <m:sty m:val="bi"/>
+          </m:rPr>
+          <w:rPr>
+            <w:rFonts w:ascii="Cambria Math" w:hAnsi="Cambria Math"/>
+          </w:rPr>
+          <m:t>&gt;0</m:t>
+        </m:r>
+      </m:oMath>
+      <w:r>
+        <w:rPr>
+          <w:b/>
+          <w:bCs/>
+        </w:rPr>
+        <w:t xml:space="preserve"> </w:t>
+      </w:r>
+      <w:r>
+        <w:t xml:space="preserve">with the condition </w:t>
+      </w:r>
+      <m:oMath>
+        <m:sSub>
+          <m:sSubPr>
+            <m:ctrlPr>
+              <w:rPr>
+                <w:rFonts w:ascii="Cambria Math" w:hAnsi="Cambria Math"/>
+                <w:b/>
+                <w:bCs/>
+                <w:i/>
+              </w:rPr>
+            </m:ctrlPr>
+          </m:sSubPr>
+          <m:e>
+            <m:r>
+              <m:rPr>
+                <m:sty m:val="bi"/>
+              </m:rPr>
+              <w:rPr>
+                <w:rFonts w:ascii="Cambria Math" w:hAnsi="Cambria Math"/>
+              </w:rPr>
+              <m:t>u</m:t>
+            </m:r>
+          </m:e>
+          <m:sub>
+            <m:r>
+              <m:rPr>
+                <m:sty m:val="bi"/>
+              </m:rPr>
+              <w:rPr>
+                <w:rFonts w:ascii="Cambria Math" w:hAnsi="Cambria Math"/>
+              </w:rPr>
+              <m:t>t</m:t>
+            </m:r>
+          </m:sub>
+        </m:sSub>
+        <m:r>
+          <m:rPr>
+            <m:sty m:val="bi"/>
+          </m:rPr>
+          <w:rPr>
+            <w:rFonts w:ascii="Cambria Math" w:hAnsi="Cambria Math"/>
+          </w:rPr>
+          <m:t>≥</m:t>
+        </m:r>
+        <m:sSub>
+          <m:sSubPr>
+            <m:ctrlPr>
+              <w:rPr>
+                <w:rFonts w:ascii="Cambria Math" w:hAnsi="Cambria Math"/>
+                <w:b/>
+                <w:bCs/>
+                <w:i/>
+              </w:rPr>
+            </m:ctrlPr>
+          </m:sSubPr>
+          <m:e>
+            <m:r>
+              <m:rPr>
+                <m:sty m:val="bi"/>
+              </m:rPr>
+              <w:rPr>
+                <w:rFonts w:ascii="Cambria Math" w:hAnsi="Cambria Math"/>
+              </w:rPr>
+              <m:t>d</m:t>
+            </m:r>
+          </m:e>
+          <m:sub>
+            <m:r>
+              <m:rPr>
+                <m:sty m:val="bi"/>
+              </m:rPr>
+              <w:rPr>
+                <w:rFonts w:ascii="Cambria Math" w:hAnsi="Cambria Math"/>
+              </w:rPr>
+              <m:t>t</m:t>
+            </m:r>
+          </m:sub>
+        </m:sSub>
+        <m:r>
+          <m:rPr>
+            <m:sty m:val="bi"/>
+          </m:rPr>
+          <w:rPr>
+            <w:rFonts w:ascii="Cambria Math" w:hAnsi="Cambria Math"/>
+          </w:rPr>
+          <m:t>-</m:t>
+        </m:r>
+        <m:sSub>
+          <m:sSubPr>
+            <m:ctrlPr>
+              <w:rPr>
+                <w:rFonts w:ascii="Cambria Math" w:hAnsi="Cambria Math"/>
+                <w:b/>
+                <w:bCs/>
+                <w:i/>
+              </w:rPr>
+            </m:ctrlPr>
+          </m:sSubPr>
+          <m:e>
+            <m:r>
+              <m:rPr>
+                <m:sty m:val="bi"/>
+              </m:rPr>
+              <w:rPr>
+                <w:rFonts w:ascii="Cambria Math" w:hAnsi="Cambria Math"/>
+              </w:rPr>
+              <m:t>g</m:t>
+            </m:r>
+          </m:e>
+          <m:sub>
+            <m:r>
+              <m:rPr>
+                <m:sty m:val="bi"/>
+              </m:rPr>
+              <w:rPr>
+                <w:rFonts w:ascii="Cambria Math" w:hAnsi="Cambria Math"/>
+              </w:rPr>
+              <m:t>t</m:t>
+            </m:r>
+          </m:sub>
+        </m:sSub>
+        <m:r>
+          <m:rPr>
+            <m:sty m:val="bi"/>
+          </m:rPr>
+          <w:rPr>
+            <w:rFonts w:ascii="Cambria Math" w:hAnsi="Cambria Math"/>
+          </w:rPr>
+          <m:t>-</m:t>
+        </m:r>
+        <m:sSub>
+          <m:sSubPr>
+            <m:ctrlPr>
+              <w:rPr>
+                <w:rFonts w:ascii="Cambria Math" w:hAnsi="Cambria Math"/>
+                <w:b/>
+                <w:bCs/>
+                <w:i/>
+              </w:rPr>
+            </m:ctrlPr>
+          </m:sSubPr>
+          <m:e>
+            <m:r>
+              <m:rPr>
+                <m:sty m:val="bi"/>
+              </m:rPr>
+              <w:rPr>
+                <w:rFonts w:ascii="Cambria Math" w:hAnsi="Cambria Math"/>
+              </w:rPr>
+              <m:t>a</m:t>
+            </m:r>
+          </m:e>
+          <m:sub>
+            <m:r>
+              <m:rPr>
+                <m:sty m:val="bi"/>
+              </m:rPr>
+              <w:rPr>
+                <w:rFonts w:ascii="Cambria Math" w:hAnsi="Cambria Math"/>
+              </w:rPr>
+              <m:t>t</m:t>
+            </m:r>
+          </m:sub>
+        </m:sSub>
+      </m:oMath>
+      <w:r>
+        <w:t>.</w:t>
+      </w:r>
+      <w:r>
+        <w:rPr>
+          <w:b/>
+          <w:bCs/>
+        </w:rPr>
+        <w:t xml:space="preserve"> </w:t>
+      </w:r>
+      <w:r>
+        <w:t xml:space="preserve">Charging and discharging operation is represented using two separate non-negative variables. </w:t>
+      </w:r>
+      <w:r>
+        <w:t xml:space="preserve">With </w:t>
+      </w:r>
+      <w:r>
+        <w:t>these conversions</w:t>
+      </w:r>
+      <w:r>
+        <w:t>, the problem becomes linear program, or a mixed-integer linear program (MILP) if a binary variable is added in order to stop the battery from charging and discharging at the same time.</w:t>
+      </w:r>
+      <w:r>
+        <w:t xml:space="preserve"> </w:t>
+      </w:r>
+    </w:p>
+    <w:p>
+      <w:pPr>
+        <w:pStyle w:val="BodyText"/>
+        <w:tabs>
+          <w:tab w:val="left" w:pos="2176"/>
+        </w:tabs>
+      </w:pPr>
+      <w:r>
+        <w:t xml:space="preserve">Due to these reasons, </w:t>
+      </w:r>
+      <w:r>
+        <w:t xml:space="preserve">the single-battery problem is not NP-hard, and can be solved </w:t>
+      </w:r>
+      <w:r>
+        <w:t>exactly in principle.</w:t>
+      </w:r>
+      <w:r>
+        <w:t xml:space="preserve"> </w:t>
+      </w:r>
+      <w:r>
+        <w:t>The difficulty is the size of the discretized search space (section 1.3), which grows with the SoC resolution. The problem becomes NP-hard when integer decisions are introduced, such as managing multiple batteries o</w:t>
+      </w:r>
+      <w:r>
+        <w:t>r</w:t>
+      </w:r>
+      <w:r>
+        <w:t xml:space="preserve"> enforcing minimum run-times. This is where a heuristic becomes particularly useful (Section 4.3).</w:t>
       </w:r>
     </w:p>
     <w:p>
       <w:pPr>
         <w:pStyle w:val="Heading1"/>
       </w:pPr>
-      <w:bookmarkStart w:id="24" w:name="optimization-methods"/>
-      <w:bookmarkStart w:id="25" w:name="_Toc242651629"/>
-      <w:bookmarkEnd w:id="22"/>
+    </w:p>
+    <w:p>
+      <w:pPr>
+        <w:pStyle w:val="Heading1"/>
+      </w:pPr>
       <w:r>
         <w:t>4. Optimization Methods</w:t>
       </w:r>
-      <w:bookmarkEnd w:id="25"/>
+      <w:bookmarkEnd w:id="24"/>
     </w:p>
     <w:p>
       <w:pPr>
         <w:pStyle w:val="Heading2"/>
       </w:pPr>
-      <w:bookmarkStart w:id="26" w:name="exact-method-dynamic-programming"/>
-      <w:bookmarkStart w:id="27" w:name="_Toc242651630"/>
+      <w:bookmarkStart w:id="26" w:name="_Toc242651630"/>
+      <w:bookmarkStart w:id="27" w:name="exact-method-dynamic-programming"/>
       <w:r>
         <w:t>4.1 Exact method: Dynamic Programming</w:t>
       </w:r>
-      <w:bookmarkEnd w:id="27"/>
+      <w:bookmarkEnd w:id="26"/>
     </w:p>
     <w:p>
       <w:pPr>
@@ -5289,7 +9644,6 @@
         <w:pStyle w:val="FirstParagraph"/>
       </w:pPr>
       <w:r>
-        <w:lastRenderedPageBreak/>
         <w:t xml:space="preserve">The house-side energy of a move is recovered from the SoC change and the efficiency (when discharging, the SoC falls by </w:t>
       </w:r>
       <m:oMath>
@@ -5628,6 +9982,7 @@
         <w:pStyle w:val="FirstParagraph"/>
       </w:pPr>
       <w:r>
+        <w:lastRenderedPageBreak/>
         <w:t xml:space="preserve">The rate limits become limits on </w:t>
       </w:r>
       <m:oMath>
@@ -7119,7 +11474,6 @@
           <w:i/>
           <w:iCs/>
         </w:rPr>
-        <w:lastRenderedPageBreak/>
         <w:t>Replay check</w:t>
       </w:r>
       <w:r>
@@ -7139,77 +11493,97 @@
       <w:pPr>
         <w:pStyle w:val="Heading2"/>
       </w:pPr>
-      <w:bookmarkStart w:id="28" w:name="heuristic-method-genetic-algorithm"/>
-      <w:bookmarkStart w:id="29" w:name="_Toc242651631"/>
-      <w:bookmarkEnd w:id="26"/>
+      <w:bookmarkStart w:id="28" w:name="_Toc242651631"/>
+      <w:bookmarkStart w:id="29" w:name="heuristic-method-genetic-algorithm"/>
+      <w:bookmarkEnd w:id="27"/>
       <w:r>
         <w:t>4.2 Heuristic method: Genetic Algorithm</w:t>
       </w:r>
-      <w:bookmarkEnd w:id="29"/>
-    </w:p>
-    <w:p>
-      <w:pPr>
-        <w:pStyle w:val="Placeholder"/>
-      </w:pPr>
-      <w:r>
-        <w:t>[BIMSARA — write this section, about 1.5 pages. Figure 5 below is already placed; refer to it. Delete this box when done.]</w:t>
-      </w:r>
-    </w:p>
-    <w:p>
-      <w:pPr>
-        <w:pStyle w:val="Placeholder"/>
-      </w:pPr>
-      <w:r>
-        <w:t>Must cover (source of truth: src/heuristic_solver.py and your notebook):</w:t>
-      </w:r>
-    </w:p>
-    <w:p>
-      <w:pPr>
-        <w:pStyle w:val="Placeholder"/>
-      </w:pPr>
-      <w:r>
-        <w:t>(a) Why a GA for this problem: population-based, needs no gradient or problem structure, handles the non-smooth bill; why it suits a 48-dimensional continuous vector; one line on why GA over SA / local search.</w:t>
-      </w:r>
-    </w:p>
-    <w:p>
-      <w:pPr>
-        <w:pStyle w:val="Placeholder"/>
-      </w:pPr>
-      <w:r>
-        <w:t>(b) Encoding: one individual = the 48 values a_t (house side).</w:t>
-      </w:r>
-    </w:p>
-    <w:p>
-      <w:pPr>
-        <w:pStyle w:val="Placeholder"/>
-      </w:pPr>
-      <w:r>
-        <w:t>(c) Initial population (100): random N(0, 0.3) clipped to bounds, plus the greedy rule (charge from surplus, discharge at peak) and the do-nothing schedule as seeds.</w:t>
-      </w:r>
-    </w:p>
-    <w:p>
-      <w:pPr>
-        <w:pStyle w:val="Placeholder"/>
-      </w:pPr>
-      <w:r>
-        <w:t>(d) Fitness = bill + 10⁵ × total violation. Constraint handling: per-slot bounds (rate, no export) by clipping; SoC bounds (which couple slots) by a graded penalty. Mention that penalty-only handling left ~97 % of mutants infeasible and the GA stalled near the greedy seed. Cite [3] or [4] for penalty methods.</w:t>
-      </w:r>
-    </w:p>
-    <w:p>
-      <w:pPr>
-        <w:pStyle w:val="Placeholder"/>
-      </w:pPr>
-      <w:r>
-        <w:t>(e) Operators + parameter table: tournament k = 3, blend crossover rate 0.8, Gaussian mutation rate 0.1 with σ = 0.2, elitism 2, 200 generations; how the parameters were chosen.</w:t>
-      </w:r>
-    </w:p>
-    <w:p>
-      <w:pPr>
-        <w:pStyle w:val="Placeholder"/>
-      </w:pPr>
-      <w:r>
-        <w:t>(f) Output: the best individual is replayed through the same simulate() as the DP, so both are scored identically.</w:t>
-      </w:r>
+      <w:bookmarkEnd w:id="28"/>
+    </w:p>
+    <w:p>
+      <w:pPr>
+        <w:pStyle w:val="BodyText"/>
+        <w:rPr>
+          <w:b/>
+          <w:bCs/>
+        </w:rPr>
+      </w:pPr>
+      <w:r>
+        <w:rPr>
+          <w:b/>
+          <w:bCs/>
+        </w:rPr>
+        <w:t>Why a Genetic Algorithm</w:t>
+      </w:r>
+    </w:p>
+    <w:p>
+      <w:pPr>
+        <w:pStyle w:val="BodyText"/>
+      </w:pPr>
+      <w:r>
+        <w:lastRenderedPageBreak/>
+        <w:t>Unlike Dynamic programing, that we discussed, the Genetic algorithm</w:t>
+      </w:r>
+      <w:r>
+        <w:t>s do not use the stage structure of the problem.</w:t>
+      </w:r>
+      <w:r>
+        <w:t xml:space="preserve"> </w:t>
+      </w:r>
+      <w:r>
+        <w:t xml:space="preserve">It only needs a way to score a complete schedule to know how bad or </w:t>
+      </w:r>
+      <w:r>
+        <w:t>well</w:t>
+      </w:r>
+      <w:r>
+        <w:t xml:space="preserve"> the particular schedule is. </w:t>
+      </w:r>
+      <w:r>
+        <w:t>This makes GA a good alternative to DP</w:t>
+      </w:r>
+      <w:r>
+        <w:t xml:space="preserve"> and can be used for more complex methods where DP’s small-state assumption no longer holds (Section 4.3). </w:t>
+      </w:r>
+      <w:r>
+        <w:t>And also, since bill function is non-smooth due to the max (0,.) term</w:t>
+      </w:r>
+      <w:r>
+        <w:t xml:space="preserve">, </w:t>
+      </w:r>
+      <w:r>
+        <w:t>which creates a kink when the battery exactly meets the load, gradient-based methods are less suitable, while the GA does not require gradients.</w:t>
+      </w:r>
+      <w:r>
+        <w:t xml:space="preserve"> </w:t>
+      </w:r>
+      <w:r>
+        <w:t>A day schedule is naturally a 48-dimension vector of continuous charge or discharge values, which maps directly onto a real-valued chromosome.</w:t>
+      </w:r>
+      <w:r>
+        <w:t xml:space="preserve"> We chose a GA over local search and simulated annealing because its population explores many regions of the schedule space in </w:t>
+      </w:r>
+      <w:r>
+        <w:t>simultaneously</w:t>
+      </w:r>
+      <w:r>
+        <w:t xml:space="preserve">, which is more robust to the many local optima created by the </w:t>
+      </w:r>
+      <w:r>
+        <w:t>coupled SoC constraint.</w:t>
+      </w:r>
+      <w:r>
+        <w:t xml:space="preserve"> </w:t>
+      </w:r>
+      <w:r>
+        <w:t xml:space="preserve">Figure 5 shows the full GA pipeline, such as population, selection, crossover, mutation, and elitism. </w:t>
+      </w:r>
+    </w:p>
+    <w:p>
+      <w:pPr>
+        <w:pStyle w:val="BodyText"/>
+      </w:pPr>
     </w:p>
     <w:p>
       <w:pPr>
@@ -7274,35 +11648,746 @@
       <w:pPr>
         <w:pStyle w:val="Heading2"/>
       </w:pPr>
-      <w:bookmarkStart w:id="30" w:name="why-these-two-methods-together"/>
-      <w:bookmarkStart w:id="31" w:name="_Toc242651632"/>
-      <w:bookmarkEnd w:id="28"/>
-      <w:r>
-        <w:t>4.3 Why these two methods together</w:t>
-      </w:r>
-      <w:bookmarkEnd w:id="31"/>
-    </w:p>
-    <w:p>
-      <w:pPr>
-        <w:pStyle w:val="FirstParagraph"/>
-      </w:pPr>
-      <w:r>
-        <w:t xml:space="preserve">The two methods are complementary. DP exploits the problem’s stage structure to give a guaranteed optimum (for the grid) with a predictable runtime, but it relies on a small state: one battery, one SoC number. Its cost grows with the number of states, so several batteries or extra state variables (for example battery degradation) would quickly make it impractical. The GA does not rely on that structure. It only needs a way to score a schedule, so it would extend to a richer model unchanged, but it gives no optimality guarantee. Comparing them on the same model answers a practical question: </w:t>
-      </w:r>
-      <w:r>
+      <w:bookmarkStart w:id="30" w:name="_Toc242651632"/>
+      <w:bookmarkStart w:id="31" w:name="why-these-two-methods-together"/>
+      <w:bookmarkEnd w:id="29"/>
+    </w:p>
+    <w:p>
+      <w:pPr>
+        <w:pStyle w:val="BodyText"/>
         <w:rPr>
           <w:b/>
           <w:bCs/>
         </w:rPr>
-        <w:t xml:space="preserve">how much does the heuristic lose against the true optimum, and how does that loss change as the problem </w:t>
-      </w:r>
+      </w:pPr>
+      <w:r>
+        <w:rPr>
+          <w:b/>
+          <w:bCs/>
+        </w:rPr>
+        <w:t>Encoding</w:t>
+      </w:r>
+    </w:p>
+    <w:p>
+      <w:pPr>
+        <w:pStyle w:val="BodyText"/>
+      </w:pPr>
+      <w:r>
+        <w:t>In GA pipeline, one individual (chromosome) represents a complete day’s schedule. It contains 48 battery actions, a = (a0, …, a47), one for each time slot. Each value follows the sign conversion of model (positive means discharge, negative means charge), and is measured on the house side.</w:t>
+      </w:r>
+    </w:p>
+    <w:p>
+      <w:pPr>
+        <w:pStyle w:val="BodyText"/>
+      </w:pPr>
+    </w:p>
+    <w:p>
+      <w:pPr>
+        <w:pStyle w:val="BodyText"/>
+        <w:rPr>
+          <w:b/>
+          <w:bCs/>
+        </w:rPr>
+      </w:pPr>
+      <w:r>
+        <w:rPr>
+          <w:b/>
+          <w:bCs/>
+        </w:rPr>
+        <w:t>Initial population</w:t>
+      </w:r>
+    </w:p>
+    <w:p>
+      <w:pPr>
+        <w:pStyle w:val="BodyText"/>
+      </w:pPr>
+      <w:r>
+        <w:t xml:space="preserve">The population of 100 individual is initialized to balance exploration with good starting points. In this case, we used three </w:t>
+      </w:r>
+      <w:r>
+        <w:t>initialization strategies</w:t>
+      </w:r>
+      <w:r>
+        <w:t xml:space="preserve">. Most individuals are randomly generated using </w:t>
+      </w:r>
+      <m:oMath>
+        <m:r>
+          <m:rPr>
+            <m:sty m:val="bi"/>
+          </m:rPr>
+          <w:rPr>
+            <w:rFonts w:ascii="Cambria Math" w:hAnsi="Cambria Math"/>
+          </w:rPr>
+          <m:t>N(0, 0.3)</m:t>
+        </m:r>
+      </m:oMath>
+      <w:r>
+        <w:t xml:space="preserve"> and clipped to the per-slot bounds. And two individuals are the </w:t>
+      </w:r>
+      <w:r>
+        <w:rPr>
+          <w:b/>
+          <w:bCs/>
+        </w:rPr>
+        <w:t>greedy rule</w:t>
+      </w:r>
+      <w:r>
+        <w:t xml:space="preserve"> (charge using surplus solar and discharge during peak hours) and the </w:t>
+      </w:r>
+      <w:r>
+        <w:rPr>
+          <w:b/>
+          <w:bCs/>
+        </w:rPr>
+        <w:t>do-nothing</w:t>
+      </w:r>
+      <w:r>
+        <w:t xml:space="preserve"> schedule (which is always feasible). Seeding just two informed individuals’ speeds convergence without collapsing the population’s diversity. </w:t>
+      </w:r>
+    </w:p>
+    <w:p>
+      <w:pPr>
+        <w:pStyle w:val="BodyText"/>
+      </w:pPr>
+    </w:p>
+    <w:p>
+      <w:pPr>
+        <w:pStyle w:val="BodyText"/>
+        <w:rPr>
+          <w:b/>
+          <w:bCs/>
+        </w:rPr>
+      </w:pPr>
       <w:r>
         <w:rPr>
           <w:b/>
           <w:bCs/>
         </w:rPr>
         <w:lastRenderedPageBreak/>
-        <w:t>grows?</w:t>
+        <w:t>Fitness and constraint handling</w:t>
+      </w:r>
+    </w:p>
+    <w:p>
+      <w:pPr>
+        <w:pStyle w:val="BodyText"/>
+      </w:pPr>
+      <w:r>
+        <w:t>The GA minimizes a penalized cost:</w:t>
+      </w:r>
+    </w:p>
+    <w:p>
+      <w:pPr>
+        <w:pStyle w:val="BodyText"/>
+        <w:rPr>
+          <w:b/>
+          <w:bCs/>
+        </w:rPr>
+      </w:pPr>
+      <m:oMathPara>
+        <m:oMath>
+          <m:r>
+            <m:rPr>
+              <m:sty m:val="bi"/>
+            </m:rPr>
+            <w:rPr>
+              <w:rFonts w:ascii="Cambria Math" w:hAnsi="Cambria Math"/>
+            </w:rPr>
+            <m:t>fitness = bill + P . (total constraint violation), with P=</m:t>
+          </m:r>
+          <m:sSup>
+            <m:sSupPr>
+              <m:ctrlPr>
+                <w:rPr>
+                  <w:rFonts w:ascii="Cambria Math" w:hAnsi="Cambria Math"/>
+                  <w:b/>
+                  <w:bCs/>
+                  <w:i/>
+                </w:rPr>
+              </m:ctrlPr>
+            </m:sSupPr>
+            <m:e>
+              <m:r>
+                <m:rPr>
+                  <m:sty m:val="bi"/>
+                </m:rPr>
+                <w:rPr>
+                  <w:rFonts w:ascii="Cambria Math" w:hAnsi="Cambria Math"/>
+                </w:rPr>
+                <m:t>10</m:t>
+              </m:r>
+            </m:e>
+            <m:sup>
+              <m:r>
+                <m:rPr>
+                  <m:sty m:val="bi"/>
+                </m:rPr>
+                <w:rPr>
+                  <w:rFonts w:ascii="Cambria Math" w:hAnsi="Cambria Math"/>
+                </w:rPr>
+                <m:t>5</m:t>
+              </m:r>
+            </m:sup>
+          </m:sSup>
+        </m:oMath>
+      </m:oMathPara>
+    </w:p>
+    <w:p>
+      <w:pPr>
+        <w:pStyle w:val="BodyText"/>
+      </w:pPr>
+      <w:r>
+        <w:t>Constraints are enforced in two ways, matching how tightly they couple the slots:</w:t>
+      </w:r>
+    </w:p>
+    <w:p>
+      <w:pPr>
+        <w:pStyle w:val="BodyText"/>
+        <w:numPr>
+          <w:ilvl w:val="0"/>
+          <w:numId w:val="11"/>
+        </w:numPr>
+      </w:pPr>
+      <w:r>
+        <w:rPr>
+          <w:b/>
+          <w:bCs/>
+        </w:rPr>
+        <w:t>Per-slot bounds (rate limits C1 and no-export C2)</w:t>
+      </w:r>
+      <w:r>
+        <w:t xml:space="preserve"> are enforced by clipping each gene to its feasible range whenever an individual is created or mutated. Since these constraints are depend only on the current slot, clipping guarantees they are never violated.</w:t>
+      </w:r>
+    </w:p>
+    <w:p>
+      <w:pPr>
+        <w:pStyle w:val="BodyText"/>
+        <w:numPr>
+          <w:ilvl w:val="0"/>
+          <w:numId w:val="11"/>
+        </w:numPr>
+      </w:pPr>
+      <w:r>
+        <w:rPr>
+          <w:b/>
+          <w:bCs/>
+        </w:rPr>
+        <w:t>SoC bounds (C4), which couple all slots</w:t>
+      </w:r>
+      <w:r>
+        <w:t xml:space="preserve">, are handled using a graded penalty. The penalty increases as the state of charge moves further outside the range [0.2C, C], giving the search a direction back toward feasibility. </w:t>
+      </w:r>
+    </w:p>
+    <w:p>
+      <w:pPr>
+        <w:pStyle w:val="BodyText"/>
+      </w:pPr>
+      <w:r>
+        <w:t xml:space="preserve">When we tried to enforce every constraint with a penalty alone, most of the schedules, around 97% were infeasible. As a result, the GA got stuck because the penalties overwhelmed the actual electricity bill. So, we instead force the per-slot limits to stay legal by clipping, and use the penalty only for the SoC limits. This is a common approach for GAs. </w:t>
+      </w:r>
+    </w:p>
+    <w:p>
+      <w:pPr>
+        <w:pStyle w:val="BodyText"/>
+      </w:pPr>
+    </w:p>
+    <w:p>
+      <w:pPr>
+        <w:pStyle w:val="BodyText"/>
+        <w:rPr>
+          <w:b/>
+          <w:bCs/>
+        </w:rPr>
+      </w:pPr>
+      <w:r>
+        <w:rPr>
+          <w:b/>
+          <w:bCs/>
+        </w:rPr>
+        <w:t>Operators and parameters</w:t>
+      </w:r>
+    </w:p>
+    <w:p>
+      <w:pPr>
+        <w:pStyle w:val="BodyText"/>
+      </w:pPr>
+      <w:r>
+        <w:t>Each generation applies tournament selection, blend (arithmetic) crossover, Gaussian mutation, and elitism, with the settings below.</w:t>
+      </w:r>
+    </w:p>
+    <w:tbl>
+      <w:tblPr>
+        <w:tblStyle w:val="PlainTable2"/>
+        <w:tblW w:w="9586" w:type="dxa"/>
+        <w:tblLook w:val="04A0" w:firstRow="1" w:lastRow="0" w:firstColumn="1" w:lastColumn="0" w:noHBand="0" w:noVBand="1"/>
+      </w:tblPr>
+      <w:tblGrid>
+        <w:gridCol w:w="4518"/>
+        <w:gridCol w:w="5068"/>
+      </w:tblGrid>
+      <w:tr>
+        <w:trPr>
+          <w:cnfStyle w:val="100000000000" w:firstRow="1" w:lastRow="0" w:firstColumn="0" w:lastColumn="0" w:oddVBand="0" w:evenVBand="0" w:oddHBand="0" w:evenHBand="0" w:firstRowFirstColumn="0" w:firstRowLastColumn="0" w:lastRowFirstColumn="0" w:lastRowLastColumn="0"/>
+          <w:trHeight w:val="355"/>
+        </w:trPr>
+        <w:tc>
+          <w:tcPr>
+            <w:cnfStyle w:val="001000000000" w:firstRow="0" w:lastRow="0" w:firstColumn="1" w:lastColumn="0" w:oddVBand="0" w:evenVBand="0" w:oddHBand="0" w:evenHBand="0" w:firstRowFirstColumn="0" w:firstRowLastColumn="0" w:lastRowFirstColumn="0" w:lastRowLastColumn="0"/>
+            <w:tcW w:w="4518" w:type="dxa"/>
+          </w:tcPr>
+          <w:p>
+            <w:pPr>
+              <w:pStyle w:val="BodyText"/>
+            </w:pPr>
+            <w:r>
+              <w:t>Parameter</w:t>
+            </w:r>
+          </w:p>
+        </w:tc>
+        <w:tc>
+          <w:tcPr>
+            <w:tcW w:w="5068" w:type="dxa"/>
+          </w:tcPr>
+          <w:p>
+            <w:pPr>
+              <w:pStyle w:val="BodyText"/>
+              <w:cnfStyle w:val="100000000000" w:firstRow="1" w:lastRow="0" w:firstColumn="0" w:lastColumn="0" w:oddVBand="0" w:evenVBand="0" w:oddHBand="0" w:evenHBand="0" w:firstRowFirstColumn="0" w:firstRowLastColumn="0" w:lastRowFirstColumn="0" w:lastRowLastColumn="0"/>
+            </w:pPr>
+            <w:r>
+              <w:t>Value</w:t>
+            </w:r>
+          </w:p>
+        </w:tc>
+      </w:tr>
+      <w:tr>
+        <w:trPr>
+          <w:cnfStyle w:val="000000100000" w:firstRow="0" w:lastRow="0" w:firstColumn="0" w:lastColumn="0" w:oddVBand="0" w:evenVBand="0" w:oddHBand="1" w:evenHBand="0" w:firstRowFirstColumn="0" w:firstRowLastColumn="0" w:lastRowFirstColumn="0" w:lastRowLastColumn="0"/>
+          <w:trHeight w:val="343"/>
+        </w:trPr>
+        <w:tc>
+          <w:tcPr>
+            <w:cnfStyle w:val="001000000000" w:firstRow="0" w:lastRow="0" w:firstColumn="1" w:lastColumn="0" w:oddVBand="0" w:evenVBand="0" w:oddHBand="0" w:evenHBand="0" w:firstRowFirstColumn="0" w:firstRowLastColumn="0" w:lastRowFirstColumn="0" w:lastRowLastColumn="0"/>
+            <w:tcW w:w="4518" w:type="dxa"/>
+          </w:tcPr>
+          <w:p>
+            <w:pPr>
+              <w:pStyle w:val="BodyText"/>
+              <w:rPr>
+                <w:b w:val="0"/>
+                <w:bCs w:val="0"/>
+              </w:rPr>
+            </w:pPr>
+            <w:r>
+              <w:rPr>
+                <w:b w:val="0"/>
+                <w:bCs w:val="0"/>
+              </w:rPr>
+              <w:t xml:space="preserve">Population size </w:t>
+            </w:r>
+          </w:p>
+        </w:tc>
+        <w:tc>
+          <w:tcPr>
+            <w:tcW w:w="5068" w:type="dxa"/>
+          </w:tcPr>
+          <w:p>
+            <w:pPr>
+              <w:pStyle w:val="BodyText"/>
+              <w:cnfStyle w:val="000000100000" w:firstRow="0" w:lastRow="0" w:firstColumn="0" w:lastColumn="0" w:oddVBand="0" w:evenVBand="0" w:oddHBand="1" w:evenHBand="0" w:firstRowFirstColumn="0" w:firstRowLastColumn="0" w:lastRowFirstColumn="0" w:lastRowLastColumn="0"/>
+            </w:pPr>
+            <w:r>
+              <w:t>100</w:t>
+            </w:r>
+          </w:p>
+        </w:tc>
+      </w:tr>
+      <w:tr>
+        <w:trPr>
+          <w:trHeight w:val="343"/>
+        </w:trPr>
+        <w:tc>
+          <w:tcPr>
+            <w:cnfStyle w:val="001000000000" w:firstRow="0" w:lastRow="0" w:firstColumn="1" w:lastColumn="0" w:oddVBand="0" w:evenVBand="0" w:oddHBand="0" w:evenHBand="0" w:firstRowFirstColumn="0" w:firstRowLastColumn="0" w:lastRowFirstColumn="0" w:lastRowLastColumn="0"/>
+            <w:tcW w:w="4518" w:type="dxa"/>
+          </w:tcPr>
+          <w:p>
+            <w:pPr>
+              <w:pStyle w:val="BodyText"/>
+              <w:rPr>
+                <w:b w:val="0"/>
+                <w:bCs w:val="0"/>
+              </w:rPr>
+            </w:pPr>
+            <w:r>
+              <w:rPr>
+                <w:b w:val="0"/>
+                <w:bCs w:val="0"/>
+              </w:rPr>
+              <w:t xml:space="preserve">Generation </w:t>
+            </w:r>
+          </w:p>
+        </w:tc>
+        <w:tc>
+          <w:tcPr>
+            <w:tcW w:w="5068" w:type="dxa"/>
+          </w:tcPr>
+          <w:p>
+            <w:pPr>
+              <w:pStyle w:val="BodyText"/>
+              <w:cnfStyle w:val="000000000000" w:firstRow="0" w:lastRow="0" w:firstColumn="0" w:lastColumn="0" w:oddVBand="0" w:evenVBand="0" w:oddHBand="0" w:evenHBand="0" w:firstRowFirstColumn="0" w:firstRowLastColumn="0" w:lastRowFirstColumn="0" w:lastRowLastColumn="0"/>
+            </w:pPr>
+            <w:r>
+              <w:t>200</w:t>
+            </w:r>
+          </w:p>
+        </w:tc>
+      </w:tr>
+      <w:tr>
+        <w:trPr>
+          <w:cnfStyle w:val="000000100000" w:firstRow="0" w:lastRow="0" w:firstColumn="0" w:lastColumn="0" w:oddVBand="0" w:evenVBand="0" w:oddHBand="1" w:evenHBand="0" w:firstRowFirstColumn="0" w:firstRowLastColumn="0" w:lastRowFirstColumn="0" w:lastRowLastColumn="0"/>
+          <w:trHeight w:val="343"/>
+        </w:trPr>
+        <w:tc>
+          <w:tcPr>
+            <w:cnfStyle w:val="001000000000" w:firstRow="0" w:lastRow="0" w:firstColumn="1" w:lastColumn="0" w:oddVBand="0" w:evenVBand="0" w:oddHBand="0" w:evenHBand="0" w:firstRowFirstColumn="0" w:firstRowLastColumn="0" w:lastRowFirstColumn="0" w:lastRowLastColumn="0"/>
+            <w:tcW w:w="4518" w:type="dxa"/>
+          </w:tcPr>
+          <w:p>
+            <w:pPr>
+              <w:pStyle w:val="BodyText"/>
+              <w:rPr>
+                <w:b w:val="0"/>
+                <w:bCs w:val="0"/>
+              </w:rPr>
+            </w:pPr>
+            <w:r>
+              <w:rPr>
+                <w:b w:val="0"/>
+                <w:bCs w:val="0"/>
+              </w:rPr>
+              <w:t>Selection</w:t>
+            </w:r>
+          </w:p>
+        </w:tc>
+        <w:tc>
+          <w:tcPr>
+            <w:tcW w:w="5068" w:type="dxa"/>
+          </w:tcPr>
+          <w:p>
+            <w:pPr>
+              <w:pStyle w:val="BodyText"/>
+              <w:cnfStyle w:val="000000100000" w:firstRow="0" w:lastRow="0" w:firstColumn="0" w:lastColumn="0" w:oddVBand="0" w:evenVBand="0" w:oddHBand="1" w:evenHBand="0" w:firstRowFirstColumn="0" w:firstRowLastColumn="0" w:lastRowFirstColumn="0" w:lastRowLastColumn="0"/>
+            </w:pPr>
+            <w:r>
+              <w:t>tournament, k=3</w:t>
+            </w:r>
+          </w:p>
+        </w:tc>
+      </w:tr>
+      <w:tr>
+        <w:trPr>
+          <w:trHeight w:val="329"/>
+        </w:trPr>
+        <w:tc>
+          <w:tcPr>
+            <w:cnfStyle w:val="001000000000" w:firstRow="0" w:lastRow="0" w:firstColumn="1" w:lastColumn="0" w:oddVBand="0" w:evenVBand="0" w:oddHBand="0" w:evenHBand="0" w:firstRowFirstColumn="0" w:firstRowLastColumn="0" w:lastRowFirstColumn="0" w:lastRowLastColumn="0"/>
+            <w:tcW w:w="4518" w:type="dxa"/>
+          </w:tcPr>
+          <w:p>
+            <w:pPr>
+              <w:pStyle w:val="BodyText"/>
+              <w:rPr>
+                <w:b w:val="0"/>
+                <w:bCs w:val="0"/>
+              </w:rPr>
+            </w:pPr>
+            <w:r>
+              <w:rPr>
+                <w:b w:val="0"/>
+                <w:bCs w:val="0"/>
+              </w:rPr>
+              <w:t>Crossover</w:t>
+            </w:r>
+          </w:p>
+        </w:tc>
+        <w:tc>
+          <w:tcPr>
+            <w:tcW w:w="5068" w:type="dxa"/>
+          </w:tcPr>
+          <w:p>
+            <w:pPr>
+              <w:pStyle w:val="BodyText"/>
+              <w:cnfStyle w:val="000000000000" w:firstRow="0" w:lastRow="0" w:firstColumn="0" w:lastColumn="0" w:oddVBand="0" w:evenVBand="0" w:oddHBand="0" w:evenHBand="0" w:firstRowFirstColumn="0" w:firstRowLastColumn="0" w:lastRowFirstColumn="0" w:lastRowLastColumn="0"/>
+            </w:pPr>
+            <w:r>
+              <w:t>blend, rate 0.8</w:t>
+            </w:r>
+          </w:p>
+        </w:tc>
+      </w:tr>
+      <w:tr>
+        <w:trPr>
+          <w:cnfStyle w:val="000000100000" w:firstRow="0" w:lastRow="0" w:firstColumn="0" w:lastColumn="0" w:oddVBand="0" w:evenVBand="0" w:oddHBand="1" w:evenHBand="0" w:firstRowFirstColumn="0" w:firstRowLastColumn="0" w:lastRowFirstColumn="0" w:lastRowLastColumn="0"/>
+          <w:trHeight w:val="343"/>
+        </w:trPr>
+        <w:tc>
+          <w:tcPr>
+            <w:cnfStyle w:val="001000000000" w:firstRow="0" w:lastRow="0" w:firstColumn="1" w:lastColumn="0" w:oddVBand="0" w:evenVBand="0" w:oddHBand="0" w:evenHBand="0" w:firstRowFirstColumn="0" w:firstRowLastColumn="0" w:lastRowFirstColumn="0" w:lastRowLastColumn="0"/>
+            <w:tcW w:w="4518" w:type="dxa"/>
+          </w:tcPr>
+          <w:p>
+            <w:pPr>
+              <w:pStyle w:val="BodyText"/>
+              <w:rPr>
+                <w:b w:val="0"/>
+                <w:bCs w:val="0"/>
+              </w:rPr>
+            </w:pPr>
+            <w:r>
+              <w:rPr>
+                <w:b w:val="0"/>
+                <w:bCs w:val="0"/>
+              </w:rPr>
+              <w:t>Mutation</w:t>
+            </w:r>
+          </w:p>
+        </w:tc>
+        <w:tc>
+          <w:tcPr>
+            <w:tcW w:w="5068" w:type="dxa"/>
+          </w:tcPr>
+          <w:p>
+            <w:pPr>
+              <w:pStyle w:val="BodyText"/>
+              <w:cnfStyle w:val="000000100000" w:firstRow="0" w:lastRow="0" w:firstColumn="0" w:lastColumn="0" w:oddVBand="0" w:evenVBand="0" w:oddHBand="1" w:evenHBand="0" w:firstRowFirstColumn="0" w:firstRowLastColumn="0" w:lastRowFirstColumn="0" w:lastRowLastColumn="0"/>
+            </w:pPr>
+            <w:r>
+              <w:t>Gaussian, rate 0.1 per gene, σ = 0.2 kWh</w:t>
+            </w:r>
+          </w:p>
+        </w:tc>
+      </w:tr>
+      <w:tr>
+        <w:trPr>
+          <w:trHeight w:val="343"/>
+        </w:trPr>
+        <w:tc>
+          <w:tcPr>
+            <w:cnfStyle w:val="001000000000" w:firstRow="0" w:lastRow="0" w:firstColumn="1" w:lastColumn="0" w:oddVBand="0" w:evenVBand="0" w:oddHBand="0" w:evenHBand="0" w:firstRowFirstColumn="0" w:firstRowLastColumn="0" w:lastRowFirstColumn="0" w:lastRowLastColumn="0"/>
+            <w:tcW w:w="4518" w:type="dxa"/>
+          </w:tcPr>
+          <w:p>
+            <w:pPr>
+              <w:pStyle w:val="BodyText"/>
+              <w:rPr>
+                <w:b w:val="0"/>
+                <w:bCs w:val="0"/>
+              </w:rPr>
+            </w:pPr>
+            <w:r>
+              <w:rPr>
+                <w:b w:val="0"/>
+                <w:bCs w:val="0"/>
+              </w:rPr>
+              <w:t>Elitism</w:t>
+            </w:r>
+          </w:p>
+        </w:tc>
+        <w:tc>
+          <w:tcPr>
+            <w:tcW w:w="5068" w:type="dxa"/>
+          </w:tcPr>
+          <w:p>
+            <w:pPr>
+              <w:pStyle w:val="BodyText"/>
+              <w:cnfStyle w:val="000000000000" w:firstRow="0" w:lastRow="0" w:firstColumn="0" w:lastColumn="0" w:oddVBand="0" w:evenVBand="0" w:oddHBand="0" w:evenHBand="0" w:firstRowFirstColumn="0" w:firstRowLastColumn="0" w:lastRowFirstColumn="0" w:lastRowLastColumn="0"/>
+            </w:pPr>
+            <w:r>
+              <w:t>top 2 carried over unchanged</w:t>
+            </w:r>
+          </w:p>
+        </w:tc>
+      </w:tr>
+      <w:tr>
+        <w:trPr>
+          <w:cnfStyle w:val="000000100000" w:firstRow="0" w:lastRow="0" w:firstColumn="0" w:lastColumn="0" w:oddVBand="0" w:evenVBand="0" w:oddHBand="1" w:evenHBand="0" w:firstRowFirstColumn="0" w:firstRowLastColumn="0" w:lastRowFirstColumn="0" w:lastRowLastColumn="0"/>
+          <w:trHeight w:val="343"/>
+        </w:trPr>
+        <w:tc>
+          <w:tcPr>
+            <w:cnfStyle w:val="001000000000" w:firstRow="0" w:lastRow="0" w:firstColumn="1" w:lastColumn="0" w:oddVBand="0" w:evenVBand="0" w:oddHBand="0" w:evenHBand="0" w:firstRowFirstColumn="0" w:firstRowLastColumn="0" w:lastRowFirstColumn="0" w:lastRowLastColumn="0"/>
+            <w:tcW w:w="4518" w:type="dxa"/>
+          </w:tcPr>
+          <w:p>
+            <w:pPr>
+              <w:pStyle w:val="BodyText"/>
+              <w:rPr>
+                <w:b w:val="0"/>
+                <w:bCs w:val="0"/>
+              </w:rPr>
+            </w:pPr>
+            <w:r>
+              <w:rPr>
+                <w:b w:val="0"/>
+                <w:bCs w:val="0"/>
+              </w:rPr>
+              <w:t>Penalty weight P</w:t>
+            </w:r>
+          </w:p>
+        </w:tc>
+        <w:tc>
+          <w:tcPr>
+            <w:tcW w:w="5068" w:type="dxa"/>
+          </w:tcPr>
+          <w:p>
+            <w:pPr>
+              <w:pStyle w:val="BodyText"/>
+              <w:cnfStyle w:val="000000100000" w:firstRow="0" w:lastRow="0" w:firstColumn="0" w:lastColumn="0" w:oddVBand="0" w:evenVBand="0" w:oddHBand="1" w:evenHBand="0" w:firstRowFirstColumn="0" w:firstRowLastColumn="0" w:lastRowFirstColumn="0" w:lastRowLastColumn="0"/>
+            </w:pPr>
+            <w:r>
+              <w:t>10</w:t>
+            </w:r>
+            <w:r>
+              <w:rPr>
+                <w:vertAlign w:val="superscript"/>
+              </w:rPr>
+              <w:t>5</w:t>
+            </w:r>
+          </w:p>
+        </w:tc>
+      </w:tr>
+    </w:tbl>
+    <w:p>
+      <w:pPr>
+        <w:pStyle w:val="BodyText"/>
+      </w:pPr>
+    </w:p>
+    <w:p>
+      <w:pPr>
+        <w:pStyle w:val="BodyText"/>
+      </w:pPr>
+      <w:r>
+        <w:t xml:space="preserve">We used </w:t>
+      </w:r>
+      <w:r>
+        <w:t>trial and error</w:t>
+      </w:r>
+      <w:r>
+        <w:t xml:space="preserve"> methods to tune the parameters. For example, the population size and number of generations were increased until the results stopped improving. The mutation rate and </w:t>
+      </w:r>
+      <w:r>
+        <w:rPr>
+          <w:b/>
+          <w:bCs/>
+        </w:rPr>
+        <w:t>σ</w:t>
+      </w:r>
+      <w:r>
+        <w:t xml:space="preserve"> were set to maintain sufficient exploration while preserving good solutions. Also, penalty coefficient was set high enough to prevent infeasible solutions from outperforming feasible ones. Elitism guarantees the best schedule found is never lost, </w:t>
+      </w:r>
+      <w:r>
+        <w:t>so the GA’s result is always at least as good as the greedy seed.</w:t>
+      </w:r>
+    </w:p>
+    <w:p>
+      <w:pPr>
+        <w:pStyle w:val="BodyText"/>
+      </w:pPr>
+    </w:p>
+    <w:p>
+      <w:pPr>
+        <w:pStyle w:val="BodyText"/>
+        <w:rPr>
+          <w:b/>
+          <w:bCs/>
+        </w:rPr>
+      </w:pPr>
+      <w:r>
+        <w:rPr>
+          <w:b/>
+          <w:bCs/>
+        </w:rPr>
+        <w:t>Output</w:t>
+      </w:r>
+    </w:p>
+    <w:p>
+      <w:pPr>
+        <w:pStyle w:val="BodyText"/>
+      </w:pPr>
+      <w:r>
+        <w:t>The best individual found</w:t>
+      </w:r>
+      <w:r>
+        <w:t xml:space="preserve"> by the GA is evaluated using the same </w:t>
+      </w:r>
+      <w:r>
+        <w:rPr>
+          <w:b/>
+          <w:bCs/>
+        </w:rPr>
+        <w:t>simulate ()</w:t>
+      </w:r>
+      <w:r>
+        <w:t xml:space="preserve"> function as the DP. </w:t>
+      </w:r>
+      <w:r>
+        <w:t xml:space="preserve">Therefore, the reported bill and the feasibility check are computed </w:t>
+      </w:r>
+      <w:r>
+        <w:t xml:space="preserve">identically for both methods. </w:t>
+      </w:r>
+      <w:r>
+        <w:t xml:space="preserve">This </w:t>
+      </w:r>
+      <w:r>
+        <w:lastRenderedPageBreak/>
+        <w:t>means that</w:t>
+      </w:r>
+      <w:r>
+        <w:t xml:space="preserve"> </w:t>
+      </w:r>
+      <w:r>
+        <w:t>any difference in the results comes from the differen</w:t>
+      </w:r>
+      <w:r>
+        <w:t>ce between the</w:t>
+      </w:r>
+      <w:r>
+        <w:t xml:space="preserve"> t</w:t>
+      </w:r>
+      <w:r>
+        <w:t>wo</w:t>
+      </w:r>
+      <w:r>
+        <w:t xml:space="preserve"> methods, not from the difference models.</w:t>
+      </w:r>
+    </w:p>
+    <w:p>
+      <w:pPr>
+        <w:pStyle w:val="BodyText"/>
+      </w:pPr>
+    </w:p>
+    <w:p>
+      <w:pPr>
+        <w:pStyle w:val="Heading2"/>
+      </w:pPr>
+      <w:r>
+        <w:t>4.3 Why these two methods together</w:t>
+      </w:r>
+      <w:bookmarkEnd w:id="30"/>
+    </w:p>
+    <w:p>
+      <w:pPr>
+        <w:pStyle w:val="FirstParagraph"/>
+      </w:pPr>
+      <w:r>
+        <w:t xml:space="preserve">The two methods are complementary. DP exploits the problem’s stage structure to give a guaranteed optimum (for the grid) with a predictable runtime, but it relies on a small state: one battery, one SoC number. Its cost grows with the number of states, so several batteries or extra state variables (for example battery degradation) would quickly make it impractical. The GA does not rely on that structure. It only needs a way to score a schedule, so it would extend to a richer model unchanged, but it gives no optimality guarantee. Comparing them on the same model answers a practical question: </w:t>
+      </w:r>
+      <w:r>
+        <w:rPr>
+          <w:b/>
+          <w:bCs/>
+        </w:rPr>
+        <w:t>how much does the heuristic lose against the true optimum, and how does that loss change as the problem grows?</w:t>
       </w:r>
       <w:r>
         <w:t xml:space="preserve"> Both import </w:t>
@@ -7330,14 +12415,14 @@
       <w:pPr>
         <w:pStyle w:val="Heading1"/>
       </w:pPr>
-      <w:bookmarkStart w:id="32" w:name="implementation-and-reproducibility"/>
-      <w:bookmarkStart w:id="33" w:name="_Toc242651633"/>
-      <w:bookmarkEnd w:id="24"/>
-      <w:bookmarkEnd w:id="30"/>
+      <w:bookmarkStart w:id="32" w:name="_Toc242651633"/>
+      <w:bookmarkStart w:id="33" w:name="implementation-and-reproducibility"/>
+      <w:bookmarkEnd w:id="25"/>
+      <w:bookmarkEnd w:id="31"/>
       <w:r>
         <w:t>5. Implementation and Reproducibility</w:t>
       </w:r>
-      <w:bookmarkEnd w:id="33"/>
+      <w:bookmarkEnd w:id="32"/>
     </w:p>
     <w:p>
       <w:pPr>
@@ -7815,7 +12900,11 @@
         <w:t>model.py</w:t>
       </w:r>
       <w:r>
-        <w:t xml:space="preserve"> is the single source of truth for the problem. The GA was first developed in its own notebook with its own battery model. It was then refactored to import the shared module, so both methods optimise the same constraints and are scored by the same function. This also removed a subtle mismatch: the original GA allowed discharging beyond the house load (effectively exporting), which the shared model forbids.</w:t>
+        <w:t xml:space="preserve"> is the single source of truth for the problem. The GA was first developed in its own notebook with its own battery model. It was then refactored to import the shared module, so both methods optimise the same constraints and </w:t>
+      </w:r>
+      <w:r>
+        <w:lastRenderedPageBreak/>
+        <w:t>are scored by the same function. This also removed a subtle mismatch: the original GA allowed discharging beyond the house load (effectively exporting), which the shared model forbids.</w:t>
       </w:r>
     </w:p>
     <w:p>
@@ -7933,14 +13022,13 @@
       <w:pPr>
         <w:pStyle w:val="Heading1"/>
       </w:pPr>
-      <w:bookmarkStart w:id="34" w:name="results"/>
-      <w:bookmarkStart w:id="35" w:name="_Toc242651634"/>
-      <w:bookmarkEnd w:id="32"/>
-      <w:r>
-        <w:lastRenderedPageBreak/>
+      <w:bookmarkStart w:id="34" w:name="_Toc242651634"/>
+      <w:bookmarkStart w:id="35" w:name="results"/>
+      <w:bookmarkEnd w:id="33"/>
+      <w:r>
         <w:t>6. Results</w:t>
       </w:r>
-      <w:bookmarkEnd w:id="35"/>
+      <w:bookmarkEnd w:id="34"/>
     </w:p>
     <w:p>
       <w:pPr>
@@ -8006,12 +13094,12 @@
       <w:pPr>
         <w:pStyle w:val="Heading2"/>
       </w:pPr>
-      <w:bookmarkStart w:id="36" w:name="solution-quality-and-feasibility"/>
-      <w:bookmarkStart w:id="37" w:name="_Toc242651635"/>
+      <w:bookmarkStart w:id="36" w:name="_Toc242651635"/>
+      <w:bookmarkStart w:id="37" w:name="solution-quality-and-feasibility"/>
       <w:r>
         <w:t>6.1 Solution quality and feasibility</w:t>
       </w:r>
-      <w:bookmarkEnd w:id="37"/>
+      <w:bookmarkEnd w:id="36"/>
     </w:p>
     <w:p>
       <w:pPr>
@@ -8620,6 +13708,7 @@
         <w:rPr>
           <w:noProof/>
         </w:rPr>
+        <w:lastRenderedPageBreak/>
         <w:drawing>
           <wp:inline distT="0" distB="0" distL="0" distR="0" wp14:anchorId="3AF0430A" wp14:editId="2E48B44B">
             <wp:extent cx="4693920" cy="1706880"/>
@@ -8676,7 +13765,6 @@
         <w:pStyle w:val="TableCaption"/>
       </w:pPr>
       <w:r>
-        <w:lastRenderedPageBreak/>
         <w:t>Table 5. DP saving vs no battery (%) per day. Only the heavy-load day (10 Sep) benefits strongly from a battery larger than 2 kWh.</w:t>
       </w:r>
     </w:p>
@@ -9070,15 +14158,7 @@
         <w:pStyle w:val="BodyText"/>
       </w:pPr>
       <w:r>
-        <w:t xml:space="preserve">Figure 7 shows what the optimal schedule looks like on 11 September with a </w:t>
-      </w:r>
-      <w:proofErr w:type="gramStart"/>
-      <w:r>
-        <w:t>4 kWh</w:t>
-      </w:r>
-      <w:proofErr w:type="gramEnd"/>
-      <w:r>
-        <w:t xml:space="preserve"> battery. </w:t>
+        <w:t xml:space="preserve">Figure 7 shows what the optimal schedule looks like on 11 September with a 4 kWh battery. </w:t>
       </w:r>
     </w:p>
     <w:p>
@@ -9147,71 +14227,429 @@
       <w:r>
         <w:t>Figure 7. DP optimal dispatch on 11 September with a 4 kWh battery. Bars: battery energy per slot (orange = discharge, green = charge); line: SoC. Background: off-peak / day / peak bands.</w:t>
       </w:r>
+      <w:bookmarkStart w:id="38" w:name="_Toc242651636"/>
+      <w:bookmarkStart w:id="39" w:name="ga-behaviour"/>
+      <w:bookmarkEnd w:id="37"/>
+    </w:p>
+    <w:p>
+      <w:pPr>
+        <w:pStyle w:val="ImageCaption"/>
+      </w:pPr>
     </w:p>
     <w:p>
       <w:pPr>
         <w:pStyle w:val="Heading2"/>
       </w:pPr>
-      <w:bookmarkStart w:id="38" w:name="ga-behaviour"/>
-      <w:bookmarkStart w:id="39" w:name="_Toc242651636"/>
-      <w:bookmarkEnd w:id="36"/>
-      <w:r>
-        <w:t>6.2 GA behaviour</w:t>
-      </w:r>
+      <w:r>
+        <w:lastRenderedPageBreak/>
+        <w:t xml:space="preserve">6.2 GA </w:t>
+      </w:r>
+      <w:bookmarkEnd w:id="38"/>
+      <w:r>
+        <w:t>behavior</w:t>
+      </w:r>
+    </w:p>
+    <w:p>
+      <w:pPr>
+        <w:pStyle w:val="BodyText"/>
+        <w:rPr>
+          <w:b/>
+          <w:bCs/>
+        </w:rPr>
+      </w:pPr>
+      <w:r>
+        <w:rPr>
+          <w:b/>
+          <w:bCs/>
+        </w:rPr>
+        <w:t>Convergence</w:t>
+      </w:r>
+    </w:p>
+    <w:p>
+      <w:pPr>
+        <w:pStyle w:val="BodyText"/>
+      </w:pPr>
+      <w:r>
+        <w:t xml:space="preserve">For 11 September with a </w:t>
+      </w:r>
+      <w:r>
+        <w:t>4-kWh</w:t>
+      </w:r>
+      <w:r>
+        <w:t xml:space="preserve"> </w:t>
+      </w:r>
+      <w:r>
+        <w:t xml:space="preserve">battery, </w:t>
+      </w:r>
+      <w:r>
+        <w:t xml:space="preserve">the GA’s best </w:t>
+      </w:r>
+      <w:r>
+        <w:t>bill starts at the greedy seed value of Rs.92.5, and then improved with steps</w:t>
+      </w:r>
+      <w:r>
+        <w:t xml:space="preserve"> as illustrated in the figure 8</w:t>
+      </w:r>
+      <w:r>
+        <w:t xml:space="preserve">. </w:t>
+      </w:r>
+      <w:r>
+        <w:t>The convergence curve shows a series of sudden drops rather than a smooth decline.</w:t>
+      </w:r>
+      <w:r>
+        <w:t xml:space="preserve"> Between the sudden drops, the best bill stays flat for long stretches. For example, </w:t>
+      </w:r>
+      <w:r>
+        <w:t xml:space="preserve">best bill remains on Rs 65 from generation 90 to 145 before improving again. </w:t>
+      </w:r>
+      <w:r>
+        <w:t xml:space="preserve">At the end, </w:t>
+      </w:r>
+      <w:r>
+        <w:t>the bill has reached about Rs 59, which is still above the DP optimum of Rs 52.4.</w:t>
+      </w:r>
+      <w:r>
+        <w:t xml:space="preserve"> This step pattern is common in GA. </w:t>
+      </w:r>
+      <w:r>
+        <w:t xml:space="preserve">The best schedule </w:t>
+      </w:r>
+      <w:r>
+        <w:t xml:space="preserve">improves only when mutation or crossover produces a better individual. </w:t>
+      </w:r>
+      <w:r>
+        <w:t xml:space="preserve">As a result, the progress occurs in sudden jumps as we can see in the figure below. </w:t>
+      </w:r>
+      <w:r>
+        <w:t xml:space="preserve">These improvements are separated by flat periods where no better solution is found. </w:t>
+      </w:r>
+    </w:p>
+    <w:p>
+      <w:pPr>
+        <w:pStyle w:val="BodyText"/>
+        <w:jc w:val="center"/>
+      </w:pPr>
+      <w:r>
+        <w:rPr>
+          <w:noProof/>
+        </w:rPr>
+        <w:drawing>
+          <wp:inline distT="0" distB="0" distL="0" distR="0" wp14:anchorId="1CE48CBF" wp14:editId="6460053C">
+            <wp:extent cx="3321322" cy="1898051"/>
+            <wp:effectExtent l="0" t="0" r="0" b="0"/>
+            <wp:docPr id="1" name="Picture 1"/>
+            <wp:cNvGraphicFramePr>
+              <a:graphicFrameLocks xmlns:a="http://schemas.openxmlformats.org/drawingml/2006/main" noChangeAspect="1"/>
+            </wp:cNvGraphicFramePr>
+            <a:graphic xmlns:a="http://schemas.openxmlformats.org/drawingml/2006/main">
+              <a:graphicData uri="http://schemas.openxmlformats.org/drawingml/2006/picture">
+                <pic:pic xmlns:pic="http://schemas.openxmlformats.org/drawingml/2006/picture">
+                  <pic:nvPicPr>
+                    <pic:cNvPr id="0" name="Picture 1"/>
+                    <pic:cNvPicPr>
+                      <a:picLocks noChangeAspect="1" noChangeArrowheads="1"/>
+                    </pic:cNvPicPr>
+                  </pic:nvPicPr>
+                  <pic:blipFill>
+                    <a:blip r:embed="rId14" cstate="print">
+                      <a:extLst>
+                        <a:ext uri="{28A0092B-C50C-407E-A947-70E740481C1C}">
+                          <a14:useLocalDpi xmlns:a14="http://schemas.microsoft.com/office/drawing/2010/main" val="0"/>
+                        </a:ext>
+                      </a:extLst>
+                    </a:blip>
+                    <a:srcRect/>
+                    <a:stretch>
+                      <a:fillRect/>
+                    </a:stretch>
+                  </pic:blipFill>
+                  <pic:spPr bwMode="auto">
+                    <a:xfrm>
+                      <a:off x="0" y="0"/>
+                      <a:ext cx="3346981" cy="1912715"/>
+                    </a:xfrm>
+                    <a:prstGeom prst="rect">
+                      <a:avLst/>
+                    </a:prstGeom>
+                    <a:noFill/>
+                    <a:ln>
+                      <a:noFill/>
+                    </a:ln>
+                  </pic:spPr>
+                </pic:pic>
+              </a:graphicData>
+            </a:graphic>
+          </wp:inline>
+        </w:drawing>
+      </w:r>
+    </w:p>
+    <w:p>
+      <w:pPr>
+        <w:pStyle w:val="ImageCaption"/>
+      </w:pPr>
+      <w:r>
+        <w:t xml:space="preserve">Figure </w:t>
+      </w:r>
+      <w:r>
+        <w:t>8</w:t>
+      </w:r>
+      <w:r>
+        <w:t xml:space="preserve">. </w:t>
+      </w:r>
+      <w:r>
+        <w:t>GA best-so-far bill over 200 generations (11 September, 4 kWh). Improvement is step-wise with long plateaus; the run ends at ~Rs 59, above the DP optimum of Rs 52.4.</w:t>
+      </w:r>
+    </w:p>
+    <w:p>
+      <w:pPr>
+        <w:pStyle w:val="BodyText"/>
+      </w:pPr>
+    </w:p>
+    <w:p>
+      <w:pPr>
+        <w:pStyle w:val="BodyText"/>
+        <w:rPr>
+          <w:b/>
+          <w:bCs/>
+        </w:rPr>
+      </w:pPr>
+      <w:r>
+        <w:rPr>
+          <w:b/>
+          <w:bCs/>
+        </w:rPr>
+        <w:t>Dispatch quality</w:t>
+      </w:r>
+    </w:p>
+    <w:p>
+      <w:pPr>
+        <w:pStyle w:val="BodyText"/>
+      </w:pPr>
+      <w:r>
+        <w:t xml:space="preserve">Figure 9 shows the actual schedule the GA chose for 11 September with a </w:t>
+      </w:r>
+      <w:r>
+        <w:t>4-kWh</w:t>
+      </w:r>
+      <w:r>
+        <w:t xml:space="preserve"> battery, plotted on the same axes as the DP schedule in Figure 7.</w:t>
+      </w:r>
+      <w:r>
+        <w:t xml:space="preserve"> </w:t>
+      </w:r>
+      <w:r>
+        <w:t xml:space="preserve">Compared with the DP schedule, the dispatch of the GA is visibly noisier. </w:t>
+      </w:r>
+      <w:r>
+        <w:t>Because it contains many small charge and discharge actions across the off-peak and day bands</w:t>
+      </w:r>
+      <w:r>
+        <w:t xml:space="preserve"> rather than </w:t>
+      </w:r>
+      <w:r>
+        <w:t xml:space="preserve">forming the DP’s single clean charge block. </w:t>
+      </w:r>
+      <w:r>
+        <w:t>These ups and downs waste round-trip efficiency</w:t>
+      </w:r>
+      <w:r>
+        <w:t xml:space="preserve">. </w:t>
+      </w:r>
+      <w:r>
+        <w:t xml:space="preserve">Also, its peak-band discharge is also less precisely timed. Crucially, the GA ends the day with around 1.8 kWh remaining in the battery. </w:t>
+      </w:r>
+      <w:r>
+        <w:t xml:space="preserve">This is higher than the minimum SoC of 0.8 kWh. </w:t>
+      </w:r>
+      <w:r>
+        <w:t xml:space="preserve">As a result, about </w:t>
+      </w:r>
+      <w:r>
+        <w:t xml:space="preserve">1 kWh of stored energy remains unused. </w:t>
+      </w:r>
+      <w:r>
+        <w:t>The DP would have discharged this energy during peak hours to reduce the electricity bill.</w:t>
+      </w:r>
+      <w:r>
+        <w:t xml:space="preserve"> </w:t>
+      </w:r>
+      <w:r>
+        <w:t>For these reasons, the cost difference between the GA and DP was around 15–24%.</w:t>
+      </w:r>
+    </w:p>
+    <w:p>
+      <w:pPr>
+        <w:pStyle w:val="BodyText"/>
+        <w:jc w:val="center"/>
+      </w:pPr>
+      <w:r>
+        <w:rPr>
+          <w:noProof/>
+        </w:rPr>
+        <w:lastRenderedPageBreak/>
+        <w:drawing>
+          <wp:inline distT="0" distB="0" distL="0" distR="0" wp14:anchorId="5B5833EC" wp14:editId="6906E7C2">
+            <wp:extent cx="3930554" cy="1746913"/>
+            <wp:effectExtent l="0" t="0" r="0" b="0"/>
+            <wp:docPr id="2" name="Picture 2"/>
+            <wp:cNvGraphicFramePr>
+              <a:graphicFrameLocks xmlns:a="http://schemas.openxmlformats.org/drawingml/2006/main" noChangeAspect="1"/>
+            </wp:cNvGraphicFramePr>
+            <a:graphic xmlns:a="http://schemas.openxmlformats.org/drawingml/2006/main">
+              <a:graphicData uri="http://schemas.openxmlformats.org/drawingml/2006/picture">
+                <pic:pic xmlns:pic="http://schemas.openxmlformats.org/drawingml/2006/picture">
+                  <pic:nvPicPr>
+                    <pic:cNvPr id="0" name="Picture 3"/>
+                    <pic:cNvPicPr>
+                      <a:picLocks noChangeAspect="1" noChangeArrowheads="1"/>
+                    </pic:cNvPicPr>
+                  </pic:nvPicPr>
+                  <pic:blipFill>
+                    <a:blip r:embed="rId15" cstate="print">
+                      <a:extLst>
+                        <a:ext uri="{28A0092B-C50C-407E-A947-70E740481C1C}">
+                          <a14:useLocalDpi xmlns:a14="http://schemas.microsoft.com/office/drawing/2010/main" val="0"/>
+                        </a:ext>
+                      </a:extLst>
+                    </a:blip>
+                    <a:srcRect/>
+                    <a:stretch>
+                      <a:fillRect/>
+                    </a:stretch>
+                  </pic:blipFill>
+                  <pic:spPr bwMode="auto">
+                    <a:xfrm>
+                      <a:off x="0" y="0"/>
+                      <a:ext cx="3940721" cy="1751432"/>
+                    </a:xfrm>
+                    <a:prstGeom prst="rect">
+                      <a:avLst/>
+                    </a:prstGeom>
+                    <a:noFill/>
+                    <a:ln>
+                      <a:noFill/>
+                    </a:ln>
+                  </pic:spPr>
+                </pic:pic>
+              </a:graphicData>
+            </a:graphic>
+          </wp:inline>
+        </w:drawing>
+      </w:r>
+    </w:p>
+    <w:p>
+      <w:pPr>
+        <w:pStyle w:val="ImageCaption"/>
+      </w:pPr>
+      <w:r>
+        <w:t>Figure 9. GA dispatch on 11 September with a 4 kWh battery (same axes as Figure 7). Bars: battery energy per slot (orange = discharge, green = charge); line: SoC. Note the noisy charging and the energy left unused at day’s end.</w:t>
+      </w:r>
+    </w:p>
+    <w:p>
+      <w:pPr>
+        <w:pStyle w:val="BodyText"/>
+      </w:pPr>
+    </w:p>
+    <w:p>
+      <w:pPr>
+        <w:pStyle w:val="BodyText"/>
+        <w:rPr>
+          <w:b/>
+          <w:bCs/>
+        </w:rPr>
+      </w:pPr>
+      <w:r>
+        <w:rPr>
+          <w:b/>
+          <w:bCs/>
+        </w:rPr>
+        <w:t>Seed reliability</w:t>
+      </w:r>
+    </w:p>
+    <w:p>
+      <w:pPr>
+        <w:pStyle w:val="BodyText"/>
+      </w:pPr>
+      <w:r>
+        <w:t>Because</w:t>
+      </w:r>
+      <w:r>
+        <w:t xml:space="preserve"> the GA is stochastic, we ran 10 random seeds per case and report the best, mean, and worst (</w:t>
+      </w:r>
+      <w:r>
+        <w:rPr>
+          <w:rStyle w:val="VerbatimChar"/>
+        </w:rPr>
+        <w:t>results/sweep_summary.csv</w:t>
+      </w:r>
+      <w:r>
+        <w:t xml:space="preserve">). </w:t>
+      </w:r>
+      <w:r>
+        <w:t xml:space="preserve">All 150 battery runs (5 days </w:t>
+      </w:r>
+      <w:r>
+        <w:t>× 3 sizes × 10 seeds</w:t>
+      </w:r>
+      <w:r>
+        <w:t>) produced feasible schedule</w:t>
+      </w:r>
+      <w:r>
+        <w:t xml:space="preserve">s. </w:t>
+      </w:r>
+      <w:r>
+        <w:t>None of these performed worse than the greedy seed, confirming that the constraint handling and elitism worked as intended.</w:t>
+      </w:r>
+      <w:r>
+        <w:t xml:space="preserve"> Results </w:t>
+      </w:r>
+      <w:r>
+        <w:t xml:space="preserve">varied by a few percent across the ten random seeds tested. </w:t>
+      </w:r>
+      <w:r>
+        <w:t xml:space="preserve">DP optimum is Rs 52.4 on September 11. GA’s best was Rs 55.5, a 5.9% gap, while its mean was Rs 58.8. </w:t>
+      </w:r>
+      <w:r>
+        <w:t>The worst result was Rs 63.9, and all schedules remained feasible.</w:t>
+      </w:r>
+      <w:r>
+        <w:t xml:space="preserve"> </w:t>
+      </w:r>
+      <w:r>
+        <w:t>Across all days, the mean gap ranged from 15% to 24%. The largest gap occurred with the smallest battery. With 2 kWh available, precise timing matters, but random perturbation</w:t>
+      </w:r>
+      <w:r>
+        <w:t>s</w:t>
+      </w:r>
+      <w:r>
+        <w:t xml:space="preserve"> rarely </w:t>
+      </w:r>
+      <w:r>
+        <w:t>discover</w:t>
+      </w:r>
+      <w:r>
+        <w:t xml:space="preserve"> </w:t>
+      </w:r>
+      <w:r>
+        <w:t xml:space="preserve">the best schedule. </w:t>
+      </w:r>
+    </w:p>
+    <w:p>
+      <w:pPr>
+        <w:pStyle w:val="BodyText"/>
+      </w:pPr>
+    </w:p>
+    <w:p>
+      <w:pPr>
+        <w:pStyle w:val="Heading2"/>
+      </w:pPr>
+      <w:bookmarkStart w:id="40" w:name="_Toc242651637"/>
+      <w:bookmarkStart w:id="41" w:name="runtime"/>
       <w:bookmarkEnd w:id="39"/>
-    </w:p>
-    <w:p>
-      <w:pPr>
-        <w:pStyle w:val="Placeholder"/>
-      </w:pPr>
-      <w:r>
-        <w:t>[BIMSARA — about 0.5–1 page. Delete this box when done.]</w:t>
-      </w:r>
-    </w:p>
-    <w:p>
-      <w:pPr>
-        <w:pStyle w:val="Placeholder"/>
-      </w:pPr>
-      <w:r>
-        <w:t>(a) Convergence: insert figures/ga_convergence.png (Sep 11, 4 kWh). Describe the step-wise improvement and the long plateaus, and where it ends relative to the DP (Rs 52.4).</w:t>
-      </w:r>
-    </w:p>
-    <w:p>
-      <w:pPr>
-        <w:pStyle w:val="Placeholder"/>
-      </w:pPr>
-      <w:r>
-        <w:t>(b) GA dispatch: insert figures/ga_dispatch_sep11_4kwh.png next to Figure 7 and compare it with the DP schedule (noisier charging, energy left unused, etc.).</w:t>
-      </w:r>
-    </w:p>
-    <w:p>
-      <w:pPr>
-        <w:pStyle w:val="Placeholder"/>
-      </w:pPr>
-      <w:r>
-        <w:t>(c) Seed reliability: best / mean / worst over 10 seeds per case (results/sweep_summary.csv: ga_best, ga_mean, ga_worst), 100 % feasibility, spread across seeds.</w:t>
-      </w:r>
-    </w:p>
-    <w:p>
-      <w:pPr>
-        <w:pStyle w:val="Placeholder"/>
-      </w:pPr>
-      <w:r>
-        <w:t>Keep figure and table numbering in order: your figures become Figure 8 and 9, and the figures below shift to 10 and 11.</w:t>
-      </w:r>
-    </w:p>
-    <w:p>
-      <w:pPr>
-        <w:pStyle w:val="Heading2"/>
-      </w:pPr>
-      <w:bookmarkStart w:id="40" w:name="runtime"/>
-      <w:bookmarkStart w:id="41" w:name="_Toc242651637"/>
-      <w:bookmarkEnd w:id="38"/>
-      <w:r>
-        <w:lastRenderedPageBreak/>
+      <w:r>
         <w:t>6.3 Runtime</w:t>
       </w:r>
-      <w:bookmarkEnd w:id="41"/>
+      <w:bookmarkEnd w:id="40"/>
     </w:p>
     <w:p>
       <w:pPr>
@@ -9255,13 +14693,13 @@
       <w:pPr>
         <w:pStyle w:val="Heading2"/>
       </w:pPr>
-      <w:bookmarkStart w:id="42" w:name="scalability"/>
-      <w:bookmarkStart w:id="43" w:name="_Toc242651638"/>
-      <w:bookmarkEnd w:id="40"/>
+      <w:bookmarkStart w:id="42" w:name="_Toc242651638"/>
+      <w:bookmarkStart w:id="43" w:name="scalability"/>
+      <w:bookmarkEnd w:id="41"/>
       <w:r>
         <w:t>6.4 Scalability</w:t>
       </w:r>
-      <w:bookmarkEnd w:id="43"/>
+      <w:bookmarkEnd w:id="42"/>
     </w:p>
     <w:p>
       <w:pPr>
@@ -9413,6 +14851,7 @@
         <w:pStyle w:val="TableCaption"/>
       </w:pPr>
       <w:r>
+        <w:lastRenderedPageBreak/>
         <w:t>Table 6. DP grid-step study at C = 7 kWh (mean over 5 days).</w:t>
       </w:r>
     </w:p>
@@ -9993,7 +15432,7 @@
                     </pic:cNvPicPr>
                   </pic:nvPicPr>
                   <pic:blipFill>
-                    <a:blip r:embed="rId14"/>
+                    <a:blip r:embed="rId16"/>
                     <a:stretch>
                       <a:fillRect/>
                     </a:stretch>
@@ -10126,7 +15565,6 @@
         <w:pStyle w:val="TableCaption"/>
       </w:pPr>
       <w:r>
-        <w:lastRenderedPageBreak/>
         <w:t>Table 7. Horizon study at C = 7 kWh: 1, 2 and 5 chained days (bills in Rs). The last column solves each day separately from the 20 % floor.</w:t>
       </w:r>
     </w:p>
@@ -10663,7 +16101,7 @@
                     </pic:cNvPicPr>
                   </pic:nvPicPr>
                   <pic:blipFill>
-                    <a:blip r:embed="rId15"/>
+                    <a:blip r:embed="rId17"/>
                     <a:stretch>
                       <a:fillRect/>
                     </a:stretch>
@@ -10703,6 +16141,7 @@
         <w:pStyle w:val="BodyText"/>
       </w:pPr>
       <w:r>
+        <w:lastRenderedPageBreak/>
         <w:t xml:space="preserve">The last column of Table 7 gives a second, practical result. When the five days are solved </w:t>
       </w:r>
       <w:r>
@@ -10727,13 +16166,13 @@
       <w:pPr>
         <w:pStyle w:val="Heading2"/>
       </w:pPr>
-      <w:bookmarkStart w:id="44" w:name="sensitivity-to-battery-efficiency"/>
-      <w:bookmarkStart w:id="45" w:name="_Toc242651639"/>
-      <w:bookmarkEnd w:id="42"/>
+      <w:bookmarkStart w:id="44" w:name="_Toc242651639"/>
+      <w:bookmarkStart w:id="45" w:name="sensitivity-to-battery-efficiency"/>
+      <w:bookmarkEnd w:id="43"/>
       <w:r>
         <w:t>6.5 Sensitivity to battery efficiency</w:t>
       </w:r>
-      <w:bookmarkEnd w:id="45"/>
+      <w:bookmarkEnd w:id="44"/>
     </w:p>
     <w:p>
       <w:pPr>
@@ -11065,25 +16504,25 @@
       <w:pPr>
         <w:pStyle w:val="Heading1"/>
       </w:pPr>
-      <w:bookmarkStart w:id="46" w:name="discussion-and-future-work"/>
-      <w:bookmarkStart w:id="47" w:name="_Toc242651640"/>
-      <w:bookmarkEnd w:id="34"/>
-      <w:bookmarkEnd w:id="44"/>
+      <w:bookmarkStart w:id="46" w:name="_Toc242651640"/>
+      <w:bookmarkStart w:id="47" w:name="discussion-and-future-work"/>
+      <w:bookmarkEnd w:id="35"/>
+      <w:bookmarkEnd w:id="45"/>
       <w:r>
         <w:t>7. Discussion and Future Work</w:t>
       </w:r>
-      <w:bookmarkEnd w:id="47"/>
+      <w:bookmarkEnd w:id="46"/>
     </w:p>
     <w:p>
       <w:pPr>
         <w:pStyle w:val="Heading2"/>
       </w:pPr>
-      <w:bookmarkStart w:id="48" w:name="what-the-comparison-shows"/>
-      <w:bookmarkStart w:id="49" w:name="_Toc242651641"/>
+      <w:bookmarkStart w:id="48" w:name="_Toc242651641"/>
+      <w:bookmarkStart w:id="49" w:name="what-the-comparison-shows"/>
       <w:r>
         <w:t>7.1 What the comparison shows</w:t>
       </w:r>
-      <w:bookmarkEnd w:id="49"/>
+      <w:bookmarkEnd w:id="48"/>
     </w:p>
     <w:p>
       <w:pPr>
@@ -11100,11 +16539,7 @@
         <w:t>Dynamic Programming is the right tool</w:t>
       </w:r>
       <w:r>
-        <w:t xml:space="preserve">. It is exact on the grid, about as fast as the GA for one day, scales linearly with the horizon, and its grid step gives a clear trade-off between accuracy </w:t>
-      </w:r>
-      <w:r>
-        <w:lastRenderedPageBreak/>
-        <w:t>and runtime. The GA’s advantage is generality: it would accept a different battery model or cost function with no change to the algorithm, while the DP would need a new state design. That generality has a measurable price here, 15–24 % for one day and several hundred percent for a five-day horizon at a fixed budget.</w:t>
+        <w:t>. It is exact on the grid, about as fast as the GA for one day, scales linearly with the horizon, and its grid step gives a clear trade-off between accuracy and runtime. The GA’s advantage is generality: it would accept a different battery model or cost function with no change to the algorithm, while the DP would need a new state design. That generality has a measurable price here, 15–24 % for one day and several hundred percent for a five-day horizon at a fixed budget.</w:t>
       </w:r>
     </w:p>
     <w:p>
@@ -11213,41 +16648,269 @@
       <w:pPr>
         <w:pStyle w:val="Heading2"/>
       </w:pPr>
-      <w:bookmarkStart w:id="50" w:name="why-the-ga-falls-short"/>
-      <w:bookmarkStart w:id="51" w:name="_Toc242651642"/>
-      <w:bookmarkEnd w:id="48"/>
-      <w:r>
+      <w:bookmarkStart w:id="50" w:name="_Toc242651642"/>
+      <w:bookmarkStart w:id="51" w:name="why-the-ga-falls-short"/>
+      <w:bookmarkEnd w:id="49"/>
+    </w:p>
+    <w:p>
+      <w:pPr>
+        <w:pStyle w:val="Heading2"/>
+      </w:pPr>
+    </w:p>
+    <w:p>
+      <w:pPr>
+        <w:pStyle w:val="BodyText"/>
+      </w:pPr>
+    </w:p>
+    <w:p>
+      <w:pPr>
+        <w:pStyle w:val="Heading2"/>
+      </w:pPr>
+      <w:r>
+        <w:lastRenderedPageBreak/>
         <w:t>7.2 Why the GA falls short</w:t>
       </w:r>
+      <w:bookmarkEnd w:id="50"/>
+    </w:p>
+    <w:p>
+      <w:pPr>
+        <w:pStyle w:val="BodyText"/>
+        <w:rPr>
+          <w:b/>
+          <w:bCs/>
+        </w:rPr>
+      </w:pPr>
+      <w:r>
+        <w:rPr>
+          <w:b/>
+          <w:bCs/>
+        </w:rPr>
+        <w:t>Coupled SoC constraint</w:t>
+      </w:r>
+    </w:p>
+    <w:p>
+      <w:pPr>
+        <w:pStyle w:val="BodyText"/>
+      </w:pPr>
+      <w:r>
+        <w:t xml:space="preserve">The state of charge (SoC) at any slot depends on all earlier actions. So that this creates a narrow, tightly coupled feasible region. </w:t>
+      </w:r>
+      <w:r>
+        <w:t>A single gene mutation can shift the whole SoC trajectory.</w:t>
+      </w:r>
+      <w:r>
+        <w:t xml:space="preserve"> This may push later slots outside the allowed bounds, making the overall schedule infeasible. </w:t>
+      </w:r>
+      <w:r>
+        <w:t xml:space="preserve">Penalty-only handling made about 97% schedules infeasible. </w:t>
+      </w:r>
+      <w:r>
+        <w:t>This result</w:t>
+      </w:r>
+      <w:r>
+        <w:t xml:space="preserve"> is discussed in Section 4.2 of this report.</w:t>
+      </w:r>
+      <w:r>
+        <w:t xml:space="preserve"> </w:t>
+      </w:r>
+      <w:r>
+        <w:t>Even with clipping and a graded penalty keeping every run feasible, the search spends much of its effort staying inside this region rather than lowering the bill.</w:t>
+      </w:r>
+    </w:p>
+    <w:p>
+      <w:pPr>
+        <w:pStyle w:val="BodyText"/>
+        <w:rPr>
+          <w:b/>
+          <w:bCs/>
+        </w:rPr>
+      </w:pPr>
+      <w:r>
+        <w:rPr>
+          <w:b/>
+          <w:bCs/>
+        </w:rPr>
+        <w:t>Crossover smooths sharp timing</w:t>
+      </w:r>
+    </w:p>
+    <w:p>
+      <w:pPr>
+        <w:pStyle w:val="BodyText"/>
+      </w:pPr>
+      <w:r>
+        <w:t xml:space="preserve">The optimal schedule is sharply timed (Figure 7). However, blend crossover averages two parents, blurring these actions and producing the noisy, spread-out dispatch seen in Figure 9. </w:t>
+      </w:r>
+      <w:r>
+        <w:t>This operator therefore works against the structure needed for the optimal schedule.</w:t>
+      </w:r>
+    </w:p>
+    <w:p>
+      <w:pPr>
+        <w:pStyle w:val="BodyText"/>
+        <w:rPr>
+          <w:b/>
+          <w:bCs/>
+        </w:rPr>
+      </w:pPr>
+      <w:r>
+        <w:rPr>
+          <w:b/>
+          <w:bCs/>
+        </w:rPr>
+        <w:t>Fixed budget does not scale with the horizon</w:t>
+      </w:r>
+    </w:p>
+    <w:p>
+      <w:pPr>
+        <w:pStyle w:val="BodyText"/>
+      </w:pPr>
+      <w:r>
+        <w:t>The chromosome increases from 48 genes for one day to 240 genes for five days</w:t>
+      </w:r>
+      <w:r>
+        <w:t>, while the search budget remains fixed at 100 individuals and 200 generations.</w:t>
+      </w:r>
+      <w:r>
+        <w:t xml:space="preserve"> The gap to the DP optimum rises from about 6% for one day to 88% </w:t>
+      </w:r>
+      <w:r>
+        <w:t xml:space="preserve">for two days. </w:t>
+      </w:r>
+      <w:r>
+        <w:t xml:space="preserve">For five days, the gap exceeds 450% at longer horizons, the GA performs worse than solving each day independently using the DP. </w:t>
+      </w:r>
+    </w:p>
+    <w:p>
+      <w:pPr>
+        <w:pStyle w:val="BodyText"/>
+        <w:rPr>
+          <w:b/>
+          <w:bCs/>
+        </w:rPr>
+      </w:pPr>
+      <w:r>
+        <w:rPr>
+          <w:b/>
+          <w:bCs/>
+        </w:rPr>
+        <w:t>Possible improvements</w:t>
+      </w:r>
+    </w:p>
+    <w:p>
+      <w:pPr>
+        <w:pStyle w:val="BodyText"/>
+      </w:pPr>
+      <w:r>
+        <w:t>A few changes could help the GA get closer to the optimum:</w:t>
+      </w:r>
+    </w:p>
+    <w:p>
+      <w:pPr>
+        <w:pStyle w:val="BodyText"/>
+        <w:numPr>
+          <w:ilvl w:val="0"/>
+          <w:numId w:val="12"/>
+        </w:numPr>
+      </w:pPr>
+      <w:r>
+        <w:rPr>
+          <w:b/>
+          <w:bCs/>
+        </w:rPr>
+        <w:t>Repair operator:</w:t>
+      </w:r>
+      <w:r>
+        <w:t xml:space="preserve"> after each change, </w:t>
+      </w:r>
+      <w:r>
+        <w:t xml:space="preserve">adjust the schedule so the battery level always stays within its limits. </w:t>
+      </w:r>
+      <w:r>
+        <w:t xml:space="preserve">This way every schedule is legal from the start, and no penalty is needed. </w:t>
+      </w:r>
+    </w:p>
+    <w:p>
+      <w:pPr>
+        <w:pStyle w:val="BodyText"/>
+        <w:numPr>
+          <w:ilvl w:val="0"/>
+          <w:numId w:val="12"/>
+        </w:numPr>
+      </w:pPr>
+      <w:r>
+        <w:rPr>
+          <w:b/>
+          <w:bCs/>
+        </w:rPr>
+        <w:t>Different encoding:</w:t>
+      </w:r>
+      <w:r>
+        <w:t xml:space="preserve"> instead of </w:t>
+      </w:r>
+      <w:r>
+        <w:t xml:space="preserve">describing charge or discharge amounts in each slot, describe the battery’s level in each slot. </w:t>
+      </w:r>
+      <w:r>
+        <w:t xml:space="preserve">This makes the limits far easier to keep. </w:t>
+      </w:r>
+    </w:p>
+    <w:p>
+      <w:pPr>
+        <w:pStyle w:val="BodyText"/>
+        <w:numPr>
+          <w:ilvl w:val="0"/>
+          <w:numId w:val="12"/>
+        </w:numPr>
+      </w:pPr>
+      <w:r>
+        <w:rPr>
+          <w:b/>
+          <w:bCs/>
+        </w:rPr>
+        <w:t>Add local search (memetic GA):</w:t>
+      </w:r>
+      <w:r>
+        <w:t xml:space="preserve"> </w:t>
+      </w:r>
+      <w:r>
+        <w:t>after the GA creates a schedule, do a quick fine-tuning step to sharpen the charge and discharge timing.</w:t>
+      </w:r>
+    </w:p>
+    <w:p>
+      <w:pPr>
+        <w:pStyle w:val="BodyText"/>
+        <w:numPr>
+          <w:ilvl w:val="0"/>
+          <w:numId w:val="12"/>
+        </w:numPr>
+      </w:pPr>
+      <w:r>
+        <w:rPr>
+          <w:b/>
+          <w:bCs/>
+        </w:rPr>
+        <w:t>Bigger budget for longer problems:</w:t>
+      </w:r>
+      <w:r>
+        <w:t xml:space="preserve"> give the GA a larger population and more generations when the schedule covers more days, so it has enough search power to keep up.</w:t>
+      </w:r>
+    </w:p>
+    <w:p>
+      <w:pPr>
+        <w:pStyle w:val="BodyText"/>
+      </w:pPr>
+    </w:p>
+    <w:p>
+      <w:pPr>
+        <w:pStyle w:val="Heading2"/>
+      </w:pPr>
+      <w:bookmarkStart w:id="52" w:name="_Toc242651643"/>
+      <w:bookmarkStart w:id="53" w:name="limitations"/>
       <w:bookmarkEnd w:id="51"/>
-    </w:p>
-    <w:p>
-      <w:pPr>
-        <w:pStyle w:val="Placeholder"/>
-      </w:pPr>
-      <w:r>
-        <w:t>[BIMSARA — about 0.5 page. Delete this box when done.]</w:t>
-      </w:r>
-    </w:p>
-    <w:p>
-      <w:pPr>
-        <w:pStyle w:val="Placeholder"/>
-      </w:pPr>
-      <w:r>
-        <w:t>Explain from your experiments: (a) the SoC constraint couples all genes, so random mutation breaks feasibility and the penalty dominates; (b) blend crossover averages schedules and smooths out sharp charge/discharge timing; (c) the fixed budget (100 × 200) does not grow with horizon length. Then propose concrete fixes: a repair operator that projects schedules onto the SoC bounds, encoding SoC levels instead of a_t, a memetic GA with local search, adaptive mutation, or a budget that scales with T.</w:t>
-      </w:r>
-    </w:p>
-    <w:p>
-      <w:pPr>
-        <w:pStyle w:val="Heading2"/>
-      </w:pPr>
-      <w:bookmarkStart w:id="52" w:name="limitations"/>
-      <w:bookmarkStart w:id="53" w:name="_Toc242651643"/>
-      <w:bookmarkEnd w:id="50"/>
       <w:r>
         <w:t>7.3 Limitations</w:t>
       </w:r>
-      <w:bookmarkEnd w:id="53"/>
+      <w:bookmarkEnd w:id="52"/>
     </w:p>
     <w:p>
       <w:pPr>
@@ -11319,6 +16982,7 @@
           <w:b/>
           <w:bCs/>
         </w:rPr>
+        <w:lastRenderedPageBreak/>
         <w:t>Energy charge only.</w:t>
       </w:r>
       <w:r>
@@ -11348,13 +17012,13 @@
       <w:pPr>
         <w:pStyle w:val="Heading2"/>
       </w:pPr>
-      <w:bookmarkStart w:id="54" w:name="future-work"/>
-      <w:bookmarkStart w:id="55" w:name="_Toc242651644"/>
-      <w:bookmarkEnd w:id="52"/>
+      <w:bookmarkStart w:id="54" w:name="_Toc242651644"/>
+      <w:bookmarkStart w:id="55" w:name="future-work"/>
+      <w:bookmarkEnd w:id="53"/>
       <w:r>
         <w:t>7.4 Future work</w:t>
       </w:r>
-      <w:bookmarkEnd w:id="55"/>
+      <w:bookmarkEnd w:id="54"/>
     </w:p>
     <w:p>
       <w:pPr>
@@ -11426,7 +17090,6 @@
           <w:b/>
           <w:bCs/>
         </w:rPr>
-        <w:lastRenderedPageBreak/>
         <w:t>Degradation-aware objective.</w:t>
       </w:r>
       <w:r>
@@ -11456,14 +17119,14 @@
       <w:pPr>
         <w:pStyle w:val="Heading1"/>
       </w:pPr>
-      <w:bookmarkStart w:id="56" w:name="individual-contributions"/>
-      <w:bookmarkStart w:id="57" w:name="_Toc242651645"/>
-      <w:bookmarkEnd w:id="46"/>
-      <w:bookmarkEnd w:id="54"/>
+      <w:bookmarkStart w:id="56" w:name="_Toc242651645"/>
+      <w:bookmarkStart w:id="57" w:name="individual-contributions"/>
+      <w:bookmarkEnd w:id="47"/>
+      <w:bookmarkEnd w:id="55"/>
       <w:r>
         <w:t>8. Individual Contributions</w:t>
       </w:r>
-      <w:bookmarkEnd w:id="57"/>
+      <w:bookmarkEnd w:id="56"/>
     </w:p>
     <w:p>
       <w:pPr>
@@ -11982,23 +17645,16 @@
     </w:tbl>
     <w:p>
       <w:pPr>
-        <w:pStyle w:val="Placeholder"/>
-      </w:pPr>
-      <w:r>
-        <w:t>[BIMSARA — check your row and correct anything that’s missing or wrong. KASUN — add student IDs on the title page and both full names.]</w:t>
-      </w:r>
-    </w:p>
-    <w:p>
-      <w:pPr>
         <w:pStyle w:val="Heading1"/>
       </w:pPr>
-      <w:bookmarkStart w:id="58" w:name="references"/>
-      <w:bookmarkStart w:id="59" w:name="_Toc242651646"/>
-      <w:bookmarkEnd w:id="56"/>
-      <w:r>
+      <w:bookmarkStart w:id="58" w:name="_Toc242651646"/>
+      <w:bookmarkStart w:id="59" w:name="references"/>
+      <w:bookmarkEnd w:id="57"/>
+      <w:r>
+        <w:lastRenderedPageBreak/>
         <w:t>References</w:t>
       </w:r>
-      <w:bookmarkEnd w:id="59"/>
+      <w:bookmarkEnd w:id="58"/>
     </w:p>
     <w:p>
       <w:pPr>
@@ -12067,7 +17723,6 @@
         <w:pStyle w:val="BodyText"/>
       </w:pPr>
       <w:r>
-        <w:lastRenderedPageBreak/>
         <w:t xml:space="preserve">[5] D. P. Bertsekas, </w:t>
       </w:r>
       <w:r>
@@ -12085,13 +17740,13 @@
       <w:pPr>
         <w:pStyle w:val="Heading1"/>
       </w:pPr>
-      <w:bookmarkStart w:id="60" w:name="appendix-a.-code"/>
-      <w:bookmarkStart w:id="61" w:name="_Toc242651647"/>
-      <w:bookmarkEnd w:id="58"/>
+      <w:bookmarkStart w:id="60" w:name="_Toc242651647"/>
+      <w:bookmarkStart w:id="61" w:name="appendix-a.-code"/>
+      <w:bookmarkEnd w:id="59"/>
       <w:r>
         <w:t>Appendix A. Code</w:t>
       </w:r>
-      <w:bookmarkEnd w:id="61"/>
+      <w:bookmarkEnd w:id="60"/>
     </w:p>
     <w:p>
       <w:pPr>
@@ -12118,7 +17773,7 @@
       <w:r>
         <w:t>. The live repository with full commit history is at github.com/Adore96/WattWise.</w:t>
       </w:r>
-      <w:bookmarkEnd w:id="60"/>
+      <w:bookmarkEnd w:id="61"/>
     </w:p>
     <w:sectPr>
       <w:pgSz w:w="12240" w:h="15840"/>
@@ -12130,7 +17785,7 @@
 </file>
 
 <file path=word/endnotes.xml><?xml version="1.0" encoding="utf-8"?>
-<w:endnotes xmlns:wpc="http://schemas.microsoft.com/office/word/2010/wordprocessingCanvas" xmlns:cx="http://schemas.microsoft.com/office/drawing/2014/chartex" xmlns:cx1="http://schemas.microsoft.com/office/drawing/2015/9/8/chartex" xmlns:cx2="http://schemas.microsoft.com/office/drawing/2015/10/21/chartex" xmlns:cx3="http://schemas.microsoft.com/office/drawing/2016/5/9/chartex" xmlns:cx4="http://schemas.microsoft.com/office/drawing/2016/5/10/chartex" xmlns:cx5="http://schemas.microsoft.com/office/drawing/2016/5/11/chartex" xmlns:cx6="http://schemas.microsoft.com/office/drawing/2016/5/12/chartex" xmlns:cx7="http://schemas.microsoft.com/office/drawing/2016/5/13/chartex" xmlns:cx8="http://schemas.microsoft.com/office/drawing/2016/5/14/chartex" xmlns:mc="http://schemas.openxmlformats.org/markup-compatibility/2006" xmlns:aink="http://schemas.microsoft.com/office/drawing/2016/ink" xmlns:am3d="http://schemas.microsoft.com/office/drawing/2017/model3d" xmlns:o="urn:schemas-microsoft-com:office:office" xmlns:oel="http://schemas.microsoft.com/office/2019/extlst" xmlns:r="http://schemas.openxmlformats.org/officeDocument/2006/relationships" xmlns:m="http://schemas.openxmlformats.org/officeDocument/2006/math" xmlns:v="urn:schemas-microsoft-com:vml" xmlns:wp14="http://schemas.microsoft.com/office/word/2010/wordprocessingDrawing" xmlns:wp="http://schemas.openxmlformats.org/drawingml/2006/wordprocessingDrawing" xmlns:w10="urn:schemas-microsoft-com:office:word" xmlns:w="http://schemas.openxmlformats.org/wordprocessingml/2006/main" xmlns:w14="http://schemas.microsoft.com/office/word/2010/wordml" xmlns:w15="http://schemas.microsoft.com/office/word/2012/wordml" xmlns:w16cex="http://schemas.microsoft.com/office/word/2018/wordml/cex" xmlns:w16cid="http://schemas.microsoft.com/office/word/2016/wordml/cid" xmlns:w16="http://schemas.microsoft.com/office/word/2018/wordml" xmlns:w16du="http://schemas.microsoft.com/office/word/2023/wordml/word16du" xmlns:w16sdtdh="http://schemas.microsoft.com/office/word/2020/wordml/sdtdatahash" xmlns:w16sdtfl="http://schemas.microsoft.com/office/word/2024/wordml/sdtformatlock" xmlns:w16se="http://schemas.microsoft.com/office/word/2015/wordml/symex" xmlns:wpg="http://schemas.microsoft.com/office/word/2010/wordprocessingGroup" xmlns:wpi="http://schemas.microsoft.com/office/word/2010/wordprocessingInk" xmlns:wne="http://schemas.microsoft.com/office/word/2006/wordml" xmlns:wps="http://schemas.microsoft.com/office/word/2010/wordprocessingShape" mc:Ignorable="w14 w15 w16se w16cid w16 w16cex w16sdtdh w16sdtfl w16du wp14">
+<w:endnotes xmlns:wpc="http://schemas.microsoft.com/office/word/2010/wordprocessingCanvas" xmlns:cx="http://schemas.microsoft.com/office/drawing/2014/chartex" xmlns:cx1="http://schemas.microsoft.com/office/drawing/2015/9/8/chartex" xmlns:cx2="http://schemas.microsoft.com/office/drawing/2015/10/21/chartex" xmlns:cx3="http://schemas.microsoft.com/office/drawing/2016/5/9/chartex" xmlns:cx4="http://schemas.microsoft.com/office/drawing/2016/5/10/chartex" xmlns:cx5="http://schemas.microsoft.com/office/drawing/2016/5/11/chartex" xmlns:cx6="http://schemas.microsoft.com/office/drawing/2016/5/12/chartex" xmlns:cx7="http://schemas.microsoft.com/office/drawing/2016/5/13/chartex" xmlns:cx8="http://schemas.microsoft.com/office/drawing/2016/5/14/chartex" xmlns:mc="http://schemas.openxmlformats.org/markup-compatibility/2006" xmlns:aink="http://schemas.microsoft.com/office/drawing/2016/ink" xmlns:am3d="http://schemas.microsoft.com/office/drawing/2017/model3d" xmlns:o="urn:schemas-microsoft-com:office:office" xmlns:r="http://schemas.openxmlformats.org/officeDocument/2006/relationships" xmlns:m="http://schemas.openxmlformats.org/officeDocument/2006/math" xmlns:v="urn:schemas-microsoft-com:vml" xmlns:wp14="http://schemas.microsoft.com/office/word/2010/wordprocessingDrawing" xmlns:wp="http://schemas.openxmlformats.org/drawingml/2006/wordprocessingDrawing" xmlns:w10="urn:schemas-microsoft-com:office:word" xmlns:w="http://schemas.openxmlformats.org/wordprocessingml/2006/main" xmlns:w14="http://schemas.microsoft.com/office/word/2010/wordml" xmlns:w15="http://schemas.microsoft.com/office/word/2012/wordml" xmlns:w16cex="http://schemas.microsoft.com/office/word/2018/wordml/cex" xmlns:w16cid="http://schemas.microsoft.com/office/word/2016/wordml/cid" xmlns:w16="http://schemas.microsoft.com/office/word/2018/wordml" xmlns:w16sdtdh="http://schemas.microsoft.com/office/word/2020/wordml/sdtdatahash" xmlns:w16se="http://schemas.microsoft.com/office/word/2015/wordml/symex" xmlns:wpg="http://schemas.microsoft.com/office/word/2010/wordprocessingGroup" xmlns:wpi="http://schemas.microsoft.com/office/word/2010/wordprocessingInk" xmlns:wne="http://schemas.microsoft.com/office/word/2006/wordml" xmlns:wps="http://schemas.microsoft.com/office/word/2010/wordprocessingShape" mc:Ignorable="w14 w15 w16se w16cid w16 w16cex w16sdtdh wp14">
   <w:endnote w:type="separator" w:id="-1">
     <w:p>
       <w:pPr>
@@ -12155,7 +17810,7 @@
 </file>
 
 <file path=word/footnotes.xml><?xml version="1.0" encoding="utf-8"?>
-<w:footnotes xmlns:wpc="http://schemas.microsoft.com/office/word/2010/wordprocessingCanvas" xmlns:cx="http://schemas.microsoft.com/office/drawing/2014/chartex" xmlns:cx1="http://schemas.microsoft.com/office/drawing/2015/9/8/chartex" xmlns:cx2="http://schemas.microsoft.com/office/drawing/2015/10/21/chartex" xmlns:cx3="http://schemas.microsoft.com/office/drawing/2016/5/9/chartex" xmlns:cx4="http://schemas.microsoft.com/office/drawing/2016/5/10/chartex" xmlns:cx5="http://schemas.microsoft.com/office/drawing/2016/5/11/chartex" xmlns:cx6="http://schemas.microsoft.com/office/drawing/2016/5/12/chartex" xmlns:cx7="http://schemas.microsoft.com/office/drawing/2016/5/13/chartex" xmlns:cx8="http://schemas.microsoft.com/office/drawing/2016/5/14/chartex" xmlns:mc="http://schemas.openxmlformats.org/markup-compatibility/2006" xmlns:aink="http://schemas.microsoft.com/office/drawing/2016/ink" xmlns:am3d="http://schemas.microsoft.com/office/drawing/2017/model3d" xmlns:o="urn:schemas-microsoft-com:office:office" xmlns:oel="http://schemas.microsoft.com/office/2019/extlst" xmlns:r="http://schemas.openxmlformats.org/officeDocument/2006/relationships" xmlns:m="http://schemas.openxmlformats.org/officeDocument/2006/math" xmlns:v="urn:schemas-microsoft-com:vml" xmlns:wp14="http://schemas.microsoft.com/office/word/2010/wordprocessingDrawing" xmlns:wp="http://schemas.openxmlformats.org/drawingml/2006/wordprocessingDrawing" xmlns:w10="urn:schemas-microsoft-com:office:word" xmlns:w="http://schemas.openxmlformats.org/wordprocessingml/2006/main" xmlns:w14="http://schemas.microsoft.com/office/word/2010/wordml" xmlns:w15="http://schemas.microsoft.com/office/word/2012/wordml" xmlns:w16cex="http://schemas.microsoft.com/office/word/2018/wordml/cex" xmlns:w16cid="http://schemas.microsoft.com/office/word/2016/wordml/cid" xmlns:w16="http://schemas.microsoft.com/office/word/2018/wordml" xmlns:w16du="http://schemas.microsoft.com/office/word/2023/wordml/word16du" xmlns:w16sdtdh="http://schemas.microsoft.com/office/word/2020/wordml/sdtdatahash" xmlns:w16sdtfl="http://schemas.microsoft.com/office/word/2024/wordml/sdtformatlock" xmlns:w16se="http://schemas.microsoft.com/office/word/2015/wordml/symex" xmlns:wpg="http://schemas.microsoft.com/office/word/2010/wordprocessingGroup" xmlns:wpi="http://schemas.microsoft.com/office/word/2010/wordprocessingInk" xmlns:wne="http://schemas.microsoft.com/office/word/2006/wordml" xmlns:wps="http://schemas.microsoft.com/office/word/2010/wordprocessingShape" mc:Ignorable="w14 w15 w16se w16cid w16 w16cex w16sdtdh w16sdtfl w16du wp14">
+<w:footnotes xmlns:wpc="http://schemas.microsoft.com/office/word/2010/wordprocessingCanvas" xmlns:cx="http://schemas.microsoft.com/office/drawing/2014/chartex" xmlns:cx1="http://schemas.microsoft.com/office/drawing/2015/9/8/chartex" xmlns:cx2="http://schemas.microsoft.com/office/drawing/2015/10/21/chartex" xmlns:cx3="http://schemas.microsoft.com/office/drawing/2016/5/9/chartex" xmlns:cx4="http://schemas.microsoft.com/office/drawing/2016/5/10/chartex" xmlns:cx5="http://schemas.microsoft.com/office/drawing/2016/5/11/chartex" xmlns:cx6="http://schemas.microsoft.com/office/drawing/2016/5/12/chartex" xmlns:cx7="http://schemas.microsoft.com/office/drawing/2016/5/13/chartex" xmlns:cx8="http://schemas.microsoft.com/office/drawing/2016/5/14/chartex" xmlns:mc="http://schemas.openxmlformats.org/markup-compatibility/2006" xmlns:aink="http://schemas.microsoft.com/office/drawing/2016/ink" xmlns:am3d="http://schemas.microsoft.com/office/drawing/2017/model3d" xmlns:o="urn:schemas-microsoft-com:office:office" xmlns:r="http://schemas.openxmlformats.org/officeDocument/2006/relationships" xmlns:m="http://schemas.openxmlformats.org/officeDocument/2006/math" xmlns:v="urn:schemas-microsoft-com:vml" xmlns:wp14="http://schemas.microsoft.com/office/word/2010/wordprocessingDrawing" xmlns:wp="http://schemas.openxmlformats.org/drawingml/2006/wordprocessingDrawing" xmlns:w10="urn:schemas-microsoft-com:office:word" xmlns:w="http://schemas.openxmlformats.org/wordprocessingml/2006/main" xmlns:w14="http://schemas.microsoft.com/office/word/2010/wordml" xmlns:w15="http://schemas.microsoft.com/office/word/2012/wordml" xmlns:w16cex="http://schemas.microsoft.com/office/word/2018/wordml/cex" xmlns:w16cid="http://schemas.microsoft.com/office/word/2016/wordml/cid" xmlns:w16="http://schemas.microsoft.com/office/word/2018/wordml" xmlns:w16sdtdh="http://schemas.microsoft.com/office/word/2020/wordml/sdtdatahash" xmlns:w16se="http://schemas.microsoft.com/office/word/2015/wordml/symex" xmlns:wpg="http://schemas.microsoft.com/office/word/2010/wordprocessingGroup" xmlns:wpi="http://schemas.microsoft.com/office/word/2010/wordprocessingInk" xmlns:wne="http://schemas.microsoft.com/office/word/2006/wordml" xmlns:wps="http://schemas.microsoft.com/office/word/2010/wordprocessingShape" mc:Ignorable="w14 w15 w16se w16cid w16 w16cex w16sdtdh wp14">
   <w:footnote w:type="separator" w:id="-1">
     <w:p>
       <w:r>
@@ -12174,7 +17829,7 @@
 </file>
 
 <file path=word/numbering.xml><?xml version="1.0" encoding="utf-8"?>
-<w:numbering xmlns:wpc="http://schemas.microsoft.com/office/word/2010/wordprocessingCanvas" xmlns:cx="http://schemas.microsoft.com/office/drawing/2014/chartex" xmlns:cx1="http://schemas.microsoft.com/office/drawing/2015/9/8/chartex" xmlns:cx2="http://schemas.microsoft.com/office/drawing/2015/10/21/chartex" xmlns:cx3="http://schemas.microsoft.com/office/drawing/2016/5/9/chartex" xmlns:cx4="http://schemas.microsoft.com/office/drawing/2016/5/10/chartex" xmlns:cx5="http://schemas.microsoft.com/office/drawing/2016/5/11/chartex" xmlns:cx6="http://schemas.microsoft.com/office/drawing/2016/5/12/chartex" xmlns:cx7="http://schemas.microsoft.com/office/drawing/2016/5/13/chartex" xmlns:cx8="http://schemas.microsoft.com/office/drawing/2016/5/14/chartex" xmlns:mc="http://schemas.openxmlformats.org/markup-compatibility/2006" xmlns:aink="http://schemas.microsoft.com/office/drawing/2016/ink" xmlns:am3d="http://schemas.microsoft.com/office/drawing/2017/model3d" xmlns:o="urn:schemas-microsoft-com:office:office" xmlns:oel="http://schemas.microsoft.com/office/2019/extlst" xmlns:r="http://schemas.openxmlformats.org/officeDocument/2006/relationships" xmlns:m="http://schemas.openxmlformats.org/officeDocument/2006/math" xmlns:v="urn:schemas-microsoft-com:vml" xmlns:wp14="http://schemas.microsoft.com/office/word/2010/wordprocessingDrawing" xmlns:wp="http://schemas.openxmlformats.org/drawingml/2006/wordprocessingDrawing" xmlns:w10="urn:schemas-microsoft-com:office:word" xmlns:w="http://schemas.openxmlformats.org/wordprocessingml/2006/main" xmlns:w14="http://schemas.microsoft.com/office/word/2010/wordml" xmlns:w15="http://schemas.microsoft.com/office/word/2012/wordml" xmlns:w16cex="http://schemas.microsoft.com/office/word/2018/wordml/cex" xmlns:w16cid="http://schemas.microsoft.com/office/word/2016/wordml/cid" xmlns:w16="http://schemas.microsoft.com/office/word/2018/wordml" xmlns:w16du="http://schemas.microsoft.com/office/word/2023/wordml/word16du" xmlns:w16sdtdh="http://schemas.microsoft.com/office/word/2020/wordml/sdtdatahash" xmlns:w16sdtfl="http://schemas.microsoft.com/office/word/2024/wordml/sdtformatlock" xmlns:w16se="http://schemas.microsoft.com/office/word/2015/wordml/symex" xmlns:wpg="http://schemas.microsoft.com/office/word/2010/wordprocessingGroup" xmlns:wpi="http://schemas.microsoft.com/office/word/2010/wordprocessingInk" xmlns:wne="http://schemas.microsoft.com/office/word/2006/wordml" xmlns:wps="http://schemas.microsoft.com/office/word/2010/wordprocessingShape" mc:Ignorable="w14 w15 w16se w16cid w16 w16cex w16sdtdh w16sdtfl w16du wp14">
+<w:numbering xmlns:wpc="http://schemas.microsoft.com/office/word/2010/wordprocessingCanvas" xmlns:cx="http://schemas.microsoft.com/office/drawing/2014/chartex" xmlns:cx1="http://schemas.microsoft.com/office/drawing/2015/9/8/chartex" xmlns:cx2="http://schemas.microsoft.com/office/drawing/2015/10/21/chartex" xmlns:cx3="http://schemas.microsoft.com/office/drawing/2016/5/9/chartex" xmlns:cx4="http://schemas.microsoft.com/office/drawing/2016/5/10/chartex" xmlns:cx5="http://schemas.microsoft.com/office/drawing/2016/5/11/chartex" xmlns:cx6="http://schemas.microsoft.com/office/drawing/2016/5/12/chartex" xmlns:cx7="http://schemas.microsoft.com/office/drawing/2016/5/13/chartex" xmlns:cx8="http://schemas.microsoft.com/office/drawing/2016/5/14/chartex" xmlns:mc="http://schemas.openxmlformats.org/markup-compatibility/2006" xmlns:aink="http://schemas.microsoft.com/office/drawing/2016/ink" xmlns:am3d="http://schemas.microsoft.com/office/drawing/2017/model3d" xmlns:o="urn:schemas-microsoft-com:office:office" xmlns:r="http://schemas.openxmlformats.org/officeDocument/2006/relationships" xmlns:m="http://schemas.openxmlformats.org/officeDocument/2006/math" xmlns:v="urn:schemas-microsoft-com:vml" xmlns:wp14="http://schemas.microsoft.com/office/word/2010/wordprocessingDrawing" xmlns:wp="http://schemas.openxmlformats.org/drawingml/2006/wordprocessingDrawing" xmlns:w10="urn:schemas-microsoft-com:office:word" xmlns:w="http://schemas.openxmlformats.org/wordprocessingml/2006/main" xmlns:w14="http://schemas.microsoft.com/office/word/2010/wordml" xmlns:w15="http://schemas.microsoft.com/office/word/2012/wordml" xmlns:w16cex="http://schemas.microsoft.com/office/word/2018/wordml/cex" xmlns:w16cid="http://schemas.microsoft.com/office/word/2016/wordml/cid" xmlns:w16="http://schemas.microsoft.com/office/word/2018/wordml" xmlns:w16sdtdh="http://schemas.microsoft.com/office/word/2020/wordml/sdtdatahash" xmlns:w16se="http://schemas.microsoft.com/office/word/2015/wordml/symex" xmlns:wpg="http://schemas.microsoft.com/office/word/2010/wordprocessingGroup" xmlns:wpi="http://schemas.microsoft.com/office/word/2010/wordprocessingInk" xmlns:wne="http://schemas.microsoft.com/office/word/2006/wordml" xmlns:wps="http://schemas.microsoft.com/office/word/2010/wordprocessingShape" mc:Ignorable="w14 w15 w16se w16cid w16 w16cex w16sdtdh wp14">
   <w:abstractNum w:abstractNumId="0" w15:restartNumberingAfterBreak="0">
     <w:nsid w:val="0000A990"/>
     <w:multiLevelType w:val="multilevel"/>
@@ -12415,10 +18070,349 @@
       </w:pPr>
     </w:lvl>
   </w:abstractNum>
-  <w:num w:numId="1" w16cid:durableId="257062553">
+  <w:abstractNum w:abstractNumId="3" w15:restartNumberingAfterBreak="0">
+    <w:nsid w:val="3D314714"/>
+    <w:multiLevelType w:val="hybridMultilevel"/>
+    <w:tmpl w:val="1D12B63C"/>
+    <w:lvl w:ilvl="0" w:tplc="04090001">
+      <w:start w:val="1"/>
+      <w:numFmt w:val="bullet"/>
+      <w:lvlText w:val=""/>
+      <w:lvlJc w:val="left"/>
+      <w:pPr>
+        <w:ind w:left="720" w:hanging="360"/>
+      </w:pPr>
+      <w:rPr>
+        <w:rFonts w:ascii="Symbol" w:hAnsi="Symbol" w:hint="default"/>
+      </w:rPr>
+    </w:lvl>
+    <w:lvl w:ilvl="1" w:tplc="04090003" w:tentative="1">
+      <w:start w:val="1"/>
+      <w:numFmt w:val="bullet"/>
+      <w:lvlText w:val="o"/>
+      <w:lvlJc w:val="left"/>
+      <w:pPr>
+        <w:ind w:left="1440" w:hanging="360"/>
+      </w:pPr>
+      <w:rPr>
+        <w:rFonts w:ascii="Courier New" w:hAnsi="Courier New" w:cs="Courier New" w:hint="default"/>
+      </w:rPr>
+    </w:lvl>
+    <w:lvl w:ilvl="2" w:tplc="04090005" w:tentative="1">
+      <w:start w:val="1"/>
+      <w:numFmt w:val="bullet"/>
+      <w:lvlText w:val=""/>
+      <w:lvlJc w:val="left"/>
+      <w:pPr>
+        <w:ind w:left="2160" w:hanging="360"/>
+      </w:pPr>
+      <w:rPr>
+        <w:rFonts w:ascii="Wingdings" w:hAnsi="Wingdings" w:hint="default"/>
+      </w:rPr>
+    </w:lvl>
+    <w:lvl w:ilvl="3" w:tplc="04090001" w:tentative="1">
+      <w:start w:val="1"/>
+      <w:numFmt w:val="bullet"/>
+      <w:lvlText w:val=""/>
+      <w:lvlJc w:val="left"/>
+      <w:pPr>
+        <w:ind w:left="2880" w:hanging="360"/>
+      </w:pPr>
+      <w:rPr>
+        <w:rFonts w:ascii="Symbol" w:hAnsi="Symbol" w:hint="default"/>
+      </w:rPr>
+    </w:lvl>
+    <w:lvl w:ilvl="4" w:tplc="04090003" w:tentative="1">
+      <w:start w:val="1"/>
+      <w:numFmt w:val="bullet"/>
+      <w:lvlText w:val="o"/>
+      <w:lvlJc w:val="left"/>
+      <w:pPr>
+        <w:ind w:left="3600" w:hanging="360"/>
+      </w:pPr>
+      <w:rPr>
+        <w:rFonts w:ascii="Courier New" w:hAnsi="Courier New" w:cs="Courier New" w:hint="default"/>
+      </w:rPr>
+    </w:lvl>
+    <w:lvl w:ilvl="5" w:tplc="04090005" w:tentative="1">
+      <w:start w:val="1"/>
+      <w:numFmt w:val="bullet"/>
+      <w:lvlText w:val=""/>
+      <w:lvlJc w:val="left"/>
+      <w:pPr>
+        <w:ind w:left="4320" w:hanging="360"/>
+      </w:pPr>
+      <w:rPr>
+        <w:rFonts w:ascii="Wingdings" w:hAnsi="Wingdings" w:hint="default"/>
+      </w:rPr>
+    </w:lvl>
+    <w:lvl w:ilvl="6" w:tplc="04090001" w:tentative="1">
+      <w:start w:val="1"/>
+      <w:numFmt w:val="bullet"/>
+      <w:lvlText w:val=""/>
+      <w:lvlJc w:val="left"/>
+      <w:pPr>
+        <w:ind w:left="5040" w:hanging="360"/>
+      </w:pPr>
+      <w:rPr>
+        <w:rFonts w:ascii="Symbol" w:hAnsi="Symbol" w:hint="default"/>
+      </w:rPr>
+    </w:lvl>
+    <w:lvl w:ilvl="7" w:tplc="04090003" w:tentative="1">
+      <w:start w:val="1"/>
+      <w:numFmt w:val="bullet"/>
+      <w:lvlText w:val="o"/>
+      <w:lvlJc w:val="left"/>
+      <w:pPr>
+        <w:ind w:left="5760" w:hanging="360"/>
+      </w:pPr>
+      <w:rPr>
+        <w:rFonts w:ascii="Courier New" w:hAnsi="Courier New" w:cs="Courier New" w:hint="default"/>
+      </w:rPr>
+    </w:lvl>
+    <w:lvl w:ilvl="8" w:tplc="04090005" w:tentative="1">
+      <w:start w:val="1"/>
+      <w:numFmt w:val="bullet"/>
+      <w:lvlText w:val=""/>
+      <w:lvlJc w:val="left"/>
+      <w:pPr>
+        <w:ind w:left="6480" w:hanging="360"/>
+      </w:pPr>
+      <w:rPr>
+        <w:rFonts w:ascii="Wingdings" w:hAnsi="Wingdings" w:hint="default"/>
+      </w:rPr>
+    </w:lvl>
+  </w:abstractNum>
+  <w:abstractNum w:abstractNumId="4" w15:restartNumberingAfterBreak="0">
+    <w:nsid w:val="5CE3453A"/>
+    <w:multiLevelType w:val="hybridMultilevel"/>
+    <w:tmpl w:val="6AF846AA"/>
+    <w:lvl w:ilvl="0" w:tplc="04090001">
+      <w:start w:val="1"/>
+      <w:numFmt w:val="bullet"/>
+      <w:lvlText w:val=""/>
+      <w:lvlJc w:val="left"/>
+      <w:pPr>
+        <w:ind w:left="720" w:hanging="360"/>
+      </w:pPr>
+      <w:rPr>
+        <w:rFonts w:ascii="Symbol" w:hAnsi="Symbol" w:hint="default"/>
+      </w:rPr>
+    </w:lvl>
+    <w:lvl w:ilvl="1" w:tplc="04090003" w:tentative="1">
+      <w:start w:val="1"/>
+      <w:numFmt w:val="bullet"/>
+      <w:lvlText w:val="o"/>
+      <w:lvlJc w:val="left"/>
+      <w:pPr>
+        <w:ind w:left="1440" w:hanging="360"/>
+      </w:pPr>
+      <w:rPr>
+        <w:rFonts w:ascii="Courier New" w:hAnsi="Courier New" w:cs="Courier New" w:hint="default"/>
+      </w:rPr>
+    </w:lvl>
+    <w:lvl w:ilvl="2" w:tplc="04090005" w:tentative="1">
+      <w:start w:val="1"/>
+      <w:numFmt w:val="bullet"/>
+      <w:lvlText w:val=""/>
+      <w:lvlJc w:val="left"/>
+      <w:pPr>
+        <w:ind w:left="2160" w:hanging="360"/>
+      </w:pPr>
+      <w:rPr>
+        <w:rFonts w:ascii="Wingdings" w:hAnsi="Wingdings" w:hint="default"/>
+      </w:rPr>
+    </w:lvl>
+    <w:lvl w:ilvl="3" w:tplc="04090001" w:tentative="1">
+      <w:start w:val="1"/>
+      <w:numFmt w:val="bullet"/>
+      <w:lvlText w:val=""/>
+      <w:lvlJc w:val="left"/>
+      <w:pPr>
+        <w:ind w:left="2880" w:hanging="360"/>
+      </w:pPr>
+      <w:rPr>
+        <w:rFonts w:ascii="Symbol" w:hAnsi="Symbol" w:hint="default"/>
+      </w:rPr>
+    </w:lvl>
+    <w:lvl w:ilvl="4" w:tplc="04090003" w:tentative="1">
+      <w:start w:val="1"/>
+      <w:numFmt w:val="bullet"/>
+      <w:lvlText w:val="o"/>
+      <w:lvlJc w:val="left"/>
+      <w:pPr>
+        <w:ind w:left="3600" w:hanging="360"/>
+      </w:pPr>
+      <w:rPr>
+        <w:rFonts w:ascii="Courier New" w:hAnsi="Courier New" w:cs="Courier New" w:hint="default"/>
+      </w:rPr>
+    </w:lvl>
+    <w:lvl w:ilvl="5" w:tplc="04090005" w:tentative="1">
+      <w:start w:val="1"/>
+      <w:numFmt w:val="bullet"/>
+      <w:lvlText w:val=""/>
+      <w:lvlJc w:val="left"/>
+      <w:pPr>
+        <w:ind w:left="4320" w:hanging="360"/>
+      </w:pPr>
+      <w:rPr>
+        <w:rFonts w:ascii="Wingdings" w:hAnsi="Wingdings" w:hint="default"/>
+      </w:rPr>
+    </w:lvl>
+    <w:lvl w:ilvl="6" w:tplc="04090001" w:tentative="1">
+      <w:start w:val="1"/>
+      <w:numFmt w:val="bullet"/>
+      <w:lvlText w:val=""/>
+      <w:lvlJc w:val="left"/>
+      <w:pPr>
+        <w:ind w:left="5040" w:hanging="360"/>
+      </w:pPr>
+      <w:rPr>
+        <w:rFonts w:ascii="Symbol" w:hAnsi="Symbol" w:hint="default"/>
+      </w:rPr>
+    </w:lvl>
+    <w:lvl w:ilvl="7" w:tplc="04090003" w:tentative="1">
+      <w:start w:val="1"/>
+      <w:numFmt w:val="bullet"/>
+      <w:lvlText w:val="o"/>
+      <w:lvlJc w:val="left"/>
+      <w:pPr>
+        <w:ind w:left="5760" w:hanging="360"/>
+      </w:pPr>
+      <w:rPr>
+        <w:rFonts w:ascii="Courier New" w:hAnsi="Courier New" w:cs="Courier New" w:hint="default"/>
+      </w:rPr>
+    </w:lvl>
+    <w:lvl w:ilvl="8" w:tplc="04090005" w:tentative="1">
+      <w:start w:val="1"/>
+      <w:numFmt w:val="bullet"/>
+      <w:lvlText w:val=""/>
+      <w:lvlJc w:val="left"/>
+      <w:pPr>
+        <w:ind w:left="6480" w:hanging="360"/>
+      </w:pPr>
+      <w:rPr>
+        <w:rFonts w:ascii="Wingdings" w:hAnsi="Wingdings" w:hint="default"/>
+      </w:rPr>
+    </w:lvl>
+  </w:abstractNum>
+  <w:abstractNum w:abstractNumId="5" w15:restartNumberingAfterBreak="0">
+    <w:nsid w:val="63A57F13"/>
+    <w:multiLevelType w:val="hybridMultilevel"/>
+    <w:tmpl w:val="A308F740"/>
+    <w:lvl w:ilvl="0" w:tplc="04090001">
+      <w:start w:val="1"/>
+      <w:numFmt w:val="bullet"/>
+      <w:lvlText w:val=""/>
+      <w:lvlJc w:val="left"/>
+      <w:pPr>
+        <w:ind w:left="720" w:hanging="360"/>
+      </w:pPr>
+      <w:rPr>
+        <w:rFonts w:ascii="Symbol" w:hAnsi="Symbol" w:hint="default"/>
+      </w:rPr>
+    </w:lvl>
+    <w:lvl w:ilvl="1" w:tplc="04090003" w:tentative="1">
+      <w:start w:val="1"/>
+      <w:numFmt w:val="bullet"/>
+      <w:lvlText w:val="o"/>
+      <w:lvlJc w:val="left"/>
+      <w:pPr>
+        <w:ind w:left="1440" w:hanging="360"/>
+      </w:pPr>
+      <w:rPr>
+        <w:rFonts w:ascii="Courier New" w:hAnsi="Courier New" w:cs="Courier New" w:hint="default"/>
+      </w:rPr>
+    </w:lvl>
+    <w:lvl w:ilvl="2" w:tplc="04090005" w:tentative="1">
+      <w:start w:val="1"/>
+      <w:numFmt w:val="bullet"/>
+      <w:lvlText w:val=""/>
+      <w:lvlJc w:val="left"/>
+      <w:pPr>
+        <w:ind w:left="2160" w:hanging="360"/>
+      </w:pPr>
+      <w:rPr>
+        <w:rFonts w:ascii="Wingdings" w:hAnsi="Wingdings" w:hint="default"/>
+      </w:rPr>
+    </w:lvl>
+    <w:lvl w:ilvl="3" w:tplc="04090001" w:tentative="1">
+      <w:start w:val="1"/>
+      <w:numFmt w:val="bullet"/>
+      <w:lvlText w:val=""/>
+      <w:lvlJc w:val="left"/>
+      <w:pPr>
+        <w:ind w:left="2880" w:hanging="360"/>
+      </w:pPr>
+      <w:rPr>
+        <w:rFonts w:ascii="Symbol" w:hAnsi="Symbol" w:hint="default"/>
+      </w:rPr>
+    </w:lvl>
+    <w:lvl w:ilvl="4" w:tplc="04090003" w:tentative="1">
+      <w:start w:val="1"/>
+      <w:numFmt w:val="bullet"/>
+      <w:lvlText w:val="o"/>
+      <w:lvlJc w:val="left"/>
+      <w:pPr>
+        <w:ind w:left="3600" w:hanging="360"/>
+      </w:pPr>
+      <w:rPr>
+        <w:rFonts w:ascii="Courier New" w:hAnsi="Courier New" w:cs="Courier New" w:hint="default"/>
+      </w:rPr>
+    </w:lvl>
+    <w:lvl w:ilvl="5" w:tplc="04090005" w:tentative="1">
+      <w:start w:val="1"/>
+      <w:numFmt w:val="bullet"/>
+      <w:lvlText w:val=""/>
+      <w:lvlJc w:val="left"/>
+      <w:pPr>
+        <w:ind w:left="4320" w:hanging="360"/>
+      </w:pPr>
+      <w:rPr>
+        <w:rFonts w:ascii="Wingdings" w:hAnsi="Wingdings" w:hint="default"/>
+      </w:rPr>
+    </w:lvl>
+    <w:lvl w:ilvl="6" w:tplc="04090001" w:tentative="1">
+      <w:start w:val="1"/>
+      <w:numFmt w:val="bullet"/>
+      <w:lvlText w:val=""/>
+      <w:lvlJc w:val="left"/>
+      <w:pPr>
+        <w:ind w:left="5040" w:hanging="360"/>
+      </w:pPr>
+      <w:rPr>
+        <w:rFonts w:ascii="Symbol" w:hAnsi="Symbol" w:hint="default"/>
+      </w:rPr>
+    </w:lvl>
+    <w:lvl w:ilvl="7" w:tplc="04090003" w:tentative="1">
+      <w:start w:val="1"/>
+      <w:numFmt w:val="bullet"/>
+      <w:lvlText w:val="o"/>
+      <w:lvlJc w:val="left"/>
+      <w:pPr>
+        <w:ind w:left="5760" w:hanging="360"/>
+      </w:pPr>
+      <w:rPr>
+        <w:rFonts w:ascii="Courier New" w:hAnsi="Courier New" w:cs="Courier New" w:hint="default"/>
+      </w:rPr>
+    </w:lvl>
+    <w:lvl w:ilvl="8" w:tplc="04090005" w:tentative="1">
+      <w:start w:val="1"/>
+      <w:numFmt w:val="bullet"/>
+      <w:lvlText w:val=""/>
+      <w:lvlJc w:val="left"/>
+      <w:pPr>
+        <w:ind w:left="6480" w:hanging="360"/>
+      </w:pPr>
+      <w:rPr>
+        <w:rFonts w:ascii="Wingdings" w:hAnsi="Wingdings" w:hint="default"/>
+      </w:rPr>
+    </w:lvl>
+  </w:abstractNum>
+  <w:num w:numId="1">
     <w:abstractNumId w:val="0"/>
   </w:num>
-  <w:num w:numId="2" w16cid:durableId="2107655813">
+  <w:num w:numId="2">
     <w:abstractNumId w:val="2"/>
     <w:lvlOverride w:ilvl="0">
       <w:startOverride w:val="1"/>
@@ -12448,7 +18442,7 @@
       <w:startOverride w:val="1"/>
     </w:lvlOverride>
   </w:num>
-  <w:num w:numId="3" w16cid:durableId="1874610882">
+  <w:num w:numId="3">
     <w:abstractNumId w:val="2"/>
     <w:lvlOverride w:ilvl="0">
       <w:startOverride w:val="1"/>
@@ -12478,13 +18472,13 @@
       <w:startOverride w:val="1"/>
     </w:lvlOverride>
   </w:num>
-  <w:num w:numId="4" w16cid:durableId="1356689665">
+  <w:num w:numId="4">
     <w:abstractNumId w:val="1"/>
   </w:num>
-  <w:num w:numId="5" w16cid:durableId="1706174279">
+  <w:num w:numId="5">
     <w:abstractNumId w:val="1"/>
   </w:num>
-  <w:num w:numId="6" w16cid:durableId="1686789966">
+  <w:num w:numId="6">
     <w:abstractNumId w:val="2"/>
     <w:lvlOverride w:ilvl="0">
       <w:startOverride w:val="1"/>
@@ -12514,13 +18508,13 @@
       <w:startOverride w:val="1"/>
     </w:lvlOverride>
   </w:num>
-  <w:num w:numId="7" w16cid:durableId="15009842">
+  <w:num w:numId="7">
     <w:abstractNumId w:val="1"/>
   </w:num>
-  <w:num w:numId="8" w16cid:durableId="1496455173">
+  <w:num w:numId="8">
     <w:abstractNumId w:val="1"/>
   </w:num>
-  <w:num w:numId="9" w16cid:durableId="486409236">
+  <w:num w:numId="9">
     <w:abstractNumId w:val="2"/>
     <w:lvlOverride w:ilvl="0">
       <w:startOverride w:val="1"/>
@@ -12550,11 +18544,20 @@
       <w:startOverride w:val="1"/>
     </w:lvlOverride>
   </w:num>
+  <w:num w:numId="10">
+    <w:abstractNumId w:val="4"/>
+  </w:num>
+  <w:num w:numId="11">
+    <w:abstractNumId w:val="5"/>
+  </w:num>
+  <w:num w:numId="12">
+    <w:abstractNumId w:val="3"/>
+  </w:num>
 </w:numbering>
 </file>
 
 <file path=word/styles.xml><?xml version="1.0" encoding="utf-8"?>
-<w:styles xmlns:mc="http://schemas.openxmlformats.org/markup-compatibility/2006" xmlns:r="http://schemas.openxmlformats.org/officeDocument/2006/relationships" xmlns:w="http://schemas.openxmlformats.org/wordprocessingml/2006/main" xmlns:w14="http://schemas.microsoft.com/office/word/2010/wordml" xmlns:w15="http://schemas.microsoft.com/office/word/2012/wordml" xmlns:w16cex="http://schemas.microsoft.com/office/word/2018/wordml/cex" xmlns:w16cid="http://schemas.microsoft.com/office/word/2016/wordml/cid" xmlns:w16="http://schemas.microsoft.com/office/word/2018/wordml" xmlns:w16du="http://schemas.microsoft.com/office/word/2023/wordml/word16du" xmlns:w16sdtdh="http://schemas.microsoft.com/office/word/2020/wordml/sdtdatahash" xmlns:w16sdtfl="http://schemas.microsoft.com/office/word/2024/wordml/sdtformatlock" xmlns:w16se="http://schemas.microsoft.com/office/word/2015/wordml/symex" mc:Ignorable="w14 w15 w16se w16cid w16 w16cex w16sdtdh w16sdtfl w16du">
+<w:styles xmlns:mc="http://schemas.openxmlformats.org/markup-compatibility/2006" xmlns:r="http://schemas.openxmlformats.org/officeDocument/2006/relationships" xmlns:w="http://schemas.openxmlformats.org/wordprocessingml/2006/main" xmlns:w14="http://schemas.microsoft.com/office/word/2010/wordml" xmlns:w15="http://schemas.microsoft.com/office/word/2012/wordml" xmlns:w16cex="http://schemas.microsoft.com/office/word/2018/wordml/cex" xmlns:w16cid="http://schemas.microsoft.com/office/word/2016/wordml/cid" xmlns:w16="http://schemas.microsoft.com/office/word/2018/wordml" xmlns:w16sdtdh="http://schemas.microsoft.com/office/word/2020/wordml/sdtdatahash" xmlns:w16se="http://schemas.microsoft.com/office/word/2015/wordml/symex" mc:Ignorable="w14 w15 w16se w16cid w16 w16cex w16sdtdh">
   <w:docDefaults>
     <w:rPrDefault>
       <w:rPr>
@@ -12574,6 +18577,7 @@
     <w:lsdException w:name="toc 1" w:uiPriority="39"/>
     <w:lsdException w:name="toc 2" w:uiPriority="39"/>
     <w:lsdException w:name="Hyperlink" w:uiPriority="99"/>
+    <w:lsdException w:name="Normal (Web)" w:uiPriority="99"/>
     <w:lsdException w:name="Normal Table" w:semiHidden="1" w:unhideWhenUsed="1"/>
     <w:lsdException w:name="Table Simple 1" w:semiHidden="1" w:unhideWhenUsed="1"/>
     <w:lsdException w:name="Table Simple 2" w:semiHidden="1" w:unhideWhenUsed="1"/>
@@ -13698,6 +19702,126 @@
       <w:ind w:left="220"/>
     </w:pPr>
   </w:style>
+  <w:style w:type="character" w:styleId="PlaceholderText">
+    <w:name w:val="Placeholder Text"/>
+    <w:basedOn w:val="DefaultParagraphFont"/>
+    <w:rsid w:val="00FE37C6"/>
+    <w:rPr>
+      <w:color w:val="808080"/>
+    </w:rPr>
+  </w:style>
+  <w:style w:type="table" w:styleId="TableGrid">
+    <w:name w:val="Table Grid"/>
+    <w:basedOn w:val="TableNormal"/>
+    <w:rsid w:val="00FE37C6"/>
+    <w:pPr>
+      <w:spacing w:after="0" w:line="240" w:lineRule="auto"/>
+    </w:pPr>
+    <w:tblPr>
+      <w:tblBorders>
+        <w:top w:val="single" w:sz="4" w:space="0" w:color="auto"/>
+        <w:left w:val="single" w:sz="4" w:space="0" w:color="auto"/>
+        <w:bottom w:val="single" w:sz="4" w:space="0" w:color="auto"/>
+        <w:right w:val="single" w:sz="4" w:space="0" w:color="auto"/>
+        <w:insideH w:val="single" w:sz="4" w:space="0" w:color="auto"/>
+        <w:insideV w:val="single" w:sz="4" w:space="0" w:color="auto"/>
+      </w:tblBorders>
+    </w:tblPr>
+  </w:style>
+  <w:style w:type="table" w:styleId="PlainTable2">
+    <w:name w:val="Plain Table 2"/>
+    <w:basedOn w:val="TableNormal"/>
+    <w:rsid w:val="008428C8"/>
+    <w:pPr>
+      <w:spacing w:after="0" w:line="240" w:lineRule="auto"/>
+    </w:pPr>
+    <w:tblPr>
+      <w:tblStyleRowBandSize w:val="1"/>
+      <w:tblStyleColBandSize w:val="1"/>
+      <w:tblBorders>
+        <w:top w:val="single" w:sz="4" w:space="0" w:color="7F7F7F" w:themeColor="text1" w:themeTint="80"/>
+        <w:bottom w:val="single" w:sz="4" w:space="0" w:color="7F7F7F" w:themeColor="text1" w:themeTint="80"/>
+      </w:tblBorders>
+    </w:tblPr>
+    <w:tblStylePr w:type="firstRow">
+      <w:rPr>
+        <w:b/>
+        <w:bCs/>
+      </w:rPr>
+      <w:tblPr/>
+      <w:tcPr>
+        <w:tcBorders>
+          <w:bottom w:val="single" w:sz="4" w:space="0" w:color="7F7F7F" w:themeColor="text1" w:themeTint="80"/>
+        </w:tcBorders>
+      </w:tcPr>
+    </w:tblStylePr>
+    <w:tblStylePr w:type="lastRow">
+      <w:rPr>
+        <w:b/>
+        <w:bCs/>
+      </w:rPr>
+      <w:tblPr/>
+      <w:tcPr>
+        <w:tcBorders>
+          <w:top w:val="single" w:sz="4" w:space="0" w:color="7F7F7F" w:themeColor="text1" w:themeTint="80"/>
+        </w:tcBorders>
+      </w:tcPr>
+    </w:tblStylePr>
+    <w:tblStylePr w:type="firstCol">
+      <w:rPr>
+        <w:b/>
+        <w:bCs/>
+      </w:rPr>
+    </w:tblStylePr>
+    <w:tblStylePr w:type="lastCol">
+      <w:rPr>
+        <w:b/>
+        <w:bCs/>
+      </w:rPr>
+    </w:tblStylePr>
+    <w:tblStylePr w:type="band1Vert">
+      <w:tblPr/>
+      <w:tcPr>
+        <w:tcBorders>
+          <w:left w:val="single" w:sz="4" w:space="0" w:color="7F7F7F" w:themeColor="text1" w:themeTint="80"/>
+          <w:right w:val="single" w:sz="4" w:space="0" w:color="7F7F7F" w:themeColor="text1" w:themeTint="80"/>
+        </w:tcBorders>
+      </w:tcPr>
+    </w:tblStylePr>
+    <w:tblStylePr w:type="band2Vert">
+      <w:tblPr/>
+      <w:tcPr>
+        <w:tcBorders>
+          <w:left w:val="single" w:sz="4" w:space="0" w:color="7F7F7F" w:themeColor="text1" w:themeTint="80"/>
+          <w:right w:val="single" w:sz="4" w:space="0" w:color="7F7F7F" w:themeColor="text1" w:themeTint="80"/>
+        </w:tcBorders>
+      </w:tcPr>
+    </w:tblStylePr>
+    <w:tblStylePr w:type="band1Horz">
+      <w:tblPr/>
+      <w:tcPr>
+        <w:tcBorders>
+          <w:top w:val="single" w:sz="4" w:space="0" w:color="7F7F7F" w:themeColor="text1" w:themeTint="80"/>
+          <w:bottom w:val="single" w:sz="4" w:space="0" w:color="7F7F7F" w:themeColor="text1" w:themeTint="80"/>
+        </w:tcBorders>
+      </w:tcPr>
+    </w:tblStylePr>
+  </w:style>
+  <w:style w:type="paragraph" w:styleId="NormalWeb">
+    <w:name w:val="Normal (Web)"/>
+    <w:basedOn w:val="Normal"/>
+    <w:uiPriority w:val="99"/>
+    <w:unhideWhenUsed/>
+    <w:rsid w:val="00370B91"/>
+    <w:pPr>
+      <w:spacing w:before="100" w:beforeAutospacing="1" w:after="100" w:afterAutospacing="1" w:line="240" w:lineRule="auto"/>
+    </w:pPr>
+    <w:rPr>
+      <w:rFonts w:ascii="Times New Roman" w:eastAsia="Times New Roman" w:hAnsi="Times New Roman" w:cs="Times New Roman"/>
+      <w:sz w:val="24"/>
+      <w:szCs w:val="24"/>
+    </w:rPr>
+  </w:style>
 </w:styles>
 </file>
 

--- a/report/WattWise_Report.docx
+++ b/report/WattWise_Report.docx
@@ -4,43 +4,338 @@
   <w:body>
     <w:p>
       <w:pPr>
-        <w:pStyle w:val="Title"/>
-      </w:pPr>
-      <w:r>
+        <w:pStyle w:val="BodyText"/>
+        <w:jc w:val="center"/>
+      </w:pPr>
+      <w:r>
+        <w:rPr>
+          <w:noProof/>
+        </w:rPr>
+        <w:drawing>
+          <wp:inline distT="0" distB="0" distL="0" distR="0" wp14:anchorId="0D798200" wp14:editId="170CC665">
+            <wp:extent cx="1333081" cy="1665027"/>
+            <wp:effectExtent l="0" t="0" r="0" b="0"/>
+            <wp:docPr id="4" name="Picture 4" descr="SLIIT-Sri Lanka Institute of Information Technology - courses in Sri Lanka"/>
+            <wp:cNvGraphicFramePr>
+              <a:graphicFrameLocks xmlns:a="http://schemas.openxmlformats.org/drawingml/2006/main" noChangeAspect="1"/>
+            </wp:cNvGraphicFramePr>
+            <a:graphic xmlns:a="http://schemas.openxmlformats.org/drawingml/2006/main">
+              <a:graphicData uri="http://schemas.openxmlformats.org/drawingml/2006/picture">
+                <pic:pic xmlns:pic="http://schemas.openxmlformats.org/drawingml/2006/picture">
+                  <pic:nvPicPr>
+                    <pic:cNvPr id="0" name="Picture 6" descr="SLIIT-Sri Lanka Institute of Information Technology - courses in Sri Lanka"/>
+                    <pic:cNvPicPr>
+                      <a:picLocks noChangeAspect="1" noChangeArrowheads="1"/>
+                    </pic:cNvPicPr>
+                  </pic:nvPicPr>
+                  <pic:blipFill>
+                    <a:blip r:embed="rId7">
+                      <a:extLst>
+                        <a:ext uri="{28A0092B-C50C-407E-A947-70E740481C1C}">
+                          <a14:useLocalDpi xmlns:a14="http://schemas.microsoft.com/office/drawing/2010/main" val="0"/>
+                        </a:ext>
+                      </a:extLst>
+                    </a:blip>
+                    <a:srcRect/>
+                    <a:stretch>
+                      <a:fillRect/>
+                    </a:stretch>
+                  </pic:blipFill>
+                  <pic:spPr bwMode="auto">
+                    <a:xfrm>
+                      <a:off x="0" y="0"/>
+                      <a:ext cx="1335447" cy="1667983"/>
+                    </a:xfrm>
+                    <a:prstGeom prst="rect">
+                      <a:avLst/>
+                    </a:prstGeom>
+                    <a:noFill/>
+                    <a:ln>
+                      <a:noFill/>
+                    </a:ln>
+                  </pic:spPr>
+                </pic:pic>
+              </a:graphicData>
+            </a:graphic>
+          </wp:inline>
+        </w:drawing>
+      </w:r>
+    </w:p>
+    <w:p>
+      <w:pPr>
+        <w:pStyle w:val="Subtitle"/>
+      </w:pPr>
+    </w:p>
+    <w:p>
+      <w:pPr>
+        <w:pStyle w:val="Subtitle"/>
+        <w:spacing w:after="0"/>
+        <w:rPr>
+          <w:b/>
+          <w:bCs/>
+          <w:color w:val="000000" w:themeColor="text1"/>
+          <w:sz w:val="52"/>
+          <w:szCs w:val="52"/>
+        </w:rPr>
+      </w:pPr>
+      <w:r>
+        <w:rPr>
+          <w:b/>
+          <w:bCs/>
+          <w:color w:val="000000" w:themeColor="text1"/>
+          <w:sz w:val="52"/>
+          <w:szCs w:val="52"/>
+        </w:rPr>
         <w:t>WattWise: Optimal Home-Battery Dispatch under Sri Lanka’s Time-of-Use Tariff</w:t>
       </w:r>
     </w:p>
     <w:p>
       <w:pPr>
         <w:pStyle w:val="Subtitle"/>
-      </w:pPr>
-      <w:r>
-        <w:t>Dynamic Programming vs a Genetic Algorithm — Optimization Methods Group Assignment, MSc in AI (SLIIT)</w:t>
-      </w:r>
+        <w:spacing w:after="0"/>
+        <w:rPr>
+          <w:b/>
+          <w:bCs/>
+          <w:color w:val="000000" w:themeColor="text1"/>
+          <w:sz w:val="32"/>
+          <w:szCs w:val="32"/>
+        </w:rPr>
+      </w:pPr>
+    </w:p>
+    <w:p>
+      <w:pPr>
+        <w:pStyle w:val="Subtitle"/>
+        <w:spacing w:after="0"/>
+        <w:rPr>
+          <w:b/>
+          <w:bCs/>
+          <w:color w:val="000000" w:themeColor="text1"/>
+          <w:sz w:val="40"/>
+          <w:szCs w:val="40"/>
+        </w:rPr>
+      </w:pPr>
+      <w:r>
+        <w:rPr>
+          <w:b/>
+          <w:bCs/>
+          <w:color w:val="000000" w:themeColor="text1"/>
+          <w:sz w:val="40"/>
+          <w:szCs w:val="40"/>
+        </w:rPr>
+        <w:t xml:space="preserve">Dynamic Programming vs a Genetic Algorithm </w:t>
+      </w:r>
+    </w:p>
+    <w:p>
+      <w:pPr>
+        <w:pStyle w:val="BodyText"/>
+      </w:pPr>
+    </w:p>
+    <w:p>
+      <w:pPr>
+        <w:pStyle w:val="Subtitle"/>
+        <w:spacing w:after="0"/>
+        <w:rPr>
+          <w:b/>
+          <w:bCs/>
+          <w:color w:val="000000" w:themeColor="text1"/>
+          <w:sz w:val="32"/>
+          <w:szCs w:val="32"/>
+        </w:rPr>
+      </w:pPr>
+      <w:r>
+        <w:rPr>
+          <w:b/>
+          <w:bCs/>
+          <w:color w:val="000000" w:themeColor="text1"/>
+          <w:sz w:val="32"/>
+          <w:szCs w:val="32"/>
+        </w:rPr>
+        <w:t>IT5082 - Optimization Methods</w:t>
+      </w:r>
+    </w:p>
+    <w:p>
+      <w:pPr>
+        <w:pStyle w:val="Subtitle"/>
+        <w:spacing w:after="0"/>
+        <w:rPr>
+          <w:b/>
+          <w:bCs/>
+          <w:color w:val="000000" w:themeColor="text1"/>
+          <w:sz w:val="32"/>
+          <w:szCs w:val="32"/>
+        </w:rPr>
+      </w:pPr>
+      <w:r>
+        <w:rPr>
+          <w:b/>
+          <w:bCs/>
+          <w:color w:val="000000" w:themeColor="text1"/>
+          <w:sz w:val="32"/>
+          <w:szCs w:val="32"/>
+        </w:rPr>
+        <w:t>Group Assignment</w:t>
+      </w:r>
+    </w:p>
+    <w:p>
+      <w:pPr>
+        <w:pStyle w:val="Subtitle"/>
+        <w:spacing w:after="0"/>
+        <w:rPr>
+          <w:b/>
+          <w:bCs/>
+          <w:color w:val="000000" w:themeColor="text1"/>
+          <w:sz w:val="32"/>
+          <w:szCs w:val="32"/>
+        </w:rPr>
+      </w:pPr>
+      <w:r>
+        <w:rPr>
+          <w:b/>
+          <w:bCs/>
+          <w:color w:val="000000" w:themeColor="text1"/>
+          <w:sz w:val="32"/>
+          <w:szCs w:val="32"/>
+        </w:rPr>
+        <w:t>MSc in AI (SLIIT)</w:t>
+      </w:r>
+    </w:p>
+    <w:p>
+      <w:pPr>
+        <w:pStyle w:val="Subtitle"/>
+        <w:spacing w:after="0"/>
+        <w:rPr>
+          <w:b/>
+          <w:bCs/>
+          <w:color w:val="000000" w:themeColor="text1"/>
+          <w:sz w:val="32"/>
+          <w:szCs w:val="32"/>
+        </w:rPr>
+      </w:pPr>
+    </w:p>
+    <w:p>
+      <w:pPr>
+        <w:pStyle w:val="BodyText"/>
+      </w:pPr>
+    </w:p>
+    <w:p>
+      <w:pPr>
+        <w:pStyle w:val="BodyText"/>
+      </w:pPr>
+    </w:p>
+    <w:p>
+      <w:pPr>
+        <w:pStyle w:val="BodyText"/>
+      </w:pPr>
+    </w:p>
+    <w:p>
+      <w:pPr>
+        <w:pStyle w:val="BodyText"/>
+      </w:pPr>
+    </w:p>
+    <w:p>
+      <w:pPr>
+        <w:pStyle w:val="BodyText"/>
+      </w:pPr>
+    </w:p>
+    <w:p>
+      <w:pPr>
+        <w:pStyle w:val="BodyText"/>
+      </w:pPr>
+    </w:p>
+    <w:p>
+      <w:pPr>
+        <w:pStyle w:val="BodyText"/>
+      </w:pPr>
     </w:p>
     <w:p>
       <w:pPr>
         <w:pStyle w:val="Author"/>
-      </w:pPr>
-      <w:r>
-        <w:t xml:space="preserve">Kasun Kalhara Perera </w:t>
-      </w:r>
-      <w:r>
-        <w:t>– MS26900636</w:t>
+        <w:rPr>
+          <w:sz w:val="28"/>
+          <w:szCs w:val="24"/>
+        </w:rPr>
+      </w:pPr>
+      <w:r>
+        <w:rPr>
+          <w:b/>
+          <w:bCs/>
+          <w:sz w:val="28"/>
+          <w:szCs w:val="24"/>
+        </w:rPr>
+        <w:t>Kasun Kalhara Perera</w:t>
+      </w:r>
+      <w:r>
+        <w:rPr>
+          <w:b/>
+          <w:bCs/>
+          <w:sz w:val="28"/>
+          <w:szCs w:val="24"/>
+        </w:rPr>
+        <w:t>:</w:t>
+      </w:r>
+      <w:r>
+        <w:rPr>
+          <w:sz w:val="28"/>
+          <w:szCs w:val="24"/>
+        </w:rPr>
+        <w:t xml:space="preserve"> </w:t>
+      </w:r>
+      <w:r>
+        <w:rPr>
+          <w:sz w:val="28"/>
+          <w:szCs w:val="24"/>
+        </w:rPr>
+        <w:t>MS26900636</w:t>
       </w:r>
     </w:p>
     <w:p>
       <w:pPr>
         <w:pStyle w:val="Author"/>
-      </w:pPr>
-      <w:r>
+        <w:rPr>
+          <w:sz w:val="28"/>
+          <w:szCs w:val="24"/>
+        </w:rPr>
+      </w:pPr>
+      <w:r>
+        <w:rPr>
+          <w:b/>
+          <w:bCs/>
+          <w:sz w:val="28"/>
+          <w:szCs w:val="24"/>
+        </w:rPr>
         <w:t xml:space="preserve">Bimsara </w:t>
       </w:r>
       <w:r>
+        <w:rPr>
+          <w:b/>
+          <w:bCs/>
+          <w:sz w:val="28"/>
+          <w:szCs w:val="24"/>
+        </w:rPr>
         <w:t>Sandaruwan</w:t>
       </w:r>
       <w:r>
-        <w:t xml:space="preserve"> — [Student ID]</w:t>
+        <w:rPr>
+          <w:b/>
+          <w:bCs/>
+          <w:sz w:val="28"/>
+          <w:szCs w:val="24"/>
+        </w:rPr>
+        <w:t>:</w:t>
+      </w:r>
+      <w:r>
+        <w:rPr>
+          <w:sz w:val="28"/>
+          <w:szCs w:val="24"/>
+        </w:rPr>
+        <w:t xml:space="preserve"> </w:t>
+      </w:r>
+      <w:r>
+        <w:rPr>
+          <w:sz w:val="28"/>
+          <w:szCs w:val="24"/>
+        </w:rPr>
+        <w:t>MS26916262</w:t>
       </w:r>
     </w:p>
     <w:p>
@@ -75,8 +370,21 @@
         <w:p>
           <w:pPr>
             <w:pStyle w:val="TOCHeading"/>
+            <w:pBdr>
+              <w:bottom w:val="single" w:sz="4" w:space="1" w:color="auto"/>
+            </w:pBdr>
+            <w:rPr>
+              <w:b/>
+              <w:bCs/>
+              <w:color w:val="000000" w:themeColor="text1"/>
+            </w:rPr>
           </w:pPr>
           <w:r>
+            <w:rPr>
+              <w:b/>
+              <w:bCs/>
+              <w:color w:val="000000" w:themeColor="text1"/>
+            </w:rPr>
             <w:t>Contents</w:t>
           </w:r>
         </w:p>
@@ -86,6 +394,7 @@
             <w:tabs>
               <w:tab w:val="right" w:leader="dot" w:pos="9350"/>
             </w:tabs>
+            <w:spacing w:line="240" w:lineRule="auto"/>
             <w:rPr>
               <w:noProof/>
             </w:rPr>
@@ -146,7 +455,7 @@
                 <w:noProof/>
                 <w:webHidden/>
               </w:rPr>
-              <w:t>1</w:t>
+              <w:t>3</w:t>
             </w:r>
             <w:r>
               <w:rPr>
@@ -163,6 +472,7 @@
             <w:tabs>
               <w:tab w:val="right" w:leader="dot" w:pos="9350"/>
             </w:tabs>
+            <w:spacing w:line="240" w:lineRule="auto"/>
             <w:rPr>
               <w:noProof/>
             </w:rPr>
@@ -214,7 +524,7 @@
                 <w:noProof/>
                 <w:webHidden/>
               </w:rPr>
-              <w:t>1</w:t>
+              <w:t>4</w:t>
             </w:r>
             <w:r>
               <w:rPr>
@@ -231,6 +541,7 @@
             <w:tabs>
               <w:tab w:val="right" w:leader="dot" w:pos="9350"/>
             </w:tabs>
+            <w:spacing w:line="240" w:lineRule="auto"/>
             <w:rPr>
               <w:noProof/>
             </w:rPr>
@@ -282,7 +593,7 @@
                 <w:noProof/>
                 <w:webHidden/>
               </w:rPr>
-              <w:t>1</w:t>
+              <w:t>4</w:t>
             </w:r>
             <w:r>
               <w:rPr>
@@ -299,6 +610,7 @@
             <w:tabs>
               <w:tab w:val="right" w:leader="dot" w:pos="9350"/>
             </w:tabs>
+            <w:spacing w:line="240" w:lineRule="auto"/>
             <w:rPr>
               <w:noProof/>
             </w:rPr>
@@ -350,7 +662,7 @@
                 <w:noProof/>
                 <w:webHidden/>
               </w:rPr>
-              <w:t>1</w:t>
+              <w:t>5</w:t>
             </w:r>
             <w:r>
               <w:rPr>
@@ -367,6 +679,7 @@
             <w:tabs>
               <w:tab w:val="right" w:leader="dot" w:pos="9350"/>
             </w:tabs>
+            <w:spacing w:line="240" w:lineRule="auto"/>
             <w:rPr>
               <w:noProof/>
             </w:rPr>
@@ -418,7 +731,7 @@
                 <w:noProof/>
                 <w:webHidden/>
               </w:rPr>
-              <w:t>1</w:t>
+              <w:t>5</w:t>
             </w:r>
             <w:r>
               <w:rPr>
@@ -435,6 +748,7 @@
             <w:tabs>
               <w:tab w:val="right" w:leader="dot" w:pos="9350"/>
             </w:tabs>
+            <w:spacing w:line="240" w:lineRule="auto"/>
             <w:rPr>
               <w:noProof/>
             </w:rPr>
@@ -486,7 +800,7 @@
                 <w:noProof/>
                 <w:webHidden/>
               </w:rPr>
-              <w:t>1</w:t>
+              <w:t>5</w:t>
             </w:r>
             <w:r>
               <w:rPr>
@@ -503,6 +817,7 @@
             <w:tabs>
               <w:tab w:val="right" w:leader="dot" w:pos="9350"/>
             </w:tabs>
+            <w:spacing w:line="240" w:lineRule="auto"/>
             <w:rPr>
               <w:noProof/>
             </w:rPr>
@@ -554,7 +869,7 @@
                 <w:noProof/>
                 <w:webHidden/>
               </w:rPr>
-              <w:t>1</w:t>
+              <w:t>6</w:t>
             </w:r>
             <w:r>
               <w:rPr>
@@ -571,6 +886,7 @@
             <w:tabs>
               <w:tab w:val="right" w:leader="dot" w:pos="9350"/>
             </w:tabs>
+            <w:spacing w:line="240" w:lineRule="auto"/>
             <w:rPr>
               <w:noProof/>
             </w:rPr>
@@ -622,7 +938,7 @@
                 <w:noProof/>
                 <w:webHidden/>
               </w:rPr>
-              <w:t>1</w:t>
+              <w:t>6</w:t>
             </w:r>
             <w:r>
               <w:rPr>
@@ -639,6 +955,7 @@
             <w:tabs>
               <w:tab w:val="right" w:leader="dot" w:pos="9350"/>
             </w:tabs>
+            <w:spacing w:line="240" w:lineRule="auto"/>
             <w:rPr>
               <w:noProof/>
             </w:rPr>
@@ -690,7 +1007,7 @@
                 <w:noProof/>
                 <w:webHidden/>
               </w:rPr>
-              <w:t>1</w:t>
+              <w:t>6</w:t>
             </w:r>
             <w:r>
               <w:rPr>
@@ -707,6 +1024,7 @@
             <w:tabs>
               <w:tab w:val="right" w:leader="dot" w:pos="9350"/>
             </w:tabs>
+            <w:spacing w:line="240" w:lineRule="auto"/>
             <w:rPr>
               <w:noProof/>
             </w:rPr>
@@ -758,7 +1076,7 @@
                 <w:noProof/>
                 <w:webHidden/>
               </w:rPr>
-              <w:t>1</w:t>
+              <w:t>7</w:t>
             </w:r>
             <w:r>
               <w:rPr>
@@ -775,6 +1093,7 @@
             <w:tabs>
               <w:tab w:val="right" w:leader="dot" w:pos="9350"/>
             </w:tabs>
+            <w:spacing w:line="240" w:lineRule="auto"/>
             <w:rPr>
               <w:noProof/>
             </w:rPr>
@@ -826,7 +1145,7 @@
                 <w:noProof/>
                 <w:webHidden/>
               </w:rPr>
-              <w:t>1</w:t>
+              <w:t>8</w:t>
             </w:r>
             <w:r>
               <w:rPr>
@@ -843,6 +1162,7 @@
             <w:tabs>
               <w:tab w:val="right" w:leader="dot" w:pos="9350"/>
             </w:tabs>
+            <w:spacing w:line="240" w:lineRule="auto"/>
             <w:rPr>
               <w:noProof/>
             </w:rPr>
@@ -894,7 +1214,7 @@
                 <w:noProof/>
                 <w:webHidden/>
               </w:rPr>
-              <w:t>1</w:t>
+              <w:t>9</w:t>
             </w:r>
             <w:r>
               <w:rPr>
@@ -911,6 +1231,7 @@
             <w:tabs>
               <w:tab w:val="right" w:leader="dot" w:pos="9350"/>
             </w:tabs>
+            <w:spacing w:line="240" w:lineRule="auto"/>
             <w:rPr>
               <w:noProof/>
             </w:rPr>
@@ -962,7 +1283,7 @@
                 <w:noProof/>
                 <w:webHidden/>
               </w:rPr>
-              <w:t>1</w:t>
+              <w:t>9</w:t>
             </w:r>
             <w:r>
               <w:rPr>
@@ -979,6 +1300,7 @@
             <w:tabs>
               <w:tab w:val="right" w:leader="dot" w:pos="9350"/>
             </w:tabs>
+            <w:spacing w:line="240" w:lineRule="auto"/>
             <w:rPr>
               <w:noProof/>
             </w:rPr>
@@ -1030,7 +1352,7 @@
                 <w:noProof/>
                 <w:webHidden/>
               </w:rPr>
-              <w:t>1</w:t>
+              <w:t>13</w:t>
             </w:r>
             <w:r>
               <w:rPr>
@@ -1047,6 +1369,7 @@
             <w:tabs>
               <w:tab w:val="right" w:leader="dot" w:pos="9350"/>
             </w:tabs>
+            <w:spacing w:line="240" w:lineRule="auto"/>
             <w:rPr>
               <w:noProof/>
             </w:rPr>
@@ -1098,7 +1421,7 @@
                 <w:noProof/>
                 <w:webHidden/>
               </w:rPr>
-              <w:t>1</w:t>
+              <w:t>14</w:t>
             </w:r>
             <w:r>
               <w:rPr>
@@ -1115,6 +1438,7 @@
             <w:tabs>
               <w:tab w:val="right" w:leader="dot" w:pos="9350"/>
             </w:tabs>
+            <w:spacing w:line="240" w:lineRule="auto"/>
             <w:rPr>
               <w:noProof/>
             </w:rPr>
@@ -1166,7 +1490,7 @@
                 <w:noProof/>
                 <w:webHidden/>
               </w:rPr>
-              <w:t>1</w:t>
+              <w:t>15</w:t>
             </w:r>
             <w:r>
               <w:rPr>
@@ -1183,6 +1507,7 @@
             <w:tabs>
               <w:tab w:val="right" w:leader="dot" w:pos="9350"/>
             </w:tabs>
+            <w:spacing w:line="240" w:lineRule="auto"/>
             <w:rPr>
               <w:noProof/>
             </w:rPr>
@@ -1234,7 +1559,7 @@
                 <w:noProof/>
                 <w:webHidden/>
               </w:rPr>
-              <w:t>1</w:t>
+              <w:t>18</w:t>
             </w:r>
             <w:r>
               <w:rPr>
@@ -1251,6 +1576,7 @@
             <w:tabs>
               <w:tab w:val="right" w:leader="dot" w:pos="9350"/>
             </w:tabs>
+            <w:spacing w:line="240" w:lineRule="auto"/>
             <w:rPr>
               <w:noProof/>
             </w:rPr>
@@ -1302,7 +1628,7 @@
                 <w:noProof/>
                 <w:webHidden/>
               </w:rPr>
-              <w:t>1</w:t>
+              <w:t>19</w:t>
             </w:r>
             <w:r>
               <w:rPr>
@@ -1319,6 +1645,7 @@
             <w:tabs>
               <w:tab w:val="right" w:leader="dot" w:pos="9350"/>
             </w:tabs>
+            <w:spacing w:line="240" w:lineRule="auto"/>
             <w:rPr>
               <w:noProof/>
             </w:rPr>
@@ -1370,7 +1697,7 @@
                 <w:noProof/>
                 <w:webHidden/>
               </w:rPr>
-              <w:t>1</w:t>
+              <w:t>19</w:t>
             </w:r>
             <w:r>
               <w:rPr>
@@ -1387,6 +1714,7 @@
             <w:tabs>
               <w:tab w:val="right" w:leader="dot" w:pos="9350"/>
             </w:tabs>
+            <w:spacing w:line="240" w:lineRule="auto"/>
             <w:rPr>
               <w:noProof/>
             </w:rPr>
@@ -1438,7 +1766,7 @@
                 <w:noProof/>
                 <w:webHidden/>
               </w:rPr>
-              <w:t>1</w:t>
+              <w:t>20</w:t>
             </w:r>
             <w:r>
               <w:rPr>
@@ -1455,6 +1783,7 @@
             <w:tabs>
               <w:tab w:val="right" w:leader="dot" w:pos="9350"/>
             </w:tabs>
+            <w:spacing w:line="240" w:lineRule="auto"/>
             <w:rPr>
               <w:noProof/>
             </w:rPr>
@@ -1506,7 +1835,7 @@
                 <w:noProof/>
                 <w:webHidden/>
               </w:rPr>
-              <w:t>1</w:t>
+              <w:t>22</w:t>
             </w:r>
             <w:r>
               <w:rPr>
@@ -1523,6 +1852,7 @@
             <w:tabs>
               <w:tab w:val="right" w:leader="dot" w:pos="9350"/>
             </w:tabs>
+            <w:spacing w:line="240" w:lineRule="auto"/>
             <w:rPr>
               <w:noProof/>
             </w:rPr>
@@ -1574,7 +1904,7 @@
                 <w:noProof/>
                 <w:webHidden/>
               </w:rPr>
-              <w:t>1</w:t>
+              <w:t>22</w:t>
             </w:r>
             <w:r>
               <w:rPr>
@@ -1591,6 +1921,7 @@
             <w:tabs>
               <w:tab w:val="right" w:leader="dot" w:pos="9350"/>
             </w:tabs>
+            <w:spacing w:line="240" w:lineRule="auto"/>
             <w:rPr>
               <w:noProof/>
             </w:rPr>
@@ -1642,7 +1973,7 @@
                 <w:noProof/>
                 <w:webHidden/>
               </w:rPr>
-              <w:t>1</w:t>
+              <w:t>24</w:t>
             </w:r>
             <w:r>
               <w:rPr>
@@ -1659,6 +1990,7 @@
             <w:tabs>
               <w:tab w:val="right" w:leader="dot" w:pos="9350"/>
             </w:tabs>
+            <w:spacing w:line="240" w:lineRule="auto"/>
             <w:rPr>
               <w:noProof/>
             </w:rPr>
@@ -1710,7 +2042,7 @@
                 <w:noProof/>
                 <w:webHidden/>
               </w:rPr>
-              <w:t>1</w:t>
+              <w:t>25</w:t>
             </w:r>
             <w:r>
               <w:rPr>
@@ -1727,6 +2059,7 @@
             <w:tabs>
               <w:tab w:val="right" w:leader="dot" w:pos="9350"/>
             </w:tabs>
+            <w:spacing w:line="240" w:lineRule="auto"/>
             <w:rPr>
               <w:noProof/>
             </w:rPr>
@@ -1778,7 +2111,7 @@
                 <w:noProof/>
                 <w:webHidden/>
               </w:rPr>
-              <w:t>1</w:t>
+              <w:t>25</w:t>
             </w:r>
             <w:r>
               <w:rPr>
@@ -1795,6 +2128,7 @@
             <w:tabs>
               <w:tab w:val="right" w:leader="dot" w:pos="9350"/>
             </w:tabs>
+            <w:spacing w:line="240" w:lineRule="auto"/>
             <w:rPr>
               <w:noProof/>
             </w:rPr>
@@ -1846,7 +2180,7 @@
                 <w:noProof/>
                 <w:webHidden/>
               </w:rPr>
-              <w:t>1</w:t>
+              <w:t>25</w:t>
             </w:r>
             <w:r>
               <w:rPr>
@@ -1863,6 +2197,7 @@
             <w:tabs>
               <w:tab w:val="right" w:leader="dot" w:pos="9350"/>
             </w:tabs>
+            <w:spacing w:line="240" w:lineRule="auto"/>
             <w:rPr>
               <w:noProof/>
             </w:rPr>
@@ -1914,7 +2249,7 @@
                 <w:noProof/>
                 <w:webHidden/>
               </w:rPr>
-              <w:t>1</w:t>
+              <w:t>26</w:t>
             </w:r>
             <w:r>
               <w:rPr>
@@ -1931,6 +2266,7 @@
             <w:tabs>
               <w:tab w:val="right" w:leader="dot" w:pos="9350"/>
             </w:tabs>
+            <w:spacing w:line="240" w:lineRule="auto"/>
             <w:rPr>
               <w:noProof/>
             </w:rPr>
@@ -1982,7 +2318,7 @@
                 <w:noProof/>
                 <w:webHidden/>
               </w:rPr>
-              <w:t>1</w:t>
+              <w:t>26</w:t>
             </w:r>
             <w:r>
               <w:rPr>
@@ -1999,6 +2335,7 @@
             <w:tabs>
               <w:tab w:val="right" w:leader="dot" w:pos="9350"/>
             </w:tabs>
+            <w:spacing w:line="240" w:lineRule="auto"/>
             <w:rPr>
               <w:noProof/>
             </w:rPr>
@@ -2050,7 +2387,7 @@
                 <w:noProof/>
                 <w:webHidden/>
               </w:rPr>
-              <w:t>1</w:t>
+              <w:t>27</w:t>
             </w:r>
             <w:r>
               <w:rPr>
@@ -2067,6 +2404,7 @@
             <w:tabs>
               <w:tab w:val="right" w:leader="dot" w:pos="9350"/>
             </w:tabs>
+            <w:spacing w:line="240" w:lineRule="auto"/>
             <w:rPr>
               <w:noProof/>
             </w:rPr>
@@ -2118,7 +2456,7 @@
                 <w:noProof/>
                 <w:webHidden/>
               </w:rPr>
-              <w:t>1</w:t>
+              <w:t>28</w:t>
             </w:r>
             <w:r>
               <w:rPr>
@@ -2135,6 +2473,7 @@
             <w:tabs>
               <w:tab w:val="right" w:leader="dot" w:pos="9350"/>
             </w:tabs>
+            <w:spacing w:line="240" w:lineRule="auto"/>
             <w:rPr>
               <w:noProof/>
             </w:rPr>
@@ -2186,7 +2525,7 @@
                 <w:noProof/>
                 <w:webHidden/>
               </w:rPr>
-              <w:t>1</w:t>
+              <w:t>28</w:t>
             </w:r>
             <w:r>
               <w:rPr>
@@ -2199,7 +2538,6 @@
         </w:p>
         <w:p>
           <w:r>
-            <w:lastRenderedPageBreak/>
             <w:fldChar w:fldCharType="end"/>
           </w:r>
         </w:p>
@@ -2208,10 +2546,20 @@
     <w:p>
       <w:pPr>
         <w:pStyle w:val="Heading1"/>
+        <w:pBdr>
+          <w:bottom w:val="single" w:sz="4" w:space="1" w:color="auto"/>
+        </w:pBdr>
+        <w:rPr>
+          <w:color w:val="000000" w:themeColor="text1"/>
+        </w:rPr>
       </w:pPr>
       <w:bookmarkStart w:id="0" w:name="_Toc242651617"/>
       <w:bookmarkStart w:id="1" w:name="abstract"/>
       <w:r>
+        <w:rPr>
+          <w:color w:val="000000" w:themeColor="text1"/>
+        </w:rPr>
+        <w:lastRenderedPageBreak/>
         <w:t>Abstract</w:t>
       </w:r>
       <w:bookmarkEnd w:id="0"/>
@@ -2221,7 +2569,23 @@
         <w:pStyle w:val="FirstParagraph"/>
       </w:pPr>
       <w:r>
-        <w:t>A home with rooftop solar and a battery has to decide, every half hour, whether to charge the battery, discharge it into the house, or leave it alone. Under the Ceylon Electricity Board (CEB) optional domestic Time-of-Use (ToU) tariff, energy bought between 18:30 and 22:30 costs Rs 106/kWh, more than three times the Rs 33/kWh charged overnight, so the timing of those decisions directly changes the bill. We model this as a 48-stage sequential decision problem and instantiate it with five days of real 5-minute logs from a working solar + battery system in Horana, Sri Lanka. We solve it with an exact Dynamic Programming (DP) method and a Genetic Algorithm (GA) heuristic that share a single model and cost function, and compare them over battery sizes of 0, 2, 4 and 7 kWh. The DP finds the optimal schedule for the discretised model in about 1–2 s per day and cuts the mean daily energy bill from Rs 196.7 (no battery) to Rs 54.8 at 7 kWh, a 72 % saving. The GA always returns feasible schedules but stays 15–24 % above the DP optimum on average, and its gap grows to 486 % when the horizon is stretched to five days with the same budget. A further finding is that letting charge carry over between days cuts the five-day bill from Rs 274 to Rs 79, which is the largest saving still left on the table.</w:t>
+        <w:t xml:space="preserve">A home with rooftop solar and a battery has to decide, every half hour, whether to charge the battery, discharge it into the house, or leave it alone. Under the Ceylon Electricity Board (CEB) optional domestic Time-of-Use (ToU) tariff, energy bought between 18:30 and 22:30 costs Rs 106/kWh, more than three times the Rs 33/kWh charged overnight, so the timing of those decisions directly changes the bill. We model this as a 48-stage sequential decision problem and instantiate it with five days of real 5-minute logs from a working solar + battery system in </w:t>
+      </w:r>
+      <w:proofErr w:type="spellStart"/>
+      <w:r>
+        <w:t>Horana</w:t>
+      </w:r>
+      <w:proofErr w:type="spellEnd"/>
+      <w:r>
+        <w:t xml:space="preserve">, Sri Lanka. We solve it with an exact Dynamic Programming (DP) method and a Genetic Algorithm (GA) heuristic that share a single model and cost function, and compare them over battery sizes of 0, 2, 4 and 7 kWh. The DP finds the optimal schedule for the </w:t>
+      </w:r>
+      <w:proofErr w:type="spellStart"/>
+      <w:r>
+        <w:t>discretised</w:t>
+      </w:r>
+      <w:proofErr w:type="spellEnd"/>
+      <w:r>
+        <w:t xml:space="preserve"> model in about 1–2 s per day and cuts the mean daily energy bill from Rs 196.7 (no battery) to Rs 54.8 at 7 kWh, a 72 % saving. The GA always returns feasible schedules but stays 15–24 % above the DP optimum on average, and its gap grows to 486 % when the horizon is stretched to five days with the same budget. A further finding is that letting charge carry over between days cuts the five-day bill from Rs 274 to Rs 79, which is the largest saving still left on the table.</w:t>
       </w:r>
     </w:p>
     <w:p>
@@ -2234,9 +2598,18 @@
     <w:p>
       <w:pPr>
         <w:pStyle w:val="Heading1"/>
+        <w:pBdr>
+          <w:bottom w:val="single" w:sz="4" w:space="1" w:color="auto"/>
+        </w:pBdr>
+        <w:rPr>
+          <w:color w:val="000000" w:themeColor="text1"/>
+        </w:rPr>
       </w:pPr>
       <w:bookmarkStart w:id="3" w:name="_Toc242651618"/>
       <w:r>
+        <w:rPr>
+          <w:color w:val="000000" w:themeColor="text1"/>
+        </w:rPr>
         <w:lastRenderedPageBreak/>
         <w:t>1. Introduction and Problem Selection</w:t>
       </w:r>
@@ -2245,10 +2618,16 @@
     <w:p>
       <w:pPr>
         <w:pStyle w:val="Heading2"/>
+        <w:rPr>
+          <w:color w:val="000000" w:themeColor="text1"/>
+        </w:rPr>
       </w:pPr>
       <w:bookmarkStart w:id="4" w:name="_Toc242651619"/>
       <w:bookmarkStart w:id="5" w:name="context"/>
       <w:r>
+        <w:rPr>
+          <w:color w:val="000000" w:themeColor="text1"/>
+        </w:rPr>
         <w:t>1.1 Context</w:t>
       </w:r>
       <w:bookmarkEnd w:id="4"/>
@@ -2271,25 +2650,26 @@
     </w:p>
     <w:tbl>
       <w:tblPr>
-        <w:tblStyle w:val="Table"/>
+        <w:tblStyle w:val="GridTable1Light"/>
         <w:tblW w:w="0" w:type="auto"/>
-        <w:tblInd w:w="0" w:type="dxa"/>
+        <w:jc w:val="center"/>
         <w:tblLook w:val="0020" w:firstRow="1" w:lastRow="0" w:firstColumn="0" w:lastColumn="0" w:noHBand="0" w:noVBand="0"/>
       </w:tblPr>
       <w:tblGrid>
-        <w:gridCol w:w="852"/>
-        <w:gridCol w:w="1233"/>
-        <w:gridCol w:w="2081"/>
-        <w:gridCol w:w="1513"/>
+        <w:gridCol w:w="994"/>
+        <w:gridCol w:w="1435"/>
+        <w:gridCol w:w="2417"/>
+        <w:gridCol w:w="1759"/>
       </w:tblGrid>
       <w:tr>
         <w:trPr>
           <w:cnfStyle w:val="100000000000" w:firstRow="1" w:lastRow="0" w:firstColumn="0" w:lastColumn="0" w:oddVBand="0" w:evenVBand="0" w:oddHBand="0" w:evenHBand="0" w:firstRowFirstColumn="0" w:firstRowLastColumn="0" w:lastRowFirstColumn="0" w:lastRowLastColumn="0"/>
-          <w:tblHeader/>
+          <w:jc w:val="center"/>
         </w:trPr>
         <w:tc>
           <w:tcPr>
             <w:tcW w:w="0" w:type="auto"/>
+            <w:shd w:val="clear" w:color="auto" w:fill="EAF1DD" w:themeFill="accent3" w:themeFillTint="33"/>
           </w:tcPr>
           <w:p>
             <w:pPr>
@@ -2304,6 +2684,7 @@
         <w:tc>
           <w:tcPr>
             <w:tcW w:w="0" w:type="auto"/>
+            <w:shd w:val="clear" w:color="auto" w:fill="EAF1DD" w:themeFill="accent3" w:themeFillTint="33"/>
           </w:tcPr>
           <w:p>
             <w:pPr>
@@ -2318,6 +2699,7 @@
         <w:tc>
           <w:tcPr>
             <w:tcW w:w="0" w:type="auto"/>
+            <w:shd w:val="clear" w:color="auto" w:fill="EAF1DD" w:themeFill="accent3" w:themeFillTint="33"/>
           </w:tcPr>
           <w:p>
             <w:pPr>
@@ -2333,6 +2715,7 @@
         <w:tc>
           <w:tcPr>
             <w:tcW w:w="0" w:type="auto"/>
+            <w:shd w:val="clear" w:color="auto" w:fill="EAF1DD" w:themeFill="accent3" w:themeFillTint="33"/>
           </w:tcPr>
           <w:p>
             <w:pPr>
@@ -2347,6 +2730,9 @@
         </w:tc>
       </w:tr>
       <w:tr>
+        <w:trPr>
+          <w:jc w:val="center"/>
+        </w:trPr>
         <w:tc>
           <w:tcPr>
             <w:tcW w:w="0" w:type="auto"/>
@@ -2407,6 +2793,9 @@
         </w:tc>
       </w:tr>
       <w:tr>
+        <w:trPr>
+          <w:jc w:val="center"/>
+        </w:trPr>
         <w:tc>
           <w:tcPr>
             <w:tcW w:w="0" w:type="auto"/>
@@ -2467,6 +2856,9 @@
         </w:tc>
       </w:tr>
       <w:tr>
+        <w:trPr>
+          <w:jc w:val="center"/>
+        </w:trPr>
         <w:tc>
           <w:tcPr>
             <w:tcW w:w="0" w:type="auto"/>
@@ -2600,7 +2992,7 @@
                     </pic:cNvPicPr>
                   </pic:nvPicPr>
                   <pic:blipFill>
-                    <a:blip r:embed="rId7"/>
+                    <a:blip r:embed="rId8"/>
                     <a:stretch>
                       <a:fillRect/>
                     </a:stretch>
@@ -2668,11 +3060,31 @@
     <w:p>
       <w:pPr>
         <w:pStyle w:val="Heading2"/>
+        <w:rPr>
+          <w:color w:val="000000" w:themeColor="text1"/>
+        </w:rPr>
       </w:pPr>
       <w:bookmarkStart w:id="6" w:name="_Toc242651620"/>
       <w:bookmarkStart w:id="7" w:name="X7dfc426270acdd12a9c09cfb577a3fcf32bb848"/>
       <w:bookmarkEnd w:id="5"/>
-      <w:r>
+    </w:p>
+    <w:p>
+      <w:pPr>
+        <w:pStyle w:val="BodyText"/>
+      </w:pPr>
+    </w:p>
+    <w:p>
+      <w:pPr>
+        <w:pStyle w:val="Heading2"/>
+        <w:rPr>
+          <w:color w:val="000000" w:themeColor="text1"/>
+        </w:rPr>
+      </w:pPr>
+      <w:r>
+        <w:rPr>
+          <w:color w:val="000000" w:themeColor="text1"/>
+        </w:rPr>
+        <w:lastRenderedPageBreak/>
         <w:t>1.2 Why this problem is realistic and non-trivial</w:t>
       </w:r>
       <w:bookmarkEnd w:id="6"/>
@@ -2718,11 +3130,18 @@
           <w:b/>
           <w:bCs/>
         </w:rPr>
-        <w:lastRenderedPageBreak/>
         <w:t>Decisions are coupled over time.</w:t>
       </w:r>
       <w:r>
-        <w:t xml:space="preserve"> Energy discharged at 19:00 must have been stored earlier, so each decision changes what is possible in every later slot. A slot-by-slot greedy rule cannot see this, and in our results it costs 35–70 % more than the optimum (Section 6).</w:t>
+        <w:t xml:space="preserve"> Energy discharged at 19:00 must have been stored earlier, so each decision changes what is possible in every later slot. A slot-by-slot greedy rule cannot see this, and in our </w:t>
+      </w:r>
+      <w:proofErr w:type="gramStart"/>
+      <w:r>
+        <w:t>results</w:t>
+      </w:r>
+      <w:proofErr w:type="gramEnd"/>
+      <w:r>
+        <w:t xml:space="preserve"> it costs 35–70 % more than the optimum (Section 6).</w:t>
       </w:r>
     </w:p>
     <w:p>
@@ -2954,11 +3373,25 @@
     <w:p>
       <w:pPr>
         <w:pStyle w:val="Heading2"/>
+        <w:rPr>
+          <w:color w:val="000000" w:themeColor="text1"/>
+        </w:rPr>
       </w:pPr>
       <w:bookmarkStart w:id="8" w:name="_Toc242651621"/>
       <w:bookmarkStart w:id="9" w:name="problem-class-and-complexity"/>
       <w:bookmarkEnd w:id="7"/>
-      <w:r>
+    </w:p>
+    <w:p>
+      <w:pPr>
+        <w:pStyle w:val="Heading2"/>
+        <w:rPr>
+          <w:color w:val="000000" w:themeColor="text1"/>
+        </w:rPr>
+      </w:pPr>
+      <w:r>
+        <w:rPr>
+          <w:color w:val="000000" w:themeColor="text1"/>
+        </w:rPr>
         <w:t>1.3 Problem class and complexity</w:t>
       </w:r>
       <w:bookmarkEnd w:id="8"/>
@@ -2968,7 +3401,15 @@
         <w:pStyle w:val="FirstParagraph"/>
       </w:pPr>
       <w:r>
-        <w:t xml:space="preserve">It is important to be precise here. For a single battery with continuous charge levels, this problem can be linearised into a linear program (or a small mixed-integer program if simultaneous charging and discharging must be ruled out explicitly), so in its basic form it is </w:t>
+        <w:t xml:space="preserve">It is important to be precise here. For a single battery with continuous charge levels, this problem can be </w:t>
+      </w:r>
+      <w:proofErr w:type="spellStart"/>
+      <w:r>
+        <w:t>linearised</w:t>
+      </w:r>
+      <w:proofErr w:type="spellEnd"/>
+      <w:r>
+        <w:t xml:space="preserve"> into a linear program (or a small mixed-integer program if simultaneous charging and discharging must be ruled out explicitly), so in its basic form it is </w:t>
       </w:r>
       <w:r>
         <w:rPr>
@@ -3030,7 +3471,15 @@
         </m:r>
       </m:oMath>
       <w:r>
-        <w:t xml:space="preserve"> kWh, a 7 kWh battery has 5,601 SoC levels and 2,375 possible moves per slot, so there are roughly </w:t>
+        <w:t xml:space="preserve"> kWh, a </w:t>
+      </w:r>
+      <w:proofErr w:type="gramStart"/>
+      <w:r>
+        <w:t>7 kWh</w:t>
+      </w:r>
+      <w:proofErr w:type="gramEnd"/>
+      <w:r>
+        <w:t xml:space="preserve"> battery has 5,601 SoC levels and 2,375 possible moves per slot, so there are roughly </w:t>
       </w:r>
       <m:oMath>
         <m:r>
@@ -3143,7 +3592,18 @@
       <w:bookmarkStart w:id="10" w:name="_Toc242651622"/>
       <w:bookmarkStart w:id="11" w:name="objectives"/>
       <w:bookmarkEnd w:id="9"/>
-      <w:r>
+    </w:p>
+    <w:p>
+      <w:pPr>
+        <w:pStyle w:val="Heading2"/>
+        <w:rPr>
+          <w:color w:val="000000" w:themeColor="text1"/>
+        </w:rPr>
+      </w:pPr>
+      <w:r>
+        <w:rPr>
+          <w:color w:val="000000" w:themeColor="text1"/>
+        </w:rPr>
         <w:t>1.4 Objectives</w:t>
       </w:r>
       <w:bookmarkEnd w:id="10"/>
@@ -3195,16 +3655,41 @@
       <w:r>
         <w:t>Compare the two on solution quality, feasibility, runtime and scalability, across battery sizes of 0, 2, 4 and 7 kWh.</w:t>
       </w:r>
-    </w:p>
-    <w:p>
-      <w:pPr>
-        <w:pStyle w:val="Heading1"/>
-      </w:pPr>
       <w:bookmarkStart w:id="12" w:name="_Toc242651623"/>
       <w:bookmarkStart w:id="13" w:name="problem-and-data-description"/>
       <w:bookmarkEnd w:id="2"/>
       <w:bookmarkEnd w:id="11"/>
-      <w:r>
+    </w:p>
+    <w:p>
+      <w:pPr>
+        <w:pStyle w:val="Compact"/>
+      </w:pPr>
+    </w:p>
+    <w:p>
+      <w:pPr>
+        <w:pStyle w:val="Compact"/>
+      </w:pPr>
+    </w:p>
+    <w:p>
+      <w:pPr>
+        <w:pStyle w:val="Compact"/>
+      </w:pPr>
+    </w:p>
+    <w:p>
+      <w:pPr>
+        <w:pStyle w:val="Heading1"/>
+        <w:pBdr>
+          <w:bottom w:val="single" w:sz="4" w:space="1" w:color="auto"/>
+        </w:pBdr>
+        <w:rPr>
+          <w:color w:val="000000" w:themeColor="text1"/>
+        </w:rPr>
+      </w:pPr>
+      <w:r>
+        <w:rPr>
+          <w:color w:val="000000" w:themeColor="text1"/>
+        </w:rPr>
+        <w:lastRenderedPageBreak/>
         <w:t>2. Problem and Data Description</w:t>
       </w:r>
       <w:bookmarkEnd w:id="12"/>
@@ -3212,10 +3697,16 @@
     <w:p>
       <w:pPr>
         <w:pStyle w:val="Heading2"/>
+        <w:rPr>
+          <w:color w:val="000000" w:themeColor="text1"/>
+        </w:rPr>
       </w:pPr>
       <w:bookmarkStart w:id="14" w:name="_Toc242651624"/>
       <w:bookmarkStart w:id="15" w:name="data-source"/>
       <w:r>
+        <w:rPr>
+          <w:color w:val="000000" w:themeColor="text1"/>
+        </w:rPr>
         <w:t>2.1 Data source</w:t>
       </w:r>
       <w:bookmarkEnd w:id="14"/>
@@ -3225,7 +3716,15 @@
         <w:pStyle w:val="FirstParagraph"/>
       </w:pPr>
       <w:r>
-        <w:t xml:space="preserve">All data comes from the authors’ own solar + battery installation in Horana, Kalutara district. The inverter’s monitoring app exports one spreadsheet per day with 5-minute readings of solar production (kW), household consumption (kW), grid power (kW), battery power (kW) and battery state of charge (SoC, %). The data is therefore </w:t>
+        <w:t xml:space="preserve">All data comes from the authors’ own solar + battery installation in </w:t>
+      </w:r>
+      <w:proofErr w:type="spellStart"/>
+      <w:r>
+        <w:t>Horana</w:t>
+      </w:r>
+      <w:proofErr w:type="spellEnd"/>
+      <w:r>
+        <w:t xml:space="preserve">, Kalutara district. The inverter’s monitoring app exports one spreadsheet per day with 5-minute readings of solar production (kW), household consumption (kW), grid power (kW), battery power (kW) and battery state of charge (SoC, %). The data is therefore </w:t>
       </w:r>
       <w:r>
         <w:rPr>
@@ -3243,18 +3742,23 @@
         <w:pStyle w:val="BodyText"/>
       </w:pPr>
       <w:r>
-        <w:lastRenderedPageBreak/>
         <w:t>Six days were logged in September 2026. Five are used: 10, 11, 13, 16 and 17 September. They include a heavy-load day (10 Sep, 10.1 kWh), a high-solar day (11 Sep, 14.1 kWh of production) and three lighter days.</w:t>
       </w:r>
     </w:p>
     <w:p>
       <w:pPr>
         <w:pStyle w:val="Heading2"/>
+        <w:rPr>
+          <w:color w:val="000000" w:themeColor="text1"/>
+        </w:rPr>
       </w:pPr>
       <w:bookmarkStart w:id="16" w:name="_Toc242651625"/>
       <w:bookmarkStart w:id="17" w:name="cleaning-and-resampling"/>
       <w:bookmarkEnd w:id="15"/>
       <w:r>
+        <w:rPr>
+          <w:color w:val="000000" w:themeColor="text1"/>
+        </w:rPr>
         <w:t>2.2 Cleaning and resampling</w:t>
       </w:r>
       <w:bookmarkEnd w:id="16"/>
@@ -3360,6 +3864,11 @@
       <w:r>
         <w:t xml:space="preserve"> Positive battery power means discharging and negative means charging. This was checked against the logged SoC, not assumed.</w:t>
       </w:r>
+    </w:p>
+    <w:p>
+      <w:pPr>
+        <w:pStyle w:val="FirstParagraph"/>
+      </w:pPr>
     </w:p>
     <w:p>
       <w:pPr>
@@ -3592,30 +4101,29 @@
     </w:p>
     <w:tbl>
       <w:tblPr>
-        <w:tblStyle w:val="Table"/>
+        <w:tblStyle w:val="GridTable1Light"/>
         <w:tblW w:w="5000" w:type="pct"/>
-        <w:jc w:val="left"/>
-        <w:tblInd w:w="90" w:type="dxa"/>
+        <w:jc w:val="center"/>
         <w:tblLook w:val="0020" w:firstRow="1" w:lastRow="0" w:firstColumn="0" w:lastColumn="0" w:noHBand="0" w:noVBand="0"/>
       </w:tblPr>
       <w:tblGrid>
-        <w:gridCol w:w="916"/>
-        <w:gridCol w:w="807"/>
-        <w:gridCol w:w="807"/>
-        <w:gridCol w:w="1124"/>
-        <w:gridCol w:w="1571"/>
-        <w:gridCol w:w="2203"/>
-        <w:gridCol w:w="2112"/>
+        <w:gridCol w:w="924"/>
+        <w:gridCol w:w="813"/>
+        <w:gridCol w:w="813"/>
+        <w:gridCol w:w="1129"/>
+        <w:gridCol w:w="1575"/>
+        <w:gridCol w:w="2206"/>
+        <w:gridCol w:w="2116"/>
       </w:tblGrid>
       <w:tr>
         <w:trPr>
           <w:cnfStyle w:val="100000000000" w:firstRow="1" w:lastRow="0" w:firstColumn="0" w:lastColumn="0" w:oddVBand="0" w:evenVBand="0" w:oddHBand="0" w:evenHBand="0" w:firstRowFirstColumn="0" w:firstRowLastColumn="0" w:lastRowFirstColumn="0" w:lastRowLastColumn="0"/>
-          <w:tblHeader/>
-          <w:jc w:val="left"/>
+          <w:jc w:val="center"/>
         </w:trPr>
         <w:tc>
           <w:tcPr>
             <w:tcW w:w="0" w:type="auto"/>
+            <w:shd w:val="clear" w:color="auto" w:fill="EAF1DD" w:themeFill="accent3" w:themeFillTint="33"/>
           </w:tcPr>
           <w:p>
             <w:pPr>
@@ -3630,6 +4138,7 @@
         <w:tc>
           <w:tcPr>
             <w:tcW w:w="0" w:type="auto"/>
+            <w:shd w:val="clear" w:color="auto" w:fill="EAF1DD" w:themeFill="accent3" w:themeFillTint="33"/>
           </w:tcPr>
           <w:p>
             <w:pPr>
@@ -3645,6 +4154,7 @@
         <w:tc>
           <w:tcPr>
             <w:tcW w:w="0" w:type="auto"/>
+            <w:shd w:val="clear" w:color="auto" w:fill="EAF1DD" w:themeFill="accent3" w:themeFillTint="33"/>
           </w:tcPr>
           <w:p>
             <w:pPr>
@@ -3660,6 +4170,7 @@
         <w:tc>
           <w:tcPr>
             <w:tcW w:w="0" w:type="auto"/>
+            <w:shd w:val="clear" w:color="auto" w:fill="EAF1DD" w:themeFill="accent3" w:themeFillTint="33"/>
           </w:tcPr>
           <w:p>
             <w:pPr>
@@ -3675,6 +4186,7 @@
         <w:tc>
           <w:tcPr>
             <w:tcW w:w="0" w:type="auto"/>
+            <w:shd w:val="clear" w:color="auto" w:fill="EAF1DD" w:themeFill="accent3" w:themeFillTint="33"/>
           </w:tcPr>
           <w:p>
             <w:pPr>
@@ -3690,6 +4202,7 @@
         <w:tc>
           <w:tcPr>
             <w:tcW w:w="0" w:type="auto"/>
+            <w:shd w:val="clear" w:color="auto" w:fill="EAF1DD" w:themeFill="accent3" w:themeFillTint="33"/>
           </w:tcPr>
           <w:p>
             <w:pPr>
@@ -3705,6 +4218,7 @@
         <w:tc>
           <w:tcPr>
             <w:tcW w:w="0" w:type="auto"/>
+            <w:shd w:val="clear" w:color="auto" w:fill="EAF1DD" w:themeFill="accent3" w:themeFillTint="33"/>
           </w:tcPr>
           <w:p>
             <w:pPr>
@@ -3720,7 +4234,7 @@
       </w:tr>
       <w:tr>
         <w:trPr>
-          <w:jc w:val="left"/>
+          <w:jc w:val="center"/>
         </w:trPr>
         <w:tc>
           <w:tcPr>
@@ -3829,7 +4343,7 @@
       </w:tr>
       <w:tr>
         <w:trPr>
-          <w:jc w:val="left"/>
+          <w:jc w:val="center"/>
         </w:trPr>
         <w:tc>
           <w:tcPr>
@@ -3938,7 +4452,7 @@
       </w:tr>
       <w:tr>
         <w:trPr>
-          <w:jc w:val="left"/>
+          <w:jc w:val="center"/>
         </w:trPr>
         <w:tc>
           <w:tcPr>
@@ -4047,7 +4561,7 @@
       </w:tr>
       <w:tr>
         <w:trPr>
-          <w:jc w:val="left"/>
+          <w:jc w:val="center"/>
         </w:trPr>
         <w:tc>
           <w:tcPr>
@@ -4156,7 +4670,7 @@
       </w:tr>
       <w:tr>
         <w:trPr>
-          <w:jc w:val="left"/>
+          <w:jc w:val="center"/>
         </w:trPr>
         <w:tc>
           <w:tcPr>
@@ -4265,7 +4779,7 @@
       </w:tr>
       <w:tr>
         <w:trPr>
-          <w:jc w:val="left"/>
+          <w:jc w:val="center"/>
         </w:trPr>
         <w:tc>
           <w:tcPr>
@@ -4411,7 +4925,7 @@
                     </pic:cNvPicPr>
                   </pic:nvPicPr>
                   <pic:blipFill>
-                    <a:blip r:embed="rId8"/>
+                    <a:blip r:embed="rId9"/>
                     <a:stretch>
                       <a:fillRect/>
                     </a:stretch>
@@ -4481,7 +4995,18 @@
       <w:bookmarkStart w:id="18" w:name="_Toc242651626"/>
       <w:bookmarkStart w:id="19" w:name="battery-parameters-and-calibration"/>
       <w:bookmarkEnd w:id="17"/>
-      <w:r>
+    </w:p>
+    <w:p>
+      <w:pPr>
+        <w:pStyle w:val="Heading2"/>
+        <w:rPr>
+          <w:color w:val="000000" w:themeColor="text1"/>
+        </w:rPr>
+      </w:pPr>
+      <w:r>
+        <w:rPr>
+          <w:color w:val="000000" w:themeColor="text1"/>
+        </w:rPr>
         <w:t>2.3 Battery parameters and calibration</w:t>
       </w:r>
       <w:bookmarkEnd w:id="18"/>
@@ -4499,7 +5024,15 @@
         <w:pStyle w:val="BodyText"/>
       </w:pPr>
       <w:r>
-        <w:t xml:space="preserve">The charge and discharge efficiency was fitted to the data by </w:t>
+        <w:t xml:space="preserve">The charge and discharge efficiency </w:t>
+      </w:r>
+      <w:proofErr w:type="gramStart"/>
+      <w:r>
+        <w:t>was</w:t>
+      </w:r>
+      <w:proofErr w:type="gramEnd"/>
+      <w:r>
+        <w:t xml:space="preserve"> fitted to the data by </w:t>
       </w:r>
       <w:r>
         <w:rPr>
@@ -4508,7 +5041,15 @@
         <w:t>scripts/calibrate_eta.py</w:t>
       </w:r>
       <w:r>
-        <w:t xml:space="preserve">. It replays the logged battery power through the SoC model over 206 windows and chooses the round-trip efficiency and effective capacity that best reproduce the logged SoC. The fit gives a </w:t>
+        <w:t xml:space="preserve">. It replays the logged battery power through the SoC model over 206 windows and chooses the round-trip efficiency and effective capacity that best reproduce the logged </w:t>
+      </w:r>
+      <w:proofErr w:type="spellStart"/>
+      <w:r>
+        <w:t>SoC.</w:t>
+      </w:r>
+      <w:proofErr w:type="spellEnd"/>
+      <w:r>
+        <w:t xml:space="preserve"> The fit gives a </w:t>
       </w:r>
       <w:r>
         <w:rPr>
@@ -4545,7 +5086,7 @@
                     </pic:cNvPicPr>
                   </pic:nvPicPr>
                   <pic:blipFill>
-                    <a:blip r:embed="rId9"/>
+                    <a:blip r:embed="rId10"/>
                     <a:stretch>
                       <a:fillRect/>
                     </a:stretch>
@@ -4583,11 +5124,17 @@
     <w:p>
       <w:pPr>
         <w:pStyle w:val="Heading2"/>
+        <w:rPr>
+          <w:color w:val="000000" w:themeColor="text1"/>
+        </w:rPr>
       </w:pPr>
       <w:bookmarkStart w:id="20" w:name="_Toc242651627"/>
       <w:bookmarkStart w:id="21" w:name="scope-and-the-capacity-sweep"/>
       <w:bookmarkEnd w:id="19"/>
       <w:r>
+        <w:rPr>
+          <w:color w:val="000000" w:themeColor="text1"/>
+        </w:rPr>
         <w:lastRenderedPageBreak/>
         <w:t>2.4 Scope and the capacity sweep</w:t>
       </w:r>
@@ -4598,7 +5145,15 @@
         <w:pStyle w:val="FirstParagraph"/>
       </w:pPr>
       <w:r>
-        <w:t xml:space="preserve">With its 7 kWh battery, the real household already draws very little from the grid, so optimizing only the installed size would produce one thin result. We therefore </w:t>
+        <w:t xml:space="preserve">With its </w:t>
+      </w:r>
+      <w:proofErr w:type="gramStart"/>
+      <w:r>
+        <w:t>7 kWh</w:t>
+      </w:r>
+      <w:proofErr w:type="gramEnd"/>
+      <w:r>
+        <w:t xml:space="preserve"> battery, the real household already draws very little from the grid, so optimizing only the installed size would produce one thin result. We therefore </w:t>
       </w:r>
       <w:r>
         <w:rPr>
@@ -4723,13 +5278,138 @@
     </w:p>
     <w:p>
       <w:pPr>
+        <w:pStyle w:val="BodyText"/>
+      </w:pPr>
+    </w:p>
+    <w:p>
+      <w:pPr>
+        <w:pStyle w:val="BodyText"/>
+      </w:pPr>
+    </w:p>
+    <w:p>
+      <w:pPr>
+        <w:pStyle w:val="BodyText"/>
+      </w:pPr>
+    </w:p>
+    <w:p>
+      <w:pPr>
+        <w:pStyle w:val="BodyText"/>
+      </w:pPr>
+    </w:p>
+    <w:p>
+      <w:pPr>
+        <w:pStyle w:val="BodyText"/>
+      </w:pPr>
+    </w:p>
+    <w:p>
+      <w:pPr>
+        <w:pStyle w:val="BodyText"/>
+      </w:pPr>
+    </w:p>
+    <w:p>
+      <w:pPr>
+        <w:pStyle w:val="BodyText"/>
+      </w:pPr>
+    </w:p>
+    <w:p>
+      <w:pPr>
+        <w:pStyle w:val="BodyText"/>
+      </w:pPr>
+    </w:p>
+    <w:p>
+      <w:pPr>
+        <w:pStyle w:val="BodyText"/>
+      </w:pPr>
+    </w:p>
+    <w:p>
+      <w:pPr>
+        <w:pStyle w:val="BodyText"/>
+      </w:pPr>
+    </w:p>
+    <w:p>
+      <w:pPr>
+        <w:pStyle w:val="BodyText"/>
+      </w:pPr>
+    </w:p>
+    <w:p>
+      <w:pPr>
+        <w:pStyle w:val="BodyText"/>
+      </w:pPr>
+    </w:p>
+    <w:p>
+      <w:pPr>
+        <w:pStyle w:val="BodyText"/>
+      </w:pPr>
+    </w:p>
+    <w:p>
+      <w:pPr>
+        <w:pStyle w:val="BodyText"/>
+      </w:pPr>
+    </w:p>
+    <w:p>
+      <w:pPr>
+        <w:pStyle w:val="BodyText"/>
+      </w:pPr>
+    </w:p>
+    <w:p>
+      <w:pPr>
+        <w:pStyle w:val="BodyText"/>
+      </w:pPr>
+    </w:p>
+    <w:p>
+      <w:pPr>
+        <w:pStyle w:val="BodyText"/>
+      </w:pPr>
+    </w:p>
+    <w:p>
+      <w:pPr>
+        <w:pStyle w:val="BodyText"/>
+      </w:pPr>
+    </w:p>
+    <w:p>
+      <w:pPr>
+        <w:pStyle w:val="BodyText"/>
+      </w:pPr>
+    </w:p>
+    <w:p>
+      <w:pPr>
+        <w:pStyle w:val="BodyText"/>
+      </w:pPr>
+    </w:p>
+    <w:p>
+      <w:pPr>
+        <w:pStyle w:val="BodyText"/>
+      </w:pPr>
+    </w:p>
+    <w:p>
+      <w:pPr>
+        <w:pStyle w:val="BodyText"/>
+      </w:pPr>
+    </w:p>
+    <w:p>
+      <w:pPr>
+        <w:pStyle w:val="BodyText"/>
+      </w:pPr>
+    </w:p>
+    <w:p>
+      <w:pPr>
         <w:pStyle w:val="Heading1"/>
+        <w:pBdr>
+          <w:bottom w:val="single" w:sz="4" w:space="1" w:color="auto"/>
+        </w:pBdr>
+        <w:rPr>
+          <w:color w:val="000000" w:themeColor="text1"/>
+        </w:rPr>
       </w:pPr>
       <w:bookmarkStart w:id="22" w:name="_Toc242651628"/>
       <w:bookmarkStart w:id="23" w:name="mathematical-formulation"/>
       <w:bookmarkEnd w:id="13"/>
       <w:bookmarkEnd w:id="21"/>
       <w:r>
+        <w:rPr>
+          <w:color w:val="000000" w:themeColor="text1"/>
+        </w:rPr>
+        <w:lastRenderedPageBreak/>
         <w:t>3. Mathematical Formulation</w:t>
       </w:r>
       <w:bookmarkEnd w:id="22"/>
@@ -4775,8 +5455,14 @@
     <w:p>
       <w:pPr>
         <w:pStyle w:val="Heading2"/>
-      </w:pPr>
-      <w:r>
+        <w:rPr>
+          <w:color w:val="000000" w:themeColor="text1"/>
+        </w:rPr>
+      </w:pPr>
+      <w:r>
+        <w:rPr>
+          <w:color w:val="000000" w:themeColor="text1"/>
+        </w:rPr>
         <w:t>3.1 Sets and indices</w:t>
       </w:r>
     </w:p>
@@ -5043,11 +5729,20 @@
     <w:p>
       <w:pPr>
         <w:pStyle w:val="Heading2"/>
-      </w:pPr>
-      <w:r>
+        <w:rPr>
+          <w:color w:val="000000" w:themeColor="text1"/>
+        </w:rPr>
+      </w:pPr>
+      <w:r>
+        <w:rPr>
+          <w:color w:val="000000" w:themeColor="text1"/>
+        </w:rPr>
         <w:t xml:space="preserve">3.2 </w:t>
       </w:r>
       <w:r>
+        <w:rPr>
+          <w:color w:val="000000" w:themeColor="text1"/>
+        </w:rPr>
         <w:t>Parameters</w:t>
       </w:r>
     </w:p>
@@ -5061,10 +5756,20 @@
       <w:r>
         <w:t xml:space="preserve"> </w:t>
       </w:r>
+    </w:p>
+    <w:p>
+      <w:pPr>
+        <w:pStyle w:val="TableCaption"/>
+      </w:pPr>
+      <w:r>
+        <w:t>Table 3. Model parameters, with each value or its source — taken from the data or calibrated from the logs (Section 2).</w:t>
+      </w:r>
+      <w:r/>
+      <w:r/>
     </w:p>
     <w:tbl>
       <w:tblPr>
-        <w:tblStyle w:val="PlainTable2"/>
+        <w:tblStyle w:val="GridTable1Light"/>
         <w:tblW w:w="9524" w:type="dxa"/>
         <w:tblLook w:val="04A0" w:firstRow="1" w:lastRow="0" w:firstColumn="1" w:lastColumn="0" w:noHBand="0" w:noVBand="1"/>
       </w:tblPr>
@@ -5082,6 +5787,7 @@
           <w:tcPr>
             <w:cnfStyle w:val="001000000000" w:firstRow="0" w:lastRow="0" w:firstColumn="1" w:lastColumn="0" w:oddVBand="0" w:evenVBand="0" w:oddHBand="0" w:evenHBand="0" w:firstRowFirstColumn="0" w:firstRowLastColumn="0" w:lastRowFirstColumn="0" w:lastRowLastColumn="0"/>
             <w:tcW w:w="2017" w:type="dxa"/>
+            <w:shd w:val="clear" w:color="auto" w:fill="EAF1DD" w:themeFill="accent3" w:themeFillTint="33"/>
           </w:tcPr>
           <w:p>
             <w:pPr>
@@ -5104,6 +5810,7 @@
         <w:tc>
           <w:tcPr>
             <w:tcW w:w="4616" w:type="dxa"/>
+            <w:shd w:val="clear" w:color="auto" w:fill="EAF1DD" w:themeFill="accent3" w:themeFillTint="33"/>
           </w:tcPr>
           <w:p>
             <w:pPr>
@@ -5127,6 +5834,7 @@
         <w:tc>
           <w:tcPr>
             <w:tcW w:w="2891" w:type="dxa"/>
+            <w:shd w:val="clear" w:color="auto" w:fill="EAF1DD" w:themeFill="accent3" w:themeFillTint="33"/>
           </w:tcPr>
           <w:p>
             <w:pPr>
@@ -5150,7 +5858,6 @@
       </w:tr>
       <w:tr>
         <w:trPr>
-          <w:cnfStyle w:val="000000100000" w:firstRow="0" w:lastRow="0" w:firstColumn="0" w:lastColumn="0" w:oddVBand="0" w:evenVBand="0" w:oddHBand="1" w:evenHBand="0" w:firstRowFirstColumn="0" w:firstRowLastColumn="0" w:lastRowFirstColumn="0" w:lastRowLastColumn="0"/>
           <w:trHeight w:val="480"/>
         </w:trPr>
         <w:tc>
@@ -5207,7 +5914,7 @@
           <w:p>
             <w:pPr>
               <w:pStyle w:val="BodyText"/>
-              <w:cnfStyle w:val="000000100000" w:firstRow="0" w:lastRow="0" w:firstColumn="0" w:lastColumn="0" w:oddVBand="0" w:evenVBand="0" w:oddHBand="1" w:evenHBand="0" w:firstRowFirstColumn="0" w:firstRowLastColumn="0" w:lastRowFirstColumn="0" w:lastRowLastColumn="0"/>
+              <w:cnfStyle w:val="000000000000" w:firstRow="0" w:lastRow="0" w:firstColumn="0" w:lastColumn="0" w:oddVBand="0" w:evenVBand="0" w:oddHBand="0" w:evenHBand="0" w:firstRowFirstColumn="0" w:firstRowLastColumn="0" w:lastRowFirstColumn="0" w:lastRowLastColumn="0"/>
             </w:pPr>
             <w:r>
               <w:t>household load in slot t (kWh)</w:t>
@@ -5221,7 +5928,7 @@
           <w:p>
             <w:pPr>
               <w:pStyle w:val="BodyText"/>
-              <w:cnfStyle w:val="000000100000" w:firstRow="0" w:lastRow="0" w:firstColumn="0" w:lastColumn="0" w:oddVBand="0" w:evenVBand="0" w:oddHBand="1" w:evenHBand="0" w:firstRowFirstColumn="0" w:firstRowLastColumn="0" w:lastRowFirstColumn="0" w:lastRowLastColumn="0"/>
+              <w:cnfStyle w:val="000000000000" w:firstRow="0" w:lastRow="0" w:firstColumn="0" w:lastColumn="0" w:oddVBand="0" w:evenVBand="0" w:oddHBand="0" w:evenHBand="0" w:firstRowFirstColumn="0" w:firstRowLastColumn="0" w:lastRowFirstColumn="0" w:lastRowLastColumn="0"/>
             </w:pPr>
             <w:r>
               <w:t>data</w:t>
@@ -5311,7 +6018,6 @@
       </w:tr>
       <w:tr>
         <w:trPr>
-          <w:cnfStyle w:val="000000100000" w:firstRow="0" w:lastRow="0" w:firstColumn="0" w:lastColumn="0" w:oddVBand="0" w:evenVBand="0" w:oddHBand="1" w:evenHBand="0" w:firstRowFirstColumn="0" w:firstRowLastColumn="0" w:lastRowFirstColumn="0" w:lastRowLastColumn="0"/>
           <w:trHeight w:val="480"/>
         </w:trPr>
         <w:tc>
@@ -5368,7 +6074,7 @@
           <w:p>
             <w:pPr>
               <w:pStyle w:val="BodyText"/>
-              <w:cnfStyle w:val="000000100000" w:firstRow="0" w:lastRow="0" w:firstColumn="0" w:lastColumn="0" w:oddVBand="0" w:evenVBand="0" w:oddHBand="1" w:evenHBand="0" w:firstRowFirstColumn="0" w:firstRowLastColumn="0" w:lastRowFirstColumn="0" w:lastRowLastColumn="0"/>
+              <w:cnfStyle w:val="000000000000" w:firstRow="0" w:lastRow="0" w:firstColumn="0" w:lastColumn="0" w:oddVBand="0" w:evenVBand="0" w:oddHBand="0" w:evenHBand="0" w:firstRowFirstColumn="0" w:firstRowLastColumn="0" w:lastRowFirstColumn="0" w:lastRowLastColumn="0"/>
             </w:pPr>
             <w:r>
               <w:t>grid price in slot t (Rs/kWh)</w:t>
@@ -5382,7 +6088,7 @@
           <w:p>
             <w:pPr>
               <w:pStyle w:val="BodyText"/>
-              <w:cnfStyle w:val="000000100000" w:firstRow="0" w:lastRow="0" w:firstColumn="0" w:lastColumn="0" w:oddVBand="0" w:evenVBand="0" w:oddHBand="1" w:evenHBand="0" w:firstRowFirstColumn="0" w:firstRowLastColumn="0" w:lastRowFirstColumn="0" w:lastRowLastColumn="0"/>
+              <w:cnfStyle w:val="000000000000" w:firstRow="0" w:lastRow="0" w:firstColumn="0" w:lastColumn="0" w:oddVBand="0" w:evenVBand="0" w:oddHBand="0" w:evenHBand="0" w:firstRowFirstColumn="0" w:firstRowLastColumn="0" w:lastRowFirstColumn="0" w:lastRowLastColumn="0"/>
             </w:pPr>
             <w:r>
               <w:t>Table 1 (33 / 47 / 106)</w:t>
@@ -5449,7 +6155,6 @@
       </w:tr>
       <w:tr>
         <w:trPr>
-          <w:cnfStyle w:val="000000100000" w:firstRow="0" w:lastRow="0" w:firstColumn="0" w:lastColumn="0" w:oddVBand="0" w:evenVBand="0" w:oddHBand="1" w:evenHBand="0" w:firstRowFirstColumn="0" w:firstRowLastColumn="0" w:lastRowFirstColumn="0" w:lastRowLastColumn="0"/>
           <w:trHeight w:val="480"/>
         </w:trPr>
         <w:tc>
@@ -5506,7 +6211,7 @@
           <w:p>
             <w:pPr>
               <w:pStyle w:val="BodyText"/>
-              <w:cnfStyle w:val="000000100000" w:firstRow="0" w:lastRow="0" w:firstColumn="0" w:lastColumn="0" w:oddVBand="0" w:evenVBand="0" w:oddHBand="1" w:evenHBand="0" w:firstRowFirstColumn="0" w:firstRowLastColumn="0" w:lastRowFirstColumn="0" w:lastRowLastColumn="0"/>
+              <w:cnfStyle w:val="000000000000" w:firstRow="0" w:lastRow="0" w:firstColumn="0" w:lastColumn="0" w:oddVBand="0" w:evenVBand="0" w:oddHBand="0" w:evenHBand="0" w:firstRowFirstColumn="0" w:firstRowLastColumn="0" w:lastRowFirstColumn="0" w:lastRowLastColumn="0"/>
             </w:pPr>
             <w:r>
               <w:t>reserve floor (kWh)</w:t>
@@ -5520,7 +6225,7 @@
           <w:p>
             <w:pPr>
               <w:pStyle w:val="BodyText"/>
-              <w:cnfStyle w:val="000000100000" w:firstRow="0" w:lastRow="0" w:firstColumn="0" w:lastColumn="0" w:oddVBand="0" w:evenVBand="0" w:oddHBand="1" w:evenHBand="0" w:firstRowFirstColumn="0" w:firstRowLastColumn="0" w:lastRowFirstColumn="0" w:lastRowLastColumn="0"/>
+              <w:cnfStyle w:val="000000000000" w:firstRow="0" w:lastRow="0" w:firstColumn="0" w:lastColumn="0" w:oddVBand="0" w:evenVBand="0" w:oddHBand="0" w:evenHBand="0" w:firstRowFirstColumn="0" w:firstRowLastColumn="0" w:lastRowFirstColumn="0" w:lastRowLastColumn="0"/>
             </w:pPr>
             <w:r>
               <w:t>0.2 C</w:t>
@@ -5610,7 +6315,6 @@
       </w:tr>
       <w:tr>
         <w:trPr>
-          <w:cnfStyle w:val="000000100000" w:firstRow="0" w:lastRow="0" w:firstColumn="0" w:lastColumn="0" w:oddVBand="0" w:evenVBand="0" w:oddHBand="1" w:evenHBand="0" w:firstRowFirstColumn="0" w:firstRowLastColumn="0" w:lastRowFirstColumn="0" w:lastRowLastColumn="0"/>
           <w:trHeight w:val="480"/>
         </w:trPr>
         <w:tc>
@@ -5667,7 +6371,7 @@
           <w:p>
             <w:pPr>
               <w:pStyle w:val="BodyText"/>
-              <w:cnfStyle w:val="000000100000" w:firstRow="0" w:lastRow="0" w:firstColumn="0" w:lastColumn="0" w:oddVBand="0" w:evenVBand="0" w:oddHBand="1" w:evenHBand="0" w:firstRowFirstColumn="0" w:firstRowLastColumn="0" w:lastRowFirstColumn="0" w:lastRowLastColumn="0"/>
+              <w:cnfStyle w:val="000000000000" w:firstRow="0" w:lastRow="0" w:firstColumn="0" w:lastColumn="0" w:oddVBand="0" w:evenVBand="0" w:oddHBand="0" w:evenHBand="0" w:firstRowFirstColumn="0" w:firstRowLastColumn="0" w:lastRowFirstColumn="0" w:lastRowLastColumn="0"/>
             </w:pPr>
             <w:r>
               <w:t>max discharge power (kW)</w:t>
@@ -5681,7 +6385,7 @@
           <w:p>
             <w:pPr>
               <w:pStyle w:val="BodyText"/>
-              <w:cnfStyle w:val="000000100000" w:firstRow="0" w:lastRow="0" w:firstColumn="0" w:lastColumn="0" w:oddVBand="0" w:evenVBand="0" w:oddHBand="1" w:evenHBand="0" w:firstRowFirstColumn="0" w:firstRowLastColumn="0" w:lastRowFirstColumn="0" w:lastRowLastColumn="0"/>
+              <w:cnfStyle w:val="000000000000" w:firstRow="0" w:lastRow="0" w:firstColumn="0" w:lastColumn="0" w:oddVBand="0" w:evenVBand="0" w:oddHBand="0" w:evenHBand="0" w:firstRowFirstColumn="0" w:firstRowLastColumn="0" w:lastRowFirstColumn="0" w:lastRowLastColumn="0"/>
             </w:pPr>
             <w:r>
               <w:t>2.5</w:t>
@@ -5812,7 +6516,6 @@
       </w:tr>
       <w:tr>
         <w:trPr>
-          <w:cnfStyle w:val="000000100000" w:firstRow="0" w:lastRow="0" w:firstColumn="0" w:lastColumn="0" w:oddVBand="0" w:evenVBand="0" w:oddHBand="1" w:evenHBand="0" w:firstRowFirstColumn="0" w:firstRowLastColumn="0" w:lastRowFirstColumn="0" w:lastRowLastColumn="0"/>
           <w:trHeight w:val="480"/>
         </w:trPr>
         <w:tc>
@@ -5846,7 +6549,7 @@
           <w:p>
             <w:pPr>
               <w:pStyle w:val="BodyText"/>
-              <w:cnfStyle w:val="000000100000" w:firstRow="0" w:lastRow="0" w:firstColumn="0" w:lastColumn="0" w:oddVBand="0" w:evenVBand="0" w:oddHBand="1" w:evenHBand="0" w:firstRowFirstColumn="0" w:firstRowLastColumn="0" w:lastRowFirstColumn="0" w:lastRowLastColumn="0"/>
+              <w:cnfStyle w:val="000000000000" w:firstRow="0" w:lastRow="0" w:firstColumn="0" w:lastColumn="0" w:oddVBand="0" w:evenVBand="0" w:oddHBand="0" w:evenHBand="0" w:firstRowFirstColumn="0" w:firstRowLastColumn="0" w:lastRowFirstColumn="0" w:lastRowLastColumn="0"/>
             </w:pPr>
             <w:r>
               <w:t>slot length (h)</w:t>
@@ -5860,7 +6563,7 @@
           <w:p>
             <w:pPr>
               <w:pStyle w:val="BodyText"/>
-              <w:cnfStyle w:val="000000100000" w:firstRow="0" w:lastRow="0" w:firstColumn="0" w:lastColumn="0" w:oddVBand="0" w:evenVBand="0" w:oddHBand="1" w:evenHBand="0" w:firstRowFirstColumn="0" w:firstRowLastColumn="0" w:lastRowFirstColumn="0" w:lastRowLastColumn="0"/>
+              <w:cnfStyle w:val="000000000000" w:firstRow="0" w:lastRow="0" w:firstColumn="0" w:lastColumn="0" w:oddVBand="0" w:evenVBand="0" w:oddHBand="0" w:evenHBand="0" w:firstRowFirstColumn="0" w:firstRowLastColumn="0" w:lastRowFirstColumn="0" w:lastRowLastColumn="0"/>
             </w:pPr>
             <w:r>
               <w:t>0.5</w:t>
@@ -5879,7 +6582,6 @@
         <w:pStyle w:val="BodyText"/>
       </w:pPr>
       <w:r>
-        <w:lastRenderedPageBreak/>
         <w:t xml:space="preserve">The per-slot energy limits follow from the power limits: </w:t>
       </w:r>
     </w:p>
@@ -5995,11 +6697,21 @@
     <w:p>
       <w:pPr>
         <w:pStyle w:val="Heading2"/>
-      </w:pPr>
-      <w:r>
+        <w:rPr>
+          <w:color w:val="000000" w:themeColor="text1"/>
+        </w:rPr>
+      </w:pPr>
+      <w:r>
+        <w:rPr>
+          <w:color w:val="000000" w:themeColor="text1"/>
+        </w:rPr>
+        <w:lastRenderedPageBreak/>
         <w:t xml:space="preserve">3.3 </w:t>
       </w:r>
       <w:r>
+        <w:rPr>
+          <w:color w:val="000000" w:themeColor="text1"/>
+        </w:rPr>
         <w:t>Decision and state variables</w:t>
       </w:r>
     </w:p>
@@ -6501,17 +7213,32 @@
     <w:p>
       <w:pPr>
         <w:pStyle w:val="Heading2"/>
-      </w:pPr>
-      <w:r>
+        <w:rPr>
+          <w:color w:val="000000" w:themeColor="text1"/>
+        </w:rPr>
+      </w:pPr>
+      <w:r>
+        <w:rPr>
+          <w:color w:val="000000" w:themeColor="text1"/>
+        </w:rPr>
         <w:t>3.</w:t>
       </w:r>
       <w:r>
+        <w:rPr>
+          <w:color w:val="000000" w:themeColor="text1"/>
+        </w:rPr>
         <w:t>4</w:t>
       </w:r>
       <w:r>
+        <w:rPr>
+          <w:color w:val="000000" w:themeColor="text1"/>
+        </w:rPr>
         <w:t xml:space="preserve"> </w:t>
       </w:r>
       <w:r>
+        <w:rPr>
+          <w:color w:val="000000" w:themeColor="text1"/>
+        </w:rPr>
         <w:t>Objective</w:t>
       </w:r>
     </w:p>
@@ -7244,17 +7971,32 @@
     <w:p>
       <w:pPr>
         <w:pStyle w:val="Heading2"/>
-      </w:pPr>
-      <w:r>
+        <w:rPr>
+          <w:color w:val="000000" w:themeColor="text1"/>
+        </w:rPr>
+      </w:pPr>
+      <w:r>
+        <w:rPr>
+          <w:color w:val="000000" w:themeColor="text1"/>
+        </w:rPr>
         <w:t>3.</w:t>
       </w:r>
       <w:r>
+        <w:rPr>
+          <w:color w:val="000000" w:themeColor="text1"/>
+        </w:rPr>
         <w:t>5</w:t>
       </w:r>
       <w:r>
+        <w:rPr>
+          <w:color w:val="000000" w:themeColor="text1"/>
+        </w:rPr>
         <w:t xml:space="preserve"> </w:t>
       </w:r>
       <w:r>
+        <w:rPr>
+          <w:color w:val="000000" w:themeColor="text1"/>
+        </w:rPr>
         <w:t>Constraints</w:t>
       </w:r>
     </w:p>
@@ -7268,11 +8010,6 @@
       <w:r>
         <w:t>battery must stay within its operating limits across all 48 slots. These limits are defined by the five constraints as below. They are labeled as C1 to C5 for easy reference in other sections.</w:t>
       </w:r>
-    </w:p>
-    <w:p>
-      <w:pPr>
-        <w:pStyle w:val="BodyText"/>
-      </w:pPr>
     </w:p>
     <w:p>
       <w:pPr>
@@ -7292,7 +8029,6 @@
           <w:b/>
           <w:bCs/>
         </w:rPr>
-        <w:lastRenderedPageBreak/>
         <w:t>(C</w:t>
       </w:r>
       <w:r>
@@ -7334,6 +8070,8 @@
         <w:rPr>
           <w:b/>
           <w:bCs/>
+          <w:sz w:val="24"/>
+          <w:szCs w:val="24"/>
         </w:rPr>
       </w:pPr>
       <m:oMathPara>
@@ -7344,6 +8082,8 @@
             </m:rPr>
             <w:rPr>
               <w:rFonts w:ascii="Cambria Math" w:hAnsi="Cambria Math"/>
+              <w:sz w:val="24"/>
+              <w:szCs w:val="24"/>
             </w:rPr>
             <m:t>-</m:t>
           </m:r>
@@ -7355,6 +8095,8 @@
                   <w:b/>
                   <w:bCs/>
                   <w:i/>
+                  <w:sz w:val="24"/>
+                  <w:szCs w:val="24"/>
                 </w:rPr>
               </m:ctrlPr>
             </m:sSubPr>
@@ -7365,6 +8107,8 @@
                 </m:rPr>
                 <w:rPr>
                   <w:rFonts w:ascii="Cambria Math" w:hAnsi="Cambria Math"/>
+                  <w:sz w:val="24"/>
+                  <w:szCs w:val="24"/>
                 </w:rPr>
                 <m:t>R</m:t>
               </m:r>
@@ -7376,6 +8120,8 @@
                 </m:rPr>
                 <w:rPr>
                   <w:rFonts w:ascii="Cambria Math" w:hAnsi="Cambria Math"/>
+                  <w:sz w:val="24"/>
+                  <w:szCs w:val="24"/>
                 </w:rPr>
                 <m:t>c</m:t>
               </m:r>
@@ -7387,6 +8133,8 @@
             </m:rPr>
             <w:rPr>
               <w:rFonts w:ascii="Cambria Math" w:hAnsi="Cambria Math"/>
+              <w:sz w:val="24"/>
+              <w:szCs w:val="24"/>
             </w:rPr>
             <m:t> </m:t>
           </m:r>
@@ -7396,6 +8144,8 @@
             </m:rPr>
             <w:rPr>
               <w:rFonts w:ascii="Cambria Math" w:hAnsi="Cambria Math"/>
+              <w:sz w:val="24"/>
+              <w:szCs w:val="24"/>
             </w:rPr>
             <m:t>Δ</m:t>
           </m:r>
@@ -7405,6 +8155,8 @@
             </m:rPr>
             <w:rPr>
               <w:rFonts w:ascii="Cambria Math" w:hAnsi="Cambria Math"/>
+              <w:sz w:val="24"/>
+              <w:szCs w:val="24"/>
             </w:rPr>
             <m:t>t </m:t>
           </m:r>
@@ -7414,6 +8166,8 @@
             </m:rPr>
             <w:rPr>
               <w:rFonts w:ascii="Cambria Math" w:hAnsi="Cambria Math"/>
+              <w:sz w:val="24"/>
+              <w:szCs w:val="24"/>
             </w:rPr>
             <m:t>≤</m:t>
           </m:r>
@@ -7423,6 +8177,8 @@
             </m:rPr>
             <w:rPr>
               <w:rFonts w:ascii="Cambria Math" w:hAnsi="Cambria Math"/>
+              <w:sz w:val="24"/>
+              <w:szCs w:val="24"/>
             </w:rPr>
             <m:t> </m:t>
           </m:r>
@@ -7434,6 +8190,8 @@
                   <w:b/>
                   <w:bCs/>
                   <w:i/>
+                  <w:sz w:val="24"/>
+                  <w:szCs w:val="24"/>
                 </w:rPr>
               </m:ctrlPr>
             </m:sSubPr>
@@ -7444,6 +8202,8 @@
                 </m:rPr>
                 <w:rPr>
                   <w:rFonts w:ascii="Cambria Math" w:hAnsi="Cambria Math"/>
+                  <w:sz w:val="24"/>
+                  <w:szCs w:val="24"/>
                 </w:rPr>
                 <m:t>a</m:t>
               </m:r>
@@ -7455,6 +8215,8 @@
                 </m:rPr>
                 <w:rPr>
                   <w:rFonts w:ascii="Cambria Math" w:hAnsi="Cambria Math"/>
+                  <w:sz w:val="24"/>
+                  <w:szCs w:val="24"/>
                 </w:rPr>
                 <m:t>t</m:t>
               </m:r>
@@ -7466,6 +8228,8 @@
             </m:rPr>
             <w:rPr>
               <w:rFonts w:ascii="Cambria Math" w:hAnsi="Cambria Math"/>
+              <w:sz w:val="24"/>
+              <w:szCs w:val="24"/>
             </w:rPr>
             <m:t> </m:t>
           </m:r>
@@ -7475,6 +8239,8 @@
             </m:rPr>
             <w:rPr>
               <w:rFonts w:ascii="Cambria Math" w:hAnsi="Cambria Math"/>
+              <w:sz w:val="24"/>
+              <w:szCs w:val="24"/>
             </w:rPr>
             <m:t>≤</m:t>
           </m:r>
@@ -7484,6 +8250,8 @@
             </m:rPr>
             <w:rPr>
               <w:rFonts w:ascii="Cambria Math" w:hAnsi="Cambria Math"/>
+              <w:sz w:val="24"/>
+              <w:szCs w:val="24"/>
             </w:rPr>
             <m:t> </m:t>
           </m:r>
@@ -7495,6 +8263,8 @@
                   <w:b/>
                   <w:bCs/>
                   <w:i/>
+                  <w:sz w:val="24"/>
+                  <w:szCs w:val="24"/>
                 </w:rPr>
               </m:ctrlPr>
             </m:sSubPr>
@@ -7505,6 +8275,8 @@
                 </m:rPr>
                 <w:rPr>
                   <w:rFonts w:ascii="Cambria Math" w:hAnsi="Cambria Math"/>
+                  <w:sz w:val="24"/>
+                  <w:szCs w:val="24"/>
                 </w:rPr>
                 <m:t>R</m:t>
               </m:r>
@@ -7516,6 +8288,8 @@
                 </m:rPr>
                 <w:rPr>
                   <w:rFonts w:ascii="Cambria Math" w:hAnsi="Cambria Math"/>
+                  <w:sz w:val="24"/>
+                  <w:szCs w:val="24"/>
                 </w:rPr>
                 <m:t>d</m:t>
               </m:r>
@@ -7527,6 +8301,8 @@
             </m:rPr>
             <w:rPr>
               <w:rFonts w:ascii="Cambria Math" w:hAnsi="Cambria Math"/>
+              <w:sz w:val="24"/>
+              <w:szCs w:val="24"/>
             </w:rPr>
             <m:t> </m:t>
           </m:r>
@@ -7536,6 +8312,8 @@
             </m:rPr>
             <w:rPr>
               <w:rFonts w:ascii="Cambria Math" w:hAnsi="Cambria Math"/>
+              <w:sz w:val="24"/>
+              <w:szCs w:val="24"/>
             </w:rPr>
             <m:t>Δ</m:t>
           </m:r>
@@ -7545,6 +8323,8 @@
             </m:rPr>
             <w:rPr>
               <w:rFonts w:ascii="Cambria Math" w:hAnsi="Cambria Math"/>
+              <w:sz w:val="24"/>
+              <w:szCs w:val="24"/>
             </w:rPr>
             <m:t>t</m:t>
           </m:r>
@@ -7554,6 +8334,8 @@
             </m:rPr>
             <w:rPr>
               <w:rFonts w:ascii="Cambria Math" w:hAnsi="Cambria Math"/>
+              <w:sz w:val="24"/>
+              <w:szCs w:val="24"/>
             </w:rPr>
             <m:t>  ∀</m:t>
           </m:r>
@@ -7563,6 +8345,8 @@
             </m:rPr>
             <w:rPr>
               <w:rFonts w:ascii="Cambria Math" w:hAnsi="Cambria Math"/>
+              <w:sz w:val="24"/>
+              <w:szCs w:val="24"/>
             </w:rPr>
             <m:t> t</m:t>
           </m:r>
@@ -7586,35 +8370,47 @@
           <w:bCs/>
         </w:rPr>
       </w:pPr>
-      <w:r>
+    </w:p>
+    <w:p>
+      <w:pPr>
+        <w:pStyle w:val="BodyText"/>
         <w:rPr>
           <w:b/>
           <w:bCs/>
         </w:rPr>
-        <w:t xml:space="preserve">(C2) </w:t>
-      </w:r>
+      </w:pPr>
       <w:r>
         <w:rPr>
           <w:b/>
           <w:bCs/>
         </w:rPr>
-        <w:t>No grid export</w:t>
-      </w:r>
-    </w:p>
-    <w:p>
-      <w:pPr>
-        <w:pStyle w:val="BodyText"/>
-      </w:pPr>
-      <w:r>
-        <w:t>The battery may not discharge more than the household’s net load in any slot, so no energy is ever sent back to the grid:</w:t>
-      </w:r>
-    </w:p>
-    <w:p>
-      <w:pPr>
-        <w:pStyle w:val="BodyText"/>
+        <w:lastRenderedPageBreak/>
+        <w:t xml:space="preserve">(C2) </w:t>
+      </w:r>
+      <w:r>
         <w:rPr>
           <w:b/>
           <w:bCs/>
+        </w:rPr>
+        <w:t>No grid export</w:t>
+      </w:r>
+    </w:p>
+    <w:p>
+      <w:pPr>
+        <w:pStyle w:val="BodyText"/>
+      </w:pPr>
+      <w:r>
+        <w:t>The battery may not discharge more than the household’s net load in any slot, so no energy is ever sent back to the grid:</w:t>
+      </w:r>
+    </w:p>
+    <w:p>
+      <w:pPr>
+        <w:pStyle w:val="BodyText"/>
+        <w:rPr>
+          <w:b/>
+          <w:bCs/>
+          <w:sz w:val="24"/>
+          <w:szCs w:val="24"/>
         </w:rPr>
       </w:pPr>
       <m:oMathPara>
@@ -7627,6 +8423,8 @@
                   <w:b/>
                   <w:bCs/>
                   <w:i/>
+                  <w:sz w:val="24"/>
+                  <w:szCs w:val="24"/>
                 </w:rPr>
               </m:ctrlPr>
             </m:sSubPr>
@@ -7637,6 +8435,8 @@
                 </m:rPr>
                 <w:rPr>
                   <w:rFonts w:ascii="Cambria Math" w:hAnsi="Cambria Math"/>
+                  <w:sz w:val="24"/>
+                  <w:szCs w:val="24"/>
                 </w:rPr>
                 <m:t>a</m:t>
               </m:r>
@@ -7648,6 +8448,8 @@
                 </m:rPr>
                 <w:rPr>
                   <w:rFonts w:ascii="Cambria Math" w:hAnsi="Cambria Math"/>
+                  <w:sz w:val="24"/>
+                  <w:szCs w:val="24"/>
                 </w:rPr>
                 <m:t>t</m:t>
               </m:r>
@@ -7659,6 +8461,8 @@
             </m:rPr>
             <w:rPr>
               <w:rFonts w:ascii="Cambria Math" w:hAnsi="Cambria Math"/>
+              <w:sz w:val="24"/>
+              <w:szCs w:val="24"/>
             </w:rPr>
             <m:t> </m:t>
           </m:r>
@@ -7668,6 +8472,8 @@
             </m:rPr>
             <w:rPr>
               <w:rFonts w:ascii="Cambria Math" w:hAnsi="Cambria Math"/>
+              <w:sz w:val="24"/>
+              <w:szCs w:val="24"/>
             </w:rPr>
             <m:t>≤</m:t>
           </m:r>
@@ -7677,6 +8483,8 @@
             </m:rPr>
             <w:rPr>
               <w:rFonts w:ascii="Cambria Math" w:hAnsi="Cambria Math"/>
+              <w:sz w:val="24"/>
+              <w:szCs w:val="24"/>
             </w:rPr>
             <m:t> </m:t>
           </m:r>
@@ -7686,6 +8494,8 @@
             </m:rPr>
             <w:rPr>
               <w:rFonts w:ascii="Cambria Math" w:hAnsi="Cambria Math"/>
+              <w:sz w:val="24"/>
+              <w:szCs w:val="24"/>
             </w:rPr>
             <m:t>max</m:t>
           </m:r>
@@ -7696,6 +8506,8 @@
                   <w:rFonts w:ascii="Cambria Math" w:hAnsi="Cambria Math"/>
                   <w:b/>
                   <w:bCs/>
+                  <w:sz w:val="24"/>
+                  <w:szCs w:val="24"/>
                 </w:rPr>
               </m:ctrlPr>
             </m:dPr>
@@ -7706,6 +8518,8 @@
                 </m:rPr>
                 <w:rPr>
                   <w:rFonts w:ascii="Cambria Math" w:hAnsi="Cambria Math"/>
+                  <w:sz w:val="24"/>
+                  <w:szCs w:val="24"/>
                 </w:rPr>
                 <m:t>0, </m:t>
               </m:r>
@@ -7717,6 +8531,8 @@
                       <w:b/>
                       <w:bCs/>
                       <w:i/>
+                      <w:sz w:val="24"/>
+                      <w:szCs w:val="24"/>
                     </w:rPr>
                   </m:ctrlPr>
                 </m:sSubPr>
@@ -7727,6 +8543,8 @@
                     </m:rPr>
                     <w:rPr>
                       <w:rFonts w:ascii="Cambria Math" w:hAnsi="Cambria Math"/>
+                      <w:sz w:val="24"/>
+                      <w:szCs w:val="24"/>
                     </w:rPr>
                     <m:t>d</m:t>
                   </m:r>
@@ -7738,6 +8556,8 @@
                     </m:rPr>
                     <w:rPr>
                       <w:rFonts w:ascii="Cambria Math" w:hAnsi="Cambria Math"/>
+                      <w:sz w:val="24"/>
+                      <w:szCs w:val="24"/>
                     </w:rPr>
                     <m:t>t</m:t>
                   </m:r>
@@ -7749,6 +8569,8 @@
                 </m:rPr>
                 <w:rPr>
                   <w:rFonts w:ascii="Cambria Math" w:hAnsi="Cambria Math"/>
+                  <w:sz w:val="24"/>
+                  <w:szCs w:val="24"/>
                 </w:rPr>
                 <m:t>-</m:t>
               </m:r>
@@ -7760,6 +8582,8 @@
                       <w:b/>
                       <w:bCs/>
                       <w:i/>
+                      <w:sz w:val="24"/>
+                      <w:szCs w:val="24"/>
                     </w:rPr>
                   </m:ctrlPr>
                 </m:sSubPr>
@@ -7770,6 +8594,8 @@
                     </m:rPr>
                     <w:rPr>
                       <w:rFonts w:ascii="Cambria Math" w:hAnsi="Cambria Math"/>
+                      <w:sz w:val="24"/>
+                      <w:szCs w:val="24"/>
                     </w:rPr>
                     <m:t>g</m:t>
                   </m:r>
@@ -7781,6 +8607,8 @@
                     </m:rPr>
                     <w:rPr>
                       <w:rFonts w:ascii="Cambria Math" w:hAnsi="Cambria Math"/>
+                      <w:sz w:val="24"/>
+                      <w:szCs w:val="24"/>
                     </w:rPr>
                     <m:t>t</m:t>
                   </m:r>
@@ -7792,6 +8620,8 @@
                   <w:b/>
                   <w:bCs/>
                   <w:i/>
+                  <w:sz w:val="24"/>
+                  <w:szCs w:val="24"/>
                 </w:rPr>
               </m:ctrlPr>
             </m:e>
@@ -7802,6 +8632,8 @@
             </m:rPr>
             <w:rPr>
               <w:rFonts w:ascii="Cambria Math" w:hAnsi="Cambria Math"/>
+              <w:sz w:val="24"/>
+              <w:szCs w:val="24"/>
             </w:rPr>
             <m:t>  ∀</m:t>
           </m:r>
@@ -7811,6 +8643,8 @@
             </m:rPr>
             <w:rPr>
               <w:rFonts w:ascii="Cambria Math" w:hAnsi="Cambria Math"/>
+              <w:sz w:val="24"/>
+              <w:szCs w:val="24"/>
             </w:rPr>
             <m:t> t</m:t>
           </m:r>
@@ -7880,6 +8714,8 @@
         <w:rPr>
           <w:b/>
           <w:bCs/>
+          <w:sz w:val="24"/>
+          <w:szCs w:val="24"/>
         </w:rPr>
       </w:pPr>
       <m:oMathPara>
@@ -7892,6 +8728,8 @@
                   <w:b/>
                   <w:bCs/>
                   <w:i/>
+                  <w:sz w:val="24"/>
+                  <w:szCs w:val="24"/>
                 </w:rPr>
               </m:ctrlPr>
             </m:sSubPr>
@@ -7902,6 +8740,8 @@
                 </m:rPr>
                 <w:rPr>
                   <w:rFonts w:ascii="Cambria Math" w:hAnsi="Cambria Math"/>
+                  <w:sz w:val="24"/>
+                  <w:szCs w:val="24"/>
                 </w:rPr>
                 <m:t>SoC</m:t>
               </m:r>
@@ -7913,6 +8753,8 @@
                 </m:rPr>
                 <w:rPr>
                   <w:rFonts w:ascii="Cambria Math" w:hAnsi="Cambria Math"/>
+                  <w:sz w:val="24"/>
+                  <w:szCs w:val="24"/>
                 </w:rPr>
                 <m:t>t+1</m:t>
               </m:r>
@@ -7924,6 +8766,8 @@
             </m:rPr>
             <w:rPr>
               <w:rFonts w:ascii="Cambria Math" w:hAnsi="Cambria Math"/>
+              <w:sz w:val="24"/>
+              <w:szCs w:val="24"/>
             </w:rPr>
             <m:t xml:space="preserve"> = </m:t>
           </m:r>
@@ -7937,6 +8781,8 @@
                   <w:b/>
                   <w:bCs/>
                   <w:i/>
+                  <w:sz w:val="24"/>
+                  <w:szCs w:val="24"/>
                 </w:rPr>
               </m:ctrlPr>
             </m:dPr>
@@ -7949,6 +8795,8 @@
                       <w:b/>
                       <w:bCs/>
                       <w:i/>
+                      <w:sz w:val="24"/>
+                      <w:szCs w:val="24"/>
                     </w:rPr>
                   </m:ctrlPr>
                 </m:eqArrPr>
@@ -7961,6 +8809,8 @@
                           <w:b/>
                           <w:bCs/>
                           <w:i/>
+                          <w:sz w:val="24"/>
+                          <w:szCs w:val="24"/>
                         </w:rPr>
                       </m:ctrlPr>
                     </m:sSubPr>
@@ -7971,6 +8821,8 @@
                         </m:rPr>
                         <w:rPr>
                           <w:rFonts w:ascii="Cambria Math" w:hAnsi="Cambria Math"/>
+                          <w:sz w:val="24"/>
+                          <w:szCs w:val="24"/>
                         </w:rPr>
                         <m:t>SoC</m:t>
                       </m:r>
@@ -7982,6 +8834,8 @@
                         </m:rPr>
                         <w:rPr>
                           <w:rFonts w:ascii="Cambria Math" w:hAnsi="Cambria Math"/>
+                          <w:sz w:val="24"/>
+                          <w:szCs w:val="24"/>
                         </w:rPr>
                         <m:t>t</m:t>
                       </m:r>
@@ -7993,6 +8847,8 @@
                     </m:rPr>
                     <w:rPr>
                       <w:rFonts w:ascii="Cambria Math" w:hAnsi="Cambria Math"/>
+                      <w:sz w:val="24"/>
+                      <w:szCs w:val="24"/>
                     </w:rPr>
                     <m:t>-</m:t>
                   </m:r>
@@ -8004,6 +8860,8 @@
                           <w:b/>
                           <w:bCs/>
                           <w:i/>
+                          <w:sz w:val="24"/>
+                          <w:szCs w:val="24"/>
                         </w:rPr>
                       </m:ctrlPr>
                     </m:fPr>
@@ -8016,6 +8874,8 @@
                               <w:b/>
                               <w:bCs/>
                               <w:i/>
+                              <w:sz w:val="24"/>
+                              <w:szCs w:val="24"/>
                             </w:rPr>
                           </m:ctrlPr>
                         </m:sSubPr>
@@ -8026,6 +8886,8 @@
                             </m:rPr>
                             <w:rPr>
                               <w:rFonts w:ascii="Cambria Math" w:hAnsi="Cambria Math"/>
+                              <w:sz w:val="24"/>
+                              <w:szCs w:val="24"/>
                             </w:rPr>
                             <m:t>a</m:t>
                           </m:r>
@@ -8037,6 +8899,8 @@
                             </m:rPr>
                             <w:rPr>
                               <w:rFonts w:ascii="Cambria Math" w:hAnsi="Cambria Math"/>
+                              <w:sz w:val="24"/>
+                              <w:szCs w:val="24"/>
                             </w:rPr>
                             <m:t>t</m:t>
                           </m:r>
@@ -8052,6 +8916,8 @@
                               <w:b/>
                               <w:bCs/>
                               <w:i/>
+                              <w:sz w:val="24"/>
+                              <w:szCs w:val="24"/>
                             </w:rPr>
                           </m:ctrlPr>
                         </m:sSubPr>
@@ -8062,6 +8928,8 @@
                             </m:rPr>
                             <w:rPr>
                               <w:rFonts w:ascii="Cambria Math" w:hAnsi="Cambria Math"/>
+                              <w:sz w:val="24"/>
+                              <w:szCs w:val="24"/>
                             </w:rPr>
                             <m:t>η</m:t>
                           </m:r>
@@ -8073,6 +8941,8 @@
                             </m:rPr>
                             <w:rPr>
                               <w:rFonts w:ascii="Cambria Math" w:hAnsi="Cambria Math"/>
+                              <w:sz w:val="24"/>
+                              <w:szCs w:val="24"/>
                             </w:rPr>
                             <m:t>d</m:t>
                           </m:r>
@@ -8086,6 +8956,8 @@
                     </m:rPr>
                     <w:rPr>
                       <w:rFonts w:ascii="Cambria Math" w:hAnsi="Cambria Math"/>
+                      <w:sz w:val="24"/>
+                      <w:szCs w:val="24"/>
                     </w:rPr>
                     <m:t xml:space="preserve">          if </m:t>
                   </m:r>
@@ -8097,6 +8969,8 @@
                           <w:b/>
                           <w:bCs/>
                           <w:i/>
+                          <w:sz w:val="24"/>
+                          <w:szCs w:val="24"/>
                         </w:rPr>
                       </m:ctrlPr>
                     </m:sSubPr>
@@ -8107,6 +8981,8 @@
                         </m:rPr>
                         <w:rPr>
                           <w:rFonts w:ascii="Cambria Math" w:hAnsi="Cambria Math"/>
+                          <w:sz w:val="24"/>
+                          <w:szCs w:val="24"/>
                         </w:rPr>
                         <m:t>a</m:t>
                       </m:r>
@@ -8118,6 +8994,8 @@
                         </m:rPr>
                         <w:rPr>
                           <w:rFonts w:ascii="Cambria Math" w:hAnsi="Cambria Math"/>
+                          <w:sz w:val="24"/>
+                          <w:szCs w:val="24"/>
                         </w:rPr>
                         <m:t>t</m:t>
                       </m:r>
@@ -8129,6 +9007,8 @@
                     </m:rPr>
                     <w:rPr>
                       <w:rFonts w:ascii="Cambria Math" w:hAnsi="Cambria Math"/>
+                      <w:sz w:val="24"/>
+                      <w:szCs w:val="24"/>
                     </w:rPr>
                     <m:t>≥ 0     (discharge)</m:t>
                   </m:r>
@@ -8142,6 +9022,8 @@
                           <w:b/>
                           <w:bCs/>
                           <w:i/>
+                          <w:sz w:val="24"/>
+                          <w:szCs w:val="24"/>
                         </w:rPr>
                       </m:ctrlPr>
                     </m:sSubPr>
@@ -8152,6 +9034,8 @@
                         </m:rPr>
                         <w:rPr>
                           <w:rFonts w:ascii="Cambria Math" w:hAnsi="Cambria Math"/>
+                          <w:sz w:val="24"/>
+                          <w:szCs w:val="24"/>
                         </w:rPr>
                         <m:t>SoC</m:t>
                       </m:r>
@@ -8163,6 +9047,8 @@
                         </m:rPr>
                         <w:rPr>
                           <w:rFonts w:ascii="Cambria Math" w:hAnsi="Cambria Math"/>
+                          <w:sz w:val="24"/>
+                          <w:szCs w:val="24"/>
                         </w:rPr>
                         <m:t>t</m:t>
                       </m:r>
@@ -8174,6 +9060,8 @@
                     </m:rPr>
                     <w:rPr>
                       <w:rFonts w:ascii="Cambria Math" w:hAnsi="Cambria Math"/>
+                      <w:sz w:val="24"/>
+                      <w:szCs w:val="24"/>
                     </w:rPr>
                     <m:t xml:space="preserve"> + </m:t>
                   </m:r>
@@ -8185,6 +9073,8 @@
                           <w:b/>
                           <w:bCs/>
                           <w:i/>
+                          <w:sz w:val="24"/>
+                          <w:szCs w:val="24"/>
                         </w:rPr>
                       </m:ctrlPr>
                     </m:sSubPr>
@@ -8195,6 +9085,8 @@
                         </m:rPr>
                         <w:rPr>
                           <w:rFonts w:ascii="Cambria Math" w:hAnsi="Cambria Math"/>
+                          <w:sz w:val="24"/>
+                          <w:szCs w:val="24"/>
                         </w:rPr>
                         <m:t>η</m:t>
                       </m:r>
@@ -8206,6 +9098,8 @@
                         </m:rPr>
                         <w:rPr>
                           <w:rFonts w:ascii="Cambria Math" w:hAnsi="Cambria Math"/>
+                          <w:sz w:val="24"/>
+                          <w:szCs w:val="24"/>
                         </w:rPr>
                         <m:t>d</m:t>
                       </m:r>
@@ -8221,6 +9115,8 @@
                           <w:b/>
                           <w:bCs/>
                           <w:i/>
+                          <w:sz w:val="24"/>
+                          <w:szCs w:val="24"/>
                         </w:rPr>
                       </m:ctrlPr>
                     </m:dPr>
@@ -8233,6 +9129,8 @@
                               <w:b/>
                               <w:bCs/>
                               <w:i/>
+                              <w:sz w:val="24"/>
+                              <w:szCs w:val="24"/>
                             </w:rPr>
                           </m:ctrlPr>
                         </m:sSubPr>
@@ -8243,6 +9141,8 @@
                             </m:rPr>
                             <w:rPr>
                               <w:rFonts w:ascii="Cambria Math" w:hAnsi="Cambria Math"/>
+                              <w:sz w:val="24"/>
+                              <w:szCs w:val="24"/>
                             </w:rPr>
                             <m:t>a</m:t>
                           </m:r>
@@ -8254,6 +9154,8 @@
                             </m:rPr>
                             <w:rPr>
                               <w:rFonts w:ascii="Cambria Math" w:hAnsi="Cambria Math"/>
+                              <w:sz w:val="24"/>
+                              <w:szCs w:val="24"/>
                             </w:rPr>
                             <m:t>t</m:t>
                           </m:r>
@@ -8267,6 +9169,8 @@
                     </m:rPr>
                     <w:rPr>
                       <w:rFonts w:ascii="Cambria Math" w:hAnsi="Cambria Math"/>
+                      <w:sz w:val="24"/>
+                      <w:szCs w:val="24"/>
                     </w:rPr>
                     <m:t xml:space="preserve">          if </m:t>
                   </m:r>
@@ -8278,6 +9182,8 @@
                           <w:b/>
                           <w:bCs/>
                           <w:i/>
+                          <w:sz w:val="24"/>
+                          <w:szCs w:val="24"/>
                         </w:rPr>
                       </m:ctrlPr>
                     </m:sSubPr>
@@ -8288,6 +9194,8 @@
                         </m:rPr>
                         <w:rPr>
                           <w:rFonts w:ascii="Cambria Math" w:hAnsi="Cambria Math"/>
+                          <w:sz w:val="24"/>
+                          <w:szCs w:val="24"/>
                         </w:rPr>
                         <m:t>a</m:t>
                       </m:r>
@@ -8299,6 +9207,8 @@
                         </m:rPr>
                         <w:rPr>
                           <w:rFonts w:ascii="Cambria Math" w:hAnsi="Cambria Math"/>
+                          <w:sz w:val="24"/>
+                          <w:szCs w:val="24"/>
                         </w:rPr>
                         <m:t>t</m:t>
                       </m:r>
@@ -8310,6 +9220,8 @@
                     </m:rPr>
                     <w:rPr>
                       <w:rFonts w:ascii="Cambria Math" w:hAnsi="Cambria Math"/>
+                      <w:sz w:val="24"/>
+                      <w:szCs w:val="24"/>
                     </w:rPr>
                     <m:t>≥ 0     (charge)</m:t>
                   </m:r>
@@ -8380,6 +9292,8 @@
           <w:b/>
           <w:bCs/>
           <w:i/>
+          <w:sz w:val="24"/>
+          <w:szCs w:val="24"/>
         </w:rPr>
       </w:pPr>
       <m:oMathPara>
@@ -8390,6 +9304,8 @@
             </m:rPr>
             <w:rPr>
               <w:rFonts w:ascii="Cambria Math" w:hAnsi="Cambria Math"/>
+              <w:sz w:val="24"/>
+              <w:szCs w:val="24"/>
             </w:rPr>
             <m:t>0.2 C ≤ </m:t>
           </m:r>
@@ -8402,6 +9318,8 @@
               <w:b/>
               <w:bCs/>
               <w:i/>
+              <w:sz w:val="24"/>
+              <w:szCs w:val="24"/>
             </w:rPr>
             <m:t>So</m:t>
           </m:r>
@@ -8413,6 +9331,8 @@
                   <w:b/>
                   <w:bCs/>
                   <w:i/>
+                  <w:sz w:val="24"/>
+                  <w:szCs w:val="24"/>
                 </w:rPr>
               </m:ctrlPr>
             </m:sSubPr>
@@ -8426,6 +9346,8 @@
                   <w:b/>
                   <w:bCs/>
                   <w:i/>
+                  <w:sz w:val="24"/>
+                  <w:szCs w:val="24"/>
                 </w:rPr>
                 <m:t>C</m:t>
               </m:r>
@@ -8440,6 +9362,8 @@
                   <w:b/>
                   <w:bCs/>
                   <w:i/>
+                  <w:sz w:val="24"/>
+                  <w:szCs w:val="24"/>
                 </w:rPr>
                 <m:t>t</m:t>
               </m:r>
@@ -8451,6 +9375,8 @@
             </m:rPr>
             <w:rPr>
               <w:rFonts w:ascii="Cambria Math" w:hAnsi="Cambria Math"/>
+              <w:sz w:val="24"/>
+              <w:szCs w:val="24"/>
             </w:rPr>
             <m:t> ≤ C  ∀ t</m:t>
           </m:r>
@@ -8514,6 +9440,8 @@
           <w:b/>
           <w:bCs/>
           <w:i/>
+          <w:sz w:val="24"/>
+          <w:szCs w:val="24"/>
         </w:rPr>
       </w:pPr>
       <m:oMathPara>
@@ -8526,6 +9454,8 @@
                   <w:b/>
                   <w:bCs/>
                   <w:i/>
+                  <w:sz w:val="24"/>
+                  <w:szCs w:val="24"/>
                 </w:rPr>
               </m:ctrlPr>
             </m:sSubPr>
@@ -8536,6 +9466,8 @@
                 </m:rPr>
                 <w:rPr>
                   <w:rFonts w:ascii="Cambria Math" w:hAnsi="Cambria Math"/>
+                  <w:sz w:val="24"/>
+                  <w:szCs w:val="24"/>
                 </w:rPr>
                 <m:t>SoC</m:t>
               </m:r>
@@ -8547,6 +9479,8 @@
                 </m:rPr>
                 <w:rPr>
                   <w:rFonts w:ascii="Cambria Math" w:hAnsi="Cambria Math"/>
+                  <w:sz w:val="24"/>
+                  <w:szCs w:val="24"/>
                 </w:rPr>
                 <m:t>0</m:t>
               </m:r>
@@ -8558,6 +9492,8 @@
             </m:rPr>
             <w:rPr>
               <w:rFonts w:ascii="Cambria Math" w:hAnsi="Cambria Math"/>
+              <w:sz w:val="24"/>
+              <w:szCs w:val="24"/>
             </w:rPr>
             <m:t xml:space="preserve"> = 0.2</m:t>
           </m:r>
@@ -8567,6 +9503,8 @@
             </m:rPr>
             <w:rPr>
               <w:rFonts w:ascii="Cambria Math" w:hAnsi="Cambria Math"/>
+              <w:sz w:val="24"/>
+              <w:szCs w:val="24"/>
             </w:rPr>
             <m:t>C</m:t>
           </m:r>
@@ -8580,67 +9518,200 @@
     </w:p>
     <w:p>
       <w:pPr>
+        <w:pStyle w:val="BodyText"/>
+      </w:pPr>
+    </w:p>
+    <w:p>
+      <w:pPr>
         <w:pStyle w:val="Heading2"/>
-      </w:pPr>
-      <w:r>
+        <w:rPr>
+          <w:color w:val="000000" w:themeColor="text1"/>
+        </w:rPr>
+      </w:pPr>
+      <w:r>
+        <w:rPr>
+          <w:color w:val="000000" w:themeColor="text1"/>
+        </w:rPr>
         <w:t>3.6</w:t>
       </w:r>
       <w:r>
+        <w:rPr>
+          <w:color w:val="000000" w:themeColor="text1"/>
+        </w:rPr>
         <w:t xml:space="preserve"> Modelling assumptions</w:t>
       </w:r>
+    </w:p>
+    <w:p>
+      <w:pPr>
+        <w:pStyle w:val="TableCaption"/>
+      </w:pPr>
+      <w:r>
+        <w:t>Table 4. Modelling assumptions and how each is represented in the model.</w:t>
+      </w:r>
+      <w:r/>
+      <w:r/>
+      <m:oMath>
+        <m:nary>
+          <m:naryPr>
+            <m:chr m:val="∑"/>
+            <m:limLoc m:val="undOvr"/>
+            <m:supHide m:val="1"/>
+            <m:ctrlPr>
+              <w:rPr>
+                <w:rFonts w:ascii="Cambria Math" w:hAnsi="Cambria Math"/>
+              </w:rPr>
+            </m:ctrlPr>
+          </m:naryPr>
+          <m:sub>
+            <m:r>
+              <w:rPr>
+                <w:rFonts w:ascii="Cambria Math" w:hAnsi="Cambria Math"/>
+              </w:rPr>
+              <m:t>t</m:t>
+            </m:r>
+          </m:sub>
+          <m:sup>
+            <m:r>
+              <w:rPr>
+                <w:rFonts w:ascii="Cambria Math" w:hAnsi="Cambria Math"/>
+              </w:rPr>
+              <m:t>​</m:t>
+            </m:r>
+          </m:sup>
+          <m:e>
+            <m:r>
+              <w:rPr>
+                <w:rFonts w:ascii="Cambria Math" w:hAnsi="Cambria Math"/>
+              </w:rPr>
+              <m:t>max</m:t>
+            </m:r>
+          </m:e>
+        </m:nary>
+        <m:d>
+          <m:dPr>
+            <m:ctrlPr>
+              <w:rPr>
+                <w:rFonts w:ascii="Cambria Math" w:hAnsi="Cambria Math"/>
+              </w:rPr>
+            </m:ctrlPr>
+          </m:dPr>
+          <m:e>
+            <m:r>
+              <w:rPr>
+                <w:rFonts w:ascii="Cambria Math" w:hAnsi="Cambria Math"/>
+              </w:rPr>
+              <m:t>0,</m:t>
+            </m:r>
+            <m:sSub>
+              <m:sSubPr>
+                <m:ctrlPr>
+                  <w:rPr>
+                    <w:rFonts w:ascii="Cambria Math" w:hAnsi="Cambria Math"/>
+                  </w:rPr>
+                </m:ctrlPr>
+              </m:sSubPr>
+              <m:e>
+                <m:r>
+                  <w:rPr>
+                    <w:rFonts w:ascii="Cambria Math" w:hAnsi="Cambria Math"/>
+                  </w:rPr>
+                  <m:t>d</m:t>
+                </m:r>
+              </m:e>
+              <m:sub>
+                <m:r>
+                  <w:rPr>
+                    <w:rFonts w:ascii="Cambria Math" w:hAnsi="Cambria Math"/>
+                  </w:rPr>
+                  <m:t>t</m:t>
+                </m:r>
+              </m:sub>
+            </m:sSub>
+            <m:r>
+              <w:rPr>
+                <w:rFonts w:ascii="Cambria Math" w:hAnsi="Cambria Math"/>
+              </w:rPr>
+              <m:t>-</m:t>
+            </m:r>
+            <m:sSub>
+              <m:sSubPr>
+                <m:ctrlPr>
+                  <w:rPr>
+                    <w:rFonts w:ascii="Cambria Math" w:hAnsi="Cambria Math"/>
+                  </w:rPr>
+                </m:ctrlPr>
+              </m:sSubPr>
+              <m:e>
+                <m:r>
+                  <w:rPr>
+                    <w:rFonts w:ascii="Cambria Math" w:hAnsi="Cambria Math"/>
+                  </w:rPr>
+                  <m:t>g</m:t>
+                </m:r>
+              </m:e>
+              <m:sub>
+                <m:r>
+                  <w:rPr>
+                    <w:rFonts w:ascii="Cambria Math" w:hAnsi="Cambria Math"/>
+                  </w:rPr>
+                  <m:t>t</m:t>
+                </m:r>
+              </m:sub>
+            </m:sSub>
+          </m:e>
+        </m:d>
+      </m:oMath>
+      <w:r/>
     </w:p>
     <w:tbl>
       <w:tblPr>
-        <w:tblStyle w:val="TableGrid"/>
-        <w:tblW w:w="9662" w:type="dxa"/>
+        <w:tblStyle w:val="GridTable1Light"/>
+        <w:tblW w:w="9779" w:type="dxa"/>
         <w:tblLook w:val="04A0" w:firstRow="1" w:lastRow="0" w:firstColumn="1" w:lastColumn="0" w:noHBand="0" w:noVBand="1"/>
       </w:tblPr>
       <w:tblGrid>
-        <w:gridCol w:w="1998"/>
-        <w:gridCol w:w="7664"/>
+        <w:gridCol w:w="2022"/>
+        <w:gridCol w:w="7757"/>
       </w:tblGrid>
       <w:tr>
         <w:trPr>
-          <w:trHeight w:val="377"/>
+          <w:cnfStyle w:val="100000000000" w:firstRow="1" w:lastRow="0" w:firstColumn="0" w:lastColumn="0" w:oddVBand="0" w:evenVBand="0" w:oddHBand="0" w:evenHBand="0" w:firstRowFirstColumn="0" w:firstRowLastColumn="0" w:lastRowFirstColumn="0" w:lastRowLastColumn="0"/>
+          <w:trHeight w:val="371"/>
         </w:trPr>
         <w:tc>
           <w:tcPr>
-            <w:tcW w:w="1998" w:type="dxa"/>
+            <w:cnfStyle w:val="001000000000" w:firstRow="0" w:lastRow="0" w:firstColumn="1" w:lastColumn="0" w:oddVBand="0" w:evenVBand="0" w:oddHBand="0" w:evenHBand="0" w:firstRowFirstColumn="0" w:firstRowLastColumn="0" w:lastRowFirstColumn="0" w:lastRowLastColumn="0"/>
+            <w:tcW w:w="2022" w:type="dxa"/>
+            <w:shd w:val="clear" w:color="auto" w:fill="EAF1DD" w:themeFill="accent3" w:themeFillTint="33"/>
           </w:tcPr>
           <w:p>
             <w:pPr>
               <w:pStyle w:val="BodyText"/>
               <w:rPr>
-                <w:b/>
-                <w:bCs/>
-              </w:rPr>
-            </w:pPr>
-            <w:r>
-              <w:rPr>
-                <w:b/>
-                <w:bCs/>
-              </w:rPr>
+                <w:b w:val="0"/>
+                <w:bCs w:val="0"/>
+              </w:rPr>
+            </w:pPr>
+            <w:r>
               <w:t>Assumption</w:t>
             </w:r>
           </w:p>
         </w:tc>
         <w:tc>
           <w:tcPr>
-            <w:tcW w:w="7664" w:type="dxa"/>
+            <w:tcW w:w="7757" w:type="dxa"/>
+            <w:shd w:val="clear" w:color="auto" w:fill="EAF1DD" w:themeFill="accent3" w:themeFillTint="33"/>
           </w:tcPr>
           <w:p>
             <w:pPr>
               <w:pStyle w:val="BodyText"/>
-              <w:rPr>
-                <w:b/>
-                <w:bCs/>
-              </w:rPr>
-            </w:pPr>
-            <w:r>
-              <w:rPr>
-                <w:b/>
-                <w:bCs/>
-              </w:rPr>
+              <w:cnfStyle w:val="100000000000" w:firstRow="1" w:lastRow="0" w:firstColumn="0" w:lastColumn="0" w:oddVBand="0" w:evenVBand="0" w:oddHBand="0" w:evenHBand="0" w:firstRowFirstColumn="0" w:firstRowLastColumn="0" w:lastRowFirstColumn="0" w:lastRowLastColumn="0"/>
+              <w:rPr>
+                <w:b w:val="0"/>
+                <w:bCs w:val="0"/>
+              </w:rPr>
+            </w:pPr>
+            <w:r>
               <w:t>Rule in the model</w:t>
             </w:r>
           </w:p>
@@ -8648,11 +9719,12 @@
       </w:tr>
       <w:tr>
         <w:trPr>
-          <w:trHeight w:val="620"/>
+          <w:trHeight w:val="610"/>
         </w:trPr>
         <w:tc>
           <w:tcPr>
-            <w:tcW w:w="1998" w:type="dxa"/>
+            <w:cnfStyle w:val="001000000000" w:firstRow="0" w:lastRow="0" w:firstColumn="1" w:lastColumn="0" w:oddVBand="0" w:evenVBand="0" w:oddHBand="0" w:evenHBand="0" w:firstRowFirstColumn="0" w:firstRowLastColumn="0" w:lastRowFirstColumn="0" w:lastRowLastColumn="0"/>
+            <w:tcW w:w="2022" w:type="dxa"/>
           </w:tcPr>
           <w:p>
             <w:pPr>
@@ -8665,11 +9737,12 @@
         </w:tc>
         <w:tc>
           <w:tcPr>
-            <w:tcW w:w="7664" w:type="dxa"/>
+            <w:tcW w:w="7757" w:type="dxa"/>
           </w:tcPr>
           <w:p>
             <w:pPr>
               <w:pStyle w:val="BodyText"/>
+              <w:cnfStyle w:val="000000000000" w:firstRow="0" w:lastRow="0" w:firstColumn="0" w:lastColumn="0" w:oddVBand="0" w:evenVBand="0" w:oddHBand="0" w:evenHBand="0" w:firstRowFirstColumn="0" w:firstRowLastColumn="0" w:lastRowFirstColumn="0" w:lastRowLastColumn="0"/>
             </w:pPr>
             <w:r>
               <w:t>Any solar energy left after meeting the load and battery charging demand is wasted. No income is received for exporting excess energy to grid (C2)</w:t>
@@ -8679,11 +9752,12 @@
       </w:tr>
       <w:tr>
         <w:trPr>
-          <w:trHeight w:val="890"/>
+          <w:trHeight w:val="876"/>
         </w:trPr>
         <w:tc>
           <w:tcPr>
-            <w:tcW w:w="1998" w:type="dxa"/>
+            <w:cnfStyle w:val="001000000000" w:firstRow="0" w:lastRow="0" w:firstColumn="1" w:lastColumn="0" w:oddVBand="0" w:evenVBand="0" w:oddHBand="0" w:evenHBand="0" w:firstRowFirstColumn="0" w:firstRowLastColumn="0" w:lastRowFirstColumn="0" w:lastRowLastColumn="0"/>
+            <w:tcW w:w="2022" w:type="dxa"/>
           </w:tcPr>
           <w:p>
             <w:pPr>
@@ -8699,11 +9773,12 @@
         </w:tc>
         <w:tc>
           <w:tcPr>
-            <w:tcW w:w="7664" w:type="dxa"/>
+            <w:tcW w:w="7757" w:type="dxa"/>
           </w:tcPr>
           <w:p>
             <w:pPr>
               <w:pStyle w:val="BodyText"/>
+              <w:cnfStyle w:val="000000000000" w:firstRow="0" w:lastRow="0" w:firstColumn="0" w:lastColumn="0" w:oddVBand="0" w:evenVBand="0" w:oddHBand="0" w:evenHBand="0" w:firstRowFirstColumn="0" w:firstRowLastColumn="0" w:lastRowFirstColumn="0" w:lastRowLastColumn="0"/>
             </w:pPr>
             <w:r>
               <w:t xml:space="preserve">Each day is optimized separately. Which means each day starting from the minimum reserve SoC of the battery. The remaining charge of the battery is not carried over to the next day. </w:t>
@@ -8713,11 +9788,12 @@
       </w:tr>
       <w:tr>
         <w:trPr>
-          <w:trHeight w:val="674"/>
+          <w:trHeight w:val="663"/>
         </w:trPr>
         <w:tc>
           <w:tcPr>
-            <w:tcW w:w="1998" w:type="dxa"/>
+            <w:cnfStyle w:val="001000000000" w:firstRow="0" w:lastRow="0" w:firstColumn="1" w:lastColumn="0" w:oddVBand="0" w:evenVBand="0" w:oddHBand="0" w:evenHBand="0" w:firstRowFirstColumn="0" w:firstRowLastColumn="0" w:lastRowFirstColumn="0" w:lastRowLastColumn="0"/>
+            <w:tcW w:w="2022" w:type="dxa"/>
           </w:tcPr>
           <w:p>
             <w:pPr>
@@ -8730,11 +9806,12 @@
         </w:tc>
         <w:tc>
           <w:tcPr>
-            <w:tcW w:w="7664" w:type="dxa"/>
+            <w:tcW w:w="7757" w:type="dxa"/>
           </w:tcPr>
           <w:p>
             <w:pPr>
               <w:pStyle w:val="BodyText"/>
+              <w:cnfStyle w:val="000000000000" w:firstRow="0" w:lastRow="0" w:firstColumn="0" w:lastColumn="0" w:oddVBand="0" w:evenVBand="0" w:oddHBand="0" w:evenHBand="0" w:firstRowFirstColumn="0" w:firstRowLastColumn="0" w:lastRowFirstColumn="0" w:lastRowLastColumn="0"/>
             </w:pPr>
             <w:r>
               <w:t>The battery can charge from the grid during off-peak hours. This is subjective to confirmation of the inverter configurations.</w:t>
@@ -8744,29 +9821,30 @@
       </w:tr>
       <w:tr>
         <w:trPr>
-          <w:trHeight w:val="890"/>
+          <w:trHeight w:val="876"/>
         </w:trPr>
         <w:tc>
           <w:tcPr>
-            <w:tcW w:w="1998" w:type="dxa"/>
+            <w:cnfStyle w:val="001000000000" w:firstRow="0" w:lastRow="0" w:firstColumn="1" w:lastColumn="0" w:oddVBand="0" w:evenVBand="0" w:oddHBand="0" w:evenHBand="0" w:firstRowFirstColumn="0" w:firstRowLastColumn="0" w:lastRowFirstColumn="0" w:lastRowLastColumn="0"/>
+            <w:tcW w:w="2022" w:type="dxa"/>
           </w:tcPr>
           <w:p>
             <w:pPr>
               <w:pStyle w:val="BodyText"/>
             </w:pPr>
             <w:r>
-              <w:lastRenderedPageBreak/>
               <w:t>Deterministic</w:t>
             </w:r>
           </w:p>
         </w:tc>
         <w:tc>
           <w:tcPr>
-            <w:tcW w:w="7664" w:type="dxa"/>
+            <w:tcW w:w="7757" w:type="dxa"/>
           </w:tcPr>
           <w:p>
             <w:pPr>
               <w:pStyle w:val="BodyText"/>
+              <w:cnfStyle w:val="000000000000" w:firstRow="0" w:lastRow="0" w:firstColumn="0" w:lastColumn="0" w:oddVBand="0" w:evenVBand="0" w:oddHBand="0" w:evenHBand="0" w:firstRowFirstColumn="0" w:firstRowLastColumn="0" w:lastRowFirstColumn="0" w:lastRowLastColumn="0"/>
             </w:pPr>
             <w:r>
               <w:t>Solar generation (</w:t>
@@ -8856,8 +9934,15 @@
     <w:p>
       <w:pPr>
         <w:pStyle w:val="Heading2"/>
-      </w:pPr>
-      <w:r>
+        <w:rPr>
+          <w:color w:val="000000" w:themeColor="text1"/>
+        </w:rPr>
+      </w:pPr>
+      <w:r>
+        <w:rPr>
+          <w:color w:val="000000" w:themeColor="text1"/>
+        </w:rPr>
+        <w:lastRenderedPageBreak/>
         <w:t>3.7 Nature of the optimization problem</w:t>
       </w:r>
     </w:p>
@@ -9183,9 +10268,99 @@
     </w:p>
     <w:p>
       <w:pPr>
+        <w:pStyle w:val="BodyText"/>
+      </w:pPr>
+    </w:p>
+    <w:p>
+      <w:pPr>
+        <w:pStyle w:val="BodyText"/>
+      </w:pPr>
+    </w:p>
+    <w:p>
+      <w:pPr>
+        <w:pStyle w:val="BodyText"/>
+      </w:pPr>
+    </w:p>
+    <w:p>
+      <w:pPr>
+        <w:pStyle w:val="BodyText"/>
+      </w:pPr>
+    </w:p>
+    <w:p>
+      <w:pPr>
+        <w:pStyle w:val="BodyText"/>
+      </w:pPr>
+    </w:p>
+    <w:p>
+      <w:pPr>
+        <w:pStyle w:val="BodyText"/>
+      </w:pPr>
+    </w:p>
+    <w:p>
+      <w:pPr>
+        <w:pStyle w:val="BodyText"/>
+      </w:pPr>
+    </w:p>
+    <w:p>
+      <w:pPr>
+        <w:pStyle w:val="BodyText"/>
+      </w:pPr>
+    </w:p>
+    <w:p>
+      <w:pPr>
+        <w:pStyle w:val="BodyText"/>
+      </w:pPr>
+    </w:p>
+    <w:p>
+      <w:pPr>
+        <w:pStyle w:val="BodyText"/>
+      </w:pPr>
+    </w:p>
+    <w:p>
+      <w:pPr>
+        <w:pStyle w:val="BodyText"/>
+      </w:pPr>
+    </w:p>
+    <w:p>
+      <w:pPr>
+        <w:pStyle w:val="BodyText"/>
+      </w:pPr>
+    </w:p>
+    <w:p>
+      <w:pPr>
+        <w:pStyle w:val="BodyText"/>
+      </w:pPr>
+    </w:p>
+    <w:p>
+      <w:pPr>
+        <w:pStyle w:val="BodyText"/>
+      </w:pPr>
+    </w:p>
+    <w:p>
+      <w:pPr>
+        <w:pStyle w:val="BodyText"/>
+      </w:pPr>
+    </w:p>
+    <w:p>
+      <w:pPr>
+        <w:pStyle w:val="BodyText"/>
+      </w:pPr>
+    </w:p>
+    <w:p>
+      <w:pPr>
         <w:pStyle w:val="Heading1"/>
-      </w:pPr>
-      <w:r>
+        <w:pBdr>
+          <w:bottom w:val="single" w:sz="4" w:space="1" w:color="auto"/>
+        </w:pBdr>
+        <w:rPr>
+          <w:color w:val="000000" w:themeColor="text1"/>
+        </w:rPr>
+      </w:pPr>
+      <w:r>
+        <w:rPr>
+          <w:color w:val="000000" w:themeColor="text1"/>
+        </w:rPr>
+        <w:lastRenderedPageBreak/>
         <w:t>4. Optimization Methods</w:t>
       </w:r>
       <w:bookmarkEnd w:id="24"/>
@@ -9193,10 +10368,16 @@
     <w:p>
       <w:pPr>
         <w:pStyle w:val="Heading2"/>
+        <w:rPr>
+          <w:color w:val="000000" w:themeColor="text1"/>
+        </w:rPr>
       </w:pPr>
       <w:bookmarkStart w:id="26" w:name="_Toc242651630"/>
       <w:bookmarkStart w:id="27" w:name="exact-method-dynamic-programming"/>
       <w:r>
+        <w:rPr>
+          <w:color w:val="000000" w:themeColor="text1"/>
+        </w:rPr>
         <w:t>4.1 Exact method: Dynamic Programming</w:t>
       </w:r>
       <w:bookmarkEnd w:id="26"/>
@@ -9209,21 +10390,42 @@
         <w:rPr>
           <w:b/>
           <w:bCs/>
+          <w:sz w:val="24"/>
+          <w:szCs w:val="24"/>
         </w:rPr>
         <w:t>Why DP.</w:t>
       </w:r>
       <w:r>
-        <w:t xml:space="preserve"> The problem has the structure DP needs: it splits into stages (the 48 slots), the past only affects the future through one number (the SoC at the start of the slot), and the cost is a sum of per-slot costs. Bellman’s principle of optimality [2] then holds: an optimal schedule from any slot onward depends only on the current SoC, not on how that SoC was reached. DP gives a schedule that is provably optimal for the discretised model, which is exactly what is needed as a reference point for judging the heuristic.</w:t>
+        <w:rPr>
+          <w:sz w:val="24"/>
+          <w:szCs w:val="24"/>
+        </w:rPr>
+        <w:t xml:space="preserve"> </w:t>
+      </w:r>
+      <w:r>
+        <w:t xml:space="preserve">The problem has the structure DP needs: it splits into stages (the 48 slots), the past only affects the future through one number (the SoC at the start of the slot), and the cost is a sum of per-slot costs. Bellman’s principle of optimality [2] then holds: an optimal schedule from any slot onward depends only on the current SoC, not on how that SoC was reached. DP gives a schedule that is provably optimal for the </w:t>
+      </w:r>
+      <w:r>
+        <w:t>discretized</w:t>
+      </w:r>
+      <w:r>
+        <w:t xml:space="preserve"> model, which is exactly what is needed as a reference point for judging the heuristic.</w:t>
       </w:r>
     </w:p>
     <w:p>
       <w:pPr>
         <w:pStyle w:val="BodyText"/>
+        <w:rPr>
+          <w:sz w:val="24"/>
+          <w:szCs w:val="24"/>
+        </w:rPr>
       </w:pPr>
       <w:r>
         <w:rPr>
           <w:b/>
           <w:bCs/>
+          <w:sz w:val="24"/>
+          <w:szCs w:val="24"/>
         </w:rPr>
         <w:t>Stages, states and actions.</w:t>
       </w:r>
@@ -9522,7 +10724,15 @@
         </m:r>
       </m:oMath>
       <w:r>
-        <w:t>: the number of grid steps the SoC moves in the slot (</w:t>
+        <w:t xml:space="preserve">: the number of </w:t>
+      </w:r>
+      <w:proofErr w:type="gramStart"/>
+      <w:r>
+        <w:t>grid</w:t>
+      </w:r>
+      <w:proofErr w:type="gramEnd"/>
+      <w:r>
+        <w:t xml:space="preserve"> steps the SoC moves in the slot (</w:t>
       </w:r>
       <m:oMath>
         <m:r>
@@ -9751,14 +10961,30 @@
       <w:pPr>
         <w:pStyle w:val="BodyText"/>
       </w:pPr>
+    </w:p>
+    <w:p>
+      <w:pPr>
+        <w:pStyle w:val="BodyText"/>
+        <w:rPr>
+          <w:b/>
+          <w:bCs/>
+          <w:sz w:val="24"/>
+          <w:szCs w:val="24"/>
+        </w:rPr>
+      </w:pPr>
       <m:oMathPara>
         <m:oMathParaPr>
           <m:jc m:val="center"/>
         </m:oMathParaPr>
         <m:oMath>
           <m:r>
+            <m:rPr>
+              <m:sty m:val="bi"/>
+            </m:rPr>
             <w:rPr>
               <w:rFonts w:ascii="Cambria Math" w:hAnsi="Cambria Math"/>
+              <w:sz w:val="24"/>
+              <w:szCs w:val="24"/>
             </w:rPr>
             <m:t>a</m:t>
           </m:r>
@@ -9767,13 +10993,22 @@
               <m:ctrlPr>
                 <w:rPr>
                   <w:rFonts w:ascii="Cambria Math" w:hAnsi="Cambria Math"/>
+                  <w:b/>
+                  <w:bCs/>
+                  <w:sz w:val="24"/>
+                  <w:szCs w:val="24"/>
                 </w:rPr>
               </m:ctrlPr>
             </m:dPr>
             <m:e>
               <m:r>
+                <m:rPr>
+                  <m:sty m:val="bi"/>
+                </m:rPr>
                 <w:rPr>
                   <w:rFonts w:ascii="Cambria Math" w:hAnsi="Cambria Math"/>
+                  <w:sz w:val="24"/>
+                  <w:szCs w:val="24"/>
                 </w:rPr>
                 <m:t>k</m:t>
               </m:r>
@@ -9781,10 +11016,12 @@
           </m:d>
           <m:r>
             <m:rPr>
-              <m:sty m:val="p"/>
+              <m:sty m:val="b"/>
             </m:rPr>
             <w:rPr>
               <w:rFonts w:ascii="Cambria Math" w:hAnsi="Cambria Math"/>
+              <w:sz w:val="24"/>
+              <w:szCs w:val="24"/>
             </w:rPr>
             <m:t>=</m:t>
           </m:r>
@@ -9795,6 +11032,10 @@
               <m:ctrlPr>
                 <w:rPr>
                   <w:rFonts w:ascii="Cambria Math" w:hAnsi="Cambria Math"/>
+                  <w:b/>
+                  <w:bCs/>
+                  <w:sz w:val="24"/>
+                  <w:szCs w:val="24"/>
                 </w:rPr>
               </m:ctrlPr>
             </m:dPr>
@@ -9813,14 +11054,23 @@
                   <m:ctrlPr>
                     <w:rPr>
                       <w:rFonts w:ascii="Cambria Math" w:hAnsi="Cambria Math"/>
+                      <w:b/>
+                      <w:bCs/>
+                      <w:sz w:val="24"/>
+                      <w:szCs w:val="24"/>
                     </w:rPr>
                   </m:ctrlPr>
                 </m:mPr>
                 <m:mr>
                   <m:e>
                     <m:r>
+                      <m:rPr>
+                        <m:sty m:val="bi"/>
+                      </m:rPr>
                       <w:rPr>
                         <w:rFonts w:ascii="Cambria Math" w:hAnsi="Cambria Math"/>
+                        <w:sz w:val="24"/>
+                        <w:szCs w:val="24"/>
                       </w:rPr>
                       <m:t>k δ </m:t>
                     </m:r>
@@ -9829,21 +11079,35 @@
                         <m:ctrlPr>
                           <w:rPr>
                             <w:rFonts w:ascii="Cambria Math" w:hAnsi="Cambria Math"/>
+                            <w:b/>
+                            <w:bCs/>
+                            <w:sz w:val="24"/>
+                            <w:szCs w:val="24"/>
                           </w:rPr>
                         </m:ctrlPr>
                       </m:sSubPr>
                       <m:e>
                         <m:r>
+                          <m:rPr>
+                            <m:sty m:val="bi"/>
+                          </m:rPr>
                           <w:rPr>
                             <w:rFonts w:ascii="Cambria Math" w:hAnsi="Cambria Math"/>
+                            <w:sz w:val="24"/>
+                            <w:szCs w:val="24"/>
                           </w:rPr>
                           <m:t>η</m:t>
                         </m:r>
                       </m:e>
                       <m:sub>
                         <m:r>
+                          <m:rPr>
+                            <m:sty m:val="bi"/>
+                          </m:rPr>
                           <w:rPr>
                             <w:rFonts w:ascii="Cambria Math" w:hAnsi="Cambria Math"/>
+                            <w:sz w:val="24"/>
+                            <w:szCs w:val="24"/>
                           </w:rPr>
                           <m:t>d</m:t>
                         </m:r>
@@ -9851,33 +11115,47 @@
                     </m:sSub>
                     <m:r>
                       <m:rPr>
-                        <m:sty m:val="p"/>
+                        <m:sty m:val="b"/>
                       </m:rPr>
                       <w:rPr>
                         <w:rFonts w:ascii="Cambria Math" w:hAnsi="Cambria Math"/>
+                        <w:sz w:val="24"/>
+                        <w:szCs w:val="24"/>
                       </w:rPr>
                       <m:t>,</m:t>
                     </m:r>
                   </m:e>
                   <m:e>
                     <m:r>
+                      <m:rPr>
+                        <m:sty m:val="bi"/>
+                      </m:rPr>
                       <w:rPr>
                         <w:rFonts w:ascii="Cambria Math" w:hAnsi="Cambria Math"/>
+                        <w:sz w:val="24"/>
+                        <w:szCs w:val="24"/>
                       </w:rPr>
                       <m:t>k</m:t>
                     </m:r>
                     <m:r>
                       <m:rPr>
-                        <m:sty m:val="p"/>
+                        <m:sty m:val="b"/>
                       </m:rPr>
                       <w:rPr>
                         <w:rFonts w:ascii="Cambria Math" w:hAnsi="Cambria Math"/>
+                        <w:sz w:val="24"/>
+                        <w:szCs w:val="24"/>
                       </w:rPr>
                       <m:t>≥</m:t>
                     </m:r>
                     <m:r>
+                      <m:rPr>
+                        <m:sty m:val="bi"/>
+                      </m:rPr>
                       <w:rPr>
                         <w:rFonts w:ascii="Cambria Math" w:hAnsi="Cambria Math"/>
+                        <w:sz w:val="24"/>
+                        <w:szCs w:val="24"/>
                       </w:rPr>
                       <m:t>0  </m:t>
                     </m:r>
@@ -9885,6 +11163,12 @@
                       <m:rPr>
                         <m:nor/>
                       </m:rPr>
+                      <w:rPr>
+                        <w:b/>
+                        <w:bCs/>
+                        <w:sz w:val="24"/>
+                        <w:szCs w:val="24"/>
+                      </w:rPr>
                       <m:t>discharge</m:t>
                     </m:r>
                   </m:e>
@@ -9892,17 +11176,24 @@
                 <m:mr>
                   <m:e>
                     <m:r>
+                      <m:rPr>
+                        <m:sty m:val="bi"/>
+                      </m:rPr>
                       <w:rPr>
                         <w:rFonts w:ascii="Cambria Math" w:hAnsi="Cambria Math"/>
+                        <w:sz w:val="24"/>
+                        <w:szCs w:val="24"/>
                       </w:rPr>
                       <m:t>k δ</m:t>
                     </m:r>
                     <m:r>
                       <m:rPr>
-                        <m:sty m:val="p"/>
+                        <m:sty m:val="b"/>
                       </m:rPr>
                       <w:rPr>
                         <w:rFonts w:ascii="Cambria Math" w:hAnsi="Cambria Math"/>
+                        <w:sz w:val="24"/>
+                        <w:szCs w:val="24"/>
                       </w:rPr>
                       <m:t>/</m:t>
                     </m:r>
@@ -9911,21 +11202,35 @@
                         <m:ctrlPr>
                           <w:rPr>
                             <w:rFonts w:ascii="Cambria Math" w:hAnsi="Cambria Math"/>
+                            <w:b/>
+                            <w:bCs/>
+                            <w:sz w:val="24"/>
+                            <w:szCs w:val="24"/>
                           </w:rPr>
                         </m:ctrlPr>
                       </m:sSubPr>
                       <m:e>
                         <m:r>
+                          <m:rPr>
+                            <m:sty m:val="bi"/>
+                          </m:rPr>
                           <w:rPr>
                             <w:rFonts w:ascii="Cambria Math" w:hAnsi="Cambria Math"/>
+                            <w:sz w:val="24"/>
+                            <w:szCs w:val="24"/>
                           </w:rPr>
                           <m:t>η</m:t>
                         </m:r>
                       </m:e>
                       <m:sub>
                         <m:r>
+                          <m:rPr>
+                            <m:sty m:val="bi"/>
+                          </m:rPr>
                           <w:rPr>
                             <w:rFonts w:ascii="Cambria Math" w:hAnsi="Cambria Math"/>
+                            <w:sz w:val="24"/>
+                            <w:szCs w:val="24"/>
                           </w:rPr>
                           <m:t>c</m:t>
                         </m:r>
@@ -9933,33 +11238,47 @@
                     </m:sSub>
                     <m:r>
                       <m:rPr>
-                        <m:sty m:val="p"/>
+                        <m:sty m:val="b"/>
                       </m:rPr>
                       <w:rPr>
                         <w:rFonts w:ascii="Cambria Math" w:hAnsi="Cambria Math"/>
+                        <w:sz w:val="24"/>
+                        <w:szCs w:val="24"/>
                       </w:rPr>
                       <m:t>,</m:t>
                     </m:r>
                   </m:e>
                   <m:e>
                     <m:r>
+                      <m:rPr>
+                        <m:sty m:val="bi"/>
+                      </m:rPr>
                       <w:rPr>
                         <w:rFonts w:ascii="Cambria Math" w:hAnsi="Cambria Math"/>
+                        <w:sz w:val="24"/>
+                        <w:szCs w:val="24"/>
                       </w:rPr>
                       <m:t>k</m:t>
                     </m:r>
                     <m:r>
                       <m:rPr>
-                        <m:sty m:val="p"/>
+                        <m:sty m:val="b"/>
                       </m:rPr>
                       <w:rPr>
                         <w:rFonts w:ascii="Cambria Math" w:hAnsi="Cambria Math"/>
+                        <w:sz w:val="24"/>
+                        <w:szCs w:val="24"/>
                       </w:rPr>
                       <m:t>&lt;</m:t>
                     </m:r>
                     <m:r>
+                      <m:rPr>
+                        <m:sty m:val="bi"/>
+                      </m:rPr>
                       <w:rPr>
                         <w:rFonts w:ascii="Cambria Math" w:hAnsi="Cambria Math"/>
+                        <w:sz w:val="24"/>
+                        <w:szCs w:val="24"/>
                       </w:rPr>
                       <m:t>0  </m:t>
                     </m:r>
@@ -9967,6 +11286,12 @@
                       <m:rPr>
                         <m:nor/>
                       </m:rPr>
+                      <w:rPr>
+                        <w:b/>
+                        <w:bCs/>
+                        <w:sz w:val="24"/>
+                        <w:szCs w:val="24"/>
+                      </w:rPr>
                       <m:t>charge</m:t>
                     </m:r>
                   </m:e>
@@ -9981,8 +11306,12 @@
       <w:pPr>
         <w:pStyle w:val="FirstParagraph"/>
       </w:pPr>
-      <w:r>
-        <w:lastRenderedPageBreak/>
+    </w:p>
+    <w:p>
+      <w:pPr>
+        <w:pStyle w:val="FirstParagraph"/>
+      </w:pPr>
+      <w:r>
         <w:t xml:space="preserve">The rate limits become limits on </w:t>
       </w:r>
       <m:oMath>
@@ -10347,11 +11676,20 @@
         <w:rPr>
           <w:b/>
           <w:bCs/>
+          <w:sz w:val="24"/>
+          <w:szCs w:val="24"/>
         </w:rPr>
         <w:t>Bellman recursion.</w:t>
       </w:r>
       <w:r>
-        <w:t xml:space="preserve"> Let </w:t>
+        <w:rPr>
+          <w:sz w:val="24"/>
+          <w:szCs w:val="24"/>
+        </w:rPr>
+        <w:t xml:space="preserve"> </w:t>
+      </w:r>
+      <w:r>
+        <w:t xml:space="preserve">Let </w:t>
       </w:r>
       <m:oMath>
         <m:sSub>
@@ -10545,6 +11883,17 @@
       <w:pPr>
         <w:pStyle w:val="BodyText"/>
       </w:pPr>
+    </w:p>
+    <w:p>
+      <w:pPr>
+        <w:pStyle w:val="BodyText"/>
+        <w:rPr>
+          <w:b/>
+          <w:bCs/>
+          <w:sz w:val="24"/>
+          <w:szCs w:val="24"/>
+        </w:rPr>
+      </w:pPr>
       <m:oMathPara>
         <m:oMathParaPr>
           <m:jc m:val="center"/>
@@ -10555,21 +11904,35 @@
               <m:ctrlPr>
                 <w:rPr>
                   <w:rFonts w:ascii="Cambria Math" w:hAnsi="Cambria Math"/>
+                  <w:b/>
+                  <w:bCs/>
+                  <w:sz w:val="24"/>
+                  <w:szCs w:val="24"/>
                 </w:rPr>
               </m:ctrlPr>
             </m:sSubPr>
             <m:e>
               <m:r>
+                <m:rPr>
+                  <m:sty m:val="bi"/>
+                </m:rPr>
                 <w:rPr>
                   <w:rFonts w:ascii="Cambria Math" w:hAnsi="Cambria Math"/>
+                  <w:sz w:val="24"/>
+                  <w:szCs w:val="24"/>
                 </w:rPr>
                 <m:t>V</m:t>
               </m:r>
             </m:e>
             <m:sub>
               <m:r>
+                <m:rPr>
+                  <m:sty m:val="bi"/>
+                </m:rPr>
                 <w:rPr>
                   <w:rFonts w:ascii="Cambria Math" w:hAnsi="Cambria Math"/>
+                  <w:sz w:val="24"/>
+                  <w:szCs w:val="24"/>
                 </w:rPr>
                 <m:t>t</m:t>
               </m:r>
@@ -10580,13 +11943,22 @@
               <m:ctrlPr>
                 <w:rPr>
                   <w:rFonts w:ascii="Cambria Math" w:hAnsi="Cambria Math"/>
+                  <w:b/>
+                  <w:bCs/>
+                  <w:sz w:val="24"/>
+                  <w:szCs w:val="24"/>
                 </w:rPr>
               </m:ctrlPr>
             </m:dPr>
             <m:e>
               <m:r>
+                <m:rPr>
+                  <m:sty m:val="bi"/>
+                </m:rPr>
                 <w:rPr>
                   <w:rFonts w:ascii="Cambria Math" w:hAnsi="Cambria Math"/>
+                  <w:sz w:val="24"/>
+                  <w:szCs w:val="24"/>
                 </w:rPr>
                 <m:t>s</m:t>
               </m:r>
@@ -10594,10 +11966,12 @@
           </m:d>
           <m:r>
             <m:rPr>
-              <m:sty m:val="p"/>
+              <m:sty m:val="b"/>
             </m:rPr>
             <w:rPr>
               <w:rFonts w:ascii="Cambria Math" w:hAnsi="Cambria Math"/>
+              <w:sz w:val="24"/>
+              <w:szCs w:val="24"/>
             </w:rPr>
             <m:t>=</m:t>
           </m:r>
@@ -10606,33 +11980,46 @@
               <m:ctrlPr>
                 <w:rPr>
                   <w:rFonts w:ascii="Cambria Math" w:hAnsi="Cambria Math"/>
+                  <w:b/>
+                  <w:bCs/>
+                  <w:sz w:val="24"/>
+                  <w:szCs w:val="24"/>
                 </w:rPr>
               </m:ctrlPr>
             </m:limLowPr>
             <m:e>
               <m:r>
                 <m:rPr>
-                  <m:sty m:val="p"/>
+                  <m:sty m:val="b"/>
                 </m:rPr>
                 <w:rPr>
                   <w:rFonts w:ascii="Cambria Math" w:hAnsi="Cambria Math"/>
+                  <w:sz w:val="24"/>
+                  <w:szCs w:val="24"/>
                 </w:rPr>
                 <m:t>min</m:t>
               </m:r>
             </m:e>
             <m:lim>
               <m:r>
+                <m:rPr>
+                  <m:sty m:val="bi"/>
+                </m:rPr>
                 <w:rPr>
                   <w:rFonts w:ascii="Cambria Math" w:hAnsi="Cambria Math"/>
+                  <w:sz w:val="24"/>
+                  <w:szCs w:val="24"/>
                 </w:rPr>
                 <m:t>k</m:t>
               </m:r>
               <m:r>
                 <m:rPr>
-                  <m:sty m:val="p"/>
+                  <m:sty m:val="b"/>
                 </m:rPr>
                 <w:rPr>
                   <w:rFonts w:ascii="Cambria Math" w:hAnsi="Cambria Math"/>
+                  <w:sz w:val="24"/>
+                  <w:szCs w:val="24"/>
                 </w:rPr>
                 <m:t>∈</m:t>
               </m:r>
@@ -10641,6 +12028,10 @@
                   <m:ctrlPr>
                     <w:rPr>
                       <w:rFonts w:ascii="Cambria Math" w:hAnsi="Cambria Math"/>
+                      <w:b/>
+                      <w:bCs/>
+                      <w:sz w:val="24"/>
+                      <w:szCs w:val="24"/>
                     </w:rPr>
                   </m:ctrlPr>
                 </m:sSubPr>
@@ -10648,18 +12039,25 @@
                   <m:r>
                     <m:rPr>
                       <m:scr m:val="script"/>
-                      <m:sty m:val="p"/>
+                      <m:sty m:val="b"/>
                     </m:rPr>
                     <w:rPr>
                       <w:rFonts w:ascii="Cambria Math" w:hAnsi="Cambria Math"/>
+                      <w:sz w:val="24"/>
+                      <w:szCs w:val="24"/>
                     </w:rPr>
                     <m:t>K</m:t>
                   </m:r>
                 </m:e>
                 <m:sub>
                   <m:r>
+                    <m:rPr>
+                      <m:sty m:val="bi"/>
+                    </m:rPr>
                     <w:rPr>
                       <w:rFonts w:ascii="Cambria Math" w:hAnsi="Cambria Math"/>
+                      <w:sz w:val="24"/>
+                      <w:szCs w:val="24"/>
                     </w:rPr>
                     <m:t>t</m:t>
                   </m:r>
@@ -10670,13 +12068,22 @@
                   <m:ctrlPr>
                     <w:rPr>
                       <w:rFonts w:ascii="Cambria Math" w:hAnsi="Cambria Math"/>
+                      <w:b/>
+                      <w:bCs/>
+                      <w:sz w:val="24"/>
+                      <w:szCs w:val="24"/>
                     </w:rPr>
                   </m:ctrlPr>
                 </m:dPr>
                 <m:e>
                   <m:r>
+                    <m:rPr>
+                      <m:sty m:val="bi"/>
+                    </m:rPr>
                     <w:rPr>
                       <w:rFonts w:ascii="Cambria Math" w:hAnsi="Cambria Math"/>
+                      <w:sz w:val="24"/>
+                      <w:szCs w:val="24"/>
                     </w:rPr>
                     <m:t>s</m:t>
                   </m:r>
@@ -10691,13 +12098,22 @@
               <m:ctrlPr>
                 <w:rPr>
                   <w:rFonts w:ascii="Cambria Math" w:hAnsi="Cambria Math"/>
+                  <w:b/>
+                  <w:bCs/>
+                  <w:sz w:val="24"/>
+                  <w:szCs w:val="24"/>
                 </w:rPr>
               </m:ctrlPr>
             </m:dPr>
             <m:e>
               <m:r>
+                <m:rPr>
+                  <m:sty m:val="bi"/>
+                </m:rPr>
                 <w:rPr>
                   <w:rFonts w:ascii="Cambria Math" w:hAnsi="Cambria Math"/>
+                  <w:sz w:val="24"/>
+                  <w:szCs w:val="24"/>
                 </w:rPr>
                 <m:t> </m:t>
               </m:r>
@@ -10706,21 +12122,35 @@
                   <m:ctrlPr>
                     <w:rPr>
                       <w:rFonts w:ascii="Cambria Math" w:hAnsi="Cambria Math"/>
+                      <w:b/>
+                      <w:bCs/>
+                      <w:sz w:val="24"/>
+                      <w:szCs w:val="24"/>
                     </w:rPr>
                   </m:ctrlPr>
                 </m:sSubPr>
                 <m:e>
                   <m:r>
+                    <m:rPr>
+                      <m:sty m:val="bi"/>
+                    </m:rPr>
                     <w:rPr>
                       <w:rFonts w:ascii="Cambria Math" w:hAnsi="Cambria Math"/>
+                      <w:sz w:val="24"/>
+                      <w:szCs w:val="24"/>
                     </w:rPr>
                     <m:t>p</m:t>
                   </m:r>
                 </m:e>
                 <m:sub>
                   <m:r>
+                    <m:rPr>
+                      <m:sty m:val="bi"/>
+                    </m:rPr>
                     <w:rPr>
                       <w:rFonts w:ascii="Cambria Math" w:hAnsi="Cambria Math"/>
+                      <w:sz w:val="24"/>
+                      <w:szCs w:val="24"/>
                     </w:rPr>
                     <m:t>t</m:t>
                   </m:r>
@@ -10728,10 +12158,12 @@
               </m:sSub>
               <m:r>
                 <m:rPr>
-                  <m:sty m:val="p"/>
+                  <m:sty m:val="b"/>
                 </m:rPr>
                 <w:rPr>
                   <w:rFonts w:ascii="Cambria Math" w:hAnsi="Cambria Math"/>
+                  <w:sz w:val="24"/>
+                  <w:szCs w:val="24"/>
                 </w:rPr>
                 <m:t>⋅max</m:t>
               </m:r>
@@ -10740,28 +12172,44 @@
                   <m:ctrlPr>
                     <w:rPr>
                       <w:rFonts w:ascii="Cambria Math" w:hAnsi="Cambria Math"/>
+                      <w:b/>
+                      <w:bCs/>
+                      <w:sz w:val="24"/>
+                      <w:szCs w:val="24"/>
                     </w:rPr>
                   </m:ctrlPr>
                 </m:dPr>
                 <m:e>
                   <m:r>
+                    <m:rPr>
+                      <m:sty m:val="bi"/>
+                    </m:rPr>
                     <w:rPr>
                       <w:rFonts w:ascii="Cambria Math" w:hAnsi="Cambria Math"/>
+                      <w:sz w:val="24"/>
+                      <w:szCs w:val="24"/>
                     </w:rPr>
                     <m:t>0</m:t>
                   </m:r>
                   <m:r>
                     <m:rPr>
-                      <m:sty m:val="p"/>
+                      <m:sty m:val="b"/>
                     </m:rPr>
                     <w:rPr>
                       <w:rFonts w:ascii="Cambria Math" w:hAnsi="Cambria Math"/>
+                      <w:sz w:val="24"/>
+                      <w:szCs w:val="24"/>
                     </w:rPr>
                     <m:t>,</m:t>
                   </m:r>
                   <m:r>
+                    <m:rPr>
+                      <m:sty m:val="bi"/>
+                    </m:rPr>
                     <w:rPr>
                       <w:rFonts w:ascii="Cambria Math" w:hAnsi="Cambria Math"/>
+                      <w:sz w:val="24"/>
+                      <w:szCs w:val="24"/>
                     </w:rPr>
                     <m:t> </m:t>
                   </m:r>
@@ -10770,21 +12218,35 @@
                       <m:ctrlPr>
                         <w:rPr>
                           <w:rFonts w:ascii="Cambria Math" w:hAnsi="Cambria Math"/>
+                          <w:b/>
+                          <w:bCs/>
+                          <w:sz w:val="24"/>
+                          <w:szCs w:val="24"/>
                         </w:rPr>
                       </m:ctrlPr>
                     </m:sSubPr>
                     <m:e>
                       <m:r>
+                        <m:rPr>
+                          <m:sty m:val="bi"/>
+                        </m:rPr>
                         <w:rPr>
                           <w:rFonts w:ascii="Cambria Math" w:hAnsi="Cambria Math"/>
+                          <w:sz w:val="24"/>
+                          <w:szCs w:val="24"/>
                         </w:rPr>
                         <m:t>d</m:t>
                       </m:r>
                     </m:e>
                     <m:sub>
                       <m:r>
+                        <m:rPr>
+                          <m:sty m:val="bi"/>
+                        </m:rPr>
                         <w:rPr>
                           <w:rFonts w:ascii="Cambria Math" w:hAnsi="Cambria Math"/>
+                          <w:sz w:val="24"/>
+                          <w:szCs w:val="24"/>
                         </w:rPr>
                         <m:t>t</m:t>
                       </m:r>
@@ -10792,10 +12254,12 @@
                   </m:sSub>
                   <m:r>
                     <m:rPr>
-                      <m:sty m:val="p"/>
+                      <m:sty m:val="b"/>
                     </m:rPr>
                     <w:rPr>
                       <w:rFonts w:ascii="Cambria Math" w:hAnsi="Cambria Math"/>
+                      <w:sz w:val="24"/>
+                      <w:szCs w:val="24"/>
                     </w:rPr>
                     <m:t>-</m:t>
                   </m:r>
@@ -10804,21 +12268,35 @@
                       <m:ctrlPr>
                         <w:rPr>
                           <w:rFonts w:ascii="Cambria Math" w:hAnsi="Cambria Math"/>
+                          <w:b/>
+                          <w:bCs/>
+                          <w:sz w:val="24"/>
+                          <w:szCs w:val="24"/>
                         </w:rPr>
                       </m:ctrlPr>
                     </m:sSubPr>
                     <m:e>
                       <m:r>
+                        <m:rPr>
+                          <m:sty m:val="bi"/>
+                        </m:rPr>
                         <w:rPr>
                           <w:rFonts w:ascii="Cambria Math" w:hAnsi="Cambria Math"/>
+                          <w:sz w:val="24"/>
+                          <w:szCs w:val="24"/>
                         </w:rPr>
                         <m:t>g</m:t>
                       </m:r>
                     </m:e>
                     <m:sub>
                       <m:r>
+                        <m:rPr>
+                          <m:sty m:val="bi"/>
+                        </m:rPr>
                         <w:rPr>
                           <w:rFonts w:ascii="Cambria Math" w:hAnsi="Cambria Math"/>
+                          <w:sz w:val="24"/>
+                          <w:szCs w:val="24"/>
                         </w:rPr>
                         <m:t>t</m:t>
                       </m:r>
@@ -10826,16 +12304,23 @@
                   </m:sSub>
                   <m:r>
                     <m:rPr>
-                      <m:sty m:val="p"/>
+                      <m:sty m:val="b"/>
                     </m:rPr>
                     <w:rPr>
                       <w:rFonts w:ascii="Cambria Math" w:hAnsi="Cambria Math"/>
+                      <w:sz w:val="24"/>
+                      <w:szCs w:val="24"/>
                     </w:rPr>
                     <m:t>-</m:t>
                   </m:r>
                   <m:r>
+                    <m:rPr>
+                      <m:sty m:val="bi"/>
+                    </m:rPr>
                     <w:rPr>
                       <w:rFonts w:ascii="Cambria Math" w:hAnsi="Cambria Math"/>
+                      <w:sz w:val="24"/>
+                      <w:szCs w:val="24"/>
                     </w:rPr>
                     <m:t>a</m:t>
                   </m:r>
@@ -10844,13 +12329,22 @@
                       <m:ctrlPr>
                         <w:rPr>
                           <w:rFonts w:ascii="Cambria Math" w:hAnsi="Cambria Math"/>
+                          <w:b/>
+                          <w:bCs/>
+                          <w:sz w:val="24"/>
+                          <w:szCs w:val="24"/>
                         </w:rPr>
                       </m:ctrlPr>
                     </m:dPr>
                     <m:e>
                       <m:r>
+                        <m:rPr>
+                          <m:sty m:val="bi"/>
+                        </m:rPr>
                         <w:rPr>
                           <w:rFonts w:ascii="Cambria Math" w:hAnsi="Cambria Math"/>
+                          <w:sz w:val="24"/>
+                          <w:szCs w:val="24"/>
                         </w:rPr>
                         <m:t>k</m:t>
                       </m:r>
@@ -10860,10 +12354,12 @@
               </m:d>
               <m:r>
                 <m:rPr>
-                  <m:sty m:val="p"/>
+                  <m:sty m:val="b"/>
                 </m:rPr>
                 <w:rPr>
                   <w:rFonts w:ascii="Cambria Math" w:hAnsi="Cambria Math"/>
+                  <w:sz w:val="24"/>
+                  <w:szCs w:val="24"/>
                 </w:rPr>
                 <m:t>+</m:t>
               </m:r>
@@ -10872,36 +12368,57 @@
                   <m:ctrlPr>
                     <w:rPr>
                       <w:rFonts w:ascii="Cambria Math" w:hAnsi="Cambria Math"/>
+                      <w:b/>
+                      <w:bCs/>
+                      <w:sz w:val="24"/>
+                      <w:szCs w:val="24"/>
                     </w:rPr>
                   </m:ctrlPr>
                 </m:sSubPr>
                 <m:e>
                   <m:r>
+                    <m:rPr>
+                      <m:sty m:val="bi"/>
+                    </m:rPr>
                     <w:rPr>
                       <w:rFonts w:ascii="Cambria Math" w:hAnsi="Cambria Math"/>
+                      <w:sz w:val="24"/>
+                      <w:szCs w:val="24"/>
                     </w:rPr>
                     <m:t>V</m:t>
                   </m:r>
                 </m:e>
                 <m:sub>
                   <m:r>
+                    <m:rPr>
+                      <m:sty m:val="bi"/>
+                    </m:rPr>
                     <w:rPr>
                       <w:rFonts w:ascii="Cambria Math" w:hAnsi="Cambria Math"/>
+                      <w:sz w:val="24"/>
+                      <w:szCs w:val="24"/>
                     </w:rPr>
                     <m:t>t</m:t>
                   </m:r>
                   <m:r>
                     <m:rPr>
-                      <m:sty m:val="p"/>
+                      <m:sty m:val="b"/>
                     </m:rPr>
                     <w:rPr>
                       <w:rFonts w:ascii="Cambria Math" w:hAnsi="Cambria Math"/>
+                      <w:sz w:val="24"/>
+                      <w:szCs w:val="24"/>
                     </w:rPr>
                     <m:t>+</m:t>
                   </m:r>
                   <m:r>
+                    <m:rPr>
+                      <m:sty m:val="bi"/>
+                    </m:rPr>
                     <w:rPr>
                       <w:rFonts w:ascii="Cambria Math" w:hAnsi="Cambria Math"/>
+                      <w:sz w:val="24"/>
+                      <w:szCs w:val="24"/>
                     </w:rPr>
                     <m:t>1</m:t>
                   </m:r>
@@ -10912,36 +12429,57 @@
                   <m:ctrlPr>
                     <w:rPr>
                       <w:rFonts w:ascii="Cambria Math" w:hAnsi="Cambria Math"/>
+                      <w:b/>
+                      <w:bCs/>
+                      <w:sz w:val="24"/>
+                      <w:szCs w:val="24"/>
                     </w:rPr>
                   </m:ctrlPr>
                 </m:dPr>
                 <m:e>
                   <m:r>
+                    <m:rPr>
+                      <m:sty m:val="bi"/>
+                    </m:rPr>
                     <w:rPr>
                       <w:rFonts w:ascii="Cambria Math" w:hAnsi="Cambria Math"/>
+                      <w:sz w:val="24"/>
+                      <w:szCs w:val="24"/>
                     </w:rPr>
                     <m:t>s</m:t>
                   </m:r>
                   <m:r>
                     <m:rPr>
-                      <m:sty m:val="p"/>
+                      <m:sty m:val="b"/>
                     </m:rPr>
                     <w:rPr>
                       <w:rFonts w:ascii="Cambria Math" w:hAnsi="Cambria Math"/>
+                      <w:sz w:val="24"/>
+                      <w:szCs w:val="24"/>
                     </w:rPr>
                     <m:t>-</m:t>
                   </m:r>
                   <m:r>
+                    <m:rPr>
+                      <m:sty m:val="bi"/>
+                    </m:rPr>
                     <w:rPr>
                       <w:rFonts w:ascii="Cambria Math" w:hAnsi="Cambria Math"/>
+                      <w:sz w:val="24"/>
+                      <w:szCs w:val="24"/>
                     </w:rPr>
                     <m:t>kδ</m:t>
                   </m:r>
                 </m:e>
               </m:d>
               <m:r>
+                <m:rPr>
+                  <m:sty m:val="bi"/>
+                </m:rPr>
                 <w:rPr>
                   <w:rFonts w:ascii="Cambria Math" w:hAnsi="Cambria Math"/>
+                  <w:sz w:val="24"/>
+                  <w:szCs w:val="24"/>
                 </w:rPr>
                 <m:t> </m:t>
               </m:r>
@@ -10949,6 +12487,11 @@
           </m:d>
         </m:oMath>
       </m:oMathPara>
+    </w:p>
+    <w:p>
+      <w:pPr>
+        <w:pStyle w:val="FirstParagraph"/>
+      </w:pPr>
     </w:p>
     <w:p>
       <w:pPr>
@@ -11006,7 +12549,15 @@
         </m:d>
       </m:oMath>
       <w:r>
-        <w:t xml:space="preserve"> is the set of feasible moves. The minimising move, written </w:t>
+        <w:t xml:space="preserve"> is the set of feasible </w:t>
+      </w:r>
+      <w:proofErr w:type="gramStart"/>
+      <w:r>
+        <w:t>moves.</w:t>
+      </w:r>
+      <w:proofErr w:type="gramEnd"/>
+      <w:r>
+        <w:t xml:space="preserve"> The minimising move, written </w:t>
       </w:r>
       <m:oMath>
         <m:sSub>
@@ -11207,6 +12758,7 @@
         <w:rPr>
           <w:noProof/>
         </w:rPr>
+        <w:lastRenderedPageBreak/>
         <w:drawing>
           <wp:inline distT="0" distB="0" distL="0" distR="0" wp14:anchorId="2AA5D314" wp14:editId="369F680E">
             <wp:extent cx="4533900" cy="2362614"/>
@@ -11223,7 +12775,7 @@
                     </pic:cNvPicPr>
                   </pic:nvPicPr>
                   <pic:blipFill>
-                    <a:blip r:embed="rId10"/>
+                    <a:blip r:embed="rId11"/>
                     <a:stretch>
                       <a:fillRect/>
                     </a:stretch>
@@ -11266,11 +12818,20 @@
         <w:rPr>
           <w:b/>
           <w:bCs/>
+          <w:sz w:val="24"/>
+          <w:szCs w:val="24"/>
         </w:rPr>
         <w:t>Choice of grid step.</w:t>
       </w:r>
       <w:r>
-        <w:t xml:space="preserve"> The DP is exact for the grid, so </w:t>
+        <w:rPr>
+          <w:sz w:val="24"/>
+          <w:szCs w:val="24"/>
+        </w:rPr>
+        <w:t xml:space="preserve"> </w:t>
+      </w:r>
+      <w:r>
+        <w:t xml:space="preserve">The DP is exact for the grid, so </w:t>
       </w:r>
       <m:oMath>
         <m:r>
@@ -11426,11 +12987,20 @@
         <w:rPr>
           <w:b/>
           <w:bCs/>
+          <w:sz w:val="24"/>
+          <w:szCs w:val="24"/>
         </w:rPr>
         <w:t>Validation.</w:t>
       </w:r>
       <w:r>
-        <w:t xml:space="preserve"> Two checks make sure the DP does what it claims:</w:t>
+        <w:rPr>
+          <w:sz w:val="24"/>
+          <w:szCs w:val="24"/>
+        </w:rPr>
+        <w:t xml:space="preserve"> </w:t>
+      </w:r>
+      <w:r>
+        <w:t>Two checks make sure the DP does what it claims:</w:t>
       </w:r>
     </w:p>
     <w:p>
@@ -11479,11 +13049,19 @@
       <w:r>
         <w:t xml:space="preserve">: every DP schedule is replayed through the shared </w:t>
       </w:r>
+      <w:proofErr w:type="gramStart"/>
       <w:r>
         <w:rPr>
           <w:rStyle w:val="VerbatimChar"/>
         </w:rPr>
-        <w:t>simulate()</w:t>
+        <w:t>simulate(</w:t>
+      </w:r>
+      <w:proofErr w:type="gramEnd"/>
+      <w:r>
+        <w:rPr>
+          <w:rStyle w:val="VerbatimChar"/>
+        </w:rPr>
+        <w:t>)</w:t>
       </w:r>
       <w:r>
         <w:t xml:space="preserve"> function, which re-applies every constraint independently. All 20 day × capacity schedules are feasible, and the replayed bill matches the DP’s value to within floating-point error.</w:t>
@@ -11491,12 +13069,24 @@
     </w:p>
     <w:p>
       <w:pPr>
+        <w:pStyle w:val="Compact"/>
+        <w:ind w:left="720"/>
+      </w:pPr>
+    </w:p>
+    <w:p>
+      <w:pPr>
         <w:pStyle w:val="Heading2"/>
+        <w:rPr>
+          <w:color w:val="000000" w:themeColor="text1"/>
+        </w:rPr>
       </w:pPr>
       <w:bookmarkStart w:id="28" w:name="_Toc242651631"/>
       <w:bookmarkStart w:id="29" w:name="heuristic-method-genetic-algorithm"/>
       <w:bookmarkEnd w:id="27"/>
       <w:r>
+        <w:rPr>
+          <w:color w:val="000000" w:themeColor="text1"/>
+        </w:rPr>
         <w:t>4.2 Heuristic method: Genetic Algorithm</w:t>
       </w:r>
       <w:bookmarkEnd w:id="28"/>
@@ -11507,12 +13097,16 @@
         <w:rPr>
           <w:b/>
           <w:bCs/>
+          <w:sz w:val="24"/>
+          <w:szCs w:val="24"/>
         </w:rPr>
       </w:pPr>
       <w:r>
         <w:rPr>
           <w:b/>
           <w:bCs/>
+          <w:sz w:val="24"/>
+          <w:szCs w:val="24"/>
         </w:rPr>
         <w:t>Why a Genetic Algorithm</w:t>
       </w:r>
@@ -11522,53 +13116,56 @@
         <w:pStyle w:val="BodyText"/>
       </w:pPr>
       <w:r>
+        <w:t>Unlike Dynamic programing, that we discussed, the Genetic algorithm</w:t>
+      </w:r>
+      <w:r>
+        <w:t>s do not use the stage structure of the problem.</w:t>
+      </w:r>
+      <w:r>
+        <w:t xml:space="preserve"> </w:t>
+      </w:r>
+      <w:r>
+        <w:t xml:space="preserve">It only needs a way to score a complete schedule to know how bad or </w:t>
+      </w:r>
+      <w:r>
+        <w:t>well</w:t>
+      </w:r>
+      <w:r>
+        <w:t xml:space="preserve"> the particular schedule is. </w:t>
+      </w:r>
+      <w:r>
+        <w:t>This makes GA a good alternative to DP</w:t>
+      </w:r>
+      <w:r>
+        <w:t xml:space="preserve"> and can be used for more complex methods where DP’s small-state assumption no longer holds (Section 4.3). </w:t>
+      </w:r>
+      <w:r>
+        <w:t>And also, since bill function is non-smooth due to the max (0,.) term</w:t>
+      </w:r>
+      <w:r>
+        <w:t xml:space="preserve">, </w:t>
+      </w:r>
+      <w:r>
+        <w:t>which creates a kink when the battery exactly meets the load, gradient-based methods are less suitable, while the GA does not require gradients.</w:t>
+      </w:r>
+      <w:r>
+        <w:t xml:space="preserve"> </w:t>
+      </w:r>
+      <w:r>
+        <w:t>A day schedule is naturally a 48-dimension vector of continuous charge or discharge values, which maps directly onto a real-valued chromosome.</w:t>
+      </w:r>
+      <w:r>
+        <w:t xml:space="preserve"> We chose a GA over local search and simulated annealing because its population explores many regions of the schedule space in </w:t>
+      </w:r>
+      <w:r>
+        <w:t>simultaneously</w:t>
+      </w:r>
+      <w:r>
+        <w:t xml:space="preserve">, which is more robust to the many local optima </w:t>
+      </w:r>
+      <w:r>
         <w:lastRenderedPageBreak/>
-        <w:t>Unlike Dynamic programing, that we discussed, the Genetic algorithm</w:t>
-      </w:r>
-      <w:r>
-        <w:t>s do not use the stage structure of the problem.</w:t>
-      </w:r>
-      <w:r>
-        <w:t xml:space="preserve"> </w:t>
-      </w:r>
-      <w:r>
-        <w:t xml:space="preserve">It only needs a way to score a complete schedule to know how bad or </w:t>
-      </w:r>
-      <w:r>
-        <w:t>well</w:t>
-      </w:r>
-      <w:r>
-        <w:t xml:space="preserve"> the particular schedule is. </w:t>
-      </w:r>
-      <w:r>
-        <w:t>This makes GA a good alternative to DP</w:t>
-      </w:r>
-      <w:r>
-        <w:t xml:space="preserve"> and can be used for more complex methods where DP’s small-state assumption no longer holds (Section 4.3). </w:t>
-      </w:r>
-      <w:r>
-        <w:t>And also, since bill function is non-smooth due to the max (0,.) term</w:t>
-      </w:r>
-      <w:r>
-        <w:t xml:space="preserve">, </w:t>
-      </w:r>
-      <w:r>
-        <w:t>which creates a kink when the battery exactly meets the load, gradient-based methods are less suitable, while the GA does not require gradients.</w:t>
-      </w:r>
-      <w:r>
-        <w:t xml:space="preserve"> </w:t>
-      </w:r>
-      <w:r>
-        <w:t>A day schedule is naturally a 48-dimension vector of continuous charge or discharge values, which maps directly onto a real-valued chromosome.</w:t>
-      </w:r>
-      <w:r>
-        <w:t xml:space="preserve"> We chose a GA over local search and simulated annealing because its population explores many regions of the schedule space in </w:t>
-      </w:r>
-      <w:r>
-        <w:t>simultaneously</w:t>
-      </w:r>
-      <w:r>
-        <w:t xml:space="preserve">, which is more robust to the many local optima created by the </w:t>
+        <w:t xml:space="preserve">created by the </w:t>
       </w:r>
       <w:r>
         <w:t>coupled SoC constraint.</w:t>
@@ -11609,7 +13206,7 @@
                     </pic:cNvPicPr>
                   </pic:nvPicPr>
                   <pic:blipFill>
-                    <a:blip r:embed="rId11"/>
+                    <a:blip r:embed="rId12"/>
                     <a:stretch>
                       <a:fillRect/>
                     </a:stretch>
@@ -11658,12 +13255,16 @@
         <w:rPr>
           <w:b/>
           <w:bCs/>
+          <w:sz w:val="24"/>
+          <w:szCs w:val="24"/>
         </w:rPr>
       </w:pPr>
       <w:r>
         <w:rPr>
           <w:b/>
           <w:bCs/>
+          <w:sz w:val="24"/>
+          <w:szCs w:val="24"/>
         </w:rPr>
         <w:t>Encoding</w:t>
       </w:r>
@@ -11687,12 +13288,16 @@
         <w:rPr>
           <w:b/>
           <w:bCs/>
+          <w:sz w:val="24"/>
+          <w:szCs w:val="24"/>
         </w:rPr>
       </w:pPr>
       <w:r>
         <w:rPr>
           <w:b/>
           <w:bCs/>
+          <w:sz w:val="24"/>
+          <w:szCs w:val="24"/>
         </w:rPr>
         <w:t>Initial population</w:t>
       </w:r>
@@ -11756,14 +13361,17 @@
         <w:rPr>
           <w:b/>
           <w:bCs/>
+          <w:sz w:val="24"/>
+          <w:szCs w:val="24"/>
         </w:rPr>
       </w:pPr>
       <w:r>
         <w:rPr>
           <w:b/>
           <w:bCs/>
-        </w:rPr>
-        <w:lastRenderedPageBreak/>
+          <w:sz w:val="24"/>
+          <w:szCs w:val="24"/>
+        </w:rPr>
         <w:t>Fitness and constraint handling</w:t>
       </w:r>
     </w:p>
@@ -11871,6 +13479,7 @@
           <w:b/>
           <w:bCs/>
         </w:rPr>
+        <w:lastRenderedPageBreak/>
         <w:t>SoC bounds (C4), which couple all slots</w:t>
       </w:r>
       <w:r>
@@ -11896,12 +13505,16 @@
         <w:rPr>
           <w:b/>
           <w:bCs/>
+          <w:sz w:val="24"/>
+          <w:szCs w:val="24"/>
         </w:rPr>
       </w:pPr>
       <w:r>
         <w:rPr>
           <w:b/>
           <w:bCs/>
+          <w:sz w:val="24"/>
+          <w:szCs w:val="24"/>
         </w:rPr>
         <w:t>Operators and parameters</w:t>
       </w:r>
@@ -11913,10 +13526,130 @@
       <w:r>
         <w:t>Each generation applies tournament selection, blend (arithmetic) crossover, Gaussian mutation, and elitism, with the settings below.</w:t>
       </w:r>
+    </w:p>
+    <w:p>
+      <w:pPr>
+        <w:pStyle w:val="TableCaption"/>
+      </w:pPr>
+      <w:r>
+        <w:t>Table 5. Genetic Algorithm operators and parameter values.</w:t>
+      </w:r>
+      <m:oMath>
+        <m:nary>
+          <m:naryPr>
+            <m:chr m:val="∑"/>
+            <m:limLoc m:val="undOvr"/>
+            <m:supHide m:val="1"/>
+            <m:ctrlPr>
+              <w:rPr>
+                <w:rFonts w:ascii="Cambria Math" w:hAnsi="Cambria Math"/>
+              </w:rPr>
+            </m:ctrlPr>
+          </m:naryPr>
+          <m:sub>
+            <m:r>
+              <w:rPr>
+                <w:rFonts w:ascii="Cambria Math" w:hAnsi="Cambria Math"/>
+              </w:rPr>
+              <m:t>t</m:t>
+            </m:r>
+          </m:sub>
+          <m:sup>
+            <m:r>
+              <w:rPr>
+                <w:rFonts w:ascii="Cambria Math" w:hAnsi="Cambria Math"/>
+              </w:rPr>
+              <m:t>​</m:t>
+            </m:r>
+          </m:sup>
+          <m:e>
+            <m:r>
+              <w:rPr>
+                <w:rFonts w:ascii="Cambria Math" w:hAnsi="Cambria Math"/>
+              </w:rPr>
+              <m:t>max</m:t>
+            </m:r>
+          </m:e>
+        </m:nary>
+        <m:d>
+          <m:dPr>
+            <m:ctrlPr>
+              <w:rPr>
+                <w:rFonts w:ascii="Cambria Math" w:hAnsi="Cambria Math"/>
+              </w:rPr>
+            </m:ctrlPr>
+          </m:dPr>
+          <m:e>
+            <m:r>
+              <w:rPr>
+                <w:rFonts w:ascii="Cambria Math" w:hAnsi="Cambria Math"/>
+              </w:rPr>
+              <m:t>0,</m:t>
+            </m:r>
+            <m:sSub>
+              <m:sSubPr>
+                <m:ctrlPr>
+                  <w:rPr>
+                    <w:rFonts w:ascii="Cambria Math" w:hAnsi="Cambria Math"/>
+                  </w:rPr>
+                </m:ctrlPr>
+              </m:sSubPr>
+              <m:e>
+                <m:r>
+                  <w:rPr>
+                    <w:rFonts w:ascii="Cambria Math" w:hAnsi="Cambria Math"/>
+                  </w:rPr>
+                  <m:t>d</m:t>
+                </m:r>
+              </m:e>
+              <m:sub>
+                <m:r>
+                  <w:rPr>
+                    <w:rFonts w:ascii="Cambria Math" w:hAnsi="Cambria Math"/>
+                  </w:rPr>
+                  <m:t>t</m:t>
+                </m:r>
+              </m:sub>
+            </m:sSub>
+            <m:r>
+              <w:rPr>
+                <w:rFonts w:ascii="Cambria Math" w:hAnsi="Cambria Math"/>
+              </w:rPr>
+              <m:t>-</m:t>
+            </m:r>
+            <m:sSub>
+              <m:sSubPr>
+                <m:ctrlPr>
+                  <w:rPr>
+                    <w:rFonts w:ascii="Cambria Math" w:hAnsi="Cambria Math"/>
+                  </w:rPr>
+                </m:ctrlPr>
+              </m:sSubPr>
+              <m:e>
+                <m:r>
+                  <w:rPr>
+                    <w:rFonts w:ascii="Cambria Math" w:hAnsi="Cambria Math"/>
+                  </w:rPr>
+                  <m:t>g</m:t>
+                </m:r>
+              </m:e>
+              <m:sub>
+                <m:r>
+                  <w:rPr>
+                    <w:rFonts w:ascii="Cambria Math" w:hAnsi="Cambria Math"/>
+                  </w:rPr>
+                  <m:t>t</m:t>
+                </m:r>
+              </m:sub>
+            </m:sSub>
+          </m:e>
+        </m:d>
+      </m:oMath>
+      <w:r/>
     </w:p>
     <w:tbl>
       <w:tblPr>
-        <w:tblStyle w:val="PlainTable2"/>
+        <w:tblStyle w:val="GridTable1Light"/>
         <w:tblW w:w="9586" w:type="dxa"/>
         <w:tblLook w:val="04A0" w:firstRow="1" w:lastRow="0" w:firstColumn="1" w:lastColumn="0" w:noHBand="0" w:noVBand="1"/>
       </w:tblPr>
@@ -11933,6 +13666,7 @@
           <w:tcPr>
             <w:cnfStyle w:val="001000000000" w:firstRow="0" w:lastRow="0" w:firstColumn="1" w:lastColumn="0" w:oddVBand="0" w:evenVBand="0" w:oddHBand="0" w:evenHBand="0" w:firstRowFirstColumn="0" w:firstRowLastColumn="0" w:lastRowFirstColumn="0" w:lastRowLastColumn="0"/>
             <w:tcW w:w="4518" w:type="dxa"/>
+            <w:shd w:val="clear" w:color="auto" w:fill="EAF1DD" w:themeFill="accent3" w:themeFillTint="33"/>
           </w:tcPr>
           <w:p>
             <w:pPr>
@@ -11946,6 +13680,7 @@
         <w:tc>
           <w:tcPr>
             <w:tcW w:w="5068" w:type="dxa"/>
+            <w:shd w:val="clear" w:color="auto" w:fill="EAF1DD" w:themeFill="accent3" w:themeFillTint="33"/>
           </w:tcPr>
           <w:p>
             <w:pPr>
@@ -11954,48 +13689,6 @@
             </w:pPr>
             <w:r>
               <w:t>Value</w:t>
-            </w:r>
-          </w:p>
-        </w:tc>
-      </w:tr>
-      <w:tr>
-        <w:trPr>
-          <w:cnfStyle w:val="000000100000" w:firstRow="0" w:lastRow="0" w:firstColumn="0" w:lastColumn="0" w:oddVBand="0" w:evenVBand="0" w:oddHBand="1" w:evenHBand="0" w:firstRowFirstColumn="0" w:firstRowLastColumn="0" w:lastRowFirstColumn="0" w:lastRowLastColumn="0"/>
-          <w:trHeight w:val="343"/>
-        </w:trPr>
-        <w:tc>
-          <w:tcPr>
-            <w:cnfStyle w:val="001000000000" w:firstRow="0" w:lastRow="0" w:firstColumn="1" w:lastColumn="0" w:oddVBand="0" w:evenVBand="0" w:oddHBand="0" w:evenHBand="0" w:firstRowFirstColumn="0" w:firstRowLastColumn="0" w:lastRowFirstColumn="0" w:lastRowLastColumn="0"/>
-            <w:tcW w:w="4518" w:type="dxa"/>
-          </w:tcPr>
-          <w:p>
-            <w:pPr>
-              <w:pStyle w:val="BodyText"/>
-              <w:rPr>
-                <w:b w:val="0"/>
-                <w:bCs w:val="0"/>
-              </w:rPr>
-            </w:pPr>
-            <w:r>
-              <w:rPr>
-                <w:b w:val="0"/>
-                <w:bCs w:val="0"/>
-              </w:rPr>
-              <w:t xml:space="preserve">Population size </w:t>
-            </w:r>
-          </w:p>
-        </w:tc>
-        <w:tc>
-          <w:tcPr>
-            <w:tcW w:w="5068" w:type="dxa"/>
-          </w:tcPr>
-          <w:p>
-            <w:pPr>
-              <w:pStyle w:val="BodyText"/>
-              <w:cnfStyle w:val="000000100000" w:firstRow="0" w:lastRow="0" w:firstColumn="0" w:lastColumn="0" w:oddVBand="0" w:evenVBand="0" w:oddHBand="1" w:evenHBand="0" w:firstRowFirstColumn="0" w:firstRowLastColumn="0" w:lastRowFirstColumn="0" w:lastRowLastColumn="0"/>
-            </w:pPr>
-            <w:r>
-              <w:t>100</w:t>
             </w:r>
           </w:p>
         </w:tc>
@@ -12022,7 +13715,7 @@
                 <w:b w:val="0"/>
                 <w:bCs w:val="0"/>
               </w:rPr>
-              <w:t xml:space="preserve">Generation </w:t>
+              <w:t xml:space="preserve">Population size </w:t>
             </w:r>
           </w:p>
         </w:tc>
@@ -12036,14 +13729,13 @@
               <w:cnfStyle w:val="000000000000" w:firstRow="0" w:lastRow="0" w:firstColumn="0" w:lastColumn="0" w:oddVBand="0" w:evenVBand="0" w:oddHBand="0" w:evenHBand="0" w:firstRowFirstColumn="0" w:firstRowLastColumn="0" w:lastRowFirstColumn="0" w:lastRowLastColumn="0"/>
             </w:pPr>
             <w:r>
-              <w:t>200</w:t>
+              <w:t>100</w:t>
             </w:r>
           </w:p>
         </w:tc>
       </w:tr>
       <w:tr>
         <w:trPr>
-          <w:cnfStyle w:val="000000100000" w:firstRow="0" w:lastRow="0" w:firstColumn="0" w:lastColumn="0" w:oddVBand="0" w:evenVBand="0" w:oddHBand="1" w:evenHBand="0" w:firstRowFirstColumn="0" w:firstRowLastColumn="0" w:lastRowFirstColumn="0" w:lastRowLastColumn="0"/>
           <w:trHeight w:val="343"/>
         </w:trPr>
         <w:tc>
@@ -12064,6 +13756,47 @@
                 <w:b w:val="0"/>
                 <w:bCs w:val="0"/>
               </w:rPr>
+              <w:t xml:space="preserve">Generation </w:t>
+            </w:r>
+          </w:p>
+        </w:tc>
+        <w:tc>
+          <w:tcPr>
+            <w:tcW w:w="5068" w:type="dxa"/>
+          </w:tcPr>
+          <w:p>
+            <w:pPr>
+              <w:pStyle w:val="BodyText"/>
+              <w:cnfStyle w:val="000000000000" w:firstRow="0" w:lastRow="0" w:firstColumn="0" w:lastColumn="0" w:oddVBand="0" w:evenVBand="0" w:oddHBand="0" w:evenHBand="0" w:firstRowFirstColumn="0" w:firstRowLastColumn="0" w:lastRowFirstColumn="0" w:lastRowLastColumn="0"/>
+            </w:pPr>
+            <w:r>
+              <w:t>200</w:t>
+            </w:r>
+          </w:p>
+        </w:tc>
+      </w:tr>
+      <w:tr>
+        <w:trPr>
+          <w:trHeight w:val="343"/>
+        </w:trPr>
+        <w:tc>
+          <w:tcPr>
+            <w:cnfStyle w:val="001000000000" w:firstRow="0" w:lastRow="0" w:firstColumn="1" w:lastColumn="0" w:oddVBand="0" w:evenVBand="0" w:oddHBand="0" w:evenHBand="0" w:firstRowFirstColumn="0" w:firstRowLastColumn="0" w:lastRowFirstColumn="0" w:lastRowLastColumn="0"/>
+            <w:tcW w:w="4518" w:type="dxa"/>
+          </w:tcPr>
+          <w:p>
+            <w:pPr>
+              <w:pStyle w:val="BodyText"/>
+              <w:rPr>
+                <w:b w:val="0"/>
+                <w:bCs w:val="0"/>
+              </w:rPr>
+            </w:pPr>
+            <w:r>
+              <w:rPr>
+                <w:b w:val="0"/>
+                <w:bCs w:val="0"/>
+              </w:rPr>
               <w:t>Selection</w:t>
             </w:r>
           </w:p>
@@ -12075,7 +13808,7 @@
           <w:p>
             <w:pPr>
               <w:pStyle w:val="BodyText"/>
-              <w:cnfStyle w:val="000000100000" w:firstRow="0" w:lastRow="0" w:firstColumn="0" w:lastColumn="0" w:oddVBand="0" w:evenVBand="0" w:oddHBand="1" w:evenHBand="0" w:firstRowFirstColumn="0" w:firstRowLastColumn="0" w:lastRowFirstColumn="0" w:lastRowLastColumn="0"/>
+              <w:cnfStyle w:val="000000000000" w:firstRow="0" w:lastRow="0" w:firstColumn="0" w:lastColumn="0" w:oddVBand="0" w:evenVBand="0" w:oddHBand="0" w:evenHBand="0" w:firstRowFirstColumn="0" w:firstRowLastColumn="0" w:lastRowFirstColumn="0" w:lastRowLastColumn="0"/>
             </w:pPr>
             <w:r>
               <w:t>tournament, k=3</w:t>
@@ -12126,7 +13859,6 @@
       </w:tr>
       <w:tr>
         <w:trPr>
-          <w:cnfStyle w:val="000000100000" w:firstRow="0" w:lastRow="0" w:firstColumn="0" w:lastColumn="0" w:oddVBand="0" w:evenVBand="0" w:oddHBand="1" w:evenHBand="0" w:firstRowFirstColumn="0" w:firstRowLastColumn="0" w:lastRowFirstColumn="0" w:lastRowLastColumn="0"/>
           <w:trHeight w:val="343"/>
         </w:trPr>
         <w:tc>
@@ -12158,7 +13890,7 @@
           <w:p>
             <w:pPr>
               <w:pStyle w:val="BodyText"/>
-              <w:cnfStyle w:val="000000100000" w:firstRow="0" w:lastRow="0" w:firstColumn="0" w:lastColumn="0" w:oddVBand="0" w:evenVBand="0" w:oddHBand="1" w:evenHBand="0" w:firstRowFirstColumn="0" w:firstRowLastColumn="0" w:lastRowFirstColumn="0" w:lastRowLastColumn="0"/>
+              <w:cnfStyle w:val="000000000000" w:firstRow="0" w:lastRow="0" w:firstColumn="0" w:lastColumn="0" w:oddVBand="0" w:evenVBand="0" w:oddHBand="0" w:evenHBand="0" w:firstRowFirstColumn="0" w:firstRowLastColumn="0" w:lastRowFirstColumn="0" w:lastRowLastColumn="0"/>
             </w:pPr>
             <w:r>
               <w:t>Gaussian, rate 0.1 per gene, σ = 0.2 kWh</w:t>
@@ -12209,7 +13941,6 @@
       </w:tr>
       <w:tr>
         <w:trPr>
-          <w:cnfStyle w:val="000000100000" w:firstRow="0" w:lastRow="0" w:firstColumn="0" w:lastColumn="0" w:oddVBand="0" w:evenVBand="0" w:oddHBand="1" w:evenHBand="0" w:firstRowFirstColumn="0" w:firstRowLastColumn="0" w:lastRowFirstColumn="0" w:lastRowLastColumn="0"/>
           <w:trHeight w:val="343"/>
         </w:trPr>
         <w:tc>
@@ -12241,7 +13972,7 @@
           <w:p>
             <w:pPr>
               <w:pStyle w:val="BodyText"/>
-              <w:cnfStyle w:val="000000100000" w:firstRow="0" w:lastRow="0" w:firstColumn="0" w:lastColumn="0" w:oddVBand="0" w:evenVBand="0" w:oddHBand="1" w:evenHBand="0" w:firstRowFirstColumn="0" w:firstRowLastColumn="0" w:lastRowFirstColumn="0" w:lastRowLastColumn="0"/>
+              <w:cnfStyle w:val="000000000000" w:firstRow="0" w:lastRow="0" w:firstColumn="0" w:lastColumn="0" w:oddVBand="0" w:evenVBand="0" w:oddHBand="0" w:evenHBand="0" w:firstRowFirstColumn="0" w:firstRowLastColumn="0" w:lastRowFirstColumn="0" w:lastRowLastColumn="0"/>
             </w:pPr>
             <w:r>
               <w:t>10</w:t>
@@ -12299,12 +14030,16 @@
         <w:rPr>
           <w:b/>
           <w:bCs/>
+          <w:sz w:val="24"/>
+          <w:szCs w:val="24"/>
         </w:rPr>
       </w:pPr>
       <w:r>
         <w:rPr>
           <w:b/>
           <w:bCs/>
+          <w:sz w:val="24"/>
+          <w:szCs w:val="24"/>
         </w:rPr>
         <w:t>Output</w:t>
       </w:r>
@@ -12339,38 +14074,54 @@
         <w:t xml:space="preserve">This </w:t>
       </w:r>
       <w:r>
+        <w:t>means that</w:t>
+      </w:r>
+      <w:r>
+        <w:t xml:space="preserve"> </w:t>
+      </w:r>
+      <w:r>
+        <w:t>any difference in the results comes from the differen</w:t>
+      </w:r>
+      <w:r>
+        <w:t>ce between the</w:t>
+      </w:r>
+      <w:r>
+        <w:t xml:space="preserve"> t</w:t>
+      </w:r>
+      <w:r>
+        <w:t>wo</w:t>
+      </w:r>
+      <w:r>
+        <w:t xml:space="preserve"> methods, not from the difference models.</w:t>
+      </w:r>
+    </w:p>
+    <w:p>
+      <w:pPr>
+        <w:pStyle w:val="BodyText"/>
+      </w:pPr>
+    </w:p>
+    <w:p>
+      <w:pPr>
+        <w:pStyle w:val="BodyText"/>
+      </w:pPr>
+    </w:p>
+    <w:p>
+      <w:pPr>
+        <w:pStyle w:val="BodyText"/>
+      </w:pPr>
+    </w:p>
+    <w:p>
+      <w:pPr>
+        <w:pStyle w:val="Heading2"/>
+        <w:rPr>
+          <w:color w:val="000000" w:themeColor="text1"/>
+        </w:rPr>
+      </w:pPr>
+      <w:r>
+        <w:rPr>
+          <w:color w:val="000000" w:themeColor="text1"/>
+        </w:rPr>
         <w:lastRenderedPageBreak/>
-        <w:t>means that</w:t>
-      </w:r>
-      <w:r>
-        <w:t xml:space="preserve"> </w:t>
-      </w:r>
-      <w:r>
-        <w:t>any difference in the results comes from the differen</w:t>
-      </w:r>
-      <w:r>
-        <w:t>ce between the</w:t>
-      </w:r>
-      <w:r>
-        <w:t xml:space="preserve"> t</w:t>
-      </w:r>
-      <w:r>
-        <w:t>wo</w:t>
-      </w:r>
-      <w:r>
-        <w:t xml:space="preserve"> methods, not from the difference models.</w:t>
-      </w:r>
-    </w:p>
-    <w:p>
-      <w:pPr>
-        <w:pStyle w:val="BodyText"/>
-      </w:pPr>
-    </w:p>
-    <w:p>
-      <w:pPr>
-        <w:pStyle w:val="Heading2"/>
-      </w:pPr>
-      <w:r>
         <w:t>4.3 Why these two methods together</w:t>
       </w:r>
       <w:bookmarkEnd w:id="30"/>
@@ -12405,7 +14156,13 @@
         <w:rPr>
           <w:rStyle w:val="VerbatimChar"/>
         </w:rPr>
-        <w:t>simulate()</w:t>
+        <w:t>simulate (</w:t>
+      </w:r>
+      <w:r>
+        <w:rPr>
+          <w:rStyle w:val="VerbatimChar"/>
+        </w:rPr>
+        <w:t>)</w:t>
       </w:r>
       <w:r>
         <w:t>, so any difference in results comes from the method, not from different models.</w:t>
@@ -12413,13 +14170,128 @@
     </w:p>
     <w:p>
       <w:pPr>
+        <w:pStyle w:val="BodyText"/>
+      </w:pPr>
+    </w:p>
+    <w:p>
+      <w:pPr>
+        <w:pStyle w:val="BodyText"/>
+      </w:pPr>
+    </w:p>
+    <w:p>
+      <w:pPr>
+        <w:pStyle w:val="BodyText"/>
+      </w:pPr>
+    </w:p>
+    <w:p>
+      <w:pPr>
+        <w:pStyle w:val="BodyText"/>
+      </w:pPr>
+    </w:p>
+    <w:p>
+      <w:pPr>
+        <w:pStyle w:val="BodyText"/>
+      </w:pPr>
+    </w:p>
+    <w:p>
+      <w:pPr>
+        <w:pStyle w:val="BodyText"/>
+      </w:pPr>
+    </w:p>
+    <w:p>
+      <w:pPr>
+        <w:pStyle w:val="BodyText"/>
+      </w:pPr>
+    </w:p>
+    <w:p>
+      <w:pPr>
+        <w:pStyle w:val="BodyText"/>
+      </w:pPr>
+    </w:p>
+    <w:p>
+      <w:pPr>
+        <w:pStyle w:val="BodyText"/>
+      </w:pPr>
+    </w:p>
+    <w:p>
+      <w:pPr>
+        <w:pStyle w:val="BodyText"/>
+      </w:pPr>
+    </w:p>
+    <w:p>
+      <w:pPr>
+        <w:pStyle w:val="BodyText"/>
+      </w:pPr>
+    </w:p>
+    <w:p>
+      <w:pPr>
+        <w:pStyle w:val="BodyText"/>
+      </w:pPr>
+    </w:p>
+    <w:p>
+      <w:pPr>
+        <w:pStyle w:val="BodyText"/>
+      </w:pPr>
+    </w:p>
+    <w:p>
+      <w:pPr>
+        <w:pStyle w:val="BodyText"/>
+      </w:pPr>
+    </w:p>
+    <w:p>
+      <w:pPr>
+        <w:pStyle w:val="BodyText"/>
+      </w:pPr>
+    </w:p>
+    <w:p>
+      <w:pPr>
+        <w:pStyle w:val="BodyText"/>
+      </w:pPr>
+    </w:p>
+    <w:p>
+      <w:pPr>
+        <w:pStyle w:val="BodyText"/>
+      </w:pPr>
+    </w:p>
+    <w:p>
+      <w:pPr>
+        <w:pStyle w:val="BodyText"/>
+      </w:pPr>
+    </w:p>
+    <w:p>
+      <w:pPr>
+        <w:pStyle w:val="BodyText"/>
+      </w:pPr>
+    </w:p>
+    <w:p>
+      <w:pPr>
+        <w:pStyle w:val="BodyText"/>
+      </w:pPr>
+    </w:p>
+    <w:p>
+      <w:pPr>
+        <w:pStyle w:val="BodyText"/>
+      </w:pPr>
+    </w:p>
+    <w:p>
+      <w:pPr>
         <w:pStyle w:val="Heading1"/>
+        <w:pBdr>
+          <w:bottom w:val="single" w:sz="4" w:space="1" w:color="auto"/>
+        </w:pBdr>
+        <w:rPr>
+          <w:color w:val="000000" w:themeColor="text1"/>
+        </w:rPr>
       </w:pPr>
       <w:bookmarkStart w:id="32" w:name="_Toc242651633"/>
       <w:bookmarkStart w:id="33" w:name="implementation-and-reproducibility"/>
       <w:bookmarkEnd w:id="25"/>
       <w:bookmarkEnd w:id="31"/>
       <w:r>
+        <w:rPr>
+          <w:color w:val="000000" w:themeColor="text1"/>
+        </w:rPr>
+        <w:lastRenderedPageBreak/>
         <w:t>5. Implementation and Reproducibility</w:t>
       </w:r>
       <w:bookmarkEnd w:id="32"/>
@@ -12437,30 +14309,28 @@
         <w:pStyle w:val="TableCaption"/>
       </w:pPr>
       <w:r>
-        <w:t>Table 3. Repository structure (github.com/Adore96/WattWise).</w:t>
+        <w:t>Table 6. Repository structure (github.com/Adore96/WattWise).</w:t>
       </w:r>
     </w:p>
     <w:tbl>
       <w:tblPr>
-        <w:tblStyle w:val="Table"/>
-        <w:tblW w:w="5000" w:type="pct"/>
-        <w:jc w:val="left"/>
-        <w:tblInd w:w="90" w:type="dxa"/>
+        <w:tblStyle w:val="GridTable1Light"/>
+        <w:tblW w:w="4955" w:type="pct"/>
         <w:tblLook w:val="0020" w:firstRow="1" w:lastRow="0" w:firstColumn="0" w:lastColumn="0" w:noHBand="0" w:noVBand="0"/>
       </w:tblPr>
       <w:tblGrid>
-        <w:gridCol w:w="3432"/>
-        <w:gridCol w:w="6108"/>
+        <w:gridCol w:w="3434"/>
+        <w:gridCol w:w="6056"/>
       </w:tblGrid>
       <w:tr>
         <w:trPr>
           <w:cnfStyle w:val="100000000000" w:firstRow="1" w:lastRow="0" w:firstColumn="0" w:lastColumn="0" w:oddVBand="0" w:evenVBand="0" w:oddHBand="0" w:evenHBand="0" w:firstRowFirstColumn="0" w:firstRowLastColumn="0" w:lastRowFirstColumn="0" w:lastRowLastColumn="0"/>
-          <w:tblHeader/>
-          <w:jc w:val="left"/>
+          <w:trHeight w:val="347"/>
         </w:trPr>
         <w:tc>
           <w:tcPr>
             <w:tcW w:w="0" w:type="auto"/>
+            <w:shd w:val="clear" w:color="auto" w:fill="EAF1DD" w:themeFill="accent3" w:themeFillTint="33"/>
           </w:tcPr>
           <w:p>
             <w:pPr>
@@ -12475,6 +14345,7 @@
         <w:tc>
           <w:tcPr>
             <w:tcW w:w="0" w:type="auto"/>
+            <w:shd w:val="clear" w:color="auto" w:fill="EAF1DD" w:themeFill="accent3" w:themeFillTint="33"/>
           </w:tcPr>
           <w:p>
             <w:pPr>
@@ -12489,7 +14360,7 @@
       </w:tr>
       <w:tr>
         <w:trPr>
-          <w:jc w:val="left"/>
+          <w:trHeight w:val="574"/>
         </w:trPr>
         <w:tc>
           <w:tcPr>
@@ -12534,7 +14405,7 @@
       </w:tr>
       <w:tr>
         <w:trPr>
-          <w:jc w:val="left"/>
+          <w:trHeight w:val="335"/>
         </w:trPr>
         <w:tc>
           <w:tcPr>
@@ -12570,7 +14441,7 @@
       </w:tr>
       <w:tr>
         <w:trPr>
-          <w:jc w:val="left"/>
+          <w:trHeight w:val="347"/>
         </w:trPr>
         <w:tc>
           <w:tcPr>
@@ -12606,7 +14477,7 @@
       </w:tr>
       <w:tr>
         <w:trPr>
-          <w:jc w:val="left"/>
+          <w:trHeight w:val="645"/>
         </w:trPr>
         <w:tc>
           <w:tcPr>
@@ -12637,11 +14508,19 @@
             <w:r>
               <w:t xml:space="preserve">Shared model: data loading, parameters, </w:t>
             </w:r>
+            <w:proofErr w:type="gramStart"/>
             <w:r>
               <w:rPr>
                 <w:rStyle w:val="VerbatimChar"/>
               </w:rPr>
-              <w:t>simulate()</w:t>
+              <w:t>simulate(</w:t>
+            </w:r>
+            <w:proofErr w:type="gramEnd"/>
+            <w:r>
+              <w:rPr>
+                <w:rStyle w:val="VerbatimChar"/>
+              </w:rPr>
+              <w:t>)</w:t>
             </w:r>
             <w:r>
               <w:t xml:space="preserve"> (bill + constraint check)</w:t>
@@ -12651,7 +14530,7 @@
       </w:tr>
       <w:tr>
         <w:trPr>
-          <w:jc w:val="left"/>
+          <w:trHeight w:val="335"/>
         </w:trPr>
         <w:tc>
           <w:tcPr>
@@ -12687,7 +14566,7 @@
       </w:tr>
       <w:tr>
         <w:trPr>
-          <w:jc w:val="left"/>
+          <w:trHeight w:val="347"/>
         </w:trPr>
         <w:tc>
           <w:tcPr>
@@ -12723,7 +14602,7 @@
       </w:tr>
       <w:tr>
         <w:trPr>
-          <w:jc w:val="left"/>
+          <w:trHeight w:val="347"/>
         </w:trPr>
         <w:tc>
           <w:tcPr>
@@ -12765,7 +14644,7 @@
       </w:tr>
       <w:tr>
         <w:trPr>
-          <w:jc w:val="left"/>
+          <w:trHeight w:val="335"/>
         </w:trPr>
         <w:tc>
           <w:tcPr>
@@ -12794,14 +14673,22 @@
               <w:keepNext/>
             </w:pPr>
             <w:r>
-              <w:t>DP hand-example tests (pytest)</w:t>
+              <w:t>DP hand-example tests (</w:t>
+            </w:r>
+            <w:proofErr w:type="spellStart"/>
+            <w:r>
+              <w:t>pytest</w:t>
+            </w:r>
+            <w:proofErr w:type="spellEnd"/>
+            <w:r>
+              <w:t>)</w:t>
             </w:r>
           </w:p>
         </w:tc>
       </w:tr>
       <w:tr>
         <w:trPr>
-          <w:jc w:val="left"/>
+          <w:trHeight w:val="347"/>
         </w:trPr>
         <w:tc>
           <w:tcPr>
@@ -12837,7 +14724,7 @@
       </w:tr>
       <w:tr>
         <w:trPr>
-          <w:jc w:val="left"/>
+          <w:trHeight w:val="335"/>
         </w:trPr>
         <w:tc>
           <w:tcPr>
@@ -12900,11 +14787,15 @@
         <w:t>model.py</w:t>
       </w:r>
       <w:r>
-        <w:t xml:space="preserve"> is the single source of truth for the problem. The GA was first developed in its own notebook with its own battery model. It was then refactored to import the shared module, so both methods optimise the same constraints and </w:t>
-      </w:r>
-      <w:r>
-        <w:lastRenderedPageBreak/>
-        <w:t>are scored by the same function. This also removed a subtle mismatch: the original GA allowed discharging beyond the house load (effectively exporting), which the shared model forbids.</w:t>
+        <w:t xml:space="preserve"> is the single source of truth for the problem. The GA was first developed in its own notebook with its own battery model. It was then refactored to import the shared module, so both methods </w:t>
+      </w:r>
+      <w:proofErr w:type="spellStart"/>
+      <w:r>
+        <w:t>optimise</w:t>
+      </w:r>
+      <w:proofErr w:type="spellEnd"/>
+      <w:r>
+        <w:t xml:space="preserve"> the same constraints and are scored by the same function. This also removed a subtle mismatch: the original GA allowed discharging beyond the house load (effectively exporting), which the shared model forbids.</w:t>
       </w:r>
     </w:p>
     <w:p>
@@ -12943,8 +14834,16 @@
         <w:rPr>
           <w:rStyle w:val="VerbatimChar"/>
         </w:rPr>
-        <w:t>python -m pytest</w:t>
-      </w:r>
+        <w:t xml:space="preserve">python -m </w:t>
+      </w:r>
+      <w:proofErr w:type="spellStart"/>
+      <w:r>
+        <w:rPr>
+          <w:rStyle w:val="VerbatimChar"/>
+        </w:rPr>
+        <w:t>pytest</w:t>
+      </w:r>
+      <w:proofErr w:type="spellEnd"/>
       <w:r>
         <w:t xml:space="preserve">, and </w:t>
       </w:r>
@@ -12990,20 +14889,36 @@
       <w:r>
         <w:t xml:space="preserve"> Each member worked on their own branch (</w:t>
       </w:r>
+      <w:proofErr w:type="spellStart"/>
       <w:r>
         <w:rPr>
           <w:rStyle w:val="VerbatimChar"/>
         </w:rPr>
-        <w:t>kalhara-dev</w:t>
+        <w:t>kalhara</w:t>
+      </w:r>
+      <w:proofErr w:type="spellEnd"/>
+      <w:r>
+        <w:rPr>
+          <w:rStyle w:val="VerbatimChar"/>
+        </w:rPr>
+        <w:t>-dev</w:t>
       </w:r>
       <w:r>
         <w:t xml:space="preserve">, </w:t>
       </w:r>
+      <w:proofErr w:type="spellStart"/>
       <w:r>
         <w:rPr>
           <w:rStyle w:val="VerbatimChar"/>
         </w:rPr>
-        <w:t>bimsara-dev</w:t>
+        <w:t>bimsara</w:t>
+      </w:r>
+      <w:proofErr w:type="spellEnd"/>
+      <w:r>
+        <w:rPr>
+          <w:rStyle w:val="VerbatimChar"/>
+        </w:rPr>
+        <w:t>-dev</w:t>
       </w:r>
       <w:r>
         <w:t xml:space="preserve">), and work was merged into </w:t>
@@ -13017,15 +14932,30 @@
       <w:r>
         <w:t xml:space="preserve"> through pull requests. The repository has 46 commits from both members (Section 8).</w:t>
       </w:r>
-    </w:p>
-    <w:p>
-      <w:pPr>
-        <w:pStyle w:val="Heading1"/>
-      </w:pPr>
       <w:bookmarkStart w:id="34" w:name="_Toc242651634"/>
       <w:bookmarkStart w:id="35" w:name="results"/>
       <w:bookmarkEnd w:id="33"/>
-      <w:r>
+    </w:p>
+    <w:p>
+      <w:pPr>
+        <w:pStyle w:val="BodyText"/>
+      </w:pPr>
+    </w:p>
+    <w:p>
+      <w:pPr>
+        <w:pStyle w:val="Heading1"/>
+        <w:pBdr>
+          <w:bottom w:val="single" w:sz="4" w:space="1" w:color="auto"/>
+        </w:pBdr>
+        <w:rPr>
+          <w:color w:val="000000" w:themeColor="text1"/>
+        </w:rPr>
+      </w:pPr>
+      <w:r>
+        <w:rPr>
+          <w:color w:val="000000" w:themeColor="text1"/>
+        </w:rPr>
+        <w:lastRenderedPageBreak/>
         <w:t>6. Results</w:t>
       </w:r>
       <w:bookmarkEnd w:id="34"/>
@@ -13093,10 +15023,16 @@
     <w:p>
       <w:pPr>
         <w:pStyle w:val="Heading2"/>
+        <w:rPr>
+          <w:color w:val="000000" w:themeColor="text1"/>
+        </w:rPr>
       </w:pPr>
       <w:bookmarkStart w:id="36" w:name="_Toc242651635"/>
       <w:bookmarkStart w:id="37" w:name="solution-quality-and-feasibility"/>
       <w:r>
+        <w:rPr>
+          <w:color w:val="000000" w:themeColor="text1"/>
+        </w:rPr>
         <w:t>6.1 Solution quality and feasibility</w:t>
       </w:r>
       <w:bookmarkEnd w:id="36"/>
@@ -13106,36 +15042,33 @@
         <w:pStyle w:val="TableCaption"/>
       </w:pPr>
       <w:r>
-        <w:t>Table 4. Mean daily energy bill (Rs) by battery size and method. DP saving = 1 − mean DP bill / mean no-battery bill.</w:t>
+        <w:t>Table 7. Mean daily energy bill (Rs) by battery size and method. DP saving = 1 − mean DP bill / mean no-battery bill.</w:t>
       </w:r>
     </w:p>
     <w:tbl>
       <w:tblPr>
-        <w:tblStyle w:val="Table"/>
+        <w:tblStyle w:val="GridTable1Light"/>
         <w:tblW w:w="5000" w:type="pct"/>
-        <w:jc w:val="left"/>
-        <w:tblInd w:w="90" w:type="dxa"/>
         <w:tblLook w:val="0020" w:firstRow="1" w:lastRow="0" w:firstColumn="0" w:lastColumn="0" w:noHBand="0" w:noVBand="0"/>
       </w:tblPr>
       <w:tblGrid>
-        <w:gridCol w:w="815"/>
-        <w:gridCol w:w="1097"/>
+        <w:gridCol w:w="894"/>
+        <w:gridCol w:w="1129"/>
+        <w:gridCol w:w="1195"/>
+        <w:gridCol w:w="1797"/>
+        <w:gridCol w:w="1078"/>
+        <w:gridCol w:w="1029"/>
+        <w:gridCol w:w="1275"/>
         <w:gridCol w:w="1179"/>
-        <w:gridCol w:w="1936"/>
-        <w:gridCol w:w="1049"/>
-        <w:gridCol w:w="1004"/>
-        <w:gridCol w:w="1314"/>
-        <w:gridCol w:w="1146"/>
       </w:tblGrid>
       <w:tr>
         <w:trPr>
           <w:cnfStyle w:val="100000000000" w:firstRow="1" w:lastRow="0" w:firstColumn="0" w:lastColumn="0" w:oddVBand="0" w:evenVBand="0" w:oddHBand="0" w:evenHBand="0" w:firstRowFirstColumn="0" w:firstRowLastColumn="0" w:lastRowFirstColumn="0" w:lastRowLastColumn="0"/>
-          <w:tblHeader/>
-          <w:jc w:val="left"/>
         </w:trPr>
         <w:tc>
           <w:tcPr>
             <w:tcW w:w="0" w:type="auto"/>
+            <w:shd w:val="clear" w:color="auto" w:fill="EAF1DD" w:themeFill="accent3" w:themeFillTint="33"/>
           </w:tcPr>
           <w:p>
             <w:pPr>
@@ -13150,6 +15083,7 @@
         <w:tc>
           <w:tcPr>
             <w:tcW w:w="0" w:type="auto"/>
+            <w:shd w:val="clear" w:color="auto" w:fill="EAF1DD" w:themeFill="accent3" w:themeFillTint="33"/>
           </w:tcPr>
           <w:p>
             <w:pPr>
@@ -13165,6 +15099,7 @@
         <w:tc>
           <w:tcPr>
             <w:tcW w:w="0" w:type="auto"/>
+            <w:shd w:val="clear" w:color="auto" w:fill="EAF1DD" w:themeFill="accent3" w:themeFillTint="33"/>
           </w:tcPr>
           <w:p>
             <w:pPr>
@@ -13180,6 +15115,7 @@
         <w:tc>
           <w:tcPr>
             <w:tcW w:w="0" w:type="auto"/>
+            <w:shd w:val="clear" w:color="auto" w:fill="EAF1DD" w:themeFill="accent3" w:themeFillTint="33"/>
           </w:tcPr>
           <w:p>
             <w:pPr>
@@ -13195,6 +15131,7 @@
         <w:tc>
           <w:tcPr>
             <w:tcW w:w="0" w:type="auto"/>
+            <w:shd w:val="clear" w:color="auto" w:fill="EAF1DD" w:themeFill="accent3" w:themeFillTint="33"/>
           </w:tcPr>
           <w:p>
             <w:pPr>
@@ -13210,6 +15147,7 @@
         <w:tc>
           <w:tcPr>
             <w:tcW w:w="0" w:type="auto"/>
+            <w:shd w:val="clear" w:color="auto" w:fill="EAF1DD" w:themeFill="accent3" w:themeFillTint="33"/>
           </w:tcPr>
           <w:p>
             <w:pPr>
@@ -13225,6 +15163,7 @@
         <w:tc>
           <w:tcPr>
             <w:tcW w:w="0" w:type="auto"/>
+            <w:shd w:val="clear" w:color="auto" w:fill="EAF1DD" w:themeFill="accent3" w:themeFillTint="33"/>
           </w:tcPr>
           <w:p>
             <w:pPr>
@@ -13240,6 +15179,7 @@
         <w:tc>
           <w:tcPr>
             <w:tcW w:w="0" w:type="auto"/>
+            <w:shd w:val="clear" w:color="auto" w:fill="EAF1DD" w:themeFill="accent3" w:themeFillTint="33"/>
           </w:tcPr>
           <w:p>
             <w:pPr>
@@ -13254,9 +15194,6 @@
         </w:tc>
       </w:tr>
       <w:tr>
-        <w:trPr>
-          <w:jc w:val="left"/>
-        </w:trPr>
         <w:tc>
           <w:tcPr>
             <w:tcW w:w="0" w:type="auto"/>
@@ -13382,9 +15319,6 @@
         </w:tc>
       </w:tr>
       <w:tr>
-        <w:trPr>
-          <w:jc w:val="left"/>
-        </w:trPr>
         <w:tc>
           <w:tcPr>
             <w:tcW w:w="0" w:type="auto"/>
@@ -13510,9 +15444,6 @@
         </w:tc>
       </w:tr>
       <w:tr>
-        <w:trPr>
-          <w:jc w:val="left"/>
-        </w:trPr>
         <w:tc>
           <w:tcPr>
             <w:tcW w:w="0" w:type="auto"/>
@@ -13640,7 +15571,7 @@
         <w:pStyle w:val="BodyText"/>
       </w:pPr>
       <w:r>
-        <w:t>Three results stand out (Table 4, Figure 6):</w:t>
+        <w:t>Three results stand out (Table 7, Figure 6):</w:t>
       </w:r>
     </w:p>
     <w:p>
@@ -13659,7 +15590,15 @@
         <w:t>Optimized dispatch roughly halves what a simple rule leaves behind.</w:t>
       </w:r>
       <w:r>
-        <w:t xml:space="preserve"> Even a 2 kWh battery run by the DP cuts the bill by 61 %, and 7 kWh reaches 72 %. The greedy rule (charge from surplus solar, discharge only in the peak band) is 35–70 % more expensive than the DP, because it never charges ahead of the early-morning and day-band load and never uses stored energy outside the peak.</w:t>
+        <w:t xml:space="preserve"> Even a </w:t>
+      </w:r>
+      <w:proofErr w:type="gramStart"/>
+      <w:r>
+        <w:t>2 kWh</w:t>
+      </w:r>
+      <w:proofErr w:type="gramEnd"/>
+      <w:r>
+        <w:t xml:space="preserve"> battery run by the DP cuts the bill by 61 %, and 7 kWh reaches 72 %. The greedy rule (charge from surplus solar, discharge only in the peak band) is 35–70 % more expensive than the DP, because it never charges ahead of the early-morning and day-band load and never uses stored energy outside the peak.</w:t>
       </w:r>
     </w:p>
     <w:p>
@@ -13697,7 +15636,15 @@
         <w:t>Capacity beyond about 4 kWh adds little for single days.</w:t>
       </w:r>
       <w:r>
-        <w:t xml:space="preserve"> Going from 4 to 7 kWh lowers the DP bill by only Rs 2 a day. Section 6.4 shows this changes once charge can be carried between days.</w:t>
+        <w:t xml:space="preserve"> Going from 4 to 7 kWh lowers the DP bill by only Rs 2 a day. Section 6.4 shows </w:t>
+      </w:r>
+      <w:proofErr w:type="gramStart"/>
+      <w:r>
+        <w:t>this changes</w:t>
+      </w:r>
+      <w:proofErr w:type="gramEnd"/>
+      <w:r>
+        <w:t xml:space="preserve"> once charge can be carried between days.</w:t>
       </w:r>
     </w:p>
     <w:p>
@@ -13708,7 +15655,6 @@
         <w:rPr>
           <w:noProof/>
         </w:rPr>
-        <w:lastRenderedPageBreak/>
         <w:drawing>
           <wp:inline distT="0" distB="0" distL="0" distR="0" wp14:anchorId="3AF0430A" wp14:editId="2E48B44B">
             <wp:extent cx="4693920" cy="1706880"/>
@@ -13725,7 +15671,7 @@
                     </pic:cNvPicPr>
                   </pic:nvPicPr>
                   <pic:blipFill>
-                    <a:blip r:embed="rId12"/>
+                    <a:blip r:embed="rId13"/>
                     <a:stretch>
                       <a:fillRect/>
                     </a:stretch>
@@ -13765,30 +15711,32 @@
         <w:pStyle w:val="TableCaption"/>
       </w:pPr>
       <w:r>
-        <w:t>Table 5. DP saving vs no battery (%) per day. Only the heavy-load day (10 Sep) benefits strongly from a battery larger than 2 kWh.</w:t>
+        <w:t>Table 8. DP saving vs no battery (%) per day. Only the heavy-load day (10 Sep) benefits strongly from a battery larger than 2 kWh.</w:t>
       </w:r>
     </w:p>
     <w:tbl>
       <w:tblPr>
-        <w:tblStyle w:val="Table"/>
-        <w:tblW w:w="0" w:type="auto"/>
-        <w:tblInd w:w="0" w:type="dxa"/>
+        <w:tblStyle w:val="GridTable1Light"/>
+        <w:tblW w:w="4154" w:type="dxa"/>
+        <w:jc w:val="center"/>
         <w:tblLook w:val="0020" w:firstRow="1" w:lastRow="0" w:firstColumn="0" w:lastColumn="0" w:noHBand="0" w:noVBand="0"/>
       </w:tblPr>
       <w:tblGrid>
-        <w:gridCol w:w="698"/>
-        <w:gridCol w:w="685"/>
-        <w:gridCol w:w="685"/>
-        <w:gridCol w:w="685"/>
+        <w:gridCol w:w="1052"/>
+        <w:gridCol w:w="1034"/>
+        <w:gridCol w:w="1034"/>
+        <w:gridCol w:w="1034"/>
       </w:tblGrid>
       <w:tr>
         <w:trPr>
           <w:cnfStyle w:val="100000000000" w:firstRow="1" w:lastRow="0" w:firstColumn="0" w:lastColumn="0" w:oddVBand="0" w:evenVBand="0" w:oddHBand="0" w:evenHBand="0" w:firstRowFirstColumn="0" w:firstRowLastColumn="0" w:lastRowFirstColumn="0" w:lastRowLastColumn="0"/>
-          <w:tblHeader/>
+          <w:trHeight w:val="306"/>
+          <w:jc w:val="center"/>
         </w:trPr>
         <w:tc>
           <w:tcPr>
             <w:tcW w:w="0" w:type="auto"/>
+            <w:shd w:val="clear" w:color="auto" w:fill="EAF1DD" w:themeFill="accent3" w:themeFillTint="33"/>
           </w:tcPr>
           <w:p>
             <w:pPr>
@@ -13803,6 +15751,7 @@
         <w:tc>
           <w:tcPr>
             <w:tcW w:w="0" w:type="auto"/>
+            <w:shd w:val="clear" w:color="auto" w:fill="EAF1DD" w:themeFill="accent3" w:themeFillTint="33"/>
           </w:tcPr>
           <w:p>
             <w:pPr>
@@ -13818,6 +15767,7 @@
         <w:tc>
           <w:tcPr>
             <w:tcW w:w="0" w:type="auto"/>
+            <w:shd w:val="clear" w:color="auto" w:fill="EAF1DD" w:themeFill="accent3" w:themeFillTint="33"/>
           </w:tcPr>
           <w:p>
             <w:pPr>
@@ -13833,6 +15783,7 @@
         <w:tc>
           <w:tcPr>
             <w:tcW w:w="0" w:type="auto"/>
+            <w:shd w:val="clear" w:color="auto" w:fill="EAF1DD" w:themeFill="accent3" w:themeFillTint="33"/>
           </w:tcPr>
           <w:p>
             <w:pPr>
@@ -13847,6 +15798,10 @@
         </w:tc>
       </w:tr>
       <w:tr>
+        <w:trPr>
+          <w:trHeight w:val="296"/>
+          <w:jc w:val="center"/>
+        </w:trPr>
         <w:tc>
           <w:tcPr>
             <w:tcW w:w="0" w:type="auto"/>
@@ -13908,6 +15863,10 @@
         </w:tc>
       </w:tr>
       <w:tr>
+        <w:trPr>
+          <w:trHeight w:val="306"/>
+          <w:jc w:val="center"/>
+        </w:trPr>
         <w:tc>
           <w:tcPr>
             <w:tcW w:w="0" w:type="auto"/>
@@ -13969,6 +15928,10 @@
         </w:tc>
       </w:tr>
       <w:tr>
+        <w:trPr>
+          <w:trHeight w:val="296"/>
+          <w:jc w:val="center"/>
+        </w:trPr>
         <w:tc>
           <w:tcPr>
             <w:tcW w:w="0" w:type="auto"/>
@@ -14030,6 +15993,10 @@
         </w:tc>
       </w:tr>
       <w:tr>
+        <w:trPr>
+          <w:trHeight w:val="306"/>
+          <w:jc w:val="center"/>
+        </w:trPr>
         <w:tc>
           <w:tcPr>
             <w:tcW w:w="0" w:type="auto"/>
@@ -14091,6 +16058,10 @@
         </w:tc>
       </w:tr>
       <w:tr>
+        <w:trPr>
+          <w:trHeight w:val="306"/>
+          <w:jc w:val="center"/>
+        </w:trPr>
         <w:tc>
           <w:tcPr>
             <w:tcW w:w="0" w:type="auto"/>
@@ -14158,7 +16129,15 @@
         <w:pStyle w:val="BodyText"/>
       </w:pPr>
       <w:r>
-        <w:t xml:space="preserve">Figure 7 shows what the optimal schedule looks like on 11 September with a 4 kWh battery. </w:t>
+        <w:t xml:space="preserve">Figure 7 shows what the optimal schedule looks like on 11 September with a </w:t>
+      </w:r>
+      <w:proofErr w:type="gramStart"/>
+      <w:r>
+        <w:t>4 kWh</w:t>
+      </w:r>
+      <w:proofErr w:type="gramEnd"/>
+      <w:r>
+        <w:t xml:space="preserve"> battery. </w:t>
       </w:r>
     </w:p>
     <w:p>
@@ -14178,8 +16157,8 @@
           <w:noProof/>
         </w:rPr>
         <w:drawing>
-          <wp:inline distT="0" distB="0" distL="0" distR="0" wp14:anchorId="36397D09" wp14:editId="567E894D">
-            <wp:extent cx="4533900" cy="1904237"/>
+          <wp:inline distT="0" distB="0" distL="0" distR="0" wp14:anchorId="36397D09" wp14:editId="2A3D159A">
+            <wp:extent cx="4614580" cy="1985750"/>
             <wp:effectExtent l="0" t="0" r="0" b="0"/>
             <wp:docPr id="56" name="Picture" descr="Figure 7. DP optimal dispatch on 11 September with a 4 kWh battery. Bars: battery energy per slot (orange = discharge, green = charge); line: SoC. Background: off-peak / day / peak bands."/>
             <wp:cNvGraphicFramePr/>
@@ -14193,7 +16172,7 @@
                     </pic:cNvPicPr>
                   </pic:nvPicPr>
                   <pic:blipFill>
-                    <a:blip r:embed="rId13"/>
+                    <a:blip r:embed="rId14"/>
                     <a:stretch>
                       <a:fillRect/>
                     </a:stretch>
@@ -14201,7 +16180,7 @@
                   <pic:spPr bwMode="auto">
                     <a:xfrm>
                       <a:off x="0" y="0"/>
-                      <a:ext cx="4533900" cy="1904237"/>
+                      <a:ext cx="4624850" cy="1990169"/>
                     </a:xfrm>
                     <a:prstGeom prst="rect">
                       <a:avLst/>
@@ -14225,7 +16204,23 @@
         <w:pStyle w:val="ImageCaption"/>
       </w:pPr>
       <w:r>
-        <w:t>Figure 7. DP optimal dispatch on 11 September with a 4 kWh battery. Bars: battery energy per slot (orange = discharge, green = charge); line: SoC. Background: off-peak / day / peak bands.</w:t>
+        <w:t xml:space="preserve">Figure 7. DP optimal dispatch on 11 September with a </w:t>
+      </w:r>
+      <w:proofErr w:type="gramStart"/>
+      <w:r>
+        <w:t>4 kWh</w:t>
+      </w:r>
+      <w:proofErr w:type="gramEnd"/>
+      <w:r>
+        <w:t xml:space="preserve"> battery. Bars: battery energy per slot (orange = discharge, green = charge); line: </w:t>
+      </w:r>
+      <w:proofErr w:type="spellStart"/>
+      <w:r>
+        <w:t>SoC.</w:t>
+      </w:r>
+      <w:proofErr w:type="spellEnd"/>
+      <w:r>
+        <w:t xml:space="preserve"> Background: off-peak / day / peak bands.</w:t>
       </w:r>
       <w:bookmarkStart w:id="38" w:name="_Toc242651636"/>
       <w:bookmarkStart w:id="39" w:name="ga-behaviour"/>
@@ -14239,13 +16234,21 @@
     <w:p>
       <w:pPr>
         <w:pStyle w:val="Heading2"/>
-      </w:pPr>
-      <w:r>
-        <w:lastRenderedPageBreak/>
+        <w:rPr>
+          <w:color w:val="000000" w:themeColor="text1"/>
+        </w:rPr>
+      </w:pPr>
+      <w:r>
+        <w:rPr>
+          <w:color w:val="000000" w:themeColor="text1"/>
+        </w:rPr>
         <w:t xml:space="preserve">6.2 GA </w:t>
       </w:r>
       <w:bookmarkEnd w:id="38"/>
       <w:r>
+        <w:rPr>
+          <w:color w:val="000000" w:themeColor="text1"/>
+        </w:rPr>
         <w:t>behavior</w:t>
       </w:r>
     </w:p>
@@ -14255,12 +16258,16 @@
         <w:rPr>
           <w:b/>
           <w:bCs/>
+          <w:sz w:val="24"/>
+          <w:szCs w:val="24"/>
         </w:rPr>
       </w:pPr>
       <w:r>
         <w:rPr>
           <w:b/>
           <w:bCs/>
+          <w:sz w:val="24"/>
+          <w:szCs w:val="24"/>
         </w:rPr>
         <w:t>Convergence</w:t>
       </w:r>
@@ -14333,9 +16340,10 @@
         <w:rPr>
           <w:noProof/>
         </w:rPr>
+        <w:lastRenderedPageBreak/>
         <w:drawing>
-          <wp:inline distT="0" distB="0" distL="0" distR="0" wp14:anchorId="1CE48CBF" wp14:editId="6460053C">
-            <wp:extent cx="3321322" cy="1898051"/>
+          <wp:inline distT="0" distB="0" distL="0" distR="0" wp14:anchorId="1CE48CBF" wp14:editId="6D48822B">
+            <wp:extent cx="3928533" cy="2245057"/>
             <wp:effectExtent l="0" t="0" r="0" b="0"/>
             <wp:docPr id="1" name="Picture 1"/>
             <wp:cNvGraphicFramePr>
@@ -14346,160 +16354,6 @@
                 <pic:pic xmlns:pic="http://schemas.openxmlformats.org/drawingml/2006/picture">
                   <pic:nvPicPr>
                     <pic:cNvPr id="0" name="Picture 1"/>
-                    <pic:cNvPicPr>
-                      <a:picLocks noChangeAspect="1" noChangeArrowheads="1"/>
-                    </pic:cNvPicPr>
-                  </pic:nvPicPr>
-                  <pic:blipFill>
-                    <a:blip r:embed="rId14" cstate="print">
-                      <a:extLst>
-                        <a:ext uri="{28A0092B-C50C-407E-A947-70E740481C1C}">
-                          <a14:useLocalDpi xmlns:a14="http://schemas.microsoft.com/office/drawing/2010/main" val="0"/>
-                        </a:ext>
-                      </a:extLst>
-                    </a:blip>
-                    <a:srcRect/>
-                    <a:stretch>
-                      <a:fillRect/>
-                    </a:stretch>
-                  </pic:blipFill>
-                  <pic:spPr bwMode="auto">
-                    <a:xfrm>
-                      <a:off x="0" y="0"/>
-                      <a:ext cx="3346981" cy="1912715"/>
-                    </a:xfrm>
-                    <a:prstGeom prst="rect">
-                      <a:avLst/>
-                    </a:prstGeom>
-                    <a:noFill/>
-                    <a:ln>
-                      <a:noFill/>
-                    </a:ln>
-                  </pic:spPr>
-                </pic:pic>
-              </a:graphicData>
-            </a:graphic>
-          </wp:inline>
-        </w:drawing>
-      </w:r>
-    </w:p>
-    <w:p>
-      <w:pPr>
-        <w:pStyle w:val="ImageCaption"/>
-      </w:pPr>
-      <w:r>
-        <w:t xml:space="preserve">Figure </w:t>
-      </w:r>
-      <w:r>
-        <w:t>8</w:t>
-      </w:r>
-      <w:r>
-        <w:t xml:space="preserve">. </w:t>
-      </w:r>
-      <w:r>
-        <w:t>GA best-so-far bill over 200 generations (11 September, 4 kWh). Improvement is step-wise with long plateaus; the run ends at ~Rs 59, above the DP optimum of Rs 52.4.</w:t>
-      </w:r>
-    </w:p>
-    <w:p>
-      <w:pPr>
-        <w:pStyle w:val="BodyText"/>
-      </w:pPr>
-    </w:p>
-    <w:p>
-      <w:pPr>
-        <w:pStyle w:val="BodyText"/>
-        <w:rPr>
-          <w:b/>
-          <w:bCs/>
-        </w:rPr>
-      </w:pPr>
-      <w:r>
-        <w:rPr>
-          <w:b/>
-          <w:bCs/>
-        </w:rPr>
-        <w:t>Dispatch quality</w:t>
-      </w:r>
-    </w:p>
-    <w:p>
-      <w:pPr>
-        <w:pStyle w:val="BodyText"/>
-      </w:pPr>
-      <w:r>
-        <w:t xml:space="preserve">Figure 9 shows the actual schedule the GA chose for 11 September with a </w:t>
-      </w:r>
-      <w:r>
-        <w:t>4-kWh</w:t>
-      </w:r>
-      <w:r>
-        <w:t xml:space="preserve"> battery, plotted on the same axes as the DP schedule in Figure 7.</w:t>
-      </w:r>
-      <w:r>
-        <w:t xml:space="preserve"> </w:t>
-      </w:r>
-      <w:r>
-        <w:t xml:space="preserve">Compared with the DP schedule, the dispatch of the GA is visibly noisier. </w:t>
-      </w:r>
-      <w:r>
-        <w:t>Because it contains many small charge and discharge actions across the off-peak and day bands</w:t>
-      </w:r>
-      <w:r>
-        <w:t xml:space="preserve"> rather than </w:t>
-      </w:r>
-      <w:r>
-        <w:t xml:space="preserve">forming the DP’s single clean charge block. </w:t>
-      </w:r>
-      <w:r>
-        <w:t>These ups and downs waste round-trip efficiency</w:t>
-      </w:r>
-      <w:r>
-        <w:t xml:space="preserve">. </w:t>
-      </w:r>
-      <w:r>
-        <w:t xml:space="preserve">Also, its peak-band discharge is also less precisely timed. Crucially, the GA ends the day with around 1.8 kWh remaining in the battery. </w:t>
-      </w:r>
-      <w:r>
-        <w:t xml:space="preserve">This is higher than the minimum SoC of 0.8 kWh. </w:t>
-      </w:r>
-      <w:r>
-        <w:t xml:space="preserve">As a result, about </w:t>
-      </w:r>
-      <w:r>
-        <w:t xml:space="preserve">1 kWh of stored energy remains unused. </w:t>
-      </w:r>
-      <w:r>
-        <w:t>The DP would have discharged this energy during peak hours to reduce the electricity bill.</w:t>
-      </w:r>
-      <w:r>
-        <w:t xml:space="preserve"> </w:t>
-      </w:r>
-      <w:r>
-        <w:t>For these reasons, the cost difference between the GA and DP was around 15–24%.</w:t>
-      </w:r>
-    </w:p>
-    <w:p>
-      <w:pPr>
-        <w:pStyle w:val="BodyText"/>
-        <w:jc w:val="center"/>
-      </w:pPr>
-      <w:r>
-        <w:rPr>
-          <w:noProof/>
-        </w:rPr>
-        <w:lastRenderedPageBreak/>
-        <w:drawing>
-          <wp:inline distT="0" distB="0" distL="0" distR="0" wp14:anchorId="5B5833EC" wp14:editId="6906E7C2">
-            <wp:extent cx="3930554" cy="1746913"/>
-            <wp:effectExtent l="0" t="0" r="0" b="0"/>
-            <wp:docPr id="2" name="Picture 2"/>
-            <wp:cNvGraphicFramePr>
-              <a:graphicFrameLocks xmlns:a="http://schemas.openxmlformats.org/drawingml/2006/main" noChangeAspect="1"/>
-            </wp:cNvGraphicFramePr>
-            <a:graphic xmlns:a="http://schemas.openxmlformats.org/drawingml/2006/main">
-              <a:graphicData uri="http://schemas.openxmlformats.org/drawingml/2006/picture">
-                <pic:pic xmlns:pic="http://schemas.openxmlformats.org/drawingml/2006/picture">
-                  <pic:nvPicPr>
-                    <pic:cNvPr id="0" name="Picture 3"/>
                     <pic:cNvPicPr>
                       <a:picLocks noChangeAspect="1" noChangeArrowheads="1"/>
                     </pic:cNvPicPr>
@@ -14520,7 +16374,7 @@
                   <pic:spPr bwMode="auto">
                     <a:xfrm>
                       <a:off x="0" y="0"/>
-                      <a:ext cx="3940721" cy="1751432"/>
+                      <a:ext cx="3980673" cy="2274853"/>
                     </a:xfrm>
                     <a:prstGeom prst="rect">
                       <a:avLst/>
@@ -14542,7 +16396,16 @@
         <w:pStyle w:val="ImageCaption"/>
       </w:pPr>
       <w:r>
-        <w:t>Figure 9. GA dispatch on 11 September with a 4 kWh battery (same axes as Figure 7). Bars: battery energy per slot (orange = discharge, green = charge); line: SoC. Note the noisy charging and the energy left unused at day’s end.</w:t>
+        <w:t xml:space="preserve">Figure </w:t>
+      </w:r>
+      <w:r>
+        <w:t>8</w:t>
+      </w:r>
+      <w:r>
+        <w:t xml:space="preserve">. </w:t>
+      </w:r>
+      <w:r>
+        <w:t>GA best-so-far bill over 200 generations (11 September, 4 kWh). Improvement is step-wise with long plateaus; the run ends at ~Rs 59, above the DP optimum of Rs 52.4.</w:t>
       </w:r>
     </w:p>
     <w:p>
@@ -14556,13 +16419,187 @@
         <w:rPr>
           <w:b/>
           <w:bCs/>
+          <w:sz w:val="24"/>
+          <w:szCs w:val="24"/>
         </w:rPr>
       </w:pPr>
       <w:r>
         <w:rPr>
           <w:b/>
           <w:bCs/>
-        </w:rPr>
+          <w:sz w:val="24"/>
+          <w:szCs w:val="24"/>
+        </w:rPr>
+        <w:t>Dispatch quality</w:t>
+      </w:r>
+    </w:p>
+    <w:p>
+      <w:pPr>
+        <w:pStyle w:val="BodyText"/>
+      </w:pPr>
+      <w:r>
+        <w:t xml:space="preserve">Figure 9 shows the actual schedule the GA chose for 11 September with a </w:t>
+      </w:r>
+      <w:r>
+        <w:t>4-kWh</w:t>
+      </w:r>
+      <w:r>
+        <w:t xml:space="preserve"> battery, plotted on the same axes as the DP schedule in Figure 7.</w:t>
+      </w:r>
+      <w:r>
+        <w:t xml:space="preserve"> </w:t>
+      </w:r>
+      <w:r>
+        <w:t xml:space="preserve">Compared with the DP schedule, the dispatch of the GA is visibly noisier. </w:t>
+      </w:r>
+      <w:r>
+        <w:t>Because it contains many small charge and discharge actions across the off-peak and day bands</w:t>
+      </w:r>
+      <w:r>
+        <w:t xml:space="preserve"> rather than </w:t>
+      </w:r>
+      <w:r>
+        <w:t xml:space="preserve">forming the DP’s single clean charge block. </w:t>
+      </w:r>
+      <w:r>
+        <w:t>These ups and downs waste round-trip efficiency</w:t>
+      </w:r>
+      <w:r>
+        <w:t xml:space="preserve">. </w:t>
+      </w:r>
+      <w:r>
+        <w:t xml:space="preserve">Also, its peak-band discharge is also less precisely timed. Crucially, the GA ends the day with around 1.8 kWh remaining in the battery. </w:t>
+      </w:r>
+      <w:r>
+        <w:t xml:space="preserve">This is higher than the minimum SoC of 0.8 kWh. </w:t>
+      </w:r>
+      <w:r>
+        <w:t xml:space="preserve">As a result, about </w:t>
+      </w:r>
+      <w:r>
+        <w:t xml:space="preserve">1 kWh of stored energy remains unused. </w:t>
+      </w:r>
+      <w:r>
+        <w:t>The DP would have discharged this energy during peak hours to reduce the electricity bill.</w:t>
+      </w:r>
+      <w:r>
+        <w:t xml:space="preserve"> </w:t>
+      </w:r>
+      <w:r>
+        <w:t>For these reasons, the cost difference between the GA and DP was around 15–24%.</w:t>
+      </w:r>
+    </w:p>
+    <w:p>
+      <w:pPr>
+        <w:pStyle w:val="BodyText"/>
+        <w:jc w:val="center"/>
+      </w:pPr>
+      <w:r>
+        <w:rPr>
+          <w:noProof/>
+        </w:rPr>
+        <w:drawing>
+          <wp:inline distT="0" distB="0" distL="0" distR="0" wp14:anchorId="5B5833EC" wp14:editId="24BA89A3">
+            <wp:extent cx="4359919" cy="1937743"/>
+            <wp:effectExtent l="0" t="0" r="0" b="0"/>
+            <wp:docPr id="2" name="Picture 2"/>
+            <wp:cNvGraphicFramePr>
+              <a:graphicFrameLocks xmlns:a="http://schemas.openxmlformats.org/drawingml/2006/main" noChangeAspect="1"/>
+            </wp:cNvGraphicFramePr>
+            <a:graphic xmlns:a="http://schemas.openxmlformats.org/drawingml/2006/main">
+              <a:graphicData uri="http://schemas.openxmlformats.org/drawingml/2006/picture">
+                <pic:pic xmlns:pic="http://schemas.openxmlformats.org/drawingml/2006/picture">
+                  <pic:nvPicPr>
+                    <pic:cNvPr id="0" name="Picture 3"/>
+                    <pic:cNvPicPr>
+                      <a:picLocks noChangeAspect="1" noChangeArrowheads="1"/>
+                    </pic:cNvPicPr>
+                  </pic:nvPicPr>
+                  <pic:blipFill>
+                    <a:blip r:embed="rId16" cstate="print">
+                      <a:extLst>
+                        <a:ext uri="{28A0092B-C50C-407E-A947-70E740481C1C}">
+                          <a14:useLocalDpi xmlns:a14="http://schemas.microsoft.com/office/drawing/2010/main" val="0"/>
+                        </a:ext>
+                      </a:extLst>
+                    </a:blip>
+                    <a:srcRect/>
+                    <a:stretch>
+                      <a:fillRect/>
+                    </a:stretch>
+                  </pic:blipFill>
+                  <pic:spPr bwMode="auto">
+                    <a:xfrm>
+                      <a:off x="0" y="0"/>
+                      <a:ext cx="4389820" cy="1951032"/>
+                    </a:xfrm>
+                    <a:prstGeom prst="rect">
+                      <a:avLst/>
+                    </a:prstGeom>
+                    <a:noFill/>
+                    <a:ln>
+                      <a:noFill/>
+                    </a:ln>
+                  </pic:spPr>
+                </pic:pic>
+              </a:graphicData>
+            </a:graphic>
+          </wp:inline>
+        </w:drawing>
+      </w:r>
+    </w:p>
+    <w:p>
+      <w:pPr>
+        <w:pStyle w:val="ImageCaption"/>
+      </w:pPr>
+      <w:r>
+        <w:t xml:space="preserve">Figure 9. GA dispatch on 11 September with a </w:t>
+      </w:r>
+      <w:proofErr w:type="gramStart"/>
+      <w:r>
+        <w:t>4 kWh</w:t>
+      </w:r>
+      <w:proofErr w:type="gramEnd"/>
+      <w:r>
+        <w:t xml:space="preserve"> battery (same axes as Figure 7). Bars: battery energy per slot (orange = discharge, green = charge); line: </w:t>
+      </w:r>
+      <w:proofErr w:type="spellStart"/>
+      <w:r>
+        <w:t>SoC.</w:t>
+      </w:r>
+      <w:proofErr w:type="spellEnd"/>
+      <w:r>
+        <w:t xml:space="preserve"> Note the noisy charging and the energy left unused at day’s end.</w:t>
+      </w:r>
+    </w:p>
+    <w:p>
+      <w:pPr>
+        <w:pStyle w:val="BodyText"/>
+      </w:pPr>
+    </w:p>
+    <w:p>
+      <w:pPr>
+        <w:pStyle w:val="BodyText"/>
+      </w:pPr>
+    </w:p>
+    <w:p>
+      <w:pPr>
+        <w:pStyle w:val="BodyText"/>
+        <w:rPr>
+          <w:b/>
+          <w:bCs/>
+          <w:sz w:val="24"/>
+          <w:szCs w:val="24"/>
+        </w:rPr>
+      </w:pPr>
+      <w:r>
+        <w:rPr>
+          <w:b/>
+          <w:bCs/>
+          <w:sz w:val="24"/>
+          <w:szCs w:val="24"/>
+        </w:rPr>
+        <w:lastRenderedPageBreak/>
         <w:t>Seed reliability</w:t>
       </w:r>
     </w:p>
@@ -14642,11 +16679,17 @@
     <w:p>
       <w:pPr>
         <w:pStyle w:val="Heading2"/>
+        <w:rPr>
+          <w:color w:val="000000" w:themeColor="text1"/>
+        </w:rPr>
       </w:pPr>
       <w:bookmarkStart w:id="40" w:name="_Toc242651637"/>
       <w:bookmarkStart w:id="41" w:name="runtime"/>
       <w:bookmarkEnd w:id="39"/>
       <w:r>
+        <w:rPr>
+          <w:color w:val="000000" w:themeColor="text1"/>
+        </w:rPr>
         <w:t>6.3 Runtime</w:t>
       </w:r>
       <w:bookmarkEnd w:id="40"/>
@@ -14669,11 +16712,19 @@
       <w:r>
         <w:t xml:space="preserve">, while the GA’s runtime depends only on its budget (population × generations × the cost of one </w:t>
       </w:r>
+      <w:proofErr w:type="gramStart"/>
       <w:r>
         <w:rPr>
           <w:rStyle w:val="VerbatimChar"/>
         </w:rPr>
-        <w:t>simulate()</w:t>
+        <w:t>simulate(</w:t>
+      </w:r>
+      <w:proofErr w:type="gramEnd"/>
+      <w:r>
+        <w:rPr>
+          <w:rStyle w:val="VerbatimChar"/>
+        </w:rPr>
+        <w:t>)</w:t>
       </w:r>
       <w:r>
         <w:t xml:space="preserve"> call). For the problem as posed, </w:t>
@@ -14691,12 +16742,23 @@
     </w:p>
     <w:p>
       <w:pPr>
+        <w:pStyle w:val="BodyText"/>
+      </w:pPr>
+    </w:p>
+    <w:p>
+      <w:pPr>
         <w:pStyle w:val="Heading2"/>
+        <w:rPr>
+          <w:color w:val="000000" w:themeColor="text1"/>
+        </w:rPr>
       </w:pPr>
       <w:bookmarkStart w:id="42" w:name="_Toc242651638"/>
       <w:bookmarkStart w:id="43" w:name="scalability"/>
       <w:bookmarkEnd w:id="41"/>
       <w:r>
+        <w:rPr>
+          <w:color w:val="000000" w:themeColor="text1"/>
+        </w:rPr>
         <w:t>6.4 Scalability</w:t>
       </w:r>
       <w:bookmarkEnd w:id="42"/>
@@ -14713,7 +16775,7 @@
         <w:t>Grid step (DP).</w:t>
       </w:r>
       <w:r>
-        <w:t xml:space="preserve"> Table 6 and Figure 8 vary </w:t>
+        <w:t xml:space="preserve"> Table 9 and Figure 10 vary </w:t>
       </w:r>
       <m:oMath>
         <m:r>
@@ -14848,35 +16910,40 @@
     </w:p>
     <w:p>
       <w:pPr>
+        <w:pStyle w:val="BodyText"/>
+      </w:pPr>
+    </w:p>
+    <w:p>
+      <w:pPr>
         <w:pStyle w:val="TableCaption"/>
       </w:pPr>
       <w:r>
-        <w:lastRenderedPageBreak/>
-        <w:t>Table 6. DP grid-step study at C = 7 kWh (mean over 5 days).</w:t>
+        <w:t>Table 9. DP grid-step study at C = 7 kWh (mean over 5 days).</w:t>
       </w:r>
     </w:p>
     <w:tbl>
       <w:tblPr>
-        <w:tblStyle w:val="Table"/>
+        <w:tblStyle w:val="GridTable1Light"/>
         <w:tblW w:w="0" w:type="auto"/>
-        <w:tblInd w:w="0" w:type="dxa"/>
+        <w:jc w:val="center"/>
         <w:tblLook w:val="0020" w:firstRow="1" w:lastRow="0" w:firstColumn="0" w:lastColumn="0" w:noHBand="0" w:noVBand="0"/>
       </w:tblPr>
       <w:tblGrid>
-        <w:gridCol w:w="808"/>
-        <w:gridCol w:w="966"/>
-        <w:gridCol w:w="1168"/>
-        <w:gridCol w:w="1267"/>
-        <w:gridCol w:w="1091"/>
+        <w:gridCol w:w="944"/>
+        <w:gridCol w:w="1126"/>
+        <w:gridCol w:w="1360"/>
+        <w:gridCol w:w="1475"/>
+        <w:gridCol w:w="1271"/>
       </w:tblGrid>
       <w:tr>
         <w:trPr>
           <w:cnfStyle w:val="100000000000" w:firstRow="1" w:lastRow="0" w:firstColumn="0" w:lastColumn="0" w:oddVBand="0" w:evenVBand="0" w:oddHBand="0" w:evenHBand="0" w:firstRowFirstColumn="0" w:firstRowLastColumn="0" w:lastRowFirstColumn="0" w:lastRowLastColumn="0"/>
-          <w:tblHeader/>
+          <w:jc w:val="center"/>
         </w:trPr>
         <w:tc>
           <w:tcPr>
             <w:tcW w:w="0" w:type="auto"/>
+            <w:shd w:val="clear" w:color="auto" w:fill="EAF1DD" w:themeFill="accent3" w:themeFillTint="33"/>
           </w:tcPr>
           <w:p>
             <w:pPr>
@@ -14892,6 +16959,7 @@
         <w:tc>
           <w:tcPr>
             <w:tcW w:w="0" w:type="auto"/>
+            <w:shd w:val="clear" w:color="auto" w:fill="EAF1DD" w:themeFill="accent3" w:themeFillTint="33"/>
           </w:tcPr>
           <w:p>
             <w:pPr>
@@ -14907,6 +16975,7 @@
         <w:tc>
           <w:tcPr>
             <w:tcW w:w="0" w:type="auto"/>
+            <w:shd w:val="clear" w:color="auto" w:fill="EAF1DD" w:themeFill="accent3" w:themeFillTint="33"/>
           </w:tcPr>
           <w:p>
             <w:pPr>
@@ -14922,6 +16991,7 @@
         <w:tc>
           <w:tcPr>
             <w:tcW w:w="0" w:type="auto"/>
+            <w:shd w:val="clear" w:color="auto" w:fill="EAF1DD" w:themeFill="accent3" w:themeFillTint="33"/>
           </w:tcPr>
           <w:p>
             <w:pPr>
@@ -14937,6 +17007,7 @@
         <w:tc>
           <w:tcPr>
             <w:tcW w:w="0" w:type="auto"/>
+            <w:shd w:val="clear" w:color="auto" w:fill="EAF1DD" w:themeFill="accent3" w:themeFillTint="33"/>
           </w:tcPr>
           <w:p>
             <w:pPr>
@@ -14951,6 +17022,9 @@
         </w:tc>
       </w:tr>
       <w:tr>
+        <w:trPr>
+          <w:jc w:val="center"/>
+        </w:trPr>
         <w:tc>
           <w:tcPr>
             <w:tcW w:w="0" w:type="auto"/>
@@ -15028,6 +17102,9 @@
         </w:tc>
       </w:tr>
       <w:tr>
+        <w:trPr>
+          <w:jc w:val="center"/>
+        </w:trPr>
         <w:tc>
           <w:tcPr>
             <w:tcW w:w="0" w:type="auto"/>
@@ -15105,6 +17182,9 @@
         </w:tc>
       </w:tr>
       <w:tr>
+        <w:trPr>
+          <w:jc w:val="center"/>
+        </w:trPr>
         <w:tc>
           <w:tcPr>
             <w:tcW w:w="0" w:type="auto"/>
@@ -15182,6 +17262,9 @@
         </w:tc>
       </w:tr>
       <w:tr>
+        <w:trPr>
+          <w:jc w:val="center"/>
+        </w:trPr>
         <w:tc>
           <w:tcPr>
             <w:tcW w:w="0" w:type="auto"/>
@@ -15259,6 +17342,9 @@
         </w:tc>
       </w:tr>
       <w:tr>
+        <w:trPr>
+          <w:jc w:val="center"/>
+        </w:trPr>
         <w:tc>
           <w:tcPr>
             <w:tcW w:w="0" w:type="auto"/>
@@ -15336,6 +17422,9 @@
         </w:tc>
       </w:tr>
       <w:tr>
+        <w:trPr>
+          <w:jc w:val="center"/>
+        </w:trPr>
         <w:tc>
           <w:tcPr>
             <w:tcW w:w="0" w:type="auto"/>
@@ -15416,9 +17505,10 @@
         <w:rPr>
           <w:noProof/>
         </w:rPr>
+        <w:lastRenderedPageBreak/>
         <w:drawing>
-          <wp:inline distT="0" distB="0" distL="0" distR="0" wp14:anchorId="4F66304E" wp14:editId="1E57F84E">
-            <wp:extent cx="3840480" cy="1459382"/>
+          <wp:inline distT="0" distB="0" distL="0" distR="0" wp14:anchorId="4F66304E" wp14:editId="56AE2F1F">
+            <wp:extent cx="5109322" cy="1808328"/>
             <wp:effectExtent l="0" t="0" r="0" b="0"/>
             <wp:docPr id="62" name="Picture" descr="Figure 8. DP bill (left) and runtime (right) as the SoC grid step δ shrinks, C = 7 kWh."/>
             <wp:cNvGraphicFramePr/>
@@ -15432,7 +17522,7 @@
                     </pic:cNvPicPr>
                   </pic:nvPicPr>
                   <pic:blipFill>
-                    <a:blip r:embed="rId16"/>
+                    <a:blip r:embed="rId17"/>
                     <a:stretch>
                       <a:fillRect/>
                     </a:stretch>
@@ -15440,7 +17530,7 @@
                   <pic:spPr bwMode="auto">
                     <a:xfrm>
                       <a:off x="0" y="0"/>
-                      <a:ext cx="3840480" cy="1459382"/>
+                      <a:ext cx="5150672" cy="1822963"/>
                     </a:xfrm>
                     <a:prstGeom prst="rect">
                       <a:avLst/>
@@ -15464,22 +17554,31 @@
         <w:pStyle w:val="ImageCaption"/>
       </w:pPr>
       <w:r>
-        <w:t>Figure 8. DP bill (left) and runtime (right) as the SoC grid step δ shrinks, C = 7 kWh.</w:t>
+        <w:t>Figure 10. DP bill (left) and runtime (right) as the SoC grid step δ shrinks, C = 7 kWh.</w:t>
       </w:r>
     </w:p>
     <w:p>
       <w:pPr>
         <w:pStyle w:val="BodyText"/>
-      </w:pPr>
-      <w:r>
         <w:rPr>
           <w:b/>
           <w:bCs/>
         </w:rPr>
+      </w:pPr>
+    </w:p>
+    <w:p>
+      <w:pPr>
+        <w:pStyle w:val="BodyText"/>
+      </w:pPr>
+      <w:r>
+        <w:rPr>
+          <w:b/>
+          <w:bCs/>
+        </w:rPr>
         <w:t>Horizon length (DP vs GA).</w:t>
       </w:r>
       <w:r>
-        <w:t xml:space="preserve"> To see how each method scales with problem size, consecutive days were chained into one horizon of 48, 96 and 240 slots, with the battery’s charge carried across midnight (Table 7, Figure 9). The DP stays exact, and its runtime grows </w:t>
+        <w:t xml:space="preserve"> To see how each method scales with problem size, consecutive days were chained into one horizon of 48, 96 and 240 slots, with the battery’s charge carried across midnight (Table 10, Figure 11). The DP stays exact, and its runtime grows </w:t>
       </w:r>
       <w:r>
         <w:rPr>
@@ -15565,36 +17664,33 @@
         <w:pStyle w:val="TableCaption"/>
       </w:pPr>
       <w:r>
-        <w:t>Table 7. Horizon study at C = 7 kWh: 1, 2 and 5 chained days (bills in Rs). The last column solves each day separately from the 20 % floor.</w:t>
+        <w:t>Table 10. Horizon study at C = 7 kWh: 1, 2 and 5 chained days (bills in Rs). The last column solves each day separately from the 20 % floor.</w:t>
       </w:r>
     </w:p>
     <w:tbl>
       <w:tblPr>
-        <w:tblStyle w:val="Table"/>
+        <w:tblStyle w:val="GridTable1Light"/>
         <w:tblW w:w="5000" w:type="pct"/>
-        <w:jc w:val="left"/>
-        <w:tblInd w:w="90" w:type="dxa"/>
         <w:tblLook w:val="0020" w:firstRow="1" w:lastRow="0" w:firstColumn="0" w:lastColumn="0" w:noHBand="0" w:noVBand="0"/>
       </w:tblPr>
       <w:tblGrid>
+        <w:gridCol w:w="990"/>
+        <w:gridCol w:w="699"/>
+        <w:gridCol w:w="854"/>
+        <w:gridCol w:w="1295"/>
+        <w:gridCol w:w="1475"/>
         <w:gridCol w:w="985"/>
-        <w:gridCol w:w="693"/>
-        <w:gridCol w:w="848"/>
-        <w:gridCol w:w="1290"/>
-        <w:gridCol w:w="1472"/>
-        <w:gridCol w:w="979"/>
-        <w:gridCol w:w="1310"/>
-        <w:gridCol w:w="1963"/>
+        <w:gridCol w:w="1313"/>
+        <w:gridCol w:w="1965"/>
       </w:tblGrid>
       <w:tr>
         <w:trPr>
           <w:cnfStyle w:val="100000000000" w:firstRow="1" w:lastRow="0" w:firstColumn="0" w:lastColumn="0" w:oddVBand="0" w:evenVBand="0" w:oddHBand="0" w:evenHBand="0" w:firstRowFirstColumn="0" w:firstRowLastColumn="0" w:lastRowFirstColumn="0" w:lastRowLastColumn="0"/>
-          <w:tblHeader/>
-          <w:jc w:val="left"/>
         </w:trPr>
         <w:tc>
           <w:tcPr>
             <w:tcW w:w="0" w:type="auto"/>
+            <w:shd w:val="clear" w:color="auto" w:fill="EAF1DD" w:themeFill="accent3" w:themeFillTint="33"/>
           </w:tcPr>
           <w:p>
             <w:pPr>
@@ -15609,6 +17705,7 @@
         <w:tc>
           <w:tcPr>
             <w:tcW w:w="0" w:type="auto"/>
+            <w:shd w:val="clear" w:color="auto" w:fill="EAF1DD" w:themeFill="accent3" w:themeFillTint="33"/>
           </w:tcPr>
           <w:p>
             <w:pPr>
@@ -15624,6 +17721,7 @@
         <w:tc>
           <w:tcPr>
             <w:tcW w:w="0" w:type="auto"/>
+            <w:shd w:val="clear" w:color="auto" w:fill="EAF1DD" w:themeFill="accent3" w:themeFillTint="33"/>
           </w:tcPr>
           <w:p>
             <w:pPr>
@@ -15639,6 +17737,7 @@
         <w:tc>
           <w:tcPr>
             <w:tcW w:w="0" w:type="auto"/>
+            <w:shd w:val="clear" w:color="auto" w:fill="EAF1DD" w:themeFill="accent3" w:themeFillTint="33"/>
           </w:tcPr>
           <w:p>
             <w:pPr>
@@ -15654,6 +17753,7 @@
         <w:tc>
           <w:tcPr>
             <w:tcW w:w="0" w:type="auto"/>
+            <w:shd w:val="clear" w:color="auto" w:fill="EAF1DD" w:themeFill="accent3" w:themeFillTint="33"/>
           </w:tcPr>
           <w:p>
             <w:pPr>
@@ -15669,6 +17769,7 @@
         <w:tc>
           <w:tcPr>
             <w:tcW w:w="0" w:type="auto"/>
+            <w:shd w:val="clear" w:color="auto" w:fill="EAF1DD" w:themeFill="accent3" w:themeFillTint="33"/>
           </w:tcPr>
           <w:p>
             <w:pPr>
@@ -15684,6 +17785,7 @@
         <w:tc>
           <w:tcPr>
             <w:tcW w:w="0" w:type="auto"/>
+            <w:shd w:val="clear" w:color="auto" w:fill="EAF1DD" w:themeFill="accent3" w:themeFillTint="33"/>
           </w:tcPr>
           <w:p>
             <w:pPr>
@@ -15699,6 +17801,7 @@
         <w:tc>
           <w:tcPr>
             <w:tcW w:w="0" w:type="auto"/>
+            <w:shd w:val="clear" w:color="auto" w:fill="EAF1DD" w:themeFill="accent3" w:themeFillTint="33"/>
           </w:tcPr>
           <w:p>
             <w:pPr>
@@ -15713,9 +17816,6 @@
         </w:tc>
       </w:tr>
       <w:tr>
-        <w:trPr>
-          <w:jc w:val="left"/>
-        </w:trPr>
         <w:tc>
           <w:tcPr>
             <w:tcW w:w="0" w:type="auto"/>
@@ -15837,9 +17937,6 @@
         </w:tc>
       </w:tr>
       <w:tr>
-        <w:trPr>
-          <w:jc w:val="left"/>
-        </w:trPr>
         <w:tc>
           <w:tcPr>
             <w:tcW w:w="0" w:type="auto"/>
@@ -15961,9 +18058,6 @@
         </w:tc>
       </w:tr>
       <w:tr>
-        <w:trPr>
-          <w:jc w:val="left"/>
-        </w:trPr>
         <w:tc>
           <w:tcPr>
             <w:tcW w:w="0" w:type="auto"/>
@@ -16086,9 +18180,17 @@
           <w:noProof/>
         </w:rPr>
         <w:drawing>
-          <wp:inline distT="0" distB="0" distL="0" distR="0" wp14:anchorId="2FDD8541" wp14:editId="604DDBF0">
-            <wp:extent cx="3840480" cy="1396538"/>
+          <wp:anchor distT="0" distB="0" distL="114300" distR="114300" simplePos="0" relativeHeight="251659264" behindDoc="0" locked="0" layoutInCell="1" allowOverlap="1" wp14:anchorId="2FDD8541" wp14:editId="2EAD30FF">
+            <wp:simplePos x="0" y="0"/>
+            <wp:positionH relativeFrom="column">
+              <wp:posOffset>244845</wp:posOffset>
+            </wp:positionH>
+            <wp:positionV relativeFrom="paragraph">
+              <wp:posOffset>487803</wp:posOffset>
+            </wp:positionV>
+            <wp:extent cx="5460365" cy="1985645"/>
             <wp:effectExtent l="0" t="0" r="0" b="0"/>
+            <wp:wrapTopAndBottom/>
             <wp:docPr id="65" name="Picture" descr="Figure 9. Horizon scaling: runtime (left) and GA quality gap (right) as days are chained, C = 7 kWh."/>
             <wp:cNvGraphicFramePr/>
             <a:graphic xmlns:a="http://schemas.openxmlformats.org/drawingml/2006/main">
@@ -16101,7 +18203,13 @@
                     </pic:cNvPicPr>
                   </pic:nvPicPr>
                   <pic:blipFill>
-                    <a:blip r:embed="rId17"/>
+                    <a:blip r:embed="rId18" cstate="print">
+                      <a:extLst>
+                        <a:ext uri="{28A0092B-C50C-407E-A947-70E740481C1C}">
+                          <a14:useLocalDpi xmlns:a14="http://schemas.microsoft.com/office/drawing/2010/main" val="0"/>
+                        </a:ext>
+                      </a:extLst>
+                    </a:blip>
                     <a:stretch>
                       <a:fillRect/>
                     </a:stretch>
@@ -16109,7 +18217,7 @@
                   <pic:spPr bwMode="auto">
                     <a:xfrm>
                       <a:off x="0" y="0"/>
-                      <a:ext cx="3840480" cy="1396538"/>
+                      <a:ext cx="5460365" cy="1985645"/>
                     </a:xfrm>
                     <a:prstGeom prst="rect">
                       <a:avLst/>
@@ -16124,7 +18232,13 @@
                 </pic:pic>
               </a:graphicData>
             </a:graphic>
-          </wp:inline>
+            <wp14:sizeRelH relativeFrom="page">
+              <wp14:pctWidth>0</wp14:pctWidth>
+            </wp14:sizeRelH>
+            <wp14:sizeRelV relativeFrom="page">
+              <wp14:pctHeight>0</wp14:pctHeight>
+            </wp14:sizeRelV>
+          </wp:anchor>
         </w:drawing>
       </w:r>
     </w:p>
@@ -16133,43 +18247,62 @@
         <w:pStyle w:val="ImageCaption"/>
       </w:pPr>
       <w:r>
-        <w:t>Figure 9. Horizon scaling: runtime (left) and GA quality gap (right) as days are chained, C = 7 kWh.</w:t>
+        <w:t>Figure 11. Horizon scaling: runtime (left) and GA quality gap (right) as days are chained, C = 7 kWh.</w:t>
       </w:r>
     </w:p>
     <w:p>
       <w:pPr>
         <w:pStyle w:val="BodyText"/>
       </w:pPr>
-      <w:r>
-        <w:lastRenderedPageBreak/>
-        <w:t xml:space="preserve">The last column of Table 7 gives a second, practical result. When the five days are solved </w:t>
-      </w:r>
-      <w:r>
+    </w:p>
+    <w:p>
+      <w:pPr>
+        <w:pStyle w:val="BodyText"/>
         <w:rPr>
           <w:b/>
           <w:bCs/>
         </w:rPr>
-        <w:t>as one horizon</w:t>
-      </w:r>
-      <w:r>
-        <w:t xml:space="preserve">, the bill is Rs 79. When each day is solved on its own, starting from the 20 % floor every morning, the same five days cost Rs 274, more than three times as much. In the single-day model, the battery must end every day empty and start every night with nothing stored for the off-peak and early-morning load. Carrying the afternoon’s surplus solar into the next night removes most of that cost. </w:t>
+      </w:pPr>
+      <w:r>
+        <w:t xml:space="preserve">The last column of Table 10 gives a second, practical result. When the five days are solved </w:t>
       </w:r>
       <w:r>
         <w:rPr>
           <w:b/>
           <w:bCs/>
         </w:rPr>
+        <w:t>as one horizon</w:t>
+      </w:r>
+      <w:r>
+        <w:t xml:space="preserve">, the bill is Rs 79. When each day is solved on its own, starting from the 20 % floor every morning, the same five days cost Rs 274, more than three times as much. In the single-day model, the battery must end every day empty and start every night with nothing stored for the off-peak and early-morning load. Carrying the afternoon’s surplus solar into the next night removes most of that cost. </w:t>
+      </w:r>
+      <w:r>
+        <w:rPr>
+          <w:b/>
+          <w:bCs/>
+        </w:rPr>
         <w:t>The start-at-floor assumption, not the choice of algorithm, is the largest remaining source of cost.</w:t>
       </w:r>
     </w:p>
     <w:p>
       <w:pPr>
+        <w:pStyle w:val="BodyText"/>
+      </w:pPr>
+    </w:p>
+    <w:p>
+      <w:pPr>
         <w:pStyle w:val="Heading2"/>
+        <w:rPr>
+          <w:color w:val="000000" w:themeColor="text1"/>
+        </w:rPr>
       </w:pPr>
       <w:bookmarkStart w:id="44" w:name="_Toc242651639"/>
       <w:bookmarkStart w:id="45" w:name="sensitivity-to-battery-efficiency"/>
       <w:bookmarkEnd w:id="43"/>
       <w:r>
+        <w:rPr>
+          <w:color w:val="000000" w:themeColor="text1"/>
+        </w:rPr>
         <w:t>6.5 Sensitivity to battery efficiency</w:t>
       </w:r>
       <w:bookmarkEnd w:id="44"/>
@@ -16231,7 +18364,15 @@
         </m:r>
       </m:oMath>
       <w:r>
-        <w:t xml:space="preserve"> (lossless). With a perfect battery the mean 7 kWh bill falls from Rs 54.8 to Rs 52.1, and the 2 kWh bill from Rs 76.8 to Rs 69.9 (Table 8). The conclusions do not depend on the exact efficiency: the ranking of methods and the shape of the capacity curve are unchanged, and using the placeholder 0.95 would have overstated the savings by only Rs 1–3 per day.</w:t>
+        <w:t xml:space="preserve"> (lossless). With a perfect battery the mean 7 kWh bill falls from Rs 54.8 to Rs 52.1, and the </w:t>
+      </w:r>
+      <w:proofErr w:type="gramStart"/>
+      <w:r>
+        <w:t>2 kWh</w:t>
+      </w:r>
+      <w:proofErr w:type="gramEnd"/>
+      <w:r>
+        <w:t xml:space="preserve"> bill from Rs 76.8 to Rs 69.9 (Table 11). The conclusions do not depend on the exact efficiency: the ranking of methods and the shape of the capacity curve are unchanged, and using the placeholder 0.95 would have overstated the savings by only Rs 1–3 per day.</w:t>
       </w:r>
     </w:p>
     <w:p>
@@ -16239,30 +18380,32 @@
         <w:pStyle w:val="TableCaption"/>
       </w:pPr>
       <w:r>
-        <w:t>Table 8. Mean DP bill (Rs) for different charge/discharge efficiencies.</w:t>
+        <w:t>Table 11. Mean DP bill (Rs) for different charge/discharge efficiencies.</w:t>
       </w:r>
     </w:p>
     <w:tbl>
       <w:tblPr>
-        <w:tblStyle w:val="Table"/>
-        <w:tblW w:w="0" w:type="auto"/>
-        <w:tblInd w:w="0" w:type="dxa"/>
+        <w:tblStyle w:val="GridTable1Light"/>
+        <w:tblW w:w="5459" w:type="dxa"/>
+        <w:jc w:val="center"/>
         <w:tblLook w:val="0020" w:firstRow="1" w:lastRow="0" w:firstColumn="0" w:lastColumn="0" w:noHBand="0" w:noVBand="0"/>
       </w:tblPr>
       <w:tblGrid>
-        <w:gridCol w:w="766"/>
-        <w:gridCol w:w="1401"/>
-        <w:gridCol w:w="804"/>
-        <w:gridCol w:w="708"/>
+        <w:gridCol w:w="1137"/>
+        <w:gridCol w:w="2075"/>
+        <w:gridCol w:w="1194"/>
+        <w:gridCol w:w="1053"/>
       </w:tblGrid>
       <w:tr>
         <w:trPr>
           <w:cnfStyle w:val="100000000000" w:firstRow="1" w:lastRow="0" w:firstColumn="0" w:lastColumn="0" w:oddVBand="0" w:evenVBand="0" w:oddHBand="0" w:evenHBand="0" w:firstRowFirstColumn="0" w:firstRowLastColumn="0" w:lastRowFirstColumn="0" w:lastRowLastColumn="0"/>
-          <w:tblHeader/>
+          <w:trHeight w:val="340"/>
+          <w:jc w:val="center"/>
         </w:trPr>
         <w:tc>
           <w:tcPr>
             <w:tcW w:w="0" w:type="auto"/>
+            <w:shd w:val="clear" w:color="auto" w:fill="EAF1DD" w:themeFill="accent3" w:themeFillTint="33"/>
           </w:tcPr>
           <w:p>
             <w:pPr>
@@ -16277,6 +18420,7 @@
         <w:tc>
           <w:tcPr>
             <w:tcW w:w="0" w:type="auto"/>
+            <w:shd w:val="clear" w:color="auto" w:fill="EAF1DD" w:themeFill="accent3" w:themeFillTint="33"/>
           </w:tcPr>
           <w:p>
             <w:pPr>
@@ -16292,6 +18436,7 @@
         <w:tc>
           <w:tcPr>
             <w:tcW w:w="0" w:type="auto"/>
+            <w:shd w:val="clear" w:color="auto" w:fill="EAF1DD" w:themeFill="accent3" w:themeFillTint="33"/>
           </w:tcPr>
           <w:p>
             <w:pPr>
@@ -16307,6 +18452,7 @@
         <w:tc>
           <w:tcPr>
             <w:tcW w:w="0" w:type="auto"/>
+            <w:shd w:val="clear" w:color="auto" w:fill="EAF1DD" w:themeFill="accent3" w:themeFillTint="33"/>
           </w:tcPr>
           <w:p>
             <w:pPr>
@@ -16321,6 +18467,10 @@
         </w:tc>
       </w:tr>
       <w:tr>
+        <w:trPr>
+          <w:trHeight w:val="328"/>
+          <w:jc w:val="center"/>
+        </w:trPr>
         <w:tc>
           <w:tcPr>
             <w:tcW w:w="0" w:type="auto"/>
@@ -16382,6 +18532,10 @@
         </w:tc>
       </w:tr>
       <w:tr>
+        <w:trPr>
+          <w:trHeight w:val="340"/>
+          <w:jc w:val="center"/>
+        </w:trPr>
         <w:tc>
           <w:tcPr>
             <w:tcW w:w="0" w:type="auto"/>
@@ -16443,6 +18597,10 @@
         </w:tc>
       </w:tr>
       <w:tr>
+        <w:trPr>
+          <w:trHeight w:val="328"/>
+          <w:jc w:val="center"/>
+        </w:trPr>
         <w:tc>
           <w:tcPr>
             <w:tcW w:w="0" w:type="auto"/>
@@ -16508,7 +18666,57 @@
       <w:bookmarkStart w:id="47" w:name="discussion-and-future-work"/>
       <w:bookmarkEnd w:id="35"/>
       <w:bookmarkEnd w:id="45"/>
-      <w:r>
+    </w:p>
+    <w:p>
+      <w:pPr>
+        <w:pStyle w:val="Heading1"/>
+      </w:pPr>
+    </w:p>
+    <w:p>
+      <w:pPr>
+        <w:pStyle w:val="Heading1"/>
+      </w:pPr>
+    </w:p>
+    <w:p>
+      <w:pPr>
+        <w:pStyle w:val="Heading1"/>
+      </w:pPr>
+    </w:p>
+    <w:p>
+      <w:pPr>
+        <w:pStyle w:val="Heading1"/>
+      </w:pPr>
+    </w:p>
+    <w:p>
+      <w:pPr>
+        <w:pStyle w:val="Heading1"/>
+      </w:pPr>
+    </w:p>
+    <w:p>
+      <w:pPr>
+        <w:pStyle w:val="Heading1"/>
+      </w:pPr>
+    </w:p>
+    <w:p>
+      <w:pPr>
+        <w:pStyle w:val="BodyText"/>
+      </w:pPr>
+    </w:p>
+    <w:p>
+      <w:pPr>
+        <w:pStyle w:val="Heading1"/>
+        <w:pBdr>
+          <w:bottom w:val="single" w:sz="4" w:space="1" w:color="auto"/>
+        </w:pBdr>
+        <w:rPr>
+          <w:color w:val="000000" w:themeColor="text1"/>
+        </w:rPr>
+      </w:pPr>
+      <w:r>
+        <w:rPr>
+          <w:color w:val="000000" w:themeColor="text1"/>
+        </w:rPr>
+        <w:lastRenderedPageBreak/>
         <w:t>7. Discussion and Future Work</w:t>
       </w:r>
       <w:bookmarkEnd w:id="46"/>
@@ -16516,10 +18724,16 @@
     <w:p>
       <w:pPr>
         <w:pStyle w:val="Heading2"/>
+        <w:rPr>
+          <w:color w:val="000000" w:themeColor="text1"/>
+        </w:rPr>
       </w:pPr>
       <w:bookmarkStart w:id="48" w:name="_Toc242651641"/>
       <w:bookmarkStart w:id="49" w:name="what-the-comparison-shows"/>
       <w:r>
+        <w:rPr>
+          <w:color w:val="000000" w:themeColor="text1"/>
+        </w:rPr>
         <w:t>7.1 What the comparison shows</w:t>
       </w:r>
       <w:bookmarkEnd w:id="48"/>
@@ -16646,7 +18860,7 @@
     </w:p>
     <w:p>
       <w:pPr>
-        <w:pStyle w:val="Heading2"/>
+        <w:pStyle w:val="BodyText"/>
       </w:pPr>
       <w:bookmarkStart w:id="50" w:name="_Toc242651642"/>
       <w:bookmarkStart w:id="51" w:name="why-the-ga-falls-short"/>
@@ -16655,19 +18869,14 @@
     <w:p>
       <w:pPr>
         <w:pStyle w:val="Heading2"/>
-      </w:pPr>
-    </w:p>
-    <w:p>
-      <w:pPr>
-        <w:pStyle w:val="BodyText"/>
-      </w:pPr>
-    </w:p>
-    <w:p>
-      <w:pPr>
-        <w:pStyle w:val="Heading2"/>
-      </w:pPr>
-      <w:r>
-        <w:lastRenderedPageBreak/>
+        <w:rPr>
+          <w:color w:val="000000" w:themeColor="text1"/>
+        </w:rPr>
+      </w:pPr>
+      <w:r>
+        <w:rPr>
+          <w:color w:val="000000" w:themeColor="text1"/>
+        </w:rPr>
         <w:t>7.2 Why the GA falls short</w:t>
       </w:r>
       <w:bookmarkEnd w:id="50"/>
@@ -16842,6 +19051,7 @@
           <w:b/>
           <w:bCs/>
         </w:rPr>
+        <w:lastRenderedPageBreak/>
         <w:t>Different encoding:</w:t>
       </w:r>
       <w:r>
@@ -16892,7 +19102,15 @@
         <w:t>Bigger budget for longer problems:</w:t>
       </w:r>
       <w:r>
-        <w:t xml:space="preserve"> give the GA a larger population and more generations when the schedule covers more days, so it has enough search power to keep up.</w:t>
+        <w:t xml:space="preserve"> </w:t>
+      </w:r>
+      <w:proofErr w:type="gramStart"/>
+      <w:r>
+        <w:t>give</w:t>
+      </w:r>
+      <w:proofErr w:type="gramEnd"/>
+      <w:r>
+        <w:t xml:space="preserve"> the GA a larger population and more generations when the schedule covers more days, so it has enough search power to keep up.</w:t>
       </w:r>
     </w:p>
     <w:p>
@@ -16903,11 +19121,17 @@
     <w:p>
       <w:pPr>
         <w:pStyle w:val="Heading2"/>
+        <w:rPr>
+          <w:color w:val="000000" w:themeColor="text1"/>
+        </w:rPr>
       </w:pPr>
       <w:bookmarkStart w:id="52" w:name="_Toc242651643"/>
       <w:bookmarkStart w:id="53" w:name="limitations"/>
       <w:bookmarkEnd w:id="51"/>
       <w:r>
+        <w:rPr>
+          <w:color w:val="000000" w:themeColor="text1"/>
+        </w:rPr>
         <w:t>7.3 Limitations</w:t>
       </w:r>
       <w:bookmarkEnd w:id="52"/>
@@ -16982,7 +19206,6 @@
           <w:b/>
           <w:bCs/>
         </w:rPr>
-        <w:lastRenderedPageBreak/>
         <w:t>Energy charge only.</w:t>
       </w:r>
       <w:r>
@@ -17010,12 +19233,24 @@
     </w:p>
     <w:p>
       <w:pPr>
+        <w:pStyle w:val="Compact"/>
+        <w:ind w:left="720"/>
+      </w:pPr>
+    </w:p>
+    <w:p>
+      <w:pPr>
         <w:pStyle w:val="Heading2"/>
+        <w:rPr>
+          <w:color w:val="000000" w:themeColor="text1"/>
+        </w:rPr>
       </w:pPr>
       <w:bookmarkStart w:id="54" w:name="_Toc242651644"/>
       <w:bookmarkStart w:id="55" w:name="future-work"/>
       <w:bookmarkEnd w:id="53"/>
       <w:r>
+        <w:rPr>
+          <w:color w:val="000000" w:themeColor="text1"/>
+        </w:rPr>
         <w:t>7.4 Future work</w:t>
       </w:r>
       <w:bookmarkEnd w:id="54"/>
@@ -17074,7 +19309,23 @@
         <w:t>Independent LP check.</w:t>
       </w:r>
       <w:r>
-        <w:t xml:space="preserve"> Formulate the linearised model in PuLP or OR-Tools and confirm the DP optimum with a separate solver.</w:t>
+        <w:t xml:space="preserve"> Formulate the </w:t>
+      </w:r>
+      <w:proofErr w:type="spellStart"/>
+      <w:r>
+        <w:t>linearised</w:t>
+      </w:r>
+      <w:proofErr w:type="spellEnd"/>
+      <w:r>
+        <w:t xml:space="preserve"> model in </w:t>
+      </w:r>
+      <w:proofErr w:type="spellStart"/>
+      <w:r>
+        <w:t>PuLP</w:t>
+      </w:r>
+      <w:proofErr w:type="spellEnd"/>
+      <w:r>
+        <w:t xml:space="preserve"> or OR-Tools and confirm the DP optimum with a separate solver.</w:t>
       </w:r>
     </w:p>
     <w:p>
@@ -17117,13 +19368,33 @@
     </w:p>
     <w:p>
       <w:pPr>
+        <w:pStyle w:val="Compact"/>
+      </w:pPr>
+    </w:p>
+    <w:p>
+      <w:pPr>
+        <w:pStyle w:val="Compact"/>
+      </w:pPr>
+    </w:p>
+    <w:p>
+      <w:pPr>
         <w:pStyle w:val="Heading1"/>
+        <w:pBdr>
+          <w:bottom w:val="single" w:sz="4" w:space="1" w:color="auto"/>
+        </w:pBdr>
+        <w:rPr>
+          <w:color w:val="000000" w:themeColor="text1"/>
+        </w:rPr>
       </w:pPr>
       <w:bookmarkStart w:id="56" w:name="_Toc242651645"/>
       <w:bookmarkStart w:id="57" w:name="individual-contributions"/>
       <w:bookmarkEnd w:id="47"/>
       <w:bookmarkEnd w:id="55"/>
       <w:r>
+        <w:rPr>
+          <w:color w:val="000000" w:themeColor="text1"/>
+        </w:rPr>
+        <w:lastRenderedPageBreak/>
         <w:t>8. Individual Contributions</w:t>
       </w:r>
       <w:bookmarkEnd w:id="56"/>
@@ -17141,31 +19412,28 @@
         <w:pStyle w:val="TableCaption"/>
       </w:pPr>
       <w:r>
-        <w:t>Table 9. Contribution of each member.</w:t>
+        <w:t>Table 12. Contribution of each member.</w:t>
       </w:r>
     </w:p>
     <w:tbl>
       <w:tblPr>
-        <w:tblStyle w:val="Table"/>
+        <w:tblStyle w:val="GridTable1Light"/>
         <w:tblW w:w="5000" w:type="pct"/>
-        <w:jc w:val="left"/>
-        <w:tblInd w:w="90" w:type="dxa"/>
         <w:tblLook w:val="0020" w:firstRow="1" w:lastRow="0" w:firstColumn="0" w:lastColumn="0" w:noHBand="0" w:noVBand="0"/>
       </w:tblPr>
       <w:tblGrid>
-        <w:gridCol w:w="1275"/>
-        <w:gridCol w:w="5186"/>
-        <w:gridCol w:w="3079"/>
+        <w:gridCol w:w="1453"/>
+        <w:gridCol w:w="4933"/>
+        <w:gridCol w:w="3190"/>
       </w:tblGrid>
       <w:tr>
         <w:trPr>
           <w:cnfStyle w:val="100000000000" w:firstRow="1" w:lastRow="0" w:firstColumn="0" w:lastColumn="0" w:oddVBand="0" w:evenVBand="0" w:oddHBand="0" w:evenHBand="0" w:firstRowFirstColumn="0" w:firstRowLastColumn="0" w:lastRowFirstColumn="0" w:lastRowLastColumn="0"/>
-          <w:tblHeader/>
-          <w:jc w:val="left"/>
         </w:trPr>
         <w:tc>
           <w:tcPr>
             <w:tcW w:w="0" w:type="auto"/>
+            <w:shd w:val="clear" w:color="auto" w:fill="EAF1DD" w:themeFill="accent3" w:themeFillTint="33"/>
           </w:tcPr>
           <w:p>
             <w:pPr>
@@ -17180,6 +19448,7 @@
         <w:tc>
           <w:tcPr>
             <w:tcW w:w="0" w:type="auto"/>
+            <w:shd w:val="clear" w:color="auto" w:fill="EAF1DD" w:themeFill="accent3" w:themeFillTint="33"/>
           </w:tcPr>
           <w:p>
             <w:pPr>
@@ -17194,6 +19463,7 @@
         <w:tc>
           <w:tcPr>
             <w:tcW w:w="0" w:type="auto"/>
+            <w:shd w:val="clear" w:color="auto" w:fill="EAF1DD" w:themeFill="accent3" w:themeFillTint="33"/>
           </w:tcPr>
           <w:p>
             <w:pPr>
@@ -17210,9 +19480,6 @@
         </w:tc>
       </w:tr>
       <w:tr>
-        <w:trPr>
-          <w:jc w:val="left"/>
-        </w:trPr>
         <w:tc>
           <w:tcPr>
             <w:tcW w:w="0" w:type="auto"/>
@@ -17275,9 +19542,6 @@
         </w:tc>
       </w:tr>
       <w:tr>
-        <w:trPr>
-          <w:jc w:val="left"/>
-        </w:trPr>
         <w:tc>
           <w:tcPr>
             <w:tcW w:w="0" w:type="auto"/>
@@ -17313,11 +19577,19 @@
             <w:r>
               <w:t xml:space="preserve"> / </w:t>
             </w:r>
+            <w:proofErr w:type="gramStart"/>
             <w:r>
               <w:rPr>
                 <w:rStyle w:val="VerbatimChar"/>
               </w:rPr>
-              <w:t>simulate()</w:t>
+              <w:t>simulate(</w:t>
+            </w:r>
+            <w:proofErr w:type="gramEnd"/>
+            <w:r>
+              <w:rPr>
+                <w:rStyle w:val="VerbatimChar"/>
+              </w:rPr>
+              <w:t>)</w:t>
             </w:r>
             <w:r>
               <w:t>; refactoring both solvers onto it</w:t>
@@ -17340,9 +19612,6 @@
         </w:tc>
       </w:tr>
       <w:tr>
-        <w:trPr>
-          <w:jc w:val="left"/>
-        </w:trPr>
         <w:tc>
           <w:tcPr>
             <w:tcW w:w="0" w:type="auto"/>
@@ -17387,9 +19656,6 @@
         </w:tc>
       </w:tr>
       <w:tr>
-        <w:trPr>
-          <w:jc w:val="left"/>
-        </w:trPr>
         <w:tc>
           <w:tcPr>
             <w:tcW w:w="0" w:type="auto"/>
@@ -17416,11 +19682,19 @@
             <w:r>
               <w:t xml:space="preserve">Moving the GA into </w:t>
             </w:r>
+            <w:proofErr w:type="spellStart"/>
             <w:r>
               <w:rPr>
                 <w:rStyle w:val="VerbatimChar"/>
               </w:rPr>
-              <w:t>src/</w:t>
+              <w:t>src</w:t>
+            </w:r>
+            <w:proofErr w:type="spellEnd"/>
+            <w:r>
+              <w:rPr>
+                <w:rStyle w:val="VerbatimChar"/>
+              </w:rPr>
+              <w:t>/</w:t>
             </w:r>
           </w:p>
         </w:tc>
@@ -17440,9 +19714,6 @@
         </w:tc>
       </w:tr>
       <w:tr>
-        <w:trPr>
-          <w:jc w:val="left"/>
-        </w:trPr>
         <w:tc>
           <w:tcPr>
             <w:tcW w:w="0" w:type="auto"/>
@@ -17496,9 +19767,6 @@
         </w:tc>
       </w:tr>
       <w:tr>
-        <w:trPr>
-          <w:jc w:val="left"/>
-        </w:trPr>
         <w:tc>
           <w:tcPr>
             <w:tcW w:w="0" w:type="auto"/>
@@ -17543,9 +19811,6 @@
         </w:tc>
       </w:tr>
       <w:tr>
-        <w:trPr>
-          <w:jc w:val="left"/>
-        </w:trPr>
         <w:tc>
           <w:tcPr>
             <w:tcW w:w="0" w:type="auto"/>
@@ -17586,11 +19851,19 @@
             <w:r>
               <w:t xml:space="preserve">Branch </w:t>
             </w:r>
+            <w:proofErr w:type="spellStart"/>
             <w:r>
               <w:rPr>
                 <w:rStyle w:val="VerbatimChar"/>
               </w:rPr>
-              <w:t>bimsara-dev</w:t>
+              <w:t>bimsara</w:t>
+            </w:r>
+            <w:proofErr w:type="spellEnd"/>
+            <w:r>
+              <w:rPr>
+                <w:rStyle w:val="VerbatimChar"/>
+              </w:rPr>
+              <w:t>-dev</w:t>
             </w:r>
             <w:r>
               <w:t>, 21 commits</w:t>
@@ -17599,9 +19872,6 @@
         </w:tc>
       </w:tr>
       <w:tr>
-        <w:trPr>
-          <w:jc w:val="left"/>
-        </w:trPr>
         <w:tc>
           <w:tcPr>
             <w:tcW w:w="0" w:type="auto"/>
@@ -17650,7 +19920,46 @@
       <w:bookmarkStart w:id="58" w:name="_Toc242651646"/>
       <w:bookmarkStart w:id="59" w:name="references"/>
       <w:bookmarkEnd w:id="57"/>
-      <w:r>
+    </w:p>
+    <w:p>
+      <w:pPr>
+        <w:pStyle w:val="Heading1"/>
+      </w:pPr>
+    </w:p>
+    <w:p>
+      <w:pPr>
+        <w:pStyle w:val="Heading1"/>
+      </w:pPr>
+    </w:p>
+    <w:p>
+      <w:pPr>
+        <w:pStyle w:val="BodyText"/>
+      </w:pPr>
+    </w:p>
+    <w:p>
+      <w:pPr>
+        <w:pStyle w:val="Heading1"/>
+      </w:pPr>
+    </w:p>
+    <w:p>
+      <w:pPr>
+        <w:pStyle w:val="BodyText"/>
+      </w:pPr>
+    </w:p>
+    <w:p>
+      <w:pPr>
+        <w:pStyle w:val="Heading1"/>
+        <w:pBdr>
+          <w:bottom w:val="single" w:sz="4" w:space="1" w:color="auto"/>
+        </w:pBdr>
+        <w:rPr>
+          <w:color w:val="000000" w:themeColor="text1"/>
+        </w:rPr>
+      </w:pPr>
+      <w:r>
+        <w:rPr>
+          <w:color w:val="000000" w:themeColor="text1"/>
+        </w:rPr>
         <w:lastRenderedPageBreak/>
         <w:t>References</w:t>
       </w:r>
@@ -17723,7 +20032,15 @@
         <w:pStyle w:val="BodyText"/>
       </w:pPr>
       <w:r>
-        <w:t xml:space="preserve">[5] D. P. Bertsekas, </w:t>
+        <w:t xml:space="preserve">[5] D. P. </w:t>
+      </w:r>
+      <w:proofErr w:type="spellStart"/>
+      <w:r>
+        <w:t>Bertsekas</w:t>
+      </w:r>
+      <w:proofErr w:type="spellEnd"/>
+      <w:r>
+        <w:t xml:space="preserve">, </w:t>
       </w:r>
       <w:r>
         <w:rPr>
@@ -17738,12 +20055,26 @@
     </w:p>
     <w:p>
       <w:pPr>
+        <w:pStyle w:val="BodyText"/>
+      </w:pPr>
+    </w:p>
+    <w:p>
+      <w:pPr>
         <w:pStyle w:val="Heading1"/>
+        <w:pBdr>
+          <w:bottom w:val="single" w:sz="4" w:space="1" w:color="auto"/>
+        </w:pBdr>
+        <w:rPr>
+          <w:color w:val="000000" w:themeColor="text1"/>
+        </w:rPr>
       </w:pPr>
       <w:bookmarkStart w:id="60" w:name="_Toc242651647"/>
       <w:bookmarkStart w:id="61" w:name="appendix-a.-code"/>
       <w:bookmarkEnd w:id="59"/>
       <w:r>
+        <w:rPr>
+          <w:color w:val="000000" w:themeColor="text1"/>
+        </w:rPr>
         <w:t>Appendix A. Code</w:t>
       </w:r>
       <w:bookmarkEnd w:id="60"/>
@@ -19822,6 +22153,100 @@
       <w:szCs w:val="24"/>
     </w:rPr>
   </w:style>
+  <w:style w:type="paragraph" w:styleId="Header">
+    <w:name w:val="header"/>
+    <w:basedOn w:val="Normal"/>
+    <w:link w:val="HeaderChar"/>
+    <w:rsid w:val="0089562B"/>
+    <w:pPr>
+      <w:tabs>
+        <w:tab w:val="center" w:pos="4680"/>
+        <w:tab w:val="right" w:pos="9360"/>
+      </w:tabs>
+      <w:spacing w:after="0" w:line="240" w:lineRule="auto"/>
+    </w:pPr>
+  </w:style>
+  <w:style w:type="character" w:customStyle="1" w:styleId="HeaderChar">
+    <w:name w:val="Header Char"/>
+    <w:basedOn w:val="DefaultParagraphFont"/>
+    <w:link w:val="Header"/>
+    <w:rsid w:val="0089562B"/>
+  </w:style>
+  <w:style w:type="paragraph" w:styleId="Footer">
+    <w:name w:val="footer"/>
+    <w:basedOn w:val="Normal"/>
+    <w:link w:val="FooterChar"/>
+    <w:rsid w:val="0089562B"/>
+    <w:pPr>
+      <w:tabs>
+        <w:tab w:val="center" w:pos="4680"/>
+        <w:tab w:val="right" w:pos="9360"/>
+      </w:tabs>
+      <w:spacing w:after="0" w:line="240" w:lineRule="auto"/>
+    </w:pPr>
+  </w:style>
+  <w:style w:type="character" w:customStyle="1" w:styleId="FooterChar">
+    <w:name w:val="Footer Char"/>
+    <w:basedOn w:val="DefaultParagraphFont"/>
+    <w:link w:val="Footer"/>
+    <w:rsid w:val="0089562B"/>
+  </w:style>
+  <w:style w:type="table" w:styleId="GridTable1Light">
+    <w:name w:val="Grid Table 1 Light"/>
+    <w:basedOn w:val="TableNormal"/>
+    <w:rsid w:val="00CD257E"/>
+    <w:pPr>
+      <w:spacing w:after="0" w:line="240" w:lineRule="auto"/>
+    </w:pPr>
+    <w:tblPr>
+      <w:tblStyleRowBandSize w:val="1"/>
+      <w:tblStyleColBandSize w:val="1"/>
+      <w:tblBorders>
+        <w:top w:val="single" w:sz="4" w:space="0" w:color="999999" w:themeColor="text1" w:themeTint="66"/>
+        <w:left w:val="single" w:sz="4" w:space="0" w:color="999999" w:themeColor="text1" w:themeTint="66"/>
+        <w:bottom w:val="single" w:sz="4" w:space="0" w:color="999999" w:themeColor="text1" w:themeTint="66"/>
+        <w:right w:val="single" w:sz="4" w:space="0" w:color="999999" w:themeColor="text1" w:themeTint="66"/>
+        <w:insideH w:val="single" w:sz="4" w:space="0" w:color="999999" w:themeColor="text1" w:themeTint="66"/>
+        <w:insideV w:val="single" w:sz="4" w:space="0" w:color="999999" w:themeColor="text1" w:themeTint="66"/>
+      </w:tblBorders>
+    </w:tblPr>
+    <w:tblStylePr w:type="firstRow">
+      <w:rPr>
+        <w:b/>
+        <w:bCs/>
+      </w:rPr>
+      <w:tblPr/>
+      <w:tcPr>
+        <w:tcBorders>
+          <w:bottom w:val="single" w:sz="12" w:space="0" w:color="666666" w:themeColor="text1" w:themeTint="99"/>
+        </w:tcBorders>
+      </w:tcPr>
+    </w:tblStylePr>
+    <w:tblStylePr w:type="lastRow">
+      <w:rPr>
+        <w:b/>
+        <w:bCs/>
+      </w:rPr>
+      <w:tblPr/>
+      <w:tcPr>
+        <w:tcBorders>
+          <w:top w:val="double" w:sz="2" w:space="0" w:color="666666" w:themeColor="text1" w:themeTint="99"/>
+        </w:tcBorders>
+      </w:tcPr>
+    </w:tblStylePr>
+    <w:tblStylePr w:type="firstCol">
+      <w:rPr>
+        <w:b/>
+        <w:bCs/>
+      </w:rPr>
+    </w:tblStylePr>
+    <w:tblStylePr w:type="lastCol">
+      <w:rPr>
+        <w:b/>
+        <w:bCs/>
+      </w:rPr>
+    </w:tblStylePr>
+  </w:style>
 </w:styles>
 </file>
 

--- a/report/WattWise_Report.docx
+++ b/report/WattWise_Report.docx
@@ -1,6 +1,6 @@
 
 <file path=word/document.xml><?xml version="1.0" encoding="utf-8"?>
-<w:document xmlns:wpc="http://schemas.microsoft.com/office/word/2010/wordprocessingCanvas" xmlns:cx="http://schemas.microsoft.com/office/drawing/2014/chartex" xmlns:cx1="http://schemas.microsoft.com/office/drawing/2015/9/8/chartex" xmlns:cx2="http://schemas.microsoft.com/office/drawing/2015/10/21/chartex" xmlns:cx3="http://schemas.microsoft.com/office/drawing/2016/5/9/chartex" xmlns:cx4="http://schemas.microsoft.com/office/drawing/2016/5/10/chartex" xmlns:cx5="http://schemas.microsoft.com/office/drawing/2016/5/11/chartex" xmlns:cx6="http://schemas.microsoft.com/office/drawing/2016/5/12/chartex" xmlns:cx7="http://schemas.microsoft.com/office/drawing/2016/5/13/chartex" xmlns:cx8="http://schemas.microsoft.com/office/drawing/2016/5/14/chartex" xmlns:mc="http://schemas.openxmlformats.org/markup-compatibility/2006" xmlns:aink="http://schemas.microsoft.com/office/drawing/2016/ink" xmlns:am3d="http://schemas.microsoft.com/office/drawing/2017/model3d" xmlns:o="urn:schemas-microsoft-com:office:office" xmlns:r="http://schemas.openxmlformats.org/officeDocument/2006/relationships" xmlns:m="http://schemas.openxmlformats.org/officeDocument/2006/math" xmlns:v="urn:schemas-microsoft-com:vml" xmlns:wp14="http://schemas.microsoft.com/office/word/2010/wordprocessingDrawing" xmlns:wp="http://schemas.openxmlformats.org/drawingml/2006/wordprocessingDrawing" xmlns:w10="urn:schemas-microsoft-com:office:word" xmlns:w="http://schemas.openxmlformats.org/wordprocessingml/2006/main" xmlns:w14="http://schemas.microsoft.com/office/word/2010/wordml" xmlns:w15="http://schemas.microsoft.com/office/word/2012/wordml" xmlns:w16cex="http://schemas.microsoft.com/office/word/2018/wordml/cex" xmlns:w16cid="http://schemas.microsoft.com/office/word/2016/wordml/cid" xmlns:w16="http://schemas.microsoft.com/office/word/2018/wordml" xmlns:w16sdtdh="http://schemas.microsoft.com/office/word/2020/wordml/sdtdatahash" xmlns:w16se="http://schemas.microsoft.com/office/word/2015/wordml/symex" xmlns:wpg="http://schemas.microsoft.com/office/word/2010/wordprocessingGroup" xmlns:wpi="http://schemas.microsoft.com/office/word/2010/wordprocessingInk" xmlns:wne="http://schemas.microsoft.com/office/word/2006/wordml" xmlns:wps="http://schemas.microsoft.com/office/word/2010/wordprocessingShape" mc:Ignorable="w14 w15 w16se w16cid w16 w16cex w16sdtdh wp14">
+<w:document xmlns:wpc="http://schemas.microsoft.com/office/word/2010/wordprocessingCanvas" xmlns:cx="http://schemas.microsoft.com/office/drawing/2014/chartex" xmlns:cx1="http://schemas.microsoft.com/office/drawing/2015/9/8/chartex" xmlns:cx2="http://schemas.microsoft.com/office/drawing/2015/10/21/chartex" xmlns:cx3="http://schemas.microsoft.com/office/drawing/2016/5/9/chartex" xmlns:cx4="http://schemas.microsoft.com/office/drawing/2016/5/10/chartex" xmlns:cx5="http://schemas.microsoft.com/office/drawing/2016/5/11/chartex" xmlns:cx6="http://schemas.microsoft.com/office/drawing/2016/5/12/chartex" xmlns:cx7="http://schemas.microsoft.com/office/drawing/2016/5/13/chartex" xmlns:cx8="http://schemas.microsoft.com/office/drawing/2016/5/14/chartex" xmlns:mc="http://schemas.openxmlformats.org/markup-compatibility/2006" xmlns:aink="http://schemas.microsoft.com/office/drawing/2016/ink" xmlns:am3d="http://schemas.microsoft.com/office/drawing/2017/model3d" xmlns:o="urn:schemas-microsoft-com:office:office" xmlns:oel="http://schemas.microsoft.com/office/2019/extlst" xmlns:r="http://schemas.openxmlformats.org/officeDocument/2006/relationships" xmlns:m="http://schemas.openxmlformats.org/officeDocument/2006/math" xmlns:v="urn:schemas-microsoft-com:vml" xmlns:wp14="http://schemas.microsoft.com/office/word/2010/wordprocessingDrawing" xmlns:wp="http://schemas.openxmlformats.org/drawingml/2006/wordprocessingDrawing" xmlns:w10="urn:schemas-microsoft-com:office:word" xmlns:w="http://schemas.openxmlformats.org/wordprocessingml/2006/main" xmlns:w14="http://schemas.microsoft.com/office/word/2010/wordml" xmlns:w15="http://schemas.microsoft.com/office/word/2012/wordml" xmlns:w16cex="http://schemas.microsoft.com/office/word/2018/wordml/cex" xmlns:w16cid="http://schemas.microsoft.com/office/word/2016/wordml/cid" xmlns:w16="http://schemas.microsoft.com/office/word/2018/wordml" xmlns:w16du="http://schemas.microsoft.com/office/word/2023/wordml/word16du" xmlns:w16sdtdh="http://schemas.microsoft.com/office/word/2020/wordml/sdtdatahash" xmlns:w16sdtfl="http://schemas.microsoft.com/office/word/2024/wordml/sdtformatlock" xmlns:w16se="http://schemas.microsoft.com/office/word/2015/wordml/symex" xmlns:wpg="http://schemas.microsoft.com/office/word/2010/wordprocessingGroup" xmlns:wpi="http://schemas.microsoft.com/office/word/2010/wordprocessingInk" xmlns:wne="http://schemas.microsoft.com/office/word/2006/wordml" xmlns:wps="http://schemas.microsoft.com/office/word/2010/wordprocessingShape" mc:Ignorable="w14 w15 w16se w16cid w16 w16cex w16sdtdh w16sdtfl w16du wp14">
   <w:body>
     <w:p>
       <w:pPr>
@@ -365,7 +365,6 @@
           <w:docPartUnique/>
         </w:docPartObj>
       </w:sdtPr>
-      <w:sdtEndPr/>
       <w:sdtContent>
         <w:p>
           <w:pPr>
@@ -2569,15 +2568,7 @@
         <w:pStyle w:val="FirstParagraph"/>
       </w:pPr>
       <w:r>
-        <w:t xml:space="preserve">A home with rooftop solar and a battery has to decide, every half hour, whether to charge the battery, discharge it into the house, or leave it alone. Under the Ceylon Electricity Board (CEB) optional domestic Time-of-Use (ToU) tariff, energy bought between 18:30 and 22:30 costs Rs 106/kWh, more than three times the Rs 33/kWh charged overnight, so the timing of those decisions directly changes the bill. We model this as a 48-stage sequential decision problem and instantiate it with five days of real 5-minute logs from a working solar + battery system in </w:t>
-      </w:r>
-      <w:proofErr w:type="spellStart"/>
-      <w:r>
-        <w:t>Horana</w:t>
-      </w:r>
-      <w:proofErr w:type="spellEnd"/>
-      <w:r>
-        <w:t xml:space="preserve">, Sri Lanka. We solve it with an exact Dynamic Programming (DP) method and a Genetic Algorithm (GA) heuristic that share a single model and cost function, and compare them over battery sizes of 0, 2, 4 and 7 kWh. The DP finds the optimal schedule for the </w:t>
+        <w:t xml:space="preserve">A home with rooftop solar and a battery has to decide, every half hour, whether to charge the battery, discharge it into the house, or leave it alone. Under the Ceylon Electricity Board (CEB) optional domestic Time-of-Use (ToU) tariff, energy bought between 18:30 and 22:30 costs Rs 106/kWh, more than three times the Rs 33/kWh charged overnight, so the timing of those decisions directly changes the bill. We model this as a 48-stage sequential decision problem and instantiate it with five days of real 5-minute logs from a working solar + battery system in Horana, Sri Lanka. We solve it with an exact Dynamic Programming (DP) method and a Genetic Algorithm (GA) heuristic that share a single model and cost function, and compare them over battery sizes of 0, 2, 4 and 7 kWh. The DP finds the optimal schedule for the </w:t>
       </w:r>
       <w:proofErr w:type="spellStart"/>
       <w:r>
@@ -3369,14 +3360,6 @@
       <w:r>
         <w:t>: once the battery covers the house load, discharging more is worth nothing, so the objective has kinks at every slot.</w:t>
       </w:r>
-    </w:p>
-    <w:p>
-      <w:pPr>
-        <w:pStyle w:val="Heading2"/>
-        <w:rPr>
-          <w:color w:val="000000" w:themeColor="text1"/>
-        </w:rPr>
-      </w:pPr>
       <w:bookmarkStart w:id="8" w:name="_Toc242651621"/>
       <w:bookmarkStart w:id="9" w:name="problem-class-and-complexity"/>
       <w:bookmarkEnd w:id="7"/>
@@ -3584,11 +3567,6 @@
       <w:r>
         <w:t xml:space="preserve"> time (stages × states × moves), which is polynomial in the number of grid points but grows quickly as the grid is refined: this is a pseudo-polynomial algorithm. The problem becomes NP-hard when it gains integer structure, for example several batteries with on/off commitments or minimum run times, which is where heuristics become essential. This motivates comparing an exact method that is guaranteed optimal on our model with a heuristic that does not depend on the model’s special structure (Section 4.3).</w:t>
       </w:r>
-    </w:p>
-    <w:p>
-      <w:pPr>
-        <w:pStyle w:val="Heading2"/>
-      </w:pPr>
       <w:bookmarkStart w:id="10" w:name="_Toc242651622"/>
       <w:bookmarkStart w:id="11" w:name="objectives"/>
       <w:bookmarkEnd w:id="9"/>
@@ -3716,15 +3694,7 @@
         <w:pStyle w:val="FirstParagraph"/>
       </w:pPr>
       <w:r>
-        <w:t xml:space="preserve">All data comes from the authors’ own solar + battery installation in </w:t>
-      </w:r>
-      <w:proofErr w:type="spellStart"/>
-      <w:r>
-        <w:t>Horana</w:t>
-      </w:r>
-      <w:proofErr w:type="spellEnd"/>
-      <w:r>
-        <w:t xml:space="preserve">, Kalutara district. The inverter’s monitoring app exports one spreadsheet per day with 5-minute readings of solar production (kW), household consumption (kW), grid power (kW), battery power (kW) and battery state of charge (SoC, %). The data is therefore </w:t>
+        <w:t xml:space="preserve">All data comes from the authors’ own solar + battery installation in Horana, Kalutara district. The inverter’s monitoring app exports one spreadsheet per day with 5-minute readings of solar production (kW), household consumption (kW), grid power (kW), battery power (kW) and battery state of charge (SoC, %). The data is therefore </w:t>
       </w:r>
       <w:r>
         <w:rPr>
@@ -4987,11 +4957,6 @@
       <w:r>
         <w:t xml:space="preserve"> (Rs 517 of Rs 983 over the five days). Moving evening demand onto stored solar is where the savings come from.</w:t>
       </w:r>
-    </w:p>
-    <w:p>
-      <w:pPr>
-        <w:pStyle w:val="Heading2"/>
-      </w:pPr>
       <w:bookmarkStart w:id="18" w:name="_Toc242651626"/>
       <w:bookmarkStart w:id="19" w:name="battery-parameters-and-calibration"/>
       <w:bookmarkEnd w:id="17"/>
@@ -5024,15 +4989,7 @@
         <w:pStyle w:val="BodyText"/>
       </w:pPr>
       <w:r>
-        <w:t xml:space="preserve">The charge and discharge efficiency </w:t>
-      </w:r>
-      <w:proofErr w:type="gramStart"/>
-      <w:r>
-        <w:t>was</w:t>
-      </w:r>
-      <w:proofErr w:type="gramEnd"/>
-      <w:r>
-        <w:t xml:space="preserve"> fitted to the data by </w:t>
+        <w:t xml:space="preserve">The charge and discharge efficiency was fitted to the data by </w:t>
       </w:r>
       <w:r>
         <w:rPr>
@@ -5764,8 +5721,6 @@
       <w:r>
         <w:t>Table 3. Model parameters, with each value or its source — taken from the data or calibrated from the logs (Section 2).</w:t>
       </w:r>
-      <w:r/>
-      <w:r/>
     </w:p>
     <w:tbl>
       <w:tblPr>
@@ -9514,11 +9469,25 @@
     <w:p>
       <w:pPr>
         <w:pStyle w:val="BodyText"/>
+        <w:rPr>
+          <w:b/>
+          <w:bCs/>
+          <w:i/>
+          <w:sz w:val="24"/>
+          <w:szCs w:val="24"/>
+        </w:rPr>
       </w:pPr>
     </w:p>
     <w:p>
       <w:pPr>
         <w:pStyle w:val="BodyText"/>
+        <w:rPr>
+          <w:b/>
+          <w:bCs/>
+          <w:i/>
+          <w:sz w:val="24"/>
+          <w:szCs w:val="24"/>
+        </w:rPr>
       </w:pPr>
     </w:p>
     <w:p>
@@ -9548,8 +9517,6 @@
       <w:r>
         <w:t>Table 4. Modelling assumptions and how each is represented in the model.</w:t>
       </w:r>
-      <w:r/>
-      <w:r/>
       <m:oMath>
         <m:nary>
           <m:naryPr>
@@ -9661,7 +9628,6 @@
           </m:e>
         </m:d>
       </m:oMath>
-      <w:r/>
     </w:p>
     <w:tbl>
       <w:tblPr>
@@ -12549,15 +12515,7 @@
         </m:d>
       </m:oMath>
       <w:r>
-        <w:t xml:space="preserve"> is the set of feasible </w:t>
-      </w:r>
-      <w:proofErr w:type="gramStart"/>
-      <w:r>
-        <w:t>moves.</w:t>
-      </w:r>
-      <w:proofErr w:type="gramEnd"/>
-      <w:r>
-        <w:t xml:space="preserve"> The minimising move, written </w:t>
+        <w:t xml:space="preserve"> is the set of feasible moves. The minimising move, written </w:t>
       </w:r>
       <m:oMath>
         <m:sSub>
@@ -13645,7 +13603,6 @@
           </m:e>
         </m:d>
       </m:oMath>
-      <w:r/>
     </w:p>
     <w:tbl>
       <w:tblPr>
@@ -15644,7 +15601,15 @@
       </w:r>
       <w:proofErr w:type="gramEnd"/>
       <w:r>
-        <w:t xml:space="preserve"> once charge can be carried between days.</w:t>
+        <w:t xml:space="preserve"> once charge can be </w:t>
+      </w:r>
+      <w:proofErr w:type="gramStart"/>
+      <w:r>
+        <w:t>carried</w:t>
+      </w:r>
+      <w:proofErr w:type="gramEnd"/>
+      <w:r>
+        <w:t xml:space="preserve"> between days.</w:t>
       </w:r>
     </w:p>
     <w:p>
@@ -15711,6 +15676,7 @@
         <w:pStyle w:val="TableCaption"/>
       </w:pPr>
       <w:r>
+        <w:lastRenderedPageBreak/>
         <w:t>Table 8. DP saving vs no battery (%) per day. Only the heavy-load day (10 Sep) benefits strongly from a battery larger than 2 kWh.</w:t>
       </w:r>
     </w:p>
@@ -16342,7 +16308,7 @@
         </w:rPr>
         <w:lastRenderedPageBreak/>
         <w:drawing>
-          <wp:inline distT="0" distB="0" distL="0" distR="0" wp14:anchorId="1CE48CBF" wp14:editId="6D48822B">
+          <wp:inline distT="0" distB="0" distL="0" distR="0" wp14:anchorId="1CE48CBF" wp14:editId="4DD4E4E7">
             <wp:extent cx="3928533" cy="2245057"/>
             <wp:effectExtent l="0" t="0" r="0" b="0"/>
             <wp:docPr id="1" name="Picture 1"/>
@@ -18180,7 +18146,7 @@
           <w:noProof/>
         </w:rPr>
         <w:drawing>
-          <wp:anchor distT="0" distB="0" distL="114300" distR="114300" simplePos="0" relativeHeight="251659264" behindDoc="0" locked="0" layoutInCell="1" allowOverlap="1" wp14:anchorId="2FDD8541" wp14:editId="2EAD30FF">
+          <wp:anchor distT="0" distB="0" distL="114300" distR="114300" simplePos="0" relativeHeight="251658752" behindDoc="0" locked="0" layoutInCell="1" allowOverlap="1" wp14:anchorId="2FDD8541" wp14:editId="6EB917D9">
             <wp:simplePos x="0" y="0"/>
             <wp:positionH relativeFrom="column">
               <wp:posOffset>244845</wp:posOffset>
@@ -18264,6 +18230,7 @@
         </w:rPr>
       </w:pPr>
       <w:r>
+        <w:lastRenderedPageBreak/>
         <w:t xml:space="preserve">The last column of Table 10 gives a second, practical result. When the five days are solved </w:t>
       </w:r>
       <w:r>
@@ -19102,15 +19069,7 @@
         <w:t>Bigger budget for longer problems:</w:t>
       </w:r>
       <w:r>
-        <w:t xml:space="preserve"> </w:t>
-      </w:r>
-      <w:proofErr w:type="gramStart"/>
-      <w:r>
-        <w:t>give</w:t>
-      </w:r>
-      <w:proofErr w:type="gramEnd"/>
-      <w:r>
-        <w:t xml:space="preserve"> the GA a larger population and more generations when the schedule covers more days, so it has enough search power to keep up.</w:t>
+        <w:t xml:space="preserve"> give the GA a larger population and more generations when the schedule covers more days, so it has enough search power to keep up.</w:t>
       </w:r>
     </w:p>
     <w:p>
@@ -20116,7 +20075,7 @@
 </file>
 
 <file path=word/endnotes.xml><?xml version="1.0" encoding="utf-8"?>
-<w:endnotes xmlns:wpc="http://schemas.microsoft.com/office/word/2010/wordprocessingCanvas" xmlns:cx="http://schemas.microsoft.com/office/drawing/2014/chartex" xmlns:cx1="http://schemas.microsoft.com/office/drawing/2015/9/8/chartex" xmlns:cx2="http://schemas.microsoft.com/office/drawing/2015/10/21/chartex" xmlns:cx3="http://schemas.microsoft.com/office/drawing/2016/5/9/chartex" xmlns:cx4="http://schemas.microsoft.com/office/drawing/2016/5/10/chartex" xmlns:cx5="http://schemas.microsoft.com/office/drawing/2016/5/11/chartex" xmlns:cx6="http://schemas.microsoft.com/office/drawing/2016/5/12/chartex" xmlns:cx7="http://schemas.microsoft.com/office/drawing/2016/5/13/chartex" xmlns:cx8="http://schemas.microsoft.com/office/drawing/2016/5/14/chartex" xmlns:mc="http://schemas.openxmlformats.org/markup-compatibility/2006" xmlns:aink="http://schemas.microsoft.com/office/drawing/2016/ink" xmlns:am3d="http://schemas.microsoft.com/office/drawing/2017/model3d" xmlns:o="urn:schemas-microsoft-com:office:office" xmlns:r="http://schemas.openxmlformats.org/officeDocument/2006/relationships" xmlns:m="http://schemas.openxmlformats.org/officeDocument/2006/math" xmlns:v="urn:schemas-microsoft-com:vml" xmlns:wp14="http://schemas.microsoft.com/office/word/2010/wordprocessingDrawing" xmlns:wp="http://schemas.openxmlformats.org/drawingml/2006/wordprocessingDrawing" xmlns:w10="urn:schemas-microsoft-com:office:word" xmlns:w="http://schemas.openxmlformats.org/wordprocessingml/2006/main" xmlns:w14="http://schemas.microsoft.com/office/word/2010/wordml" xmlns:w15="http://schemas.microsoft.com/office/word/2012/wordml" xmlns:w16cex="http://schemas.microsoft.com/office/word/2018/wordml/cex" xmlns:w16cid="http://schemas.microsoft.com/office/word/2016/wordml/cid" xmlns:w16="http://schemas.microsoft.com/office/word/2018/wordml" xmlns:w16sdtdh="http://schemas.microsoft.com/office/word/2020/wordml/sdtdatahash" xmlns:w16se="http://schemas.microsoft.com/office/word/2015/wordml/symex" xmlns:wpg="http://schemas.microsoft.com/office/word/2010/wordprocessingGroup" xmlns:wpi="http://schemas.microsoft.com/office/word/2010/wordprocessingInk" xmlns:wne="http://schemas.microsoft.com/office/word/2006/wordml" xmlns:wps="http://schemas.microsoft.com/office/word/2010/wordprocessingShape" mc:Ignorable="w14 w15 w16se w16cid w16 w16cex w16sdtdh wp14">
+<w:endnotes xmlns:wpc="http://schemas.microsoft.com/office/word/2010/wordprocessingCanvas" xmlns:cx="http://schemas.microsoft.com/office/drawing/2014/chartex" xmlns:cx1="http://schemas.microsoft.com/office/drawing/2015/9/8/chartex" xmlns:cx2="http://schemas.microsoft.com/office/drawing/2015/10/21/chartex" xmlns:cx3="http://schemas.microsoft.com/office/drawing/2016/5/9/chartex" xmlns:cx4="http://schemas.microsoft.com/office/drawing/2016/5/10/chartex" xmlns:cx5="http://schemas.microsoft.com/office/drawing/2016/5/11/chartex" xmlns:cx6="http://schemas.microsoft.com/office/drawing/2016/5/12/chartex" xmlns:cx7="http://schemas.microsoft.com/office/drawing/2016/5/13/chartex" xmlns:cx8="http://schemas.microsoft.com/office/drawing/2016/5/14/chartex" xmlns:mc="http://schemas.openxmlformats.org/markup-compatibility/2006" xmlns:aink="http://schemas.microsoft.com/office/drawing/2016/ink" xmlns:am3d="http://schemas.microsoft.com/office/drawing/2017/model3d" xmlns:o="urn:schemas-microsoft-com:office:office" xmlns:oel="http://schemas.microsoft.com/office/2019/extlst" xmlns:r="http://schemas.openxmlformats.org/officeDocument/2006/relationships" xmlns:m="http://schemas.openxmlformats.org/officeDocument/2006/math" xmlns:v="urn:schemas-microsoft-com:vml" xmlns:wp14="http://schemas.microsoft.com/office/word/2010/wordprocessingDrawing" xmlns:wp="http://schemas.openxmlformats.org/drawingml/2006/wordprocessingDrawing" xmlns:w10="urn:schemas-microsoft-com:office:word" xmlns:w="http://schemas.openxmlformats.org/wordprocessingml/2006/main" xmlns:w14="http://schemas.microsoft.com/office/word/2010/wordml" xmlns:w15="http://schemas.microsoft.com/office/word/2012/wordml" xmlns:w16cex="http://schemas.microsoft.com/office/word/2018/wordml/cex" xmlns:w16cid="http://schemas.microsoft.com/office/word/2016/wordml/cid" xmlns:w16="http://schemas.microsoft.com/office/word/2018/wordml" xmlns:w16du="http://schemas.microsoft.com/office/word/2023/wordml/word16du" xmlns:w16sdtdh="http://schemas.microsoft.com/office/word/2020/wordml/sdtdatahash" xmlns:w16sdtfl="http://schemas.microsoft.com/office/word/2024/wordml/sdtformatlock" xmlns:w16se="http://schemas.microsoft.com/office/word/2015/wordml/symex" xmlns:wpg="http://schemas.microsoft.com/office/word/2010/wordprocessingGroup" xmlns:wpi="http://schemas.microsoft.com/office/word/2010/wordprocessingInk" xmlns:wne="http://schemas.microsoft.com/office/word/2006/wordml" xmlns:wps="http://schemas.microsoft.com/office/word/2010/wordprocessingShape" mc:Ignorable="w14 w15 w16se w16cid w16 w16cex w16sdtdh w16sdtfl w16du wp14">
   <w:endnote w:type="separator" w:id="-1">
     <w:p>
       <w:pPr>
@@ -20141,7 +20100,7 @@
 </file>
 
 <file path=word/footnotes.xml><?xml version="1.0" encoding="utf-8"?>
-<w:footnotes xmlns:wpc="http://schemas.microsoft.com/office/word/2010/wordprocessingCanvas" xmlns:cx="http://schemas.microsoft.com/office/drawing/2014/chartex" xmlns:cx1="http://schemas.microsoft.com/office/drawing/2015/9/8/chartex" xmlns:cx2="http://schemas.microsoft.com/office/drawing/2015/10/21/chartex" xmlns:cx3="http://schemas.microsoft.com/office/drawing/2016/5/9/chartex" xmlns:cx4="http://schemas.microsoft.com/office/drawing/2016/5/10/chartex" xmlns:cx5="http://schemas.microsoft.com/office/drawing/2016/5/11/chartex" xmlns:cx6="http://schemas.microsoft.com/office/drawing/2016/5/12/chartex" xmlns:cx7="http://schemas.microsoft.com/office/drawing/2016/5/13/chartex" xmlns:cx8="http://schemas.microsoft.com/office/drawing/2016/5/14/chartex" xmlns:mc="http://schemas.openxmlformats.org/markup-compatibility/2006" xmlns:aink="http://schemas.microsoft.com/office/drawing/2016/ink" xmlns:am3d="http://schemas.microsoft.com/office/drawing/2017/model3d" xmlns:o="urn:schemas-microsoft-com:office:office" xmlns:r="http://schemas.openxmlformats.org/officeDocument/2006/relationships" xmlns:m="http://schemas.openxmlformats.org/officeDocument/2006/math" xmlns:v="urn:schemas-microsoft-com:vml" xmlns:wp14="http://schemas.microsoft.com/office/word/2010/wordprocessingDrawing" xmlns:wp="http://schemas.openxmlformats.org/drawingml/2006/wordprocessingDrawing" xmlns:w10="urn:schemas-microsoft-com:office:word" xmlns:w="http://schemas.openxmlformats.org/wordprocessingml/2006/main" xmlns:w14="http://schemas.microsoft.com/office/word/2010/wordml" xmlns:w15="http://schemas.microsoft.com/office/word/2012/wordml" xmlns:w16cex="http://schemas.microsoft.com/office/word/2018/wordml/cex" xmlns:w16cid="http://schemas.microsoft.com/office/word/2016/wordml/cid" xmlns:w16="http://schemas.microsoft.com/office/word/2018/wordml" xmlns:w16sdtdh="http://schemas.microsoft.com/office/word/2020/wordml/sdtdatahash" xmlns:w16se="http://schemas.microsoft.com/office/word/2015/wordml/symex" xmlns:wpg="http://schemas.microsoft.com/office/word/2010/wordprocessingGroup" xmlns:wpi="http://schemas.microsoft.com/office/word/2010/wordprocessingInk" xmlns:wne="http://schemas.microsoft.com/office/word/2006/wordml" xmlns:wps="http://schemas.microsoft.com/office/word/2010/wordprocessingShape" mc:Ignorable="w14 w15 w16se w16cid w16 w16cex w16sdtdh wp14">
+<w:footnotes xmlns:wpc="http://schemas.microsoft.com/office/word/2010/wordprocessingCanvas" xmlns:cx="http://schemas.microsoft.com/office/drawing/2014/chartex" xmlns:cx1="http://schemas.microsoft.com/office/drawing/2015/9/8/chartex" xmlns:cx2="http://schemas.microsoft.com/office/drawing/2015/10/21/chartex" xmlns:cx3="http://schemas.microsoft.com/office/drawing/2016/5/9/chartex" xmlns:cx4="http://schemas.microsoft.com/office/drawing/2016/5/10/chartex" xmlns:cx5="http://schemas.microsoft.com/office/drawing/2016/5/11/chartex" xmlns:cx6="http://schemas.microsoft.com/office/drawing/2016/5/12/chartex" xmlns:cx7="http://schemas.microsoft.com/office/drawing/2016/5/13/chartex" xmlns:cx8="http://schemas.microsoft.com/office/drawing/2016/5/14/chartex" xmlns:mc="http://schemas.openxmlformats.org/markup-compatibility/2006" xmlns:aink="http://schemas.microsoft.com/office/drawing/2016/ink" xmlns:am3d="http://schemas.microsoft.com/office/drawing/2017/model3d" xmlns:o="urn:schemas-microsoft-com:office:office" xmlns:oel="http://schemas.microsoft.com/office/2019/extlst" xmlns:r="http://schemas.openxmlformats.org/officeDocument/2006/relationships" xmlns:m="http://schemas.openxmlformats.org/officeDocument/2006/math" xmlns:v="urn:schemas-microsoft-com:vml" xmlns:wp14="http://schemas.microsoft.com/office/word/2010/wordprocessingDrawing" xmlns:wp="http://schemas.openxmlformats.org/drawingml/2006/wordprocessingDrawing" xmlns:w10="urn:schemas-microsoft-com:office:word" xmlns:w="http://schemas.openxmlformats.org/wordprocessingml/2006/main" xmlns:w14="http://schemas.microsoft.com/office/word/2010/wordml" xmlns:w15="http://schemas.microsoft.com/office/word/2012/wordml" xmlns:w16cex="http://schemas.microsoft.com/office/word/2018/wordml/cex" xmlns:w16cid="http://schemas.microsoft.com/office/word/2016/wordml/cid" xmlns:w16="http://schemas.microsoft.com/office/word/2018/wordml" xmlns:w16du="http://schemas.microsoft.com/office/word/2023/wordml/word16du" xmlns:w16sdtdh="http://schemas.microsoft.com/office/word/2020/wordml/sdtdatahash" xmlns:w16sdtfl="http://schemas.microsoft.com/office/word/2024/wordml/sdtformatlock" xmlns:w16se="http://schemas.microsoft.com/office/word/2015/wordml/symex" xmlns:wpg="http://schemas.microsoft.com/office/word/2010/wordprocessingGroup" xmlns:wpi="http://schemas.microsoft.com/office/word/2010/wordprocessingInk" xmlns:wne="http://schemas.microsoft.com/office/word/2006/wordml" xmlns:wps="http://schemas.microsoft.com/office/word/2010/wordprocessingShape" mc:Ignorable="w14 w15 w16se w16cid w16 w16cex w16sdtdh w16sdtfl w16du wp14">
   <w:footnote w:type="separator" w:id="-1">
     <w:p>
       <w:r>
@@ -20160,7 +20119,7 @@
 </file>
 
 <file path=word/numbering.xml><?xml version="1.0" encoding="utf-8"?>
-<w:numbering xmlns:wpc="http://schemas.microsoft.com/office/word/2010/wordprocessingCanvas" xmlns:cx="http://schemas.microsoft.com/office/drawing/2014/chartex" xmlns:cx1="http://schemas.microsoft.com/office/drawing/2015/9/8/chartex" xmlns:cx2="http://schemas.microsoft.com/office/drawing/2015/10/21/chartex" xmlns:cx3="http://schemas.microsoft.com/office/drawing/2016/5/9/chartex" xmlns:cx4="http://schemas.microsoft.com/office/drawing/2016/5/10/chartex" xmlns:cx5="http://schemas.microsoft.com/office/drawing/2016/5/11/chartex" xmlns:cx6="http://schemas.microsoft.com/office/drawing/2016/5/12/chartex" xmlns:cx7="http://schemas.microsoft.com/office/drawing/2016/5/13/chartex" xmlns:cx8="http://schemas.microsoft.com/office/drawing/2016/5/14/chartex" xmlns:mc="http://schemas.openxmlformats.org/markup-compatibility/2006" xmlns:aink="http://schemas.microsoft.com/office/drawing/2016/ink" xmlns:am3d="http://schemas.microsoft.com/office/drawing/2017/model3d" xmlns:o="urn:schemas-microsoft-com:office:office" xmlns:r="http://schemas.openxmlformats.org/officeDocument/2006/relationships" xmlns:m="http://schemas.openxmlformats.org/officeDocument/2006/math" xmlns:v="urn:schemas-microsoft-com:vml" xmlns:wp14="http://schemas.microsoft.com/office/word/2010/wordprocessingDrawing" xmlns:wp="http://schemas.openxmlformats.org/drawingml/2006/wordprocessingDrawing" xmlns:w10="urn:schemas-microsoft-com:office:word" xmlns:w="http://schemas.openxmlformats.org/wordprocessingml/2006/main" xmlns:w14="http://schemas.microsoft.com/office/word/2010/wordml" xmlns:w15="http://schemas.microsoft.com/office/word/2012/wordml" xmlns:w16cex="http://schemas.microsoft.com/office/word/2018/wordml/cex" xmlns:w16cid="http://schemas.microsoft.com/office/word/2016/wordml/cid" xmlns:w16="http://schemas.microsoft.com/office/word/2018/wordml" xmlns:w16sdtdh="http://schemas.microsoft.com/office/word/2020/wordml/sdtdatahash" xmlns:w16se="http://schemas.microsoft.com/office/word/2015/wordml/symex" xmlns:wpg="http://schemas.microsoft.com/office/word/2010/wordprocessingGroup" xmlns:wpi="http://schemas.microsoft.com/office/word/2010/wordprocessingInk" xmlns:wne="http://schemas.microsoft.com/office/word/2006/wordml" xmlns:wps="http://schemas.microsoft.com/office/word/2010/wordprocessingShape" mc:Ignorable="w14 w15 w16se w16cid w16 w16cex w16sdtdh wp14">
+<w:numbering xmlns:wpc="http://schemas.microsoft.com/office/word/2010/wordprocessingCanvas" xmlns:cx="http://schemas.microsoft.com/office/drawing/2014/chartex" xmlns:cx1="http://schemas.microsoft.com/office/drawing/2015/9/8/chartex" xmlns:cx2="http://schemas.microsoft.com/office/drawing/2015/10/21/chartex" xmlns:cx3="http://schemas.microsoft.com/office/drawing/2016/5/9/chartex" xmlns:cx4="http://schemas.microsoft.com/office/drawing/2016/5/10/chartex" xmlns:cx5="http://schemas.microsoft.com/office/drawing/2016/5/11/chartex" xmlns:cx6="http://schemas.microsoft.com/office/drawing/2016/5/12/chartex" xmlns:cx7="http://schemas.microsoft.com/office/drawing/2016/5/13/chartex" xmlns:cx8="http://schemas.microsoft.com/office/drawing/2016/5/14/chartex" xmlns:mc="http://schemas.openxmlformats.org/markup-compatibility/2006" xmlns:aink="http://schemas.microsoft.com/office/drawing/2016/ink" xmlns:am3d="http://schemas.microsoft.com/office/drawing/2017/model3d" xmlns:o="urn:schemas-microsoft-com:office:office" xmlns:oel="http://schemas.microsoft.com/office/2019/extlst" xmlns:r="http://schemas.openxmlformats.org/officeDocument/2006/relationships" xmlns:m="http://schemas.openxmlformats.org/officeDocument/2006/math" xmlns:v="urn:schemas-microsoft-com:vml" xmlns:wp14="http://schemas.microsoft.com/office/word/2010/wordprocessingDrawing" xmlns:wp="http://schemas.openxmlformats.org/drawingml/2006/wordprocessingDrawing" xmlns:w10="urn:schemas-microsoft-com:office:word" xmlns:w="http://schemas.openxmlformats.org/wordprocessingml/2006/main" xmlns:w14="http://schemas.microsoft.com/office/word/2010/wordml" xmlns:w15="http://schemas.microsoft.com/office/word/2012/wordml" xmlns:w16cex="http://schemas.microsoft.com/office/word/2018/wordml/cex" xmlns:w16cid="http://schemas.microsoft.com/office/word/2016/wordml/cid" xmlns:w16="http://schemas.microsoft.com/office/word/2018/wordml" xmlns:w16du="http://schemas.microsoft.com/office/word/2023/wordml/word16du" xmlns:w16sdtdh="http://schemas.microsoft.com/office/word/2020/wordml/sdtdatahash" xmlns:w16sdtfl="http://schemas.microsoft.com/office/word/2024/wordml/sdtformatlock" xmlns:w16se="http://schemas.microsoft.com/office/word/2015/wordml/symex" xmlns:wpg="http://schemas.microsoft.com/office/word/2010/wordprocessingGroup" xmlns:wpi="http://schemas.microsoft.com/office/word/2010/wordprocessingInk" xmlns:wne="http://schemas.microsoft.com/office/word/2006/wordml" xmlns:wps="http://schemas.microsoft.com/office/word/2010/wordprocessingShape" mc:Ignorable="w14 w15 w16se w16cid w16 w16cex w16sdtdh w16sdtfl w16du wp14">
   <w:abstractNum w:abstractNumId="0" w15:restartNumberingAfterBreak="0">
     <w:nsid w:val="0000A990"/>
     <w:multiLevelType w:val="multilevel"/>
@@ -20740,10 +20699,10 @@
       </w:rPr>
     </w:lvl>
   </w:abstractNum>
-  <w:num w:numId="1">
+  <w:num w:numId="1" w16cid:durableId="563151047">
     <w:abstractNumId w:val="0"/>
   </w:num>
-  <w:num w:numId="2">
+  <w:num w:numId="2" w16cid:durableId="1862084848">
     <w:abstractNumId w:val="2"/>
     <w:lvlOverride w:ilvl="0">
       <w:startOverride w:val="1"/>
@@ -20773,7 +20732,7 @@
       <w:startOverride w:val="1"/>
     </w:lvlOverride>
   </w:num>
-  <w:num w:numId="3">
+  <w:num w:numId="3" w16cid:durableId="1327593124">
     <w:abstractNumId w:val="2"/>
     <w:lvlOverride w:ilvl="0">
       <w:startOverride w:val="1"/>
@@ -20803,13 +20762,13 @@
       <w:startOverride w:val="1"/>
     </w:lvlOverride>
   </w:num>
-  <w:num w:numId="4">
+  <w:num w:numId="4" w16cid:durableId="935333684">
     <w:abstractNumId w:val="1"/>
   </w:num>
-  <w:num w:numId="5">
+  <w:num w:numId="5" w16cid:durableId="2098821199">
     <w:abstractNumId w:val="1"/>
   </w:num>
-  <w:num w:numId="6">
+  <w:num w:numId="6" w16cid:durableId="1393429164">
     <w:abstractNumId w:val="2"/>
     <w:lvlOverride w:ilvl="0">
       <w:startOverride w:val="1"/>
@@ -20839,13 +20798,13 @@
       <w:startOverride w:val="1"/>
     </w:lvlOverride>
   </w:num>
-  <w:num w:numId="7">
+  <w:num w:numId="7" w16cid:durableId="1496846991">
     <w:abstractNumId w:val="1"/>
   </w:num>
-  <w:num w:numId="8">
+  <w:num w:numId="8" w16cid:durableId="1889032250">
     <w:abstractNumId w:val="1"/>
   </w:num>
-  <w:num w:numId="9">
+  <w:num w:numId="9" w16cid:durableId="351877491">
     <w:abstractNumId w:val="2"/>
     <w:lvlOverride w:ilvl="0">
       <w:startOverride w:val="1"/>
@@ -20875,20 +20834,20 @@
       <w:startOverride w:val="1"/>
     </w:lvlOverride>
   </w:num>
-  <w:num w:numId="10">
+  <w:num w:numId="10" w16cid:durableId="1820225019">
     <w:abstractNumId w:val="4"/>
   </w:num>
-  <w:num w:numId="11">
+  <w:num w:numId="11" w16cid:durableId="389573666">
     <w:abstractNumId w:val="5"/>
   </w:num>
-  <w:num w:numId="12">
+  <w:num w:numId="12" w16cid:durableId="1832060967">
     <w:abstractNumId w:val="3"/>
   </w:num>
 </w:numbering>
 </file>
 
 <file path=word/styles.xml><?xml version="1.0" encoding="utf-8"?>
-<w:styles xmlns:mc="http://schemas.openxmlformats.org/markup-compatibility/2006" xmlns:r="http://schemas.openxmlformats.org/officeDocument/2006/relationships" xmlns:w="http://schemas.openxmlformats.org/wordprocessingml/2006/main" xmlns:w14="http://schemas.microsoft.com/office/word/2010/wordml" xmlns:w15="http://schemas.microsoft.com/office/word/2012/wordml" xmlns:w16cex="http://schemas.microsoft.com/office/word/2018/wordml/cex" xmlns:w16cid="http://schemas.microsoft.com/office/word/2016/wordml/cid" xmlns:w16="http://schemas.microsoft.com/office/word/2018/wordml" xmlns:w16sdtdh="http://schemas.microsoft.com/office/word/2020/wordml/sdtdatahash" xmlns:w16se="http://schemas.microsoft.com/office/word/2015/wordml/symex" mc:Ignorable="w14 w15 w16se w16cid w16 w16cex w16sdtdh">
+<w:styles xmlns:mc="http://schemas.openxmlformats.org/markup-compatibility/2006" xmlns:r="http://schemas.openxmlformats.org/officeDocument/2006/relationships" xmlns:w="http://schemas.openxmlformats.org/wordprocessingml/2006/main" xmlns:w14="http://schemas.microsoft.com/office/word/2010/wordml" xmlns:w15="http://schemas.microsoft.com/office/word/2012/wordml" xmlns:w16cex="http://schemas.microsoft.com/office/word/2018/wordml/cex" xmlns:w16cid="http://schemas.microsoft.com/office/word/2016/wordml/cid" xmlns:w16="http://schemas.microsoft.com/office/word/2018/wordml" xmlns:w16du="http://schemas.microsoft.com/office/word/2023/wordml/word16du" xmlns:w16sdtdh="http://schemas.microsoft.com/office/word/2020/wordml/sdtdatahash" xmlns:w16sdtfl="http://schemas.microsoft.com/office/word/2024/wordml/sdtformatlock" xmlns:w16se="http://schemas.microsoft.com/office/word/2015/wordml/symex" mc:Ignorable="w14 w15 w16se w16cid w16 w16cex w16sdtdh w16sdtfl w16du">
   <w:docDefaults>
     <w:rPrDefault>
       <w:rPr>
